--- a/MaturitniPrace.docx
+++ b/MaturitniPrace.docx
@@ -4,6 +4,9 @@
   <w:body>
     <w:p>
       <w:r>
+        <w:rPr>
+          <w:noProof/>
+        </w:rPr>
         <mc:AlternateContent>
           <mc:Choice Requires="wps">
             <w:drawing>
@@ -111,6 +114,9 @@
         </mc:AlternateContent>
       </w:r>
       <w:r>
+        <w:rPr>
+          <w:noProof/>
+        </w:rPr>
         <mc:AlternateContent>
           <mc:Choice Requires="wps">
             <w:drawing>
@@ -310,6 +316,9 @@
         </mc:AlternateContent>
       </w:r>
       <w:r>
+        <w:rPr>
+          <w:noProof/>
+        </w:rPr>
         <mc:AlternateContent>
           <mc:Choice Requires="wps">
             <w:drawing>
@@ -929,6 +938,9 @@
         </w:sectPr>
       </w:pPr>
       <w:r>
+        <w:rPr>
+          <w:noProof/>
+        </w:rPr>
         <w:drawing>
           <wp:anchor distT="0" distB="0" distL="114300" distR="114300" simplePos="0" relativeHeight="251664384" behindDoc="0" locked="0" layoutInCell="1" allowOverlap="1" wp14:anchorId="33AB0BA7" wp14:editId="43EAE221">
             <wp:simplePos x="0" y="0"/>
@@ -1047,7 +1059,7 @@
           <w:rPr>
             <w:noProof/>
           </w:rPr>
-          <w:t>25.11.2025</w:t>
+          <w:t>19.02.2026</w:t>
         </w:r>
       </w:fldSimple>
       <w:r>
@@ -3353,6 +3365,10 @@
     <w:p>
       <w:pPr>
         <w:pStyle w:val="Nadpis1"/>
+        <w:numPr>
+          <w:ilvl w:val="0"/>
+          <w:numId w:val="3"/>
+        </w:numPr>
       </w:pPr>
       <w:bookmarkStart w:id="3" w:name="_Toc214612988"/>
       <w:r>
@@ -3690,6 +3706,9 @@
         <w:ind w:firstLine="0"/>
       </w:pPr>
       <w:r>
+        <w:rPr>
+          <w:noProof/>
+        </w:rPr>
         <mc:AlternateContent>
           <mc:Choice Requires="wps">
             <w:drawing>
@@ -3747,24 +3766,14 @@
                             <w:r>
                               <w:t xml:space="preserve">Obrázek </w:t>
                             </w:r>
-                            <w:r>
-                              <w:fldChar w:fldCharType="begin"/>
-                            </w:r>
-                            <w:r>
-                              <w:instrText xml:space="preserve"> SEQ Obrázek \* ARABIC </w:instrText>
-                            </w:r>
-                            <w:r>
-                              <w:fldChar w:fldCharType="separate"/>
-                            </w:r>
-                            <w:r>
-                              <w:rPr>
-                                <w:noProof/>
-                              </w:rPr>
-                              <w:t>1</w:t>
-                            </w:r>
-                            <w:r>
-                              <w:fldChar w:fldCharType="end"/>
-                            </w:r>
+                            <w:fldSimple w:instr=" SEQ Obrázek \* ARABIC ">
+                              <w:r>
+                                <w:rPr>
+                                  <w:noProof/>
+                                </w:rPr>
+                                <w:t>1</w:t>
+                              </w:r>
+                            </w:fldSimple>
                             <w:r>
                               <w:t xml:space="preserve"> Diagram procesoru</w:t>
                             </w:r>
@@ -3802,24 +3811,14 @@
                       <w:r>
                         <w:t xml:space="preserve">Obrázek </w:t>
                       </w:r>
-                      <w:r>
-                        <w:fldChar w:fldCharType="begin"/>
-                      </w:r>
-                      <w:r>
-                        <w:instrText xml:space="preserve"> SEQ Obrázek \* ARABIC </w:instrText>
-                      </w:r>
-                      <w:r>
-                        <w:fldChar w:fldCharType="separate"/>
-                      </w:r>
-                      <w:r>
-                        <w:rPr>
-                          <w:noProof/>
-                        </w:rPr>
-                        <w:t>1</w:t>
-                      </w:r>
-                      <w:r>
-                        <w:fldChar w:fldCharType="end"/>
-                      </w:r>
+                      <w:fldSimple w:instr=" SEQ Obrázek \* ARABIC ">
+                        <w:r>
+                          <w:rPr>
+                            <w:noProof/>
+                          </w:rPr>
+                          <w:t>1</w:t>
+                        </w:r>
+                      </w:fldSimple>
                       <w:r>
                         <w:t xml:space="preserve"> Diagram procesoru</w:t>
                       </w:r>
@@ -3835,6 +3834,9 @@
         </mc:AlternateContent>
       </w:r>
       <w:r>
+        <w:rPr>
+          <w:noProof/>
+        </w:rPr>
         <w:drawing>
           <wp:anchor distT="0" distB="0" distL="114300" distR="114300" simplePos="0" relativeHeight="251666432" behindDoc="1" locked="0" layoutInCell="1" allowOverlap="1" wp14:anchorId="5BBFA2EF" wp14:editId="31792598">
             <wp:simplePos x="0" y="0"/>
@@ -4548,24 +4550,14 @@
                             <w:r>
                               <w:t xml:space="preserve">Obrázek </w:t>
                             </w:r>
-                            <w:r>
-                              <w:fldChar w:fldCharType="begin"/>
-                            </w:r>
-                            <w:r>
-                              <w:instrText xml:space="preserve"> SEQ Obrázek \* ARABIC </w:instrText>
-                            </w:r>
-                            <w:r>
-                              <w:fldChar w:fldCharType="separate"/>
-                            </w:r>
-                            <w:r>
-                              <w:rPr>
-                                <w:noProof/>
-                              </w:rPr>
-                              <w:t>2</w:t>
-                            </w:r>
-                            <w:r>
-                              <w:fldChar w:fldCharType="end"/>
-                            </w:r>
+                            <w:fldSimple w:instr=" SEQ Obrázek \* ARABIC ">
+                              <w:r>
+                                <w:rPr>
+                                  <w:noProof/>
+                                </w:rPr>
+                                <w:t>2</w:t>
+                              </w:r>
+                            </w:fldSimple>
                             <w:r>
                               <w:t xml:space="preserve"> paměťový prostor</w:t>
                             </w:r>
@@ -4600,24 +4592,14 @@
                       <w:r>
                         <w:t xml:space="preserve">Obrázek </w:t>
                       </w:r>
-                      <w:r>
-                        <w:fldChar w:fldCharType="begin"/>
-                      </w:r>
-                      <w:r>
-                        <w:instrText xml:space="preserve"> SEQ Obrázek \* ARABIC </w:instrText>
-                      </w:r>
-                      <w:r>
-                        <w:fldChar w:fldCharType="separate"/>
-                      </w:r>
-                      <w:r>
-                        <w:rPr>
-                          <w:noProof/>
-                        </w:rPr>
-                        <w:t>2</w:t>
-                      </w:r>
-                      <w:r>
-                        <w:fldChar w:fldCharType="end"/>
-                      </w:r>
+                      <w:fldSimple w:instr=" SEQ Obrázek \* ARABIC ">
+                        <w:r>
+                          <w:rPr>
+                            <w:noProof/>
+                          </w:rPr>
+                          <w:t>2</w:t>
+                        </w:r>
+                      </w:fldSimple>
                       <w:r>
                         <w:t xml:space="preserve"> paměťový prostor</w:t>
                       </w:r>
@@ -4632,6 +4614,7 @@
       </w:r>
       <w:r>
         <w:rPr>
+          <w:noProof/>
           <w:color w:val="EE0000"/>
         </w:rPr>
         <w:drawing>
@@ -5430,12 +5413,534 @@
     </w:p>
     <w:p>
       <w:pPr>
+        <w:pStyle w:val="Odstavecseseznamem"/>
+        <w:keepNext/>
+        <w:keepLines/>
+        <w:pageBreakBefore/>
+        <w:numPr>
+          <w:ilvl w:val="0"/>
+          <w:numId w:val="21"/>
+        </w:numPr>
+        <w:spacing w:line="360" w:lineRule="auto"/>
+        <w:contextualSpacing w:val="0"/>
+        <w:outlineLvl w:val="0"/>
+        <w:rPr>
+          <w:rFonts w:asciiTheme="majorHAnsi" w:eastAsiaTheme="majorEastAsia" w:hAnsiTheme="majorHAnsi" w:cstheme="majorBidi"/>
+          <w:vanish/>
+          <w:sz w:val="40"/>
+          <w:szCs w:val="32"/>
+        </w:rPr>
+      </w:pPr>
+    </w:p>
+    <w:p>
+      <w:pPr>
+        <w:pStyle w:val="Odstavecseseznamem"/>
+        <w:keepNext/>
+        <w:keepLines/>
+        <w:numPr>
+          <w:ilvl w:val="1"/>
+          <w:numId w:val="21"/>
+        </w:numPr>
+        <w:spacing w:before="240" w:line="360" w:lineRule="auto"/>
+        <w:contextualSpacing w:val="0"/>
+        <w:outlineLvl w:val="1"/>
+        <w:rPr>
+          <w:rFonts w:asciiTheme="majorHAnsi" w:eastAsiaTheme="majorEastAsia" w:hAnsiTheme="majorHAnsi" w:cstheme="majorBidi"/>
+          <w:vanish/>
+          <w:sz w:val="34"/>
+          <w:szCs w:val="26"/>
+        </w:rPr>
+      </w:pPr>
+    </w:p>
+    <w:p>
+      <w:pPr>
+        <w:pStyle w:val="Odstavecseseznamem"/>
+        <w:keepNext/>
+        <w:keepLines/>
+        <w:numPr>
+          <w:ilvl w:val="1"/>
+          <w:numId w:val="21"/>
+        </w:numPr>
+        <w:spacing w:before="240" w:line="360" w:lineRule="auto"/>
+        <w:contextualSpacing w:val="0"/>
+        <w:outlineLvl w:val="1"/>
+        <w:rPr>
+          <w:rFonts w:asciiTheme="majorHAnsi" w:eastAsiaTheme="majorEastAsia" w:hAnsiTheme="majorHAnsi" w:cstheme="majorBidi"/>
+          <w:vanish/>
+          <w:sz w:val="34"/>
+          <w:szCs w:val="26"/>
+        </w:rPr>
+      </w:pPr>
+    </w:p>
+    <w:p>
+      <w:pPr>
+        <w:pStyle w:val="Nadpis3"/>
+        <w:numPr>
+          <w:ilvl w:val="2"/>
+          <w:numId w:val="3"/>
+        </w:numPr>
+      </w:pPr>
+      <w:r>
+        <w:t>Diagram nového procesoru</w:t>
+      </w:r>
+    </w:p>
+    <w:p>
+      <w:pPr>
+        <w:pStyle w:val="Nadpis1"/>
+        <w:numPr>
+          <w:ilvl w:val="0"/>
+          <w:numId w:val="40"/>
+        </w:numPr>
+      </w:pPr>
+      <w:r>
+        <w:lastRenderedPageBreak/>
+        <w:t>Implementace</w:t>
+      </w:r>
+    </w:p>
+    <w:p>
+      <w:pPr>
         <w:pStyle w:val="Nadpis2"/>
-      </w:pPr>
-      <w:r>
-        <w:lastRenderedPageBreak/>
-        <w:t>Diagram nového procesoru</w:t>
-      </w:r>
+        <w:numPr>
+          <w:ilvl w:val="1"/>
+          <w:numId w:val="40"/>
+        </w:numPr>
+        <w:rPr>
+          <w:vanish/>
+        </w:rPr>
+      </w:pPr>
+      <w:r>
+        <w:t>Řízení periferií a přerušen</w:t>
+      </w:r>
+      <w:r>
+        <w:t>í</w:t>
+      </w:r>
+    </w:p>
+    <w:p>
+      <w:pPr>
+        <w:pStyle w:val="Odstavecseseznamem"/>
+        <w:keepNext/>
+        <w:keepLines/>
+        <w:spacing w:before="240" w:line="360" w:lineRule="auto"/>
+        <w:contextualSpacing w:val="0"/>
+        <w:outlineLvl w:val="1"/>
+      </w:pPr>
+    </w:p>
+    <w:p>
+      <w:pPr>
+        <w:pStyle w:val="Odstavecseseznamem"/>
+        <w:keepNext/>
+        <w:keepLines/>
+        <w:pageBreakBefore/>
+        <w:numPr>
+          <w:ilvl w:val="0"/>
+          <w:numId w:val="40"/>
+        </w:numPr>
+        <w:spacing w:line="360" w:lineRule="auto"/>
+        <w:contextualSpacing w:val="0"/>
+        <w:outlineLvl w:val="0"/>
+        <w:rPr>
+          <w:rFonts w:asciiTheme="majorHAnsi" w:eastAsiaTheme="majorEastAsia" w:hAnsiTheme="majorHAnsi" w:cstheme="majorBidi"/>
+          <w:vanish/>
+          <w:sz w:val="40"/>
+          <w:szCs w:val="32"/>
+        </w:rPr>
+      </w:pPr>
+    </w:p>
+    <w:p>
+      <w:pPr>
+        <w:pStyle w:val="Odstavecseseznamem"/>
+        <w:keepNext/>
+        <w:keepLines/>
+        <w:numPr>
+          <w:ilvl w:val="1"/>
+          <w:numId w:val="40"/>
+        </w:numPr>
+        <w:spacing w:before="240" w:line="360" w:lineRule="auto"/>
+        <w:contextualSpacing w:val="0"/>
+        <w:outlineLvl w:val="1"/>
+        <w:rPr>
+          <w:rFonts w:asciiTheme="majorHAnsi" w:eastAsiaTheme="majorEastAsia" w:hAnsiTheme="majorHAnsi" w:cstheme="majorBidi"/>
+          <w:vanish/>
+          <w:sz w:val="34"/>
+          <w:szCs w:val="26"/>
+        </w:rPr>
+      </w:pPr>
+    </w:p>
+    <w:p>
+      <w:pPr>
+        <w:pStyle w:val="Odstavecseseznamem"/>
+        <w:keepNext/>
+        <w:keepLines/>
+        <w:numPr>
+          <w:ilvl w:val="1"/>
+          <w:numId w:val="40"/>
+        </w:numPr>
+        <w:spacing w:before="240" w:line="360" w:lineRule="auto"/>
+        <w:contextualSpacing w:val="0"/>
+        <w:outlineLvl w:val="1"/>
+        <w:rPr>
+          <w:rFonts w:asciiTheme="majorHAnsi" w:eastAsiaTheme="majorEastAsia" w:hAnsiTheme="majorHAnsi" w:cstheme="majorBidi"/>
+          <w:vanish/>
+          <w:sz w:val="34"/>
+          <w:szCs w:val="26"/>
+        </w:rPr>
+      </w:pPr>
+    </w:p>
+    <w:p>
+      <w:pPr>
+        <w:pStyle w:val="Odstavecseseznamem"/>
+        <w:keepNext/>
+        <w:keepLines/>
+        <w:numPr>
+          <w:ilvl w:val="1"/>
+          <w:numId w:val="40"/>
+        </w:numPr>
+        <w:spacing w:before="240" w:line="360" w:lineRule="auto"/>
+        <w:contextualSpacing w:val="0"/>
+        <w:outlineLvl w:val="1"/>
+        <w:rPr>
+          <w:rFonts w:asciiTheme="majorHAnsi" w:eastAsiaTheme="majorEastAsia" w:hAnsiTheme="majorHAnsi" w:cstheme="majorBidi"/>
+          <w:vanish/>
+          <w:sz w:val="34"/>
+          <w:szCs w:val="26"/>
+        </w:rPr>
+      </w:pPr>
+    </w:p>
+    <w:p>
+      <w:pPr>
+        <w:pStyle w:val="Nadpis3"/>
+        <w:numPr>
+          <w:ilvl w:val="2"/>
+          <w:numId w:val="3"/>
+        </w:numPr>
+      </w:pPr>
+      <w:r>
+        <w:t>Řadič</w:t>
+      </w:r>
+    </w:p>
+    <w:p>
+      <w:pPr>
+        <w:ind w:left="708" w:firstLine="0"/>
+      </w:pPr>
+      <w:r>
+        <w:t>Většinu ovládání přerušení jsem naimplementoval do hlavního řadiče, ze kteréh</w:t>
+      </w:r>
+      <w:r>
+        <w:t>o</w:t>
+      </w:r>
+    </w:p>
+    <w:p>
+      <w:pPr>
+        <w:ind w:firstLine="0"/>
+      </w:pPr>
+      <w:r>
+        <w:t>jsem kvůli tomu musel udělat sekvenční obvod místo kombinačního. Hlavní 3 signály které ovládají přerušení jsou IRR</w:t>
+      </w:r>
+      <w:r>
+        <w:t xml:space="preserve"> </w:t>
+      </w:r>
+      <w:r>
+        <w:rPr>
+          <w:lang w:val="en-GB"/>
+        </w:rPr>
+        <w:t>(interrupt request register)</w:t>
+      </w:r>
+      <w:r>
+        <w:rPr>
+          <w:lang w:val="en-GB"/>
+        </w:rPr>
+        <w:t xml:space="preserve"> </w:t>
+      </w:r>
+      <w:r>
+        <w:t>IMR</w:t>
+      </w:r>
+      <w:r>
+        <w:t xml:space="preserve"> </w:t>
+      </w:r>
+      <w:r>
+        <w:rPr>
+          <w:lang w:val="en-GB"/>
+        </w:rPr>
+        <w:t xml:space="preserve">(interrupt </w:t>
+      </w:r>
+      <w:r>
+        <w:rPr>
+          <w:lang w:val="en-GB"/>
+        </w:rPr>
+        <w:t>mask</w:t>
+      </w:r>
+      <w:r>
+        <w:rPr>
+          <w:lang w:val="en-GB"/>
+        </w:rPr>
+        <w:t xml:space="preserve"> register)</w:t>
+      </w:r>
+      <w:r>
+        <w:rPr>
+          <w:lang w:val="en-GB"/>
+        </w:rPr>
+        <w:t xml:space="preserve">, IVR </w:t>
+      </w:r>
+      <w:r>
+        <w:t>(interrupt vector register)</w:t>
+      </w:r>
+      <w:r>
+        <w:rPr>
+          <w:lang w:val="en-GB"/>
+        </w:rPr>
+        <w:t xml:space="preserve"> </w:t>
+      </w:r>
+      <w:r>
+        <w:rPr>
+          <w:lang w:val="en-GB"/>
+        </w:rPr>
+        <w:t xml:space="preserve">a </w:t>
+      </w:r>
+      <w:r>
+        <w:t>ISR</w:t>
+      </w:r>
+      <w:r>
+        <w:t xml:space="preserve"> (In-servis registr). </w:t>
+      </w:r>
+    </w:p>
+    <w:p>
+      <w:pPr>
+        <w:ind w:firstLine="708"/>
+      </w:pPr>
+      <w:r>
+        <w:t>IRR</w:t>
+      </w:r>
+      <w:r>
+        <w:t xml:space="preserve"> je osmi</w:t>
+      </w:r>
+      <w:r>
+        <w:rPr>
+          <w:lang w:val="en-GB"/>
+        </w:rPr>
+        <w:t xml:space="preserve"> </w:t>
+      </w:r>
+      <w:r>
+        <w:t>bitový</w:t>
+      </w:r>
+      <w:r>
+        <w:t xml:space="preserve"> signál </w:t>
+      </w:r>
+      <w:r>
+        <w:t>v</w:t>
+      </w:r>
+      <w:r>
+        <w:t> kterém je</w:t>
+      </w:r>
+      <w:r>
+        <w:t xml:space="preserve"> namapováno odkud přišlo přerušení</w:t>
+      </w:r>
+      <w:r>
+        <w:t xml:space="preserve"> (řadiči</w:t>
+      </w:r>
+      <w:r>
+        <w:t xml:space="preserve"> ho</w:t>
+      </w:r>
+      <w:r>
+        <w:t xml:space="preserve"> </w:t>
+      </w:r>
+      <w:r>
+        <w:t>posílá</w:t>
+      </w:r>
+      <w:r>
+        <w:t xml:space="preserve"> </w:t>
+      </w:r>
+      <w:r>
+        <w:t>pomocný řadič periferií)</w:t>
+      </w:r>
+      <w:r>
+        <w:t>. Každý bit značí jiný zdroj přerušení na 0. bitu GPIO na 1. bitu UART na ostatních je volné místo pro případné rozšíření.</w:t>
+      </w:r>
+      <w:r>
+        <w:t xml:space="preserve"> Každé přerušení je na vlastním bitu, aby se dali maskovat.</w:t>
+      </w:r>
+      <w:r>
+        <w:t xml:space="preserve"> </w:t>
+      </w:r>
+    </w:p>
+    <w:p>
+      <w:pPr>
+        <w:ind w:firstLine="708"/>
+      </w:pPr>
+      <w:r>
+        <w:t>IMR je maska pro IRR v základu je nastavena na 0 takže jsou všechna přerušení vypnutá.</w:t>
+      </w:r>
+      <w:r>
+        <w:t xml:space="preserve"> Řadiči ho také posílá řadič periferií.</w:t>
+      </w:r>
+    </w:p>
+    <w:p>
+      <w:pPr>
+        <w:ind w:firstLine="708"/>
+      </w:pPr>
+      <w:r>
+        <w:t>IVR je list vektorů přerušení v kterém jsou staticky uloženy adresy. Možnost uživatelské úpravy je vhodné vylepšení pro další verzi. Pokud nastane přerušení vezme se adresa ze seznamu a nastaví se jako nový PC (program counter), starý se uloží na dedikovaný registr.</w:t>
+      </w:r>
+    </w:p>
+    <w:p>
+      <w:pPr>
+        <w:ind w:firstLine="708"/>
+      </w:pPr>
+      <w:r>
+        <w:t xml:space="preserve">ISR funguje jako globální </w:t>
+      </w:r>
+      <w:r>
+        <w:rPr>
+          <w:lang w:val="en-GB"/>
+        </w:rPr>
+        <w:t>interrupt,</w:t>
+      </w:r>
+      <w:r>
+        <w:t xml:space="preserve"> pokud je nastaven na 1 všechny ostatní přerušení se ignorují. Na jedna se </w:t>
+      </w:r>
+      <w:r>
+        <w:t>nastaví,</w:t>
+      </w:r>
+      <w:r>
+        <w:t xml:space="preserve"> pokud je stejný bit IRR a IMR na jedničce</w:t>
+      </w:r>
+      <w:r>
+        <w:t>.</w:t>
+      </w:r>
+      <w:r>
+        <w:t xml:space="preserve"> </w:t>
+      </w:r>
+      <w:r>
+        <w:t>V</w:t>
+      </w:r>
+      <w:r>
+        <w:t>ypn</w:t>
+      </w:r>
+      <w:r>
+        <w:t>out</w:t>
+      </w:r>
+      <w:r>
+        <w:t xml:space="preserve"> se </w:t>
+      </w:r>
+      <w:r>
+        <w:t>dá novou funkcí mret kterou jsem přidal abychom mohl přerušení zprovoznit.</w:t>
+      </w:r>
+    </w:p>
+    <w:p>
+      <w:pPr>
+        <w:ind w:firstLine="708"/>
+      </w:pPr>
+      <w:r>
+        <w:t>Mret se používá na ukončení každého programu přerušení a dává signál procesoru, aby se vrátil na původní místo v programu, kde byl přerušený.</w:t>
+      </w:r>
+      <w:r>
+        <w:t xml:space="preserve"> </w:t>
+      </w:r>
+      <w:r>
+        <w:t xml:space="preserve">Samotné přerušení na </w:t>
+      </w:r>
+      <w:r>
+        <w:t xml:space="preserve">jednotlivých </w:t>
+      </w:r>
+      <w:r>
+        <w:t xml:space="preserve">periferiích se musí vypnout před </w:t>
+      </w:r>
+      <w:r>
+        <w:t xml:space="preserve">zavoláním instrukce </w:t>
+      </w:r>
+      <w:r>
+        <w:t xml:space="preserve">mret jinak procesor zase skočí zpátky do </w:t>
+      </w:r>
+      <w:r>
+        <w:t>přerušení,</w:t>
+      </w:r>
+      <w:r>
+        <w:t xml:space="preserve"> protože </w:t>
+      </w:r>
+      <w:r>
+        <w:t xml:space="preserve">periferie </w:t>
+      </w:r>
+      <w:r>
+        <w:t xml:space="preserve">o přerušení </w:t>
+      </w:r>
+      <w:r>
+        <w:t>stále žádá</w:t>
+      </w:r>
+      <w:r>
+        <w:t>.</w:t>
+      </w:r>
+    </w:p>
+    <w:p>
+      <w:pPr>
+        <w:pStyle w:val="Nadpis3"/>
+        <w:numPr>
+          <w:ilvl w:val="2"/>
+          <w:numId w:val="3"/>
+        </w:numPr>
+      </w:pPr>
+      <w:r>
+        <w:t>Řadič periferií</w:t>
+      </w:r>
+    </w:p>
+    <w:p>
+      <w:r>
+        <w:t xml:space="preserve">Řadič periferií </w:t>
+      </w:r>
+      <w:r>
+        <w:t>jsem</w:t>
+      </w:r>
+      <w:r>
+        <w:t xml:space="preserve"> od hlavní jednotky oddělil pro větší přehlednost kódu sice si některá data musí přeposílat</w:t>
+      </w:r>
+      <w:r>
+        <w:t xml:space="preserve"> (</w:t>
+      </w:r>
+      <w:r>
+        <w:t>IMR a IRR</w:t>
+      </w:r>
+      <w:r>
+        <w:t>)</w:t>
+      </w:r>
+      <w:r>
+        <w:t xml:space="preserve">, ale </w:t>
+      </w:r>
+      <w:r>
+        <w:t>to není problém</w:t>
+      </w:r>
+      <w:r>
+        <w:t>.</w:t>
+      </w:r>
+      <w:r>
+        <w:t xml:space="preserve"> Jednotka zajišťuje přístup k datům z periferií a zapsání dat na periferie a další pomocné signály. Jednotka rozhoduje na základě </w:t>
+      </w:r>
+      <w:proofErr w:type="gramStart"/>
+      <w:r>
+        <w:t>adresy</w:t>
+      </w:r>
+      <w:proofErr w:type="gramEnd"/>
+      <w:r>
+        <w:t xml:space="preserve"> kterou dostane od uživatele, co chce číst. (jak jsou jednotlivá data namapována v paměti se můžete podívat na </w:t>
+      </w:r>
+      <w:r>
+        <w:rPr>
+          <w:color w:val="EE0000"/>
+        </w:rPr>
+        <w:t>obrázku 3</w:t>
+      </w:r>
+      <w:r>
+        <w:rPr>
+          <w:color w:val="EE0000"/>
+        </w:rPr>
+        <w:t>)</w:t>
+      </w:r>
+      <w:r>
+        <w:t xml:space="preserve">. </w:t>
+      </w:r>
+    </w:p>
+    <w:p>
+      <w:pPr>
+        <w:pStyle w:val="Nadpis1"/>
+        <w:ind w:left="720"/>
+      </w:pPr>
     </w:p>
     <w:p/>
     <w:p>
@@ -7213,12 +7718,137 @@
     <w:numStyleLink w:val="Seznamslovan"/>
   </w:abstractNum>
   <w:abstractNum w:abstractNumId="18" w15:restartNumberingAfterBreak="0">
+    <w:nsid w:val="30C77FE2"/>
+    <w:multiLevelType w:val="multilevel"/>
+    <w:tmpl w:val="56A424E4"/>
+    <w:lvl w:ilvl="0">
+      <w:start w:val="3"/>
+      <w:numFmt w:val="decimal"/>
+      <w:lvlText w:val="%1"/>
+      <w:lvlJc w:val="left"/>
+      <w:pPr>
+        <w:tabs>
+          <w:tab w:val="num" w:pos="851"/>
+        </w:tabs>
+        <w:ind w:left="851" w:hanging="851"/>
+      </w:pPr>
+      <w:rPr>
+        <w:rFonts w:hint="default"/>
+      </w:rPr>
+    </w:lvl>
+    <w:lvl w:ilvl="1">
+      <w:start w:val="1"/>
+      <w:numFmt w:val="decimal"/>
+      <w:lvlText w:val="%1.%2"/>
+      <w:lvlJc w:val="left"/>
+      <w:pPr>
+        <w:tabs>
+          <w:tab w:val="num" w:pos="851"/>
+        </w:tabs>
+        <w:ind w:left="851" w:hanging="851"/>
+      </w:pPr>
+      <w:rPr>
+        <w:rFonts w:hint="default"/>
+      </w:rPr>
+    </w:lvl>
+    <w:lvl w:ilvl="2">
+      <w:start w:val="1"/>
+      <w:numFmt w:val="decimal"/>
+      <w:lvlText w:val="%1.%2.%3"/>
+      <w:lvlJc w:val="left"/>
+      <w:pPr>
+        <w:tabs>
+          <w:tab w:val="num" w:pos="851"/>
+        </w:tabs>
+        <w:ind w:left="851" w:hanging="851"/>
+      </w:pPr>
+      <w:rPr>
+        <w:rFonts w:hint="default"/>
+      </w:rPr>
+    </w:lvl>
+    <w:lvl w:ilvl="3">
+      <w:start w:val="1"/>
+      <w:numFmt w:val="decimal"/>
+      <w:lvlText w:val="%1.%2.%3.%4"/>
+      <w:lvlJc w:val="left"/>
+      <w:pPr>
+        <w:tabs>
+          <w:tab w:val="num" w:pos="851"/>
+        </w:tabs>
+        <w:ind w:left="851" w:hanging="851"/>
+      </w:pPr>
+      <w:rPr>
+        <w:rFonts w:hint="default"/>
+      </w:rPr>
+    </w:lvl>
+    <w:lvl w:ilvl="4">
+      <w:start w:val="1"/>
+      <w:numFmt w:val="none"/>
+      <w:lvlText w:val=""/>
+      <w:lvlJc w:val="left"/>
+      <w:pPr>
+        <w:ind w:left="851" w:hanging="851"/>
+      </w:pPr>
+      <w:rPr>
+        <w:rFonts w:hint="default"/>
+      </w:rPr>
+    </w:lvl>
+    <w:lvl w:ilvl="5">
+      <w:start w:val="1"/>
+      <w:numFmt w:val="none"/>
+      <w:lvlText w:val=""/>
+      <w:lvlJc w:val="left"/>
+      <w:pPr>
+        <w:ind w:left="851" w:hanging="851"/>
+      </w:pPr>
+      <w:rPr>
+        <w:rFonts w:hint="default"/>
+      </w:rPr>
+    </w:lvl>
+    <w:lvl w:ilvl="6">
+      <w:start w:val="1"/>
+      <w:numFmt w:val="none"/>
+      <w:lvlText w:val=""/>
+      <w:lvlJc w:val="left"/>
+      <w:pPr>
+        <w:ind w:left="851" w:hanging="851"/>
+      </w:pPr>
+      <w:rPr>
+        <w:rFonts w:hint="default"/>
+      </w:rPr>
+    </w:lvl>
+    <w:lvl w:ilvl="7">
+      <w:start w:val="1"/>
+      <w:numFmt w:val="none"/>
+      <w:lvlText w:val=""/>
+      <w:lvlJc w:val="left"/>
+      <w:pPr>
+        <w:ind w:left="851" w:hanging="851"/>
+      </w:pPr>
+      <w:rPr>
+        <w:rFonts w:hint="default"/>
+      </w:rPr>
+    </w:lvl>
+    <w:lvl w:ilvl="8">
+      <w:start w:val="1"/>
+      <w:numFmt w:val="none"/>
+      <w:lvlText w:val=""/>
+      <w:lvlJc w:val="left"/>
+      <w:pPr>
+        <w:ind w:left="851" w:hanging="851"/>
+      </w:pPr>
+      <w:rPr>
+        <w:rFonts w:hint="default"/>
+      </w:rPr>
+    </w:lvl>
+  </w:abstractNum>
+  <w:abstractNum w:abstractNumId="19" w15:restartNumberingAfterBreak="0">
     <w:nsid w:val="324B3632"/>
     <w:multiLevelType w:val="multilevel"/>
     <w:tmpl w:val="9AA2C062"/>
     <w:numStyleLink w:val="Seznamslovan"/>
   </w:abstractNum>
-  <w:abstractNum w:abstractNumId="19" w15:restartNumberingAfterBreak="0">
+  <w:abstractNum w:abstractNumId="20" w15:restartNumberingAfterBreak="0">
     <w:nsid w:val="32E0663F"/>
     <w:multiLevelType w:val="multilevel"/>
     <w:tmpl w:val="4A1A5C64"/>
@@ -7226,7 +7856,6 @@
     <w:lvl w:ilvl="0">
       <w:start w:val="1"/>
       <w:numFmt w:val="decimal"/>
-      <w:pStyle w:val="Nadpis1"/>
       <w:lvlText w:val="%1"/>
       <w:lvlJc w:val="left"/>
       <w:pPr>
@@ -7242,7 +7871,6 @@
     <w:lvl w:ilvl="1">
       <w:start w:val="1"/>
       <w:numFmt w:val="decimal"/>
-      <w:pStyle w:val="Nadpis2"/>
       <w:lvlText w:val="%1.%2"/>
       <w:lvlJc w:val="left"/>
       <w:pPr>
@@ -7273,7 +7901,6 @@
     <w:lvl w:ilvl="3">
       <w:start w:val="1"/>
       <w:numFmt w:val="decimal"/>
-      <w:pStyle w:val="Nadpis4"/>
       <w:lvlText w:val="%1.%2.%3.%4"/>
       <w:lvlJc w:val="left"/>
       <w:pPr>
@@ -7289,7 +7916,6 @@
     <w:lvl w:ilvl="4">
       <w:start w:val="1"/>
       <w:numFmt w:val="none"/>
-      <w:pStyle w:val="Nadpis5"/>
       <w:lvlText w:val=""/>
       <w:lvlJc w:val="left"/>
       <w:pPr>
@@ -7302,7 +7928,6 @@
     <w:lvl w:ilvl="5">
       <w:start w:val="1"/>
       <w:numFmt w:val="none"/>
-      <w:pStyle w:val="Nadpis6"/>
       <w:lvlText w:val=""/>
       <w:lvlJc w:val="left"/>
       <w:pPr>
@@ -7315,7 +7940,6 @@
     <w:lvl w:ilvl="6">
       <w:start w:val="1"/>
       <w:numFmt w:val="none"/>
-      <w:pStyle w:val="Nadpis7"/>
       <w:lvlText w:val=""/>
       <w:lvlJc w:val="left"/>
       <w:pPr>
@@ -7328,7 +7952,6 @@
     <w:lvl w:ilvl="7">
       <w:start w:val="1"/>
       <w:numFmt w:val="none"/>
-      <w:pStyle w:val="Nadpis8"/>
       <w:lvlText w:val=""/>
       <w:lvlJc w:val="left"/>
       <w:pPr>
@@ -7341,7 +7964,6 @@
     <w:lvl w:ilvl="8">
       <w:start w:val="1"/>
       <w:numFmt w:val="none"/>
-      <w:pStyle w:val="Nadpis9"/>
       <w:lvlText w:val=""/>
       <w:lvlJc w:val="left"/>
       <w:pPr>
@@ -7352,7 +7974,7 @@
       </w:rPr>
     </w:lvl>
   </w:abstractNum>
-  <w:abstractNum w:abstractNumId="20" w15:restartNumberingAfterBreak="0">
+  <w:abstractNum w:abstractNumId="21" w15:restartNumberingAfterBreak="0">
     <w:nsid w:val="33951856"/>
     <w:multiLevelType w:val="multilevel"/>
     <w:tmpl w:val="3DE8382A"/>
@@ -7475,13 +8097,13 @@
       </w:rPr>
     </w:lvl>
   </w:abstractNum>
-  <w:abstractNum w:abstractNumId="21" w15:restartNumberingAfterBreak="0">
+  <w:abstractNum w:abstractNumId="22" w15:restartNumberingAfterBreak="0">
     <w:nsid w:val="38276116"/>
     <w:multiLevelType w:val="multilevel"/>
     <w:tmpl w:val="3DE8382A"/>
     <w:numStyleLink w:val="Seznamodrkov"/>
   </w:abstractNum>
-  <w:abstractNum w:abstractNumId="22" w15:restartNumberingAfterBreak="0">
+  <w:abstractNum w:abstractNumId="23" w15:restartNumberingAfterBreak="0">
     <w:nsid w:val="3FAF6DA8"/>
     <w:multiLevelType w:val="multilevel"/>
     <w:tmpl w:val="4A1A5C64"/>
@@ -7606,7 +8228,7 @@
       </w:rPr>
     </w:lvl>
   </w:abstractNum>
-  <w:abstractNum w:abstractNumId="23" w15:restartNumberingAfterBreak="0">
+  <w:abstractNum w:abstractNumId="24" w15:restartNumberingAfterBreak="0">
     <w:nsid w:val="408F015C"/>
     <w:multiLevelType w:val="multilevel"/>
     <w:tmpl w:val="3DE8382A"/>
@@ -7730,19 +8352,144 @@
       </w:rPr>
     </w:lvl>
   </w:abstractNum>
-  <w:abstractNum w:abstractNumId="24" w15:restartNumberingAfterBreak="0">
+  <w:abstractNum w:abstractNumId="25" w15:restartNumberingAfterBreak="0">
     <w:nsid w:val="42520F69"/>
     <w:multiLevelType w:val="multilevel"/>
     <w:tmpl w:val="4A1A5C64"/>
     <w:numStyleLink w:val="slovnnadpis"/>
   </w:abstractNum>
-  <w:abstractNum w:abstractNumId="25" w15:restartNumberingAfterBreak="0">
+  <w:abstractNum w:abstractNumId="26" w15:restartNumberingAfterBreak="0">
+    <w:nsid w:val="43F12CFF"/>
+    <w:multiLevelType w:val="multilevel"/>
+    <w:tmpl w:val="4A1A5C64"/>
+    <w:lvl w:ilvl="0">
+      <w:start w:val="1"/>
+      <w:numFmt w:val="decimal"/>
+      <w:lvlText w:val="%1"/>
+      <w:lvlJc w:val="left"/>
+      <w:pPr>
+        <w:tabs>
+          <w:tab w:val="num" w:pos="851"/>
+        </w:tabs>
+        <w:ind w:left="851" w:hanging="851"/>
+      </w:pPr>
+      <w:rPr>
+        <w:rFonts w:hint="default"/>
+      </w:rPr>
+    </w:lvl>
+    <w:lvl w:ilvl="1">
+      <w:start w:val="1"/>
+      <w:numFmt w:val="decimal"/>
+      <w:lvlText w:val="%1.%2"/>
+      <w:lvlJc w:val="left"/>
+      <w:pPr>
+        <w:tabs>
+          <w:tab w:val="num" w:pos="851"/>
+        </w:tabs>
+        <w:ind w:left="851" w:hanging="851"/>
+      </w:pPr>
+      <w:rPr>
+        <w:rFonts w:hint="default"/>
+      </w:rPr>
+    </w:lvl>
+    <w:lvl w:ilvl="2">
+      <w:start w:val="1"/>
+      <w:numFmt w:val="decimal"/>
+      <w:lvlText w:val="%1.%2.%3"/>
+      <w:lvlJc w:val="left"/>
+      <w:pPr>
+        <w:tabs>
+          <w:tab w:val="num" w:pos="851"/>
+        </w:tabs>
+        <w:ind w:left="851" w:hanging="851"/>
+      </w:pPr>
+      <w:rPr>
+        <w:rFonts w:hint="default"/>
+      </w:rPr>
+    </w:lvl>
+    <w:lvl w:ilvl="3">
+      <w:start w:val="1"/>
+      <w:numFmt w:val="decimal"/>
+      <w:lvlText w:val="%1.%2.%3.%4"/>
+      <w:lvlJc w:val="left"/>
+      <w:pPr>
+        <w:tabs>
+          <w:tab w:val="num" w:pos="851"/>
+        </w:tabs>
+        <w:ind w:left="851" w:hanging="851"/>
+      </w:pPr>
+      <w:rPr>
+        <w:rFonts w:hint="default"/>
+      </w:rPr>
+    </w:lvl>
+    <w:lvl w:ilvl="4">
+      <w:start w:val="1"/>
+      <w:numFmt w:val="none"/>
+      <w:lvlText w:val=""/>
+      <w:lvlJc w:val="left"/>
+      <w:pPr>
+        <w:ind w:left="851" w:hanging="851"/>
+      </w:pPr>
+      <w:rPr>
+        <w:rFonts w:hint="default"/>
+      </w:rPr>
+    </w:lvl>
+    <w:lvl w:ilvl="5">
+      <w:start w:val="1"/>
+      <w:numFmt w:val="none"/>
+      <w:lvlText w:val=""/>
+      <w:lvlJc w:val="left"/>
+      <w:pPr>
+        <w:ind w:left="851" w:hanging="851"/>
+      </w:pPr>
+      <w:rPr>
+        <w:rFonts w:hint="default"/>
+      </w:rPr>
+    </w:lvl>
+    <w:lvl w:ilvl="6">
+      <w:start w:val="1"/>
+      <w:numFmt w:val="none"/>
+      <w:lvlText w:val=""/>
+      <w:lvlJc w:val="left"/>
+      <w:pPr>
+        <w:ind w:left="851" w:hanging="851"/>
+      </w:pPr>
+      <w:rPr>
+        <w:rFonts w:hint="default"/>
+      </w:rPr>
+    </w:lvl>
+    <w:lvl w:ilvl="7">
+      <w:start w:val="1"/>
+      <w:numFmt w:val="none"/>
+      <w:lvlText w:val=""/>
+      <w:lvlJc w:val="left"/>
+      <w:pPr>
+        <w:ind w:left="851" w:hanging="851"/>
+      </w:pPr>
+      <w:rPr>
+        <w:rFonts w:hint="default"/>
+      </w:rPr>
+    </w:lvl>
+    <w:lvl w:ilvl="8">
+      <w:start w:val="1"/>
+      <w:numFmt w:val="none"/>
+      <w:lvlText w:val=""/>
+      <w:lvlJc w:val="left"/>
+      <w:pPr>
+        <w:ind w:left="851" w:hanging="851"/>
+      </w:pPr>
+      <w:rPr>
+        <w:rFonts w:hint="default"/>
+      </w:rPr>
+    </w:lvl>
+  </w:abstractNum>
+  <w:abstractNum w:abstractNumId="27" w15:restartNumberingAfterBreak="0">
     <w:nsid w:val="51C83AE6"/>
     <w:multiLevelType w:val="multilevel"/>
     <w:tmpl w:val="3DE8382A"/>
     <w:numStyleLink w:val="Seznamodrkov"/>
   </w:abstractNum>
-  <w:abstractNum w:abstractNumId="26" w15:restartNumberingAfterBreak="0">
+  <w:abstractNum w:abstractNumId="28" w15:restartNumberingAfterBreak="0">
     <w:nsid w:val="600D2F5D"/>
     <w:multiLevelType w:val="multilevel"/>
     <w:tmpl w:val="4A1A5C64"/>
@@ -7867,7 +8614,7 @@
       </w:rPr>
     </w:lvl>
   </w:abstractNum>
-  <w:abstractNum w:abstractNumId="27" w15:restartNumberingAfterBreak="0">
+  <w:abstractNum w:abstractNumId="29" w15:restartNumberingAfterBreak="0">
     <w:nsid w:val="7E0F6467"/>
     <w:multiLevelType w:val="hybridMultilevel"/>
     <w:tmpl w:val="28DCCFA6"/>
@@ -7890,7 +8637,7 @@
         <w:ind w:left="1440" w:hanging="360"/>
       </w:pPr>
     </w:lvl>
-    <w:lvl w:ilvl="2" w:tplc="0405001B" w:tentative="1">
+    <w:lvl w:ilvl="2" w:tplc="0405001B">
       <w:start w:val="1"/>
       <w:numFmt w:val="lowerRoman"/>
       <w:lvlText w:val="%3."/>
@@ -7958,10 +8705,27 @@
     <w:abstractNumId w:val="12"/>
   </w:num>
   <w:num w:numId="2" w16cid:durableId="401222200">
-    <w:abstractNumId w:val="19"/>
+    <w:abstractNumId w:val="20"/>
+    <w:lvlOverride w:ilvl="1">
+      <w:lvl w:ilvl="1">
+        <w:start w:val="1"/>
+        <w:numFmt w:val="decimal"/>
+        <w:lvlText w:val="%1.%2"/>
+        <w:lvlJc w:val="left"/>
+        <w:pPr>
+          <w:tabs>
+            <w:tab w:val="num" w:pos="851"/>
+          </w:tabs>
+          <w:ind w:left="851" w:hanging="851"/>
+        </w:pPr>
+        <w:rPr>
+          <w:rFonts w:hint="default"/>
+        </w:rPr>
+      </w:lvl>
+    </w:lvlOverride>
   </w:num>
   <w:num w:numId="3" w16cid:durableId="1537818382">
-    <w:abstractNumId w:val="19"/>
+    <w:abstractNumId w:val="20"/>
   </w:num>
   <w:num w:numId="4" w16cid:durableId="295793777">
     <w:abstractNumId w:val="16"/>
@@ -7982,10 +8746,10 @@
     <w:abstractNumId w:val="4"/>
   </w:num>
   <w:num w:numId="10" w16cid:durableId="303580500">
-    <w:abstractNumId w:val="23"/>
+    <w:abstractNumId w:val="24"/>
   </w:num>
   <w:num w:numId="11" w16cid:durableId="2117407843">
-    <w:abstractNumId w:val="25"/>
+    <w:abstractNumId w:val="27"/>
   </w:num>
   <w:num w:numId="12" w16cid:durableId="211313003">
     <w:abstractNumId w:val="15"/>
@@ -7997,7 +8761,7 @@
     <w:abstractNumId w:val="11"/>
   </w:num>
   <w:num w:numId="15" w16cid:durableId="1597903488">
-    <w:abstractNumId w:val="18"/>
+    <w:abstractNumId w:val="19"/>
   </w:num>
   <w:num w:numId="16" w16cid:durableId="196161307">
     <w:abstractNumId w:val="8"/>
@@ -8015,16 +8779,154 @@
     <w:abstractNumId w:val="0"/>
   </w:num>
   <w:num w:numId="21" w16cid:durableId="1971130226">
-    <w:abstractNumId w:val="24"/>
+    <w:abstractNumId w:val="25"/>
+    <w:lvlOverride w:ilvl="0">
+      <w:lvl w:ilvl="0">
+        <w:start w:val="1"/>
+        <w:numFmt w:val="decimal"/>
+        <w:lvlText w:val="%1"/>
+        <w:lvlJc w:val="left"/>
+        <w:pPr>
+          <w:tabs>
+            <w:tab w:val="num" w:pos="851"/>
+          </w:tabs>
+          <w:ind w:left="851" w:hanging="851"/>
+        </w:pPr>
+        <w:rPr>
+          <w:rFonts w:hint="default"/>
+        </w:rPr>
+      </w:lvl>
+    </w:lvlOverride>
+    <w:lvlOverride w:ilvl="1">
+      <w:lvl w:ilvl="1">
+        <w:start w:val="1"/>
+        <w:numFmt w:val="decimal"/>
+        <w:lvlText w:val="%1.%2"/>
+        <w:lvlJc w:val="left"/>
+        <w:pPr>
+          <w:tabs>
+            <w:tab w:val="num" w:pos="851"/>
+          </w:tabs>
+          <w:ind w:left="851" w:hanging="851"/>
+        </w:pPr>
+        <w:rPr>
+          <w:rFonts w:hint="default"/>
+        </w:rPr>
+      </w:lvl>
+    </w:lvlOverride>
+    <w:lvlOverride w:ilvl="2">
+      <w:lvl w:ilvl="2">
+        <w:start w:val="1"/>
+        <w:numFmt w:val="decimal"/>
+        <w:lvlText w:val="%1.%2.%3"/>
+        <w:lvlJc w:val="left"/>
+        <w:pPr>
+          <w:tabs>
+            <w:tab w:val="num" w:pos="851"/>
+          </w:tabs>
+          <w:ind w:left="851" w:hanging="851"/>
+        </w:pPr>
+        <w:rPr>
+          <w:rFonts w:hint="default"/>
+        </w:rPr>
+      </w:lvl>
+    </w:lvlOverride>
+    <w:lvlOverride w:ilvl="3">
+      <w:lvl w:ilvl="3">
+        <w:start w:val="1"/>
+        <w:numFmt w:val="decimal"/>
+        <w:lvlText w:val="%1.%2.%3.%4"/>
+        <w:lvlJc w:val="left"/>
+        <w:pPr>
+          <w:tabs>
+            <w:tab w:val="num" w:pos="851"/>
+          </w:tabs>
+          <w:ind w:left="851" w:hanging="851"/>
+        </w:pPr>
+        <w:rPr>
+          <w:rFonts w:hint="default"/>
+        </w:rPr>
+      </w:lvl>
+    </w:lvlOverride>
+    <w:lvlOverride w:ilvl="4">
+      <w:lvl w:ilvl="4">
+        <w:start w:val="1"/>
+        <w:numFmt w:val="none"/>
+        <w:lvlText w:val=""/>
+        <w:lvlJc w:val="left"/>
+        <w:pPr>
+          <w:ind w:left="851" w:hanging="851"/>
+        </w:pPr>
+        <w:rPr>
+          <w:rFonts w:hint="default"/>
+        </w:rPr>
+      </w:lvl>
+    </w:lvlOverride>
+    <w:lvlOverride w:ilvl="5">
+      <w:lvl w:ilvl="5">
+        <w:start w:val="1"/>
+        <w:numFmt w:val="none"/>
+        <w:lvlText w:val=""/>
+        <w:lvlJc w:val="left"/>
+        <w:pPr>
+          <w:ind w:left="851" w:hanging="851"/>
+        </w:pPr>
+        <w:rPr>
+          <w:rFonts w:hint="default"/>
+        </w:rPr>
+      </w:lvl>
+    </w:lvlOverride>
+    <w:lvlOverride w:ilvl="6">
+      <w:lvl w:ilvl="6">
+        <w:start w:val="1"/>
+        <w:numFmt w:val="none"/>
+        <w:lvlText w:val=""/>
+        <w:lvlJc w:val="left"/>
+        <w:pPr>
+          <w:ind w:left="851" w:hanging="851"/>
+        </w:pPr>
+        <w:rPr>
+          <w:rFonts w:hint="default"/>
+        </w:rPr>
+      </w:lvl>
+    </w:lvlOverride>
+    <w:lvlOverride w:ilvl="7">
+      <w:lvl w:ilvl="7">
+        <w:start w:val="1"/>
+        <w:numFmt w:val="none"/>
+        <w:lvlText w:val=""/>
+        <w:lvlJc w:val="left"/>
+        <w:pPr>
+          <w:ind w:left="851" w:hanging="851"/>
+        </w:pPr>
+        <w:rPr>
+          <w:rFonts w:hint="default"/>
+        </w:rPr>
+      </w:lvl>
+    </w:lvlOverride>
+    <w:lvlOverride w:ilvl="8">
+      <w:lvl w:ilvl="8">
+        <w:start w:val="1"/>
+        <w:numFmt w:val="none"/>
+        <w:lvlText w:val=""/>
+        <w:lvlJc w:val="left"/>
+        <w:pPr>
+          <w:ind w:left="851" w:hanging="851"/>
+        </w:pPr>
+        <w:rPr>
+          <w:rFonts w:hint="default"/>
+        </w:rPr>
+      </w:lvl>
+    </w:lvlOverride>
   </w:num>
   <w:num w:numId="22" w16cid:durableId="931822061">
     <w:abstractNumId w:val="17"/>
   </w:num>
   <w:num w:numId="23" w16cid:durableId="940800493">
-    <w:abstractNumId w:val="21"/>
+    <w:abstractNumId w:val="22"/>
   </w:num>
   <w:num w:numId="24" w16cid:durableId="166556846">
-    <w:abstractNumId w:val="20"/>
+    <w:abstractNumId w:val="21"/>
   </w:num>
   <w:num w:numId="25" w16cid:durableId="1663124491">
     <w:abstractNumId w:val="10"/>
@@ -8033,16 +8935,16 @@
     <w:abstractNumId w:val="14"/>
   </w:num>
   <w:num w:numId="27" w16cid:durableId="1565678887">
-    <w:abstractNumId w:val="27"/>
+    <w:abstractNumId w:val="29"/>
   </w:num>
   <w:num w:numId="28" w16cid:durableId="1252743165">
-    <w:abstractNumId w:val="26"/>
+    <w:abstractNumId w:val="28"/>
   </w:num>
   <w:num w:numId="29" w16cid:durableId="657459454">
-    <w:abstractNumId w:val="22"/>
+    <w:abstractNumId w:val="23"/>
   </w:num>
   <w:num w:numId="30" w16cid:durableId="232350749">
-    <w:abstractNumId w:val="19"/>
+    <w:abstractNumId w:val="20"/>
     <w:lvlOverride w:ilvl="0">
       <w:startOverride w:val="1"/>
     </w:lvlOverride>
@@ -8072,7 +8974,7 @@
     </w:lvlOverride>
   </w:num>
   <w:num w:numId="31" w16cid:durableId="420681558">
-    <w:abstractNumId w:val="19"/>
+    <w:abstractNumId w:val="20"/>
     <w:lvlOverride w:ilvl="0">
       <w:startOverride w:val="1"/>
     </w:lvlOverride>
@@ -8102,7 +9004,7 @@
     </w:lvlOverride>
   </w:num>
   <w:num w:numId="32" w16cid:durableId="657271470">
-    <w:abstractNumId w:val="19"/>
+    <w:abstractNumId w:val="20"/>
     <w:lvlOverride w:ilvl="0">
       <w:startOverride w:val="1"/>
     </w:lvlOverride>
@@ -8132,7 +9034,7 @@
     </w:lvlOverride>
   </w:num>
   <w:num w:numId="33" w16cid:durableId="1290890365">
-    <w:abstractNumId w:val="19"/>
+    <w:abstractNumId w:val="20"/>
     <w:lvlOverride w:ilvl="0">
       <w:startOverride w:val="1"/>
     </w:lvlOverride>
@@ -8162,7 +9064,7 @@
     </w:lvlOverride>
   </w:num>
   <w:num w:numId="34" w16cid:durableId="1282999218">
-    <w:abstractNumId w:val="19"/>
+    <w:abstractNumId w:val="20"/>
     <w:lvlOverride w:ilvl="0">
       <w:startOverride w:val="1"/>
     </w:lvlOverride>
@@ -8192,7 +9094,7 @@
     </w:lvlOverride>
   </w:num>
   <w:num w:numId="35" w16cid:durableId="1882932256">
-    <w:abstractNumId w:val="19"/>
+    <w:abstractNumId w:val="20"/>
     <w:lvlOverride w:ilvl="0">
       <w:startOverride w:val="1"/>
     </w:lvlOverride>
@@ -8222,7 +9124,7 @@
     </w:lvlOverride>
   </w:num>
   <w:num w:numId="36" w16cid:durableId="569998609">
-    <w:abstractNumId w:val="19"/>
+    <w:abstractNumId w:val="20"/>
     <w:lvlOverride w:ilvl="0">
       <w:startOverride w:val="1"/>
     </w:lvlOverride>
@@ -8252,7 +9154,7 @@
     </w:lvlOverride>
   </w:num>
   <w:num w:numId="37" w16cid:durableId="895315854">
-    <w:abstractNumId w:val="19"/>
+    <w:abstractNumId w:val="20"/>
     <w:lvlOverride w:ilvl="0">
       <w:startOverride w:val="1"/>
     </w:lvlOverride>
@@ -8282,7 +9184,7 @@
     </w:lvlOverride>
   </w:num>
   <w:num w:numId="38" w16cid:durableId="1527326013">
-    <w:abstractNumId w:val="19"/>
+    <w:abstractNumId w:val="20"/>
     <w:lvlOverride w:ilvl="0">
       <w:startOverride w:val="1"/>
     </w:lvlOverride>
@@ -8310,6 +9212,18 @@
     <w:lvlOverride w:ilvl="8">
       <w:startOverride w:val="1"/>
     </w:lvlOverride>
+  </w:num>
+  <w:num w:numId="39" w16cid:durableId="815186">
+    <w:abstractNumId w:val="26"/>
+  </w:num>
+  <w:num w:numId="40" w16cid:durableId="1078018837">
+    <w:abstractNumId w:val="18"/>
+  </w:num>
+  <w:num w:numId="41" w16cid:durableId="116412738">
+    <w:abstractNumId w:val="29"/>
+  </w:num>
+  <w:num w:numId="42" w16cid:durableId="242640974">
+    <w:abstractNumId w:val="29"/>
   </w:num>
   <w:numIdMacAtCleanup w:val="14"/>
 </w:numbering>
@@ -8735,10 +9649,8 @@
       <w:keepNext/>
       <w:keepLines/>
       <w:pageBreakBefore/>
-      <w:numPr>
-        <w:numId w:val="21"/>
-      </w:numPr>
       <w:spacing w:after="120" w:line="360" w:lineRule="auto"/>
+      <w:ind w:firstLine="0"/>
       <w:jc w:val="left"/>
       <w:outlineLvl w:val="0"/>
     </w:pPr>
@@ -8760,11 +9672,8 @@
     <w:pPr>
       <w:keepNext/>
       <w:keepLines/>
-      <w:numPr>
-        <w:ilvl w:val="1"/>
-        <w:numId w:val="21"/>
-      </w:numPr>
       <w:spacing w:before="240" w:after="120" w:line="360" w:lineRule="auto"/>
+      <w:ind w:firstLine="0"/>
       <w:jc w:val="left"/>
       <w:outlineLvl w:val="1"/>
     </w:pPr>
@@ -8811,11 +9720,8 @@
     <w:pPr>
       <w:keepNext/>
       <w:keepLines/>
-      <w:numPr>
-        <w:ilvl w:val="3"/>
-        <w:numId w:val="21"/>
-      </w:numPr>
       <w:spacing w:before="240" w:after="120" w:line="360" w:lineRule="auto"/>
+      <w:ind w:firstLine="0"/>
       <w:jc w:val="left"/>
       <w:outlineLvl w:val="3"/>
     </w:pPr>
@@ -8837,11 +9743,8 @@
     <w:pPr>
       <w:keepNext/>
       <w:keepLines/>
-      <w:numPr>
-        <w:ilvl w:val="4"/>
-        <w:numId w:val="21"/>
-      </w:numPr>
       <w:spacing w:before="240" w:after="120" w:line="360" w:lineRule="auto"/>
+      <w:ind w:firstLine="0"/>
       <w:jc w:val="left"/>
       <w:outlineLvl w:val="4"/>
     </w:pPr>
@@ -8863,11 +9766,8 @@
     <w:pPr>
       <w:keepNext/>
       <w:keepLines/>
-      <w:numPr>
-        <w:ilvl w:val="5"/>
-        <w:numId w:val="21"/>
-      </w:numPr>
       <w:spacing w:before="40"/>
+      <w:ind w:firstLine="0"/>
       <w:jc w:val="left"/>
       <w:outlineLvl w:val="5"/>
     </w:pPr>
@@ -8888,11 +9788,8 @@
     <w:pPr>
       <w:keepNext/>
       <w:keepLines/>
-      <w:numPr>
-        <w:ilvl w:val="6"/>
-        <w:numId w:val="21"/>
-      </w:numPr>
       <w:spacing w:before="40"/>
+      <w:ind w:firstLine="0"/>
       <w:outlineLvl w:val="6"/>
     </w:pPr>
     <w:rPr>
@@ -8914,11 +9811,8 @@
     <w:pPr>
       <w:keepNext/>
       <w:keepLines/>
-      <w:numPr>
-        <w:ilvl w:val="7"/>
-        <w:numId w:val="21"/>
-      </w:numPr>
       <w:spacing w:before="40"/>
+      <w:ind w:firstLine="0"/>
       <w:outlineLvl w:val="7"/>
     </w:pPr>
     <w:rPr>
@@ -8941,11 +9835,8 @@
     <w:pPr>
       <w:keepNext/>
       <w:keepLines/>
-      <w:numPr>
-        <w:ilvl w:val="8"/>
-        <w:numId w:val="21"/>
-      </w:numPr>
       <w:spacing w:before="40"/>
+      <w:ind w:firstLine="0"/>
       <w:outlineLvl w:val="8"/>
     </w:pPr>
     <w:rPr>
@@ -8990,11 +9881,6 @@
     <w:next w:val="Sta"/>
     <w:qFormat/>
     <w:rsid w:val="00440DE5"/>
-    <w:pPr>
-      <w:numPr>
-        <w:numId w:val="0"/>
-      </w:numPr>
-    </w:pPr>
   </w:style>
   <w:style w:type="paragraph" w:customStyle="1" w:styleId="Nezaazovannadpis">
     <w:name w:val="Nezařazovaný nadpis"/>
@@ -9004,9 +9890,6 @@
     <w:rsid w:val="003368F0"/>
     <w:pPr>
       <w:pageBreakBefore w:val="0"/>
-      <w:numPr>
-        <w:numId w:val="0"/>
-      </w:numPr>
       <w:outlineLvl w:val="9"/>
     </w:pPr>
   </w:style>
@@ -9498,7 +10381,7 @@
     <w:rsid w:val="00F96D91"/>
     <w:pPr>
       <w:numPr>
-        <w:numId w:val="2"/>
+        <w:numId w:val="3"/>
       </w:numPr>
     </w:pPr>
   </w:style>
@@ -9757,7 +10640,7 @@
   </w:font>
   <w:font w:name="Times New Roman">
     <w:panose1 w:val="02020603050405020304"/>
-    <w:charset w:val="EE"/>
+    <w:charset w:val="00"/>
     <w:family w:val="roman"/>
     <w:pitch w:val="variable"/>
     <w:sig w:usb0="E0002EFF" w:usb1="C000785B" w:usb2="00000009" w:usb3="00000000" w:csb0="000001FF" w:csb1="00000000"/>
@@ -9823,18 +10706,22 @@
   <w:rsids>
     <w:rsidRoot w:val="00CB2F66"/>
     <w:rsid w:val="00000CDF"/>
+    <w:rsid w:val="0000549D"/>
     <w:rsid w:val="00122546"/>
     <w:rsid w:val="002A0C64"/>
     <w:rsid w:val="004C4CEF"/>
     <w:rsid w:val="00683831"/>
     <w:rsid w:val="007D231B"/>
     <w:rsid w:val="00816E0D"/>
+    <w:rsid w:val="008C6549"/>
     <w:rsid w:val="00902FC4"/>
+    <w:rsid w:val="00944882"/>
     <w:rsid w:val="00986FAB"/>
     <w:rsid w:val="00B47EF9"/>
     <w:rsid w:val="00C767D6"/>
     <w:rsid w:val="00CB2F66"/>
     <w:rsid w:val="00CF1F40"/>
+    <w:rsid w:val="00D92286"/>
     <w:rsid w:val="00DE72B3"/>
     <w:rsid w:val="00F43151"/>
   </w:rsids>

--- a/MaturitniPrace.docx
+++ b/MaturitniPrace.docx
@@ -1012,7 +1012,7 @@
     </w:p>
     <w:p>
       <w:r>
-        <w:t>Cílem je práce je návrh syntetizovatelného systému na čipu (SoC) s RISCovým jádrem v jazyce VHDL. Obsažené výpočetní jádro bude implementovat omezenou architekturu instrukční sady RISC-V a bude spouštět kód nahraný prostřednictvím externího programátoru. Dále bude SoC obsahovat řadiče vstupně/výstupních periferií (GPIO, UART, volitelně VGA, PS/2) a případně další komponenty, mapované do společného adresního prostoru. SoC bude navrženo s ohledem na budoucí rozšiřitelnost, včetně možného pipeliningu. Maturitní práce bude rozšířením předchozí ročníkové práce žáka.</w:t>
+        <w:t>Cílem je práce je návrh syntetizovatelného systému na čipu (SoC) s RISCovým jádrem v jazyce VHDL. Obsažené výpočetní jádro bude implementovat omezenou architekturu instrukční sady RISC-V a bude spouštět kód nahraný prostřednictvím externího programátoru. Dále bude SoC obsahovat řadiče vstupně/výstupních periferií (GPIO, UART) a případně další komponenty, mapované do společného adresního prostoru. SoC bude navrženo s ohledem na budoucí rozšiřitelnost, včetně možného pipeliningu. Maturitní práce bude rozšířením předchozí ročníkové práce žáka.</w:t>
       </w:r>
     </w:p>
     <w:p>
@@ -1025,7 +1025,7 @@
     </w:p>
     <w:p>
       <w:r>
-        <w:t>The aim of the work is to design a synthesizable system on chip (SoC) with a RISC core in VHDL. The included computing core will implement a limited RISC-V instruction set architecture and will run code loaded via an external programmer. Furthermore, the SoC will contain input/output peripheral controllers (GPIO, UART, optionally VGA, PS/2) and possibly other components mapped to a common address space. The SoC will be designed with future expandability in mind, including possible pipelining. The graduation thesis will be an extension of the student's previous year's thesis.</w:t>
+        <w:t>The aim of the work is to design a synthesizable system on chip (SoC) with a RISC core in VHDL. The included computing core will implement a limited RISC-V instruction set architecture and will run code loaded via an external programmer. Furthermore, the SoC will contain input/output peripheral controllers (GPIO, UART) and possibly other components mapped to a common address space. The SoC will be designed with future expandability in mind, including possible pipelining. The graduation thesis will be an extension of the student's previous year's thesis.</w:t>
       </w:r>
     </w:p>
     <w:p>
@@ -1059,7 +1059,7 @@
           <w:rPr>
             <w:noProof/>
           </w:rPr>
-          <w:t>19.02.2026</w:t>
+          <w:t>23.02.2026</w:t>
         </w:r>
       </w:fldSimple>
       <w:r>
@@ -1142,6 +1142,7 @@
             <w:pStyle w:val="Obsah1"/>
             <w:rPr>
               <w:rFonts w:eastAsiaTheme="minorEastAsia"/>
+              <w:noProof/>
               <w:kern w:val="2"/>
               <w:szCs w:val="24"/>
               <w:lang w:eastAsia="cs-CZ"/>
@@ -1157,50 +1158,58 @@
           <w:r>
             <w:fldChar w:fldCharType="separate"/>
           </w:r>
-          <w:hyperlink w:anchor="_Toc214612987" w:history="1">
+          <w:hyperlink w:anchor="_Toc222746890" w:history="1">
             <w:r>
               <w:rPr>
                 <w:rStyle w:val="Hypertextovodkaz"/>
+                <w:noProof/>
               </w:rPr>
               <w:t>Úvod</w:t>
             </w:r>
             <w:r>
               <w:rPr>
+                <w:noProof/>
                 <w:webHidden/>
               </w:rPr>
               <w:tab/>
             </w:r>
             <w:r>
               <w:rPr>
+                <w:noProof/>
                 <w:webHidden/>
               </w:rPr>
               <w:fldChar w:fldCharType="begin"/>
             </w:r>
             <w:r>
               <w:rPr>
-                <w:webHidden/>
-              </w:rPr>
-              <w:instrText xml:space="preserve"> PAGEREF _Toc214612987 \h </w:instrText>
-            </w:r>
-            <w:r>
-              <w:rPr>
-                <w:webHidden/>
-              </w:rPr>
-            </w:r>
-            <w:r>
-              <w:rPr>
+                <w:noProof/>
+                <w:webHidden/>
+              </w:rPr>
+              <w:instrText xml:space="preserve"> PAGEREF _Toc222746890 \h </w:instrText>
+            </w:r>
+            <w:r>
+              <w:rPr>
+                <w:noProof/>
+                <w:webHidden/>
+              </w:rPr>
+            </w:r>
+            <w:r>
+              <w:rPr>
+                <w:noProof/>
                 <w:webHidden/>
               </w:rPr>
               <w:fldChar w:fldCharType="separate"/>
             </w:r>
             <w:r>
               <w:rPr>
+                <w:noProof/>
                 <w:webHidden/>
               </w:rPr>
               <w:t>1</w:t>
             </w:r>
             <w:r>
               <w:rPr>
+                <w:noProof/>
                 <w:webHidden/>
               </w:rPr>
               <w:fldChar w:fldCharType="end"/>
@@ -1215,22 +1224,25 @@
             </w:tabs>
             <w:rPr>
               <w:rFonts w:eastAsiaTheme="minorEastAsia"/>
+              <w:noProof/>
               <w:kern w:val="2"/>
               <w:szCs w:val="24"/>
               <w:lang w:eastAsia="cs-CZ"/>
               <w14:ligatures w14:val="standardContextual"/>
             </w:rPr>
           </w:pPr>
-          <w:hyperlink w:anchor="_Toc214612988" w:history="1">
+          <w:hyperlink w:anchor="_Toc222746891" w:history="1">
             <w:r>
               <w:rPr>
                 <w:rStyle w:val="Hypertextovodkaz"/>
+                <w:noProof/>
               </w:rPr>
               <w:t>1</w:t>
             </w:r>
             <w:r>
               <w:rPr>
                 <w:rFonts w:eastAsiaTheme="minorEastAsia"/>
+                <w:noProof/>
                 <w:kern w:val="2"/>
                 <w:szCs w:val="24"/>
                 <w:lang w:eastAsia="cs-CZ"/>
@@ -1241,46 +1253,54 @@
             <w:r>
               <w:rPr>
                 <w:rStyle w:val="Hypertextovodkaz"/>
+                <w:noProof/>
               </w:rPr>
               <w:t>Analýza</w:t>
             </w:r>
             <w:r>
               <w:rPr>
+                <w:noProof/>
                 <w:webHidden/>
               </w:rPr>
               <w:tab/>
             </w:r>
             <w:r>
               <w:rPr>
+                <w:noProof/>
                 <w:webHidden/>
               </w:rPr>
               <w:fldChar w:fldCharType="begin"/>
             </w:r>
             <w:r>
               <w:rPr>
-                <w:webHidden/>
-              </w:rPr>
-              <w:instrText xml:space="preserve"> PAGEREF _Toc214612988 \h </w:instrText>
-            </w:r>
-            <w:r>
-              <w:rPr>
-                <w:webHidden/>
-              </w:rPr>
-            </w:r>
-            <w:r>
-              <w:rPr>
+                <w:noProof/>
+                <w:webHidden/>
+              </w:rPr>
+              <w:instrText xml:space="preserve"> PAGEREF _Toc222746891 \h </w:instrText>
+            </w:r>
+            <w:r>
+              <w:rPr>
+                <w:noProof/>
+                <w:webHidden/>
+              </w:rPr>
+            </w:r>
+            <w:r>
+              <w:rPr>
+                <w:noProof/>
                 <w:webHidden/>
               </w:rPr>
               <w:fldChar w:fldCharType="separate"/>
             </w:r>
             <w:r>
               <w:rPr>
+                <w:noProof/>
                 <w:webHidden/>
               </w:rPr>
               <w:t>2</w:t>
             </w:r>
             <w:r>
               <w:rPr>
+                <w:noProof/>
                 <w:webHidden/>
               </w:rPr>
               <w:fldChar w:fldCharType="end"/>
@@ -1292,22 +1312,25 @@
             <w:pStyle w:val="Obsah2"/>
             <w:rPr>
               <w:rFonts w:eastAsiaTheme="minorEastAsia"/>
+              <w:noProof/>
               <w:kern w:val="2"/>
               <w:szCs w:val="24"/>
               <w:lang w:eastAsia="cs-CZ"/>
               <w14:ligatures w14:val="standardContextual"/>
             </w:rPr>
           </w:pPr>
-          <w:hyperlink w:anchor="_Toc214612989" w:history="1">
+          <w:hyperlink w:anchor="_Toc222746892" w:history="1">
             <w:r>
               <w:rPr>
                 <w:rStyle w:val="Hypertextovodkaz"/>
+                <w:noProof/>
               </w:rPr>
               <w:t>1.1</w:t>
             </w:r>
             <w:r>
               <w:rPr>
                 <w:rFonts w:eastAsiaTheme="minorEastAsia"/>
+                <w:noProof/>
                 <w:kern w:val="2"/>
                 <w:szCs w:val="24"/>
                 <w:lang w:eastAsia="cs-CZ"/>
@@ -1318,46 +1341,54 @@
             <w:r>
               <w:rPr>
                 <w:rStyle w:val="Hypertextovodkaz"/>
+                <w:noProof/>
               </w:rPr>
               <w:t>Stav projektu k ukončení ročníkové práce</w:t>
             </w:r>
             <w:r>
               <w:rPr>
+                <w:noProof/>
                 <w:webHidden/>
               </w:rPr>
               <w:tab/>
             </w:r>
             <w:r>
               <w:rPr>
+                <w:noProof/>
                 <w:webHidden/>
               </w:rPr>
               <w:fldChar w:fldCharType="begin"/>
             </w:r>
             <w:r>
               <w:rPr>
-                <w:webHidden/>
-              </w:rPr>
-              <w:instrText xml:space="preserve"> PAGEREF _Toc214612989 \h </w:instrText>
-            </w:r>
-            <w:r>
-              <w:rPr>
-                <w:webHidden/>
-              </w:rPr>
-            </w:r>
-            <w:r>
-              <w:rPr>
+                <w:noProof/>
+                <w:webHidden/>
+              </w:rPr>
+              <w:instrText xml:space="preserve"> PAGEREF _Toc222746892 \h </w:instrText>
+            </w:r>
+            <w:r>
+              <w:rPr>
+                <w:noProof/>
+                <w:webHidden/>
+              </w:rPr>
+            </w:r>
+            <w:r>
+              <w:rPr>
+                <w:noProof/>
                 <w:webHidden/>
               </w:rPr>
               <w:fldChar w:fldCharType="separate"/>
             </w:r>
             <w:r>
               <w:rPr>
+                <w:noProof/>
                 <w:webHidden/>
               </w:rPr>
               <w:t>2</w:t>
             </w:r>
             <w:r>
               <w:rPr>
+                <w:noProof/>
                 <w:webHidden/>
               </w:rPr>
               <w:fldChar w:fldCharType="end"/>
@@ -1369,22 +1400,25 @@
             <w:pStyle w:val="Obsah2"/>
             <w:rPr>
               <w:rFonts w:eastAsiaTheme="minorEastAsia"/>
+              <w:noProof/>
               <w:kern w:val="2"/>
               <w:szCs w:val="24"/>
               <w:lang w:eastAsia="cs-CZ"/>
               <w14:ligatures w14:val="standardContextual"/>
             </w:rPr>
           </w:pPr>
-          <w:hyperlink w:anchor="_Toc214612990" w:history="1">
+          <w:hyperlink w:anchor="_Toc222746893" w:history="1">
             <w:r>
               <w:rPr>
                 <w:rStyle w:val="Hypertextovodkaz"/>
+                <w:noProof/>
               </w:rPr>
               <w:t>1.2</w:t>
             </w:r>
             <w:r>
               <w:rPr>
                 <w:rFonts w:eastAsiaTheme="minorEastAsia"/>
+                <w:noProof/>
                 <w:kern w:val="2"/>
                 <w:szCs w:val="24"/>
                 <w:lang w:eastAsia="cs-CZ"/>
@@ -1395,46 +1429,54 @@
             <w:r>
               <w:rPr>
                 <w:rStyle w:val="Hypertextovodkaz"/>
+                <w:noProof/>
               </w:rPr>
               <w:t>Funkční požadavky</w:t>
             </w:r>
             <w:r>
               <w:rPr>
+                <w:noProof/>
                 <w:webHidden/>
               </w:rPr>
               <w:tab/>
             </w:r>
             <w:r>
               <w:rPr>
+                <w:noProof/>
                 <w:webHidden/>
               </w:rPr>
               <w:fldChar w:fldCharType="begin"/>
             </w:r>
             <w:r>
               <w:rPr>
-                <w:webHidden/>
-              </w:rPr>
-              <w:instrText xml:space="preserve"> PAGEREF _Toc214612990 \h </w:instrText>
-            </w:r>
-            <w:r>
-              <w:rPr>
-                <w:webHidden/>
-              </w:rPr>
-            </w:r>
-            <w:r>
-              <w:rPr>
+                <w:noProof/>
+                <w:webHidden/>
+              </w:rPr>
+              <w:instrText xml:space="preserve"> PAGEREF _Toc222746893 \h </w:instrText>
+            </w:r>
+            <w:r>
+              <w:rPr>
+                <w:noProof/>
+                <w:webHidden/>
+              </w:rPr>
+            </w:r>
+            <w:r>
+              <w:rPr>
+                <w:noProof/>
                 <w:webHidden/>
               </w:rPr>
               <w:fldChar w:fldCharType="separate"/>
             </w:r>
             <w:r>
               <w:rPr>
+                <w:noProof/>
                 <w:webHidden/>
               </w:rPr>
               <w:t>3</w:t>
             </w:r>
             <w:r>
               <w:rPr>
+                <w:noProof/>
                 <w:webHidden/>
               </w:rPr>
               <w:fldChar w:fldCharType="end"/>
@@ -1446,22 +1488,25 @@
             <w:pStyle w:val="Obsah3"/>
             <w:rPr>
               <w:rFonts w:eastAsiaTheme="minorEastAsia"/>
+              <w:noProof/>
               <w:kern w:val="2"/>
               <w:szCs w:val="24"/>
               <w:lang w:eastAsia="cs-CZ"/>
               <w14:ligatures w14:val="standardContextual"/>
             </w:rPr>
           </w:pPr>
-          <w:hyperlink w:anchor="_Toc214612991" w:history="1">
+          <w:hyperlink w:anchor="_Toc222746894" w:history="1">
             <w:r>
               <w:rPr>
                 <w:rStyle w:val="Hypertextovodkaz"/>
+                <w:noProof/>
               </w:rPr>
               <w:t>1.2.1</w:t>
             </w:r>
             <w:r>
               <w:rPr>
                 <w:rFonts w:eastAsiaTheme="minorEastAsia"/>
+                <w:noProof/>
                 <w:kern w:val="2"/>
                 <w:szCs w:val="24"/>
                 <w:lang w:eastAsia="cs-CZ"/>
@@ -1472,46 +1517,54 @@
             <w:r>
               <w:rPr>
                 <w:rStyle w:val="Hypertextovodkaz"/>
-              </w:rPr>
-              <w:t>Vstupní a výstupní periferie</w:t>
-            </w:r>
-            <w:r>
-              <w:rPr>
+                <w:noProof/>
+              </w:rPr>
+              <w:t>Periferie</w:t>
+            </w:r>
+            <w:r>
+              <w:rPr>
+                <w:noProof/>
                 <w:webHidden/>
               </w:rPr>
               <w:tab/>
             </w:r>
             <w:r>
               <w:rPr>
+                <w:noProof/>
                 <w:webHidden/>
               </w:rPr>
               <w:fldChar w:fldCharType="begin"/>
             </w:r>
             <w:r>
               <w:rPr>
-                <w:webHidden/>
-              </w:rPr>
-              <w:instrText xml:space="preserve"> PAGEREF _Toc214612991 \h </w:instrText>
-            </w:r>
-            <w:r>
-              <w:rPr>
-                <w:webHidden/>
-              </w:rPr>
-            </w:r>
-            <w:r>
-              <w:rPr>
+                <w:noProof/>
+                <w:webHidden/>
+              </w:rPr>
+              <w:instrText xml:space="preserve"> PAGEREF _Toc222746894 \h </w:instrText>
+            </w:r>
+            <w:r>
+              <w:rPr>
+                <w:noProof/>
+                <w:webHidden/>
+              </w:rPr>
+            </w:r>
+            <w:r>
+              <w:rPr>
+                <w:noProof/>
                 <w:webHidden/>
               </w:rPr>
               <w:fldChar w:fldCharType="separate"/>
             </w:r>
             <w:r>
               <w:rPr>
+                <w:noProof/>
                 <w:webHidden/>
               </w:rPr>
               <w:t>3</w:t>
             </w:r>
             <w:r>
               <w:rPr>
+                <w:noProof/>
                 <w:webHidden/>
               </w:rPr>
               <w:fldChar w:fldCharType="end"/>
@@ -1523,22 +1576,25 @@
             <w:pStyle w:val="Obsah3"/>
             <w:rPr>
               <w:rFonts w:eastAsiaTheme="minorEastAsia"/>
+              <w:noProof/>
               <w:kern w:val="2"/>
               <w:szCs w:val="24"/>
               <w:lang w:eastAsia="cs-CZ"/>
               <w14:ligatures w14:val="standardContextual"/>
             </w:rPr>
           </w:pPr>
-          <w:hyperlink w:anchor="_Toc214612992" w:history="1">
+          <w:hyperlink w:anchor="_Toc222746895" w:history="1">
             <w:r>
               <w:rPr>
                 <w:rStyle w:val="Hypertextovodkaz"/>
+                <w:noProof/>
               </w:rPr>
               <w:t>1.2.2</w:t>
             </w:r>
             <w:r>
               <w:rPr>
                 <w:rFonts w:eastAsiaTheme="minorEastAsia"/>
+                <w:noProof/>
                 <w:kern w:val="2"/>
                 <w:szCs w:val="24"/>
                 <w:lang w:eastAsia="cs-CZ"/>
@@ -1549,46 +1605,54 @@
             <w:r>
               <w:rPr>
                 <w:rStyle w:val="Hypertextovodkaz"/>
+                <w:noProof/>
               </w:rPr>
               <w:t>Zápis do paměti programu</w:t>
             </w:r>
             <w:r>
               <w:rPr>
+                <w:noProof/>
                 <w:webHidden/>
               </w:rPr>
               <w:tab/>
             </w:r>
             <w:r>
               <w:rPr>
+                <w:noProof/>
                 <w:webHidden/>
               </w:rPr>
               <w:fldChar w:fldCharType="begin"/>
             </w:r>
             <w:r>
               <w:rPr>
-                <w:webHidden/>
-              </w:rPr>
-              <w:instrText xml:space="preserve"> PAGEREF _Toc214612992 \h </w:instrText>
-            </w:r>
-            <w:r>
-              <w:rPr>
-                <w:webHidden/>
-              </w:rPr>
-            </w:r>
-            <w:r>
-              <w:rPr>
+                <w:noProof/>
+                <w:webHidden/>
+              </w:rPr>
+              <w:instrText xml:space="preserve"> PAGEREF _Toc222746895 \h </w:instrText>
+            </w:r>
+            <w:r>
+              <w:rPr>
+                <w:noProof/>
+                <w:webHidden/>
+              </w:rPr>
+            </w:r>
+            <w:r>
+              <w:rPr>
+                <w:noProof/>
                 <w:webHidden/>
               </w:rPr>
               <w:fldChar w:fldCharType="separate"/>
             </w:r>
             <w:r>
               <w:rPr>
+                <w:noProof/>
                 <w:webHidden/>
               </w:rPr>
               <w:t>3</w:t>
             </w:r>
             <w:r>
               <w:rPr>
+                <w:noProof/>
                 <w:webHidden/>
               </w:rPr>
               <w:fldChar w:fldCharType="end"/>
@@ -1600,22 +1664,25 @@
             <w:pStyle w:val="Obsah2"/>
             <w:rPr>
               <w:rFonts w:eastAsiaTheme="minorEastAsia"/>
+              <w:noProof/>
               <w:kern w:val="2"/>
               <w:szCs w:val="24"/>
               <w:lang w:eastAsia="cs-CZ"/>
               <w14:ligatures w14:val="standardContextual"/>
             </w:rPr>
           </w:pPr>
-          <w:hyperlink w:anchor="_Toc214612993" w:history="1">
+          <w:hyperlink w:anchor="_Toc222746896" w:history="1">
             <w:r>
               <w:rPr>
                 <w:rStyle w:val="Hypertextovodkaz"/>
+                <w:noProof/>
               </w:rPr>
               <w:t>1.3</w:t>
             </w:r>
             <w:r>
               <w:rPr>
                 <w:rFonts w:eastAsiaTheme="minorEastAsia"/>
+                <w:noProof/>
                 <w:kern w:val="2"/>
                 <w:szCs w:val="24"/>
                 <w:lang w:eastAsia="cs-CZ"/>
@@ -1626,46 +1693,54 @@
             <w:r>
               <w:rPr>
                 <w:rStyle w:val="Hypertextovodkaz"/>
+                <w:noProof/>
               </w:rPr>
               <w:t>Nefunkční požadavky</w:t>
             </w:r>
             <w:r>
               <w:rPr>
+                <w:noProof/>
                 <w:webHidden/>
               </w:rPr>
               <w:tab/>
             </w:r>
             <w:r>
               <w:rPr>
+                <w:noProof/>
                 <w:webHidden/>
               </w:rPr>
               <w:fldChar w:fldCharType="begin"/>
             </w:r>
             <w:r>
               <w:rPr>
-                <w:webHidden/>
-              </w:rPr>
-              <w:instrText xml:space="preserve"> PAGEREF _Toc214612993 \h </w:instrText>
-            </w:r>
-            <w:r>
-              <w:rPr>
-                <w:webHidden/>
-              </w:rPr>
-            </w:r>
-            <w:r>
-              <w:rPr>
+                <w:noProof/>
+                <w:webHidden/>
+              </w:rPr>
+              <w:instrText xml:space="preserve"> PAGEREF _Toc222746896 \h </w:instrText>
+            </w:r>
+            <w:r>
+              <w:rPr>
+                <w:noProof/>
+                <w:webHidden/>
+              </w:rPr>
+            </w:r>
+            <w:r>
+              <w:rPr>
+                <w:noProof/>
                 <w:webHidden/>
               </w:rPr>
               <w:fldChar w:fldCharType="separate"/>
             </w:r>
             <w:r>
               <w:rPr>
+                <w:noProof/>
                 <w:webHidden/>
               </w:rPr>
               <w:t>3</w:t>
             </w:r>
             <w:r>
               <w:rPr>
+                <w:noProof/>
                 <w:webHidden/>
               </w:rPr>
               <w:fldChar w:fldCharType="end"/>
@@ -1677,22 +1752,25 @@
             <w:pStyle w:val="Obsah3"/>
             <w:rPr>
               <w:rFonts w:eastAsiaTheme="minorEastAsia"/>
+              <w:noProof/>
               <w:kern w:val="2"/>
               <w:szCs w:val="24"/>
               <w:lang w:eastAsia="cs-CZ"/>
               <w14:ligatures w14:val="standardContextual"/>
             </w:rPr>
           </w:pPr>
-          <w:hyperlink w:anchor="_Toc214612994" w:history="1">
+          <w:hyperlink w:anchor="_Toc222746897" w:history="1">
             <w:r>
               <w:rPr>
                 <w:rStyle w:val="Hypertextovodkaz"/>
+                <w:noProof/>
               </w:rPr>
               <w:t>1.3.1</w:t>
             </w:r>
             <w:r>
               <w:rPr>
                 <w:rFonts w:eastAsiaTheme="minorEastAsia"/>
+                <w:noProof/>
                 <w:kern w:val="2"/>
                 <w:szCs w:val="24"/>
                 <w:lang w:eastAsia="cs-CZ"/>
@@ -1703,46 +1781,54 @@
             <w:r>
               <w:rPr>
                 <w:rStyle w:val="Hypertextovodkaz"/>
+                <w:noProof/>
               </w:rPr>
               <w:t>FPGA platforma</w:t>
             </w:r>
             <w:r>
               <w:rPr>
+                <w:noProof/>
                 <w:webHidden/>
               </w:rPr>
               <w:tab/>
             </w:r>
             <w:r>
               <w:rPr>
+                <w:noProof/>
                 <w:webHidden/>
               </w:rPr>
               <w:fldChar w:fldCharType="begin"/>
             </w:r>
             <w:r>
               <w:rPr>
-                <w:webHidden/>
-              </w:rPr>
-              <w:instrText xml:space="preserve"> PAGEREF _Toc214612994 \h </w:instrText>
-            </w:r>
-            <w:r>
-              <w:rPr>
-                <w:webHidden/>
-              </w:rPr>
-            </w:r>
-            <w:r>
-              <w:rPr>
+                <w:noProof/>
+                <w:webHidden/>
+              </w:rPr>
+              <w:instrText xml:space="preserve"> PAGEREF _Toc222746897 \h </w:instrText>
+            </w:r>
+            <w:r>
+              <w:rPr>
+                <w:noProof/>
+                <w:webHidden/>
+              </w:rPr>
+            </w:r>
+            <w:r>
+              <w:rPr>
+                <w:noProof/>
                 <w:webHidden/>
               </w:rPr>
               <w:fldChar w:fldCharType="separate"/>
             </w:r>
             <w:r>
               <w:rPr>
+                <w:noProof/>
                 <w:webHidden/>
               </w:rPr>
               <w:t>3</w:t>
             </w:r>
             <w:r>
               <w:rPr>
+                <w:noProof/>
                 <w:webHidden/>
               </w:rPr>
               <w:fldChar w:fldCharType="end"/>
@@ -1754,22 +1840,25 @@
             <w:pStyle w:val="Obsah3"/>
             <w:rPr>
               <w:rFonts w:eastAsiaTheme="minorEastAsia"/>
+              <w:noProof/>
               <w:kern w:val="2"/>
               <w:szCs w:val="24"/>
               <w:lang w:eastAsia="cs-CZ"/>
               <w14:ligatures w14:val="standardContextual"/>
             </w:rPr>
           </w:pPr>
-          <w:hyperlink w:anchor="_Toc214612995" w:history="1">
+          <w:hyperlink w:anchor="_Toc222746898" w:history="1">
             <w:r>
               <w:rPr>
                 <w:rStyle w:val="Hypertextovodkaz"/>
+                <w:noProof/>
               </w:rPr>
               <w:t>1.3.2</w:t>
             </w:r>
             <w:r>
               <w:rPr>
                 <w:rFonts w:eastAsiaTheme="minorEastAsia"/>
+                <w:noProof/>
                 <w:kern w:val="2"/>
                 <w:szCs w:val="24"/>
                 <w:lang w:eastAsia="cs-CZ"/>
@@ -1780,46 +1869,54 @@
             <w:r>
               <w:rPr>
                 <w:rStyle w:val="Hypertextovodkaz"/>
+                <w:noProof/>
               </w:rPr>
               <w:t>Vývojové prostředí</w:t>
             </w:r>
             <w:r>
               <w:rPr>
+                <w:noProof/>
                 <w:webHidden/>
               </w:rPr>
               <w:tab/>
             </w:r>
             <w:r>
               <w:rPr>
+                <w:noProof/>
                 <w:webHidden/>
               </w:rPr>
               <w:fldChar w:fldCharType="begin"/>
             </w:r>
             <w:r>
               <w:rPr>
-                <w:webHidden/>
-              </w:rPr>
-              <w:instrText xml:space="preserve"> PAGEREF _Toc214612995 \h </w:instrText>
-            </w:r>
-            <w:r>
-              <w:rPr>
-                <w:webHidden/>
-              </w:rPr>
-            </w:r>
-            <w:r>
-              <w:rPr>
+                <w:noProof/>
+                <w:webHidden/>
+              </w:rPr>
+              <w:instrText xml:space="preserve"> PAGEREF _Toc222746898 \h </w:instrText>
+            </w:r>
+            <w:r>
+              <w:rPr>
+                <w:noProof/>
+                <w:webHidden/>
+              </w:rPr>
+            </w:r>
+            <w:r>
+              <w:rPr>
+                <w:noProof/>
                 <w:webHidden/>
               </w:rPr>
               <w:fldChar w:fldCharType="separate"/>
             </w:r>
             <w:r>
               <w:rPr>
+                <w:noProof/>
                 <w:webHidden/>
               </w:rPr>
               <w:t>3</w:t>
             </w:r>
             <w:r>
               <w:rPr>
+                <w:noProof/>
                 <w:webHidden/>
               </w:rPr>
               <w:fldChar w:fldCharType="end"/>
@@ -1831,22 +1928,25 @@
             <w:pStyle w:val="Obsah3"/>
             <w:rPr>
               <w:rFonts w:eastAsiaTheme="minorEastAsia"/>
+              <w:noProof/>
               <w:kern w:val="2"/>
               <w:szCs w:val="24"/>
               <w:lang w:eastAsia="cs-CZ"/>
               <w14:ligatures w14:val="standardContextual"/>
             </w:rPr>
           </w:pPr>
-          <w:hyperlink w:anchor="_Toc214612996" w:history="1">
+          <w:hyperlink w:anchor="_Toc222746899" w:history="1">
             <w:r>
               <w:rPr>
                 <w:rStyle w:val="Hypertextovodkaz"/>
+                <w:noProof/>
               </w:rPr>
               <w:t>1.3.3</w:t>
             </w:r>
             <w:r>
               <w:rPr>
                 <w:rFonts w:eastAsiaTheme="minorEastAsia"/>
+                <w:noProof/>
                 <w:kern w:val="2"/>
                 <w:szCs w:val="24"/>
                 <w:lang w:eastAsia="cs-CZ"/>
@@ -1857,46 +1957,54 @@
             <w:r>
               <w:rPr>
                 <w:rStyle w:val="Hypertextovodkaz"/>
+                <w:noProof/>
               </w:rPr>
               <w:t>Výkon procesoru</w:t>
             </w:r>
             <w:r>
               <w:rPr>
+                <w:noProof/>
                 <w:webHidden/>
               </w:rPr>
               <w:tab/>
             </w:r>
             <w:r>
               <w:rPr>
+                <w:noProof/>
                 <w:webHidden/>
               </w:rPr>
               <w:fldChar w:fldCharType="begin"/>
             </w:r>
             <w:r>
               <w:rPr>
-                <w:webHidden/>
-              </w:rPr>
-              <w:instrText xml:space="preserve"> PAGEREF _Toc214612996 \h </w:instrText>
-            </w:r>
-            <w:r>
-              <w:rPr>
-                <w:webHidden/>
-              </w:rPr>
-            </w:r>
-            <w:r>
-              <w:rPr>
+                <w:noProof/>
+                <w:webHidden/>
+              </w:rPr>
+              <w:instrText xml:space="preserve"> PAGEREF _Toc222746899 \h </w:instrText>
+            </w:r>
+            <w:r>
+              <w:rPr>
+                <w:noProof/>
+                <w:webHidden/>
+              </w:rPr>
+            </w:r>
+            <w:r>
+              <w:rPr>
+                <w:noProof/>
                 <w:webHidden/>
               </w:rPr>
               <w:fldChar w:fldCharType="separate"/>
             </w:r>
             <w:r>
               <w:rPr>
+                <w:noProof/>
                 <w:webHidden/>
               </w:rPr>
               <w:t>4</w:t>
             </w:r>
             <w:r>
               <w:rPr>
+                <w:noProof/>
                 <w:webHidden/>
               </w:rPr>
               <w:fldChar w:fldCharType="end"/>
@@ -1908,22 +2016,25 @@
             <w:pStyle w:val="Obsah3"/>
             <w:rPr>
               <w:rFonts w:eastAsiaTheme="minorEastAsia"/>
+              <w:noProof/>
               <w:kern w:val="2"/>
               <w:szCs w:val="24"/>
               <w:lang w:eastAsia="cs-CZ"/>
               <w14:ligatures w14:val="standardContextual"/>
             </w:rPr>
           </w:pPr>
-          <w:hyperlink w:anchor="_Toc214612997" w:history="1">
+          <w:hyperlink w:anchor="_Toc222746900" w:history="1">
             <w:r>
               <w:rPr>
                 <w:rStyle w:val="Hypertextovodkaz"/>
+                <w:noProof/>
               </w:rPr>
               <w:t>1.3.4</w:t>
             </w:r>
             <w:r>
               <w:rPr>
                 <w:rFonts w:eastAsiaTheme="minorEastAsia"/>
+                <w:noProof/>
                 <w:kern w:val="2"/>
                 <w:szCs w:val="24"/>
                 <w:lang w:eastAsia="cs-CZ"/>
@@ -1934,46 +2045,142 @@
             <w:r>
               <w:rPr>
                 <w:rStyle w:val="Hypertextovodkaz"/>
-              </w:rPr>
-              <w:t>Výkon procesoru</w:t>
-            </w:r>
-            <w:r>
-              <w:rPr>
+                <w:noProof/>
+              </w:rPr>
+              <w:t>Rozšiřitelnost</w:t>
+            </w:r>
+            <w:r>
+              <w:rPr>
+                <w:noProof/>
                 <w:webHidden/>
               </w:rPr>
               <w:tab/>
             </w:r>
             <w:r>
               <w:rPr>
+                <w:noProof/>
                 <w:webHidden/>
               </w:rPr>
               <w:fldChar w:fldCharType="begin"/>
             </w:r>
             <w:r>
               <w:rPr>
-                <w:webHidden/>
-              </w:rPr>
-              <w:instrText xml:space="preserve"> PAGEREF _Toc214612997 \h </w:instrText>
-            </w:r>
-            <w:r>
-              <w:rPr>
-                <w:webHidden/>
-              </w:rPr>
-            </w:r>
-            <w:r>
-              <w:rPr>
+                <w:noProof/>
+                <w:webHidden/>
+              </w:rPr>
+              <w:instrText xml:space="preserve"> PAGEREF _Toc222746900 \h </w:instrText>
+            </w:r>
+            <w:r>
+              <w:rPr>
+                <w:noProof/>
+                <w:webHidden/>
+              </w:rPr>
+            </w:r>
+            <w:r>
+              <w:rPr>
+                <w:noProof/>
                 <w:webHidden/>
               </w:rPr>
               <w:fldChar w:fldCharType="separate"/>
             </w:r>
             <w:r>
               <w:rPr>
+                <w:noProof/>
                 <w:webHidden/>
               </w:rPr>
               <w:t>4</w:t>
             </w:r>
             <w:r>
               <w:rPr>
+                <w:noProof/>
+                <w:webHidden/>
+              </w:rPr>
+              <w:fldChar w:fldCharType="end"/>
+            </w:r>
+          </w:hyperlink>
+        </w:p>
+        <w:p>
+          <w:pPr>
+            <w:pStyle w:val="Obsah3"/>
+            <w:rPr>
+              <w:rFonts w:eastAsiaTheme="minorEastAsia"/>
+              <w:noProof/>
+              <w:kern w:val="2"/>
+              <w:szCs w:val="24"/>
+              <w:lang w:eastAsia="cs-CZ"/>
+              <w14:ligatures w14:val="standardContextual"/>
+            </w:rPr>
+          </w:pPr>
+          <w:hyperlink w:anchor="_Toc222746901" w:history="1">
+            <w:r>
+              <w:rPr>
+                <w:rStyle w:val="Hypertextovodkaz"/>
+                <w:noProof/>
+              </w:rPr>
+              <w:t>1.3.5</w:t>
+            </w:r>
+            <w:r>
+              <w:rPr>
+                <w:rFonts w:eastAsiaTheme="minorEastAsia"/>
+                <w:noProof/>
+                <w:kern w:val="2"/>
+                <w:szCs w:val="24"/>
+                <w:lang w:eastAsia="cs-CZ"/>
+                <w14:ligatures w14:val="standardContextual"/>
+              </w:rPr>
+              <w:tab/>
+            </w:r>
+            <w:r>
+              <w:rPr>
+                <w:rStyle w:val="Hypertextovodkaz"/>
+                <w:noProof/>
+              </w:rPr>
+              <w:t>Využití zdrojů</w:t>
+            </w:r>
+            <w:r>
+              <w:rPr>
+                <w:noProof/>
+                <w:webHidden/>
+              </w:rPr>
+              <w:tab/>
+            </w:r>
+            <w:r>
+              <w:rPr>
+                <w:noProof/>
+                <w:webHidden/>
+              </w:rPr>
+              <w:fldChar w:fldCharType="begin"/>
+            </w:r>
+            <w:r>
+              <w:rPr>
+                <w:noProof/>
+                <w:webHidden/>
+              </w:rPr>
+              <w:instrText xml:space="preserve"> PAGEREF _Toc222746901 \h </w:instrText>
+            </w:r>
+            <w:r>
+              <w:rPr>
+                <w:noProof/>
+                <w:webHidden/>
+              </w:rPr>
+            </w:r>
+            <w:r>
+              <w:rPr>
+                <w:noProof/>
+                <w:webHidden/>
+              </w:rPr>
+              <w:fldChar w:fldCharType="separate"/>
+            </w:r>
+            <w:r>
+              <w:rPr>
+                <w:noProof/>
+                <w:webHidden/>
+              </w:rPr>
+              <w:t>4</w:t>
+            </w:r>
+            <w:r>
+              <w:rPr>
+                <w:noProof/>
                 <w:webHidden/>
               </w:rPr>
               <w:fldChar w:fldCharType="end"/>
@@ -1985,22 +2192,25 @@
             <w:pStyle w:val="Obsah2"/>
             <w:rPr>
               <w:rFonts w:eastAsiaTheme="minorEastAsia"/>
+              <w:noProof/>
               <w:kern w:val="2"/>
               <w:szCs w:val="24"/>
               <w:lang w:eastAsia="cs-CZ"/>
               <w14:ligatures w14:val="standardContextual"/>
             </w:rPr>
           </w:pPr>
-          <w:hyperlink w:anchor="_Toc214612998" w:history="1">
+          <w:hyperlink w:anchor="_Toc222746902" w:history="1">
             <w:r>
               <w:rPr>
                 <w:rStyle w:val="Hypertextovodkaz"/>
+                <w:noProof/>
               </w:rPr>
               <w:t>1.4</w:t>
             </w:r>
             <w:r>
               <w:rPr>
                 <w:rFonts w:eastAsiaTheme="minorEastAsia"/>
+                <w:noProof/>
                 <w:kern w:val="2"/>
                 <w:szCs w:val="24"/>
                 <w:lang w:eastAsia="cs-CZ"/>
@@ -2011,46 +2221,54 @@
             <w:r>
               <w:rPr>
                 <w:rStyle w:val="Hypertextovodkaz"/>
+                <w:noProof/>
               </w:rPr>
               <w:t>Analýza stávajících řešení, trhu</w:t>
             </w:r>
             <w:r>
               <w:rPr>
+                <w:noProof/>
                 <w:webHidden/>
               </w:rPr>
               <w:tab/>
             </w:r>
             <w:r>
               <w:rPr>
+                <w:noProof/>
                 <w:webHidden/>
               </w:rPr>
               <w:fldChar w:fldCharType="begin"/>
             </w:r>
             <w:r>
               <w:rPr>
-                <w:webHidden/>
-              </w:rPr>
-              <w:instrText xml:space="preserve"> PAGEREF _Toc214612998 \h </w:instrText>
-            </w:r>
-            <w:r>
-              <w:rPr>
-                <w:webHidden/>
-              </w:rPr>
-            </w:r>
-            <w:r>
-              <w:rPr>
+                <w:noProof/>
+                <w:webHidden/>
+              </w:rPr>
+              <w:instrText xml:space="preserve"> PAGEREF _Toc222746902 \h </w:instrText>
+            </w:r>
+            <w:r>
+              <w:rPr>
+                <w:noProof/>
+                <w:webHidden/>
+              </w:rPr>
+            </w:r>
+            <w:r>
+              <w:rPr>
+                <w:noProof/>
                 <w:webHidden/>
               </w:rPr>
               <w:fldChar w:fldCharType="separate"/>
             </w:r>
             <w:r>
               <w:rPr>
+                <w:noProof/>
                 <w:webHidden/>
               </w:rPr>
               <w:t>4</w:t>
             </w:r>
             <w:r>
               <w:rPr>
+                <w:noProof/>
                 <w:webHidden/>
               </w:rPr>
               <w:fldChar w:fldCharType="end"/>
@@ -2065,22 +2283,25 @@
             </w:tabs>
             <w:rPr>
               <w:rFonts w:eastAsiaTheme="minorEastAsia"/>
+              <w:noProof/>
               <w:kern w:val="2"/>
               <w:szCs w:val="24"/>
               <w:lang w:eastAsia="cs-CZ"/>
               <w14:ligatures w14:val="standardContextual"/>
             </w:rPr>
           </w:pPr>
-          <w:hyperlink w:anchor="_Toc214612999" w:history="1">
+          <w:hyperlink w:anchor="_Toc222746903" w:history="1">
             <w:r>
               <w:rPr>
                 <w:rStyle w:val="Hypertextovodkaz"/>
+                <w:noProof/>
               </w:rPr>
               <w:t>2</w:t>
             </w:r>
             <w:r>
               <w:rPr>
                 <w:rFonts w:eastAsiaTheme="minorEastAsia"/>
+                <w:noProof/>
                 <w:kern w:val="2"/>
                 <w:szCs w:val="24"/>
                 <w:lang w:eastAsia="cs-CZ"/>
@@ -2091,46 +2312,54 @@
             <w:r>
               <w:rPr>
                 <w:rStyle w:val="Hypertextovodkaz"/>
+                <w:noProof/>
               </w:rPr>
               <w:t>Návrh</w:t>
             </w:r>
             <w:r>
               <w:rPr>
+                <w:noProof/>
                 <w:webHidden/>
               </w:rPr>
               <w:tab/>
             </w:r>
             <w:r>
               <w:rPr>
+                <w:noProof/>
                 <w:webHidden/>
               </w:rPr>
               <w:fldChar w:fldCharType="begin"/>
             </w:r>
             <w:r>
               <w:rPr>
-                <w:webHidden/>
-              </w:rPr>
-              <w:instrText xml:space="preserve"> PAGEREF _Toc214612999 \h </w:instrText>
-            </w:r>
-            <w:r>
-              <w:rPr>
-                <w:webHidden/>
-              </w:rPr>
-            </w:r>
-            <w:r>
-              <w:rPr>
+                <w:noProof/>
+                <w:webHidden/>
+              </w:rPr>
+              <w:instrText xml:space="preserve"> PAGEREF _Toc222746903 \h </w:instrText>
+            </w:r>
+            <w:r>
+              <w:rPr>
+                <w:noProof/>
+                <w:webHidden/>
+              </w:rPr>
+            </w:r>
+            <w:r>
+              <w:rPr>
+                <w:noProof/>
                 <w:webHidden/>
               </w:rPr>
               <w:fldChar w:fldCharType="separate"/>
             </w:r>
             <w:r>
               <w:rPr>
+                <w:noProof/>
                 <w:webHidden/>
               </w:rPr>
               <w:t>5</w:t>
             </w:r>
             <w:r>
               <w:rPr>
+                <w:noProof/>
                 <w:webHidden/>
               </w:rPr>
               <w:fldChar w:fldCharType="end"/>
@@ -2142,22 +2371,25 @@
             <w:pStyle w:val="Obsah2"/>
             <w:rPr>
               <w:rFonts w:eastAsiaTheme="minorEastAsia"/>
+              <w:noProof/>
               <w:kern w:val="2"/>
               <w:szCs w:val="24"/>
               <w:lang w:eastAsia="cs-CZ"/>
               <w14:ligatures w14:val="standardContextual"/>
             </w:rPr>
           </w:pPr>
-          <w:hyperlink w:anchor="_Toc214613000" w:history="1">
+          <w:hyperlink w:anchor="_Toc222746904" w:history="1">
             <w:r>
               <w:rPr>
                 <w:rStyle w:val="Hypertextovodkaz"/>
+                <w:noProof/>
               </w:rPr>
               <w:t>2.1</w:t>
             </w:r>
             <w:r>
               <w:rPr>
                 <w:rFonts w:eastAsiaTheme="minorEastAsia"/>
+                <w:noProof/>
                 <w:kern w:val="2"/>
                 <w:szCs w:val="24"/>
                 <w:lang w:eastAsia="cs-CZ"/>
@@ -2168,46 +2400,54 @@
             <w:r>
               <w:rPr>
                 <w:rStyle w:val="Hypertextovodkaz"/>
-              </w:rPr>
-              <w:t>Vstupní a výstupní periferie</w:t>
-            </w:r>
-            <w:r>
-              <w:rPr>
+                <w:noProof/>
+              </w:rPr>
+              <w:t>Periferie</w:t>
+            </w:r>
+            <w:r>
+              <w:rPr>
+                <w:noProof/>
                 <w:webHidden/>
               </w:rPr>
               <w:tab/>
             </w:r>
             <w:r>
               <w:rPr>
+                <w:noProof/>
                 <w:webHidden/>
               </w:rPr>
               <w:fldChar w:fldCharType="begin"/>
             </w:r>
             <w:r>
               <w:rPr>
-                <w:webHidden/>
-              </w:rPr>
-              <w:instrText xml:space="preserve"> PAGEREF _Toc214613000 \h </w:instrText>
-            </w:r>
-            <w:r>
-              <w:rPr>
-                <w:webHidden/>
-              </w:rPr>
-            </w:r>
-            <w:r>
-              <w:rPr>
+                <w:noProof/>
+                <w:webHidden/>
+              </w:rPr>
+              <w:instrText xml:space="preserve"> PAGEREF _Toc222746904 \h </w:instrText>
+            </w:r>
+            <w:r>
+              <w:rPr>
+                <w:noProof/>
+                <w:webHidden/>
+              </w:rPr>
+            </w:r>
+            <w:r>
+              <w:rPr>
+                <w:noProof/>
                 <w:webHidden/>
               </w:rPr>
               <w:fldChar w:fldCharType="separate"/>
             </w:r>
             <w:r>
               <w:rPr>
+                <w:noProof/>
                 <w:webHidden/>
               </w:rPr>
               <w:t>5</w:t>
             </w:r>
             <w:r>
               <w:rPr>
+                <w:noProof/>
                 <w:webHidden/>
               </w:rPr>
               <w:fldChar w:fldCharType="end"/>
@@ -2219,22 +2459,25 @@
             <w:pStyle w:val="Obsah3"/>
             <w:rPr>
               <w:rFonts w:eastAsiaTheme="minorEastAsia"/>
+              <w:noProof/>
               <w:kern w:val="2"/>
               <w:szCs w:val="24"/>
               <w:lang w:eastAsia="cs-CZ"/>
               <w14:ligatures w14:val="standardContextual"/>
             </w:rPr>
           </w:pPr>
-          <w:hyperlink w:anchor="_Toc214613001" w:history="1">
+          <w:hyperlink w:anchor="_Toc222746905" w:history="1">
             <w:r>
               <w:rPr>
                 <w:rStyle w:val="Hypertextovodkaz"/>
+                <w:noProof/>
               </w:rPr>
               <w:t>2.1.1</w:t>
             </w:r>
             <w:r>
               <w:rPr>
                 <w:rFonts w:eastAsiaTheme="minorEastAsia"/>
+                <w:noProof/>
                 <w:kern w:val="2"/>
                 <w:szCs w:val="24"/>
                 <w:lang w:eastAsia="cs-CZ"/>
@@ -2245,46 +2488,54 @@
             <w:r>
               <w:rPr>
                 <w:rStyle w:val="Hypertextovodkaz"/>
+                <w:noProof/>
               </w:rPr>
               <w:t>GPIO</w:t>
             </w:r>
             <w:r>
               <w:rPr>
+                <w:noProof/>
                 <w:webHidden/>
               </w:rPr>
               <w:tab/>
             </w:r>
             <w:r>
               <w:rPr>
+                <w:noProof/>
                 <w:webHidden/>
               </w:rPr>
               <w:fldChar w:fldCharType="begin"/>
             </w:r>
             <w:r>
               <w:rPr>
-                <w:webHidden/>
-              </w:rPr>
-              <w:instrText xml:space="preserve"> PAGEREF _Toc214613001 \h </w:instrText>
-            </w:r>
-            <w:r>
-              <w:rPr>
-                <w:webHidden/>
-              </w:rPr>
-            </w:r>
-            <w:r>
-              <w:rPr>
+                <w:noProof/>
+                <w:webHidden/>
+              </w:rPr>
+              <w:instrText xml:space="preserve"> PAGEREF _Toc222746905 \h </w:instrText>
+            </w:r>
+            <w:r>
+              <w:rPr>
+                <w:noProof/>
+                <w:webHidden/>
+              </w:rPr>
+            </w:r>
+            <w:r>
+              <w:rPr>
+                <w:noProof/>
                 <w:webHidden/>
               </w:rPr>
               <w:fldChar w:fldCharType="separate"/>
             </w:r>
             <w:r>
               <w:rPr>
+                <w:noProof/>
                 <w:webHidden/>
               </w:rPr>
               <w:t>5</w:t>
             </w:r>
             <w:r>
               <w:rPr>
+                <w:noProof/>
                 <w:webHidden/>
               </w:rPr>
               <w:fldChar w:fldCharType="end"/>
@@ -2296,22 +2547,25 @@
             <w:pStyle w:val="Obsah3"/>
             <w:rPr>
               <w:rFonts w:eastAsiaTheme="minorEastAsia"/>
+              <w:noProof/>
               <w:kern w:val="2"/>
               <w:szCs w:val="24"/>
               <w:lang w:eastAsia="cs-CZ"/>
               <w14:ligatures w14:val="standardContextual"/>
             </w:rPr>
           </w:pPr>
-          <w:hyperlink w:anchor="_Toc214613002" w:history="1">
+          <w:hyperlink w:anchor="_Toc222746906" w:history="1">
             <w:r>
               <w:rPr>
                 <w:rStyle w:val="Hypertextovodkaz"/>
+                <w:noProof/>
               </w:rPr>
               <w:t>2.1.2</w:t>
             </w:r>
             <w:r>
               <w:rPr>
                 <w:rFonts w:eastAsiaTheme="minorEastAsia"/>
+                <w:noProof/>
                 <w:kern w:val="2"/>
                 <w:szCs w:val="24"/>
                 <w:lang w:eastAsia="cs-CZ"/>
@@ -2322,46 +2576,54 @@
             <w:r>
               <w:rPr>
                 <w:rStyle w:val="Hypertextovodkaz"/>
+                <w:noProof/>
               </w:rPr>
               <w:t>UART</w:t>
             </w:r>
             <w:r>
               <w:rPr>
+                <w:noProof/>
                 <w:webHidden/>
               </w:rPr>
               <w:tab/>
             </w:r>
             <w:r>
               <w:rPr>
+                <w:noProof/>
                 <w:webHidden/>
               </w:rPr>
               <w:fldChar w:fldCharType="begin"/>
             </w:r>
             <w:r>
               <w:rPr>
-                <w:webHidden/>
-              </w:rPr>
-              <w:instrText xml:space="preserve"> PAGEREF _Toc214613002 \h </w:instrText>
-            </w:r>
-            <w:r>
-              <w:rPr>
-                <w:webHidden/>
-              </w:rPr>
-            </w:r>
-            <w:r>
-              <w:rPr>
+                <w:noProof/>
+                <w:webHidden/>
+              </w:rPr>
+              <w:instrText xml:space="preserve"> PAGEREF _Toc222746906 \h </w:instrText>
+            </w:r>
+            <w:r>
+              <w:rPr>
+                <w:noProof/>
+                <w:webHidden/>
+              </w:rPr>
+            </w:r>
+            <w:r>
+              <w:rPr>
+                <w:noProof/>
                 <w:webHidden/>
               </w:rPr>
               <w:fldChar w:fldCharType="separate"/>
             </w:r>
             <w:r>
               <w:rPr>
-                <w:webHidden/>
-              </w:rPr>
-              <w:t>5</w:t>
-            </w:r>
-            <w:r>
-              <w:rPr>
+                <w:noProof/>
+                <w:webHidden/>
+              </w:rPr>
+              <w:t>6</w:t>
+            </w:r>
+            <w:r>
+              <w:rPr>
+                <w:noProof/>
                 <w:webHidden/>
               </w:rPr>
               <w:fldChar w:fldCharType="end"/>
@@ -2373,22 +2635,25 @@
             <w:pStyle w:val="Obsah3"/>
             <w:rPr>
               <w:rFonts w:eastAsiaTheme="minorEastAsia"/>
+              <w:noProof/>
               <w:kern w:val="2"/>
               <w:szCs w:val="24"/>
               <w:lang w:eastAsia="cs-CZ"/>
               <w14:ligatures w14:val="standardContextual"/>
             </w:rPr>
           </w:pPr>
-          <w:hyperlink w:anchor="_Toc214613003" w:history="1">
+          <w:hyperlink w:anchor="_Toc222746907" w:history="1">
             <w:r>
               <w:rPr>
                 <w:rStyle w:val="Hypertextovodkaz"/>
+                <w:noProof/>
               </w:rPr>
               <w:t>2.1.3</w:t>
             </w:r>
             <w:r>
               <w:rPr>
                 <w:rFonts w:eastAsiaTheme="minorEastAsia"/>
+                <w:noProof/>
                 <w:kern w:val="2"/>
                 <w:szCs w:val="24"/>
                 <w:lang w:eastAsia="cs-CZ"/>
@@ -2399,46 +2664,54 @@
             <w:r>
               <w:rPr>
                 <w:rStyle w:val="Hypertextovodkaz"/>
-              </w:rPr>
-              <w:t>VGA a PS/2</w:t>
-            </w:r>
-            <w:r>
-              <w:rPr>
+                <w:noProof/>
+              </w:rPr>
+              <w:t>SPI</w:t>
+            </w:r>
+            <w:r>
+              <w:rPr>
+                <w:noProof/>
                 <w:webHidden/>
               </w:rPr>
               <w:tab/>
             </w:r>
             <w:r>
               <w:rPr>
+                <w:noProof/>
                 <w:webHidden/>
               </w:rPr>
               <w:fldChar w:fldCharType="begin"/>
             </w:r>
             <w:r>
               <w:rPr>
-                <w:webHidden/>
-              </w:rPr>
-              <w:instrText xml:space="preserve"> PAGEREF _Toc214613003 \h </w:instrText>
-            </w:r>
-            <w:r>
-              <w:rPr>
-                <w:webHidden/>
-              </w:rPr>
-            </w:r>
-            <w:r>
-              <w:rPr>
+                <w:noProof/>
+                <w:webHidden/>
+              </w:rPr>
+              <w:instrText xml:space="preserve"> PAGEREF _Toc222746907 \h </w:instrText>
+            </w:r>
+            <w:r>
+              <w:rPr>
+                <w:noProof/>
+                <w:webHidden/>
+              </w:rPr>
+            </w:r>
+            <w:r>
+              <w:rPr>
+                <w:noProof/>
                 <w:webHidden/>
               </w:rPr>
               <w:fldChar w:fldCharType="separate"/>
             </w:r>
             <w:r>
               <w:rPr>
-                <w:webHidden/>
-              </w:rPr>
-              <w:t>5</w:t>
-            </w:r>
-            <w:r>
-              <w:rPr>
+                <w:noProof/>
+                <w:webHidden/>
+              </w:rPr>
+              <w:t>6</w:t>
+            </w:r>
+            <w:r>
+              <w:rPr>
+                <w:noProof/>
                 <w:webHidden/>
               </w:rPr>
               <w:fldChar w:fldCharType="end"/>
@@ -2450,22 +2723,25 @@
             <w:pStyle w:val="Obsah3"/>
             <w:rPr>
               <w:rFonts w:eastAsiaTheme="minorEastAsia"/>
+              <w:noProof/>
               <w:kern w:val="2"/>
               <w:szCs w:val="24"/>
               <w:lang w:eastAsia="cs-CZ"/>
               <w14:ligatures w14:val="standardContextual"/>
             </w:rPr>
           </w:pPr>
-          <w:hyperlink w:anchor="_Toc214613004" w:history="1">
+          <w:hyperlink w:anchor="_Toc222746908" w:history="1">
             <w:r>
               <w:rPr>
                 <w:rStyle w:val="Hypertextovodkaz"/>
+                <w:noProof/>
               </w:rPr>
               <w:t>2.1.4</w:t>
             </w:r>
             <w:r>
               <w:rPr>
                 <w:rFonts w:eastAsiaTheme="minorEastAsia"/>
+                <w:noProof/>
                 <w:kern w:val="2"/>
                 <w:szCs w:val="24"/>
                 <w:lang w:eastAsia="cs-CZ"/>
@@ -2476,46 +2752,142 @@
             <w:r>
               <w:rPr>
                 <w:rStyle w:val="Hypertextovodkaz"/>
-              </w:rPr>
-              <w:t>SPI</w:t>
-            </w:r>
-            <w:r>
-              <w:rPr>
+                <w:noProof/>
+              </w:rPr>
+              <w:t>Přerušení</w:t>
+            </w:r>
+            <w:r>
+              <w:rPr>
+                <w:noProof/>
                 <w:webHidden/>
               </w:rPr>
               <w:tab/>
             </w:r>
             <w:r>
               <w:rPr>
+                <w:noProof/>
                 <w:webHidden/>
               </w:rPr>
               <w:fldChar w:fldCharType="begin"/>
             </w:r>
             <w:r>
               <w:rPr>
-                <w:webHidden/>
-              </w:rPr>
-              <w:instrText xml:space="preserve"> PAGEREF _Toc214613004 \h </w:instrText>
-            </w:r>
-            <w:r>
-              <w:rPr>
-                <w:webHidden/>
-              </w:rPr>
-            </w:r>
-            <w:r>
-              <w:rPr>
+                <w:noProof/>
+                <w:webHidden/>
+              </w:rPr>
+              <w:instrText xml:space="preserve"> PAGEREF _Toc222746908 \h </w:instrText>
+            </w:r>
+            <w:r>
+              <w:rPr>
+                <w:noProof/>
+                <w:webHidden/>
+              </w:rPr>
+            </w:r>
+            <w:r>
+              <w:rPr>
+                <w:noProof/>
                 <w:webHidden/>
               </w:rPr>
               <w:fldChar w:fldCharType="separate"/>
             </w:r>
             <w:r>
               <w:rPr>
+                <w:noProof/>
                 <w:webHidden/>
               </w:rPr>
               <w:t>6</w:t>
             </w:r>
             <w:r>
               <w:rPr>
+                <w:noProof/>
+                <w:webHidden/>
+              </w:rPr>
+              <w:fldChar w:fldCharType="end"/>
+            </w:r>
+          </w:hyperlink>
+        </w:p>
+        <w:p>
+          <w:pPr>
+            <w:pStyle w:val="Obsah2"/>
+            <w:rPr>
+              <w:rFonts w:eastAsiaTheme="minorEastAsia"/>
+              <w:noProof/>
+              <w:kern w:val="2"/>
+              <w:szCs w:val="24"/>
+              <w:lang w:eastAsia="cs-CZ"/>
+              <w14:ligatures w14:val="standardContextual"/>
+            </w:rPr>
+          </w:pPr>
+          <w:hyperlink w:anchor="_Toc222746909" w:history="1">
+            <w:r>
+              <w:rPr>
+                <w:rStyle w:val="Hypertextovodkaz"/>
+                <w:noProof/>
+              </w:rPr>
+              <w:t>2.2</w:t>
+            </w:r>
+            <w:r>
+              <w:rPr>
+                <w:rFonts w:eastAsiaTheme="minorEastAsia"/>
+                <w:noProof/>
+                <w:kern w:val="2"/>
+                <w:szCs w:val="24"/>
+                <w:lang w:eastAsia="cs-CZ"/>
+                <w14:ligatures w14:val="standardContextual"/>
+              </w:rPr>
+              <w:tab/>
+            </w:r>
+            <w:r>
+              <w:rPr>
+                <w:rStyle w:val="Hypertextovodkaz"/>
+                <w:noProof/>
+              </w:rPr>
+              <w:t>Zápis do paměti instrukcí</w:t>
+            </w:r>
+            <w:r>
+              <w:rPr>
+                <w:noProof/>
+                <w:webHidden/>
+              </w:rPr>
+              <w:tab/>
+            </w:r>
+            <w:r>
+              <w:rPr>
+                <w:noProof/>
+                <w:webHidden/>
+              </w:rPr>
+              <w:fldChar w:fldCharType="begin"/>
+            </w:r>
+            <w:r>
+              <w:rPr>
+                <w:noProof/>
+                <w:webHidden/>
+              </w:rPr>
+              <w:instrText xml:space="preserve"> PAGEREF _Toc222746909 \h </w:instrText>
+            </w:r>
+            <w:r>
+              <w:rPr>
+                <w:noProof/>
+                <w:webHidden/>
+              </w:rPr>
+            </w:r>
+            <w:r>
+              <w:rPr>
+                <w:noProof/>
+                <w:webHidden/>
+              </w:rPr>
+              <w:fldChar w:fldCharType="separate"/>
+            </w:r>
+            <w:r>
+              <w:rPr>
+                <w:noProof/>
+                <w:webHidden/>
+              </w:rPr>
+              <w:t>6</w:t>
+            </w:r>
+            <w:r>
+              <w:rPr>
+                <w:noProof/>
                 <w:webHidden/>
               </w:rPr>
               <w:fldChar w:fldCharType="end"/>
@@ -2527,22 +2899,25 @@
             <w:pStyle w:val="Obsah3"/>
             <w:rPr>
               <w:rFonts w:eastAsiaTheme="minorEastAsia"/>
+              <w:noProof/>
               <w:kern w:val="2"/>
               <w:szCs w:val="24"/>
               <w:lang w:eastAsia="cs-CZ"/>
               <w14:ligatures w14:val="standardContextual"/>
             </w:rPr>
           </w:pPr>
-          <w:hyperlink w:anchor="_Toc214613005" w:history="1">
+          <w:hyperlink w:anchor="_Toc222746910" w:history="1">
             <w:r>
               <w:rPr>
                 <w:rStyle w:val="Hypertextovodkaz"/>
-              </w:rPr>
-              <w:t>2.1.5</w:t>
+                <w:noProof/>
+              </w:rPr>
+              <w:t>2.2.1</w:t>
             </w:r>
             <w:r>
               <w:rPr>
                 <w:rFonts w:eastAsiaTheme="minorEastAsia"/>
+                <w:noProof/>
                 <w:kern w:val="2"/>
                 <w:szCs w:val="24"/>
                 <w:lang w:eastAsia="cs-CZ"/>
@@ -2553,123 +2928,54 @@
             <w:r>
               <w:rPr>
                 <w:rStyle w:val="Hypertextovodkaz"/>
-              </w:rPr>
-              <w:t>Přerušení</w:t>
-            </w:r>
-            <w:r>
-              <w:rPr>
+                <w:noProof/>
+              </w:rPr>
+              <w:t>RAM paměť</w:t>
+            </w:r>
+            <w:r>
+              <w:rPr>
+                <w:noProof/>
                 <w:webHidden/>
               </w:rPr>
               <w:tab/>
             </w:r>
             <w:r>
               <w:rPr>
+                <w:noProof/>
                 <w:webHidden/>
               </w:rPr>
               <w:fldChar w:fldCharType="begin"/>
             </w:r>
             <w:r>
               <w:rPr>
-                <w:webHidden/>
-              </w:rPr>
-              <w:instrText xml:space="preserve"> PAGEREF _Toc214613005 \h </w:instrText>
-            </w:r>
-            <w:r>
-              <w:rPr>
-                <w:webHidden/>
-              </w:rPr>
-            </w:r>
-            <w:r>
-              <w:rPr>
+                <w:noProof/>
+                <w:webHidden/>
+              </w:rPr>
+              <w:instrText xml:space="preserve"> PAGEREF _Toc222746910 \h </w:instrText>
+            </w:r>
+            <w:r>
+              <w:rPr>
+                <w:noProof/>
+                <w:webHidden/>
+              </w:rPr>
+            </w:r>
+            <w:r>
+              <w:rPr>
+                <w:noProof/>
                 <w:webHidden/>
               </w:rPr>
               <w:fldChar w:fldCharType="separate"/>
             </w:r>
             <w:r>
               <w:rPr>
-                <w:webHidden/>
-              </w:rPr>
-              <w:t>6</w:t>
-            </w:r>
-            <w:r>
-              <w:rPr>
-                <w:webHidden/>
-              </w:rPr>
-              <w:fldChar w:fldCharType="end"/>
-            </w:r>
-          </w:hyperlink>
-        </w:p>
-        <w:p>
-          <w:pPr>
-            <w:pStyle w:val="Obsah2"/>
-            <w:rPr>
-              <w:rFonts w:eastAsiaTheme="minorEastAsia"/>
-              <w:kern w:val="2"/>
-              <w:szCs w:val="24"/>
-              <w:lang w:eastAsia="cs-CZ"/>
-              <w14:ligatures w14:val="standardContextual"/>
-            </w:rPr>
-          </w:pPr>
-          <w:hyperlink w:anchor="_Toc214613006" w:history="1">
-            <w:r>
-              <w:rPr>
-                <w:rStyle w:val="Hypertextovodkaz"/>
-              </w:rPr>
-              <w:t>2.2</w:t>
-            </w:r>
-            <w:r>
-              <w:rPr>
-                <w:rFonts w:eastAsiaTheme="minorEastAsia"/>
-                <w:kern w:val="2"/>
-                <w:szCs w:val="24"/>
-                <w:lang w:eastAsia="cs-CZ"/>
-                <w14:ligatures w14:val="standardContextual"/>
-              </w:rPr>
-              <w:tab/>
-            </w:r>
-            <w:r>
-              <w:rPr>
-                <w:rStyle w:val="Hypertextovodkaz"/>
-              </w:rPr>
-              <w:t>Zápis do paměti instrukcí</w:t>
-            </w:r>
-            <w:r>
-              <w:rPr>
-                <w:webHidden/>
-              </w:rPr>
-              <w:tab/>
-            </w:r>
-            <w:r>
-              <w:rPr>
-                <w:webHidden/>
-              </w:rPr>
-              <w:fldChar w:fldCharType="begin"/>
-            </w:r>
-            <w:r>
-              <w:rPr>
-                <w:webHidden/>
-              </w:rPr>
-              <w:instrText xml:space="preserve"> PAGEREF _Toc214613006 \h </w:instrText>
-            </w:r>
-            <w:r>
-              <w:rPr>
-                <w:webHidden/>
-              </w:rPr>
-            </w:r>
-            <w:r>
-              <w:rPr>
-                <w:webHidden/>
-              </w:rPr>
-              <w:fldChar w:fldCharType="separate"/>
-            </w:r>
-            <w:r>
-              <w:rPr>
-                <w:webHidden/>
-              </w:rPr>
-              <w:t>6</w:t>
-            </w:r>
-            <w:r>
-              <w:rPr>
+                <w:noProof/>
+                <w:webHidden/>
+              </w:rPr>
+              <w:t>7</w:t>
+            </w:r>
+            <w:r>
+              <w:rPr>
+                <w:noProof/>
                 <w:webHidden/>
               </w:rPr>
               <w:fldChar w:fldCharType="end"/>
@@ -2681,22 +2987,25 @@
             <w:pStyle w:val="Obsah3"/>
             <w:rPr>
               <w:rFonts w:eastAsiaTheme="minorEastAsia"/>
+              <w:noProof/>
               <w:kern w:val="2"/>
               <w:szCs w:val="24"/>
               <w:lang w:eastAsia="cs-CZ"/>
               <w14:ligatures w14:val="standardContextual"/>
             </w:rPr>
           </w:pPr>
-          <w:hyperlink w:anchor="_Toc214613007" w:history="1">
+          <w:hyperlink w:anchor="_Toc222746911" w:history="1">
             <w:r>
               <w:rPr>
                 <w:rStyle w:val="Hypertextovodkaz"/>
-              </w:rPr>
-              <w:t>2.2.1</w:t>
+                <w:noProof/>
+              </w:rPr>
+              <w:t>2.2.2</w:t>
             </w:r>
             <w:r>
               <w:rPr>
                 <w:rFonts w:eastAsiaTheme="minorEastAsia"/>
+                <w:noProof/>
                 <w:kern w:val="2"/>
                 <w:szCs w:val="24"/>
                 <w:lang w:eastAsia="cs-CZ"/>
@@ -2707,46 +3016,54 @@
             <w:r>
               <w:rPr>
                 <w:rStyle w:val="Hypertextovodkaz"/>
-              </w:rPr>
-              <w:t>RAM paměť</w:t>
-            </w:r>
-            <w:r>
-              <w:rPr>
+                <w:noProof/>
+              </w:rPr>
+              <w:t>Flash paměť</w:t>
+            </w:r>
+            <w:r>
+              <w:rPr>
+                <w:noProof/>
                 <w:webHidden/>
               </w:rPr>
               <w:tab/>
             </w:r>
             <w:r>
               <w:rPr>
+                <w:noProof/>
                 <w:webHidden/>
               </w:rPr>
               <w:fldChar w:fldCharType="begin"/>
             </w:r>
             <w:r>
               <w:rPr>
-                <w:webHidden/>
-              </w:rPr>
-              <w:instrText xml:space="preserve"> PAGEREF _Toc214613007 \h </w:instrText>
-            </w:r>
-            <w:r>
-              <w:rPr>
-                <w:webHidden/>
-              </w:rPr>
-            </w:r>
-            <w:r>
-              <w:rPr>
+                <w:noProof/>
+                <w:webHidden/>
+              </w:rPr>
+              <w:instrText xml:space="preserve"> PAGEREF _Toc222746911 \h </w:instrText>
+            </w:r>
+            <w:r>
+              <w:rPr>
+                <w:noProof/>
+                <w:webHidden/>
+              </w:rPr>
+            </w:r>
+            <w:r>
+              <w:rPr>
+                <w:noProof/>
                 <w:webHidden/>
               </w:rPr>
               <w:fldChar w:fldCharType="separate"/>
             </w:r>
             <w:r>
               <w:rPr>
-                <w:webHidden/>
-              </w:rPr>
-              <w:t>6</w:t>
-            </w:r>
-            <w:r>
-              <w:rPr>
+                <w:noProof/>
+                <w:webHidden/>
+              </w:rPr>
+              <w:t>7</w:t>
+            </w:r>
+            <w:r>
+              <w:rPr>
+                <w:noProof/>
                 <w:webHidden/>
               </w:rPr>
               <w:fldChar w:fldCharType="end"/>
@@ -2758,22 +3075,25 @@
             <w:pStyle w:val="Obsah3"/>
             <w:rPr>
               <w:rFonts w:eastAsiaTheme="minorEastAsia"/>
+              <w:noProof/>
               <w:kern w:val="2"/>
               <w:szCs w:val="24"/>
               <w:lang w:eastAsia="cs-CZ"/>
               <w14:ligatures w14:val="standardContextual"/>
             </w:rPr>
           </w:pPr>
-          <w:hyperlink w:anchor="_Toc214613008" w:history="1">
+          <w:hyperlink w:anchor="_Toc222746912" w:history="1">
             <w:r>
               <w:rPr>
                 <w:rStyle w:val="Hypertextovodkaz"/>
-              </w:rPr>
-              <w:t>2.2.2</w:t>
+                <w:noProof/>
+              </w:rPr>
+              <w:t>2.2.3</w:t>
             </w:r>
             <w:r>
               <w:rPr>
                 <w:rFonts w:eastAsiaTheme="minorEastAsia"/>
+                <w:noProof/>
                 <w:kern w:val="2"/>
                 <w:szCs w:val="24"/>
                 <w:lang w:eastAsia="cs-CZ"/>
@@ -2784,46 +3104,54 @@
             <w:r>
               <w:rPr>
                 <w:rStyle w:val="Hypertextovodkaz"/>
-              </w:rPr>
-              <w:t>Flash paměť</w:t>
-            </w:r>
-            <w:r>
-              <w:rPr>
+                <w:noProof/>
+              </w:rPr>
+              <w:t>Python program pro JTAG komunikaci</w:t>
+            </w:r>
+            <w:r>
+              <w:rPr>
+                <w:noProof/>
                 <w:webHidden/>
               </w:rPr>
               <w:tab/>
             </w:r>
             <w:r>
               <w:rPr>
+                <w:noProof/>
                 <w:webHidden/>
               </w:rPr>
               <w:fldChar w:fldCharType="begin"/>
             </w:r>
             <w:r>
               <w:rPr>
-                <w:webHidden/>
-              </w:rPr>
-              <w:instrText xml:space="preserve"> PAGEREF _Toc214613008 \h </w:instrText>
-            </w:r>
-            <w:r>
-              <w:rPr>
-                <w:webHidden/>
-              </w:rPr>
-            </w:r>
-            <w:r>
-              <w:rPr>
+                <w:noProof/>
+                <w:webHidden/>
+              </w:rPr>
+              <w:instrText xml:space="preserve"> PAGEREF _Toc222746912 \h </w:instrText>
+            </w:r>
+            <w:r>
+              <w:rPr>
+                <w:noProof/>
+                <w:webHidden/>
+              </w:rPr>
+            </w:r>
+            <w:r>
+              <w:rPr>
+                <w:noProof/>
                 <w:webHidden/>
               </w:rPr>
               <w:fldChar w:fldCharType="separate"/>
             </w:r>
             <w:r>
               <w:rPr>
+                <w:noProof/>
                 <w:webHidden/>
               </w:rPr>
               <w:t>7</w:t>
             </w:r>
             <w:r>
               <w:rPr>
+                <w:noProof/>
                 <w:webHidden/>
               </w:rPr>
               <w:fldChar w:fldCharType="end"/>
@@ -2835,22 +3163,25 @@
             <w:pStyle w:val="Obsah3"/>
             <w:rPr>
               <w:rFonts w:eastAsiaTheme="minorEastAsia"/>
+              <w:noProof/>
               <w:kern w:val="2"/>
               <w:szCs w:val="24"/>
               <w:lang w:eastAsia="cs-CZ"/>
               <w14:ligatures w14:val="standardContextual"/>
             </w:rPr>
           </w:pPr>
-          <w:hyperlink w:anchor="_Toc214613009" w:history="1">
+          <w:hyperlink w:anchor="_Toc222746916" w:history="1">
             <w:r>
               <w:rPr>
                 <w:rStyle w:val="Hypertextovodkaz"/>
-              </w:rPr>
-              <w:t>2.2.3</w:t>
+                <w:noProof/>
+              </w:rPr>
+              <w:t>2.2.4</w:t>
             </w:r>
             <w:r>
               <w:rPr>
                 <w:rFonts w:eastAsiaTheme="minorEastAsia"/>
+                <w:noProof/>
                 <w:kern w:val="2"/>
                 <w:szCs w:val="24"/>
                 <w:lang w:eastAsia="cs-CZ"/>
@@ -2861,290 +3192,54 @@
             <w:r>
               <w:rPr>
                 <w:rStyle w:val="Hypertextovodkaz"/>
-              </w:rPr>
-              <w:t>Python program pro JTAG komunikaci</w:t>
-            </w:r>
-            <w:r>
-              <w:rPr>
+                <w:noProof/>
+              </w:rPr>
+              <w:t>Diagram nového procesoru</w:t>
+            </w:r>
+            <w:r>
+              <w:rPr>
+                <w:noProof/>
                 <w:webHidden/>
               </w:rPr>
               <w:tab/>
             </w:r>
             <w:r>
               <w:rPr>
+                <w:noProof/>
                 <w:webHidden/>
               </w:rPr>
               <w:fldChar w:fldCharType="begin"/>
             </w:r>
             <w:r>
               <w:rPr>
-                <w:webHidden/>
-              </w:rPr>
-              <w:instrText xml:space="preserve"> PAGEREF _Toc214613009 \h </w:instrText>
-            </w:r>
-            <w:r>
-              <w:rPr>
-                <w:webHidden/>
-              </w:rPr>
-            </w:r>
-            <w:r>
-              <w:rPr>
+                <w:noProof/>
+                <w:webHidden/>
+              </w:rPr>
+              <w:instrText xml:space="preserve"> PAGEREF _Toc222746916 \h </w:instrText>
+            </w:r>
+            <w:r>
+              <w:rPr>
+                <w:noProof/>
+                <w:webHidden/>
+              </w:rPr>
+            </w:r>
+            <w:r>
+              <w:rPr>
+                <w:noProof/>
                 <w:webHidden/>
               </w:rPr>
               <w:fldChar w:fldCharType="separate"/>
             </w:r>
             <w:r>
               <w:rPr>
+                <w:noProof/>
                 <w:webHidden/>
               </w:rPr>
               <w:t>7</w:t>
             </w:r>
             <w:r>
               <w:rPr>
-                <w:webHidden/>
-              </w:rPr>
-              <w:fldChar w:fldCharType="end"/>
-            </w:r>
-          </w:hyperlink>
-        </w:p>
-        <w:p>
-          <w:pPr>
-            <w:pStyle w:val="Obsah1"/>
-            <w:rPr>
-              <w:rFonts w:eastAsiaTheme="minorEastAsia"/>
-              <w:kern w:val="2"/>
-              <w:szCs w:val="24"/>
-              <w:lang w:eastAsia="cs-CZ"/>
-              <w14:ligatures w14:val="standardContextual"/>
-            </w:rPr>
-          </w:pPr>
-          <w:hyperlink w:anchor="_Toc214613010" w:history="1">
-            <w:r>
-              <w:rPr>
-                <w:rStyle w:val="Hypertextovodkaz"/>
-              </w:rPr>
-              <w:t>Závěr</w:t>
-            </w:r>
-            <w:r>
-              <w:rPr>
-                <w:webHidden/>
-              </w:rPr>
-              <w:tab/>
-            </w:r>
-            <w:r>
-              <w:rPr>
-                <w:webHidden/>
-              </w:rPr>
-              <w:fldChar w:fldCharType="begin"/>
-            </w:r>
-            <w:r>
-              <w:rPr>
-                <w:webHidden/>
-              </w:rPr>
-              <w:instrText xml:space="preserve"> PAGEREF _Toc214613010 \h </w:instrText>
-            </w:r>
-            <w:r>
-              <w:rPr>
-                <w:webHidden/>
-              </w:rPr>
-            </w:r>
-            <w:r>
-              <w:rPr>
-                <w:webHidden/>
-              </w:rPr>
-              <w:fldChar w:fldCharType="separate"/>
-            </w:r>
-            <w:r>
-              <w:rPr>
-                <w:webHidden/>
-              </w:rPr>
-              <w:t>8</w:t>
-            </w:r>
-            <w:r>
-              <w:rPr>
-                <w:webHidden/>
-              </w:rPr>
-              <w:fldChar w:fldCharType="end"/>
-            </w:r>
-          </w:hyperlink>
-        </w:p>
-        <w:p>
-          <w:pPr>
-            <w:pStyle w:val="Obsah1"/>
-            <w:rPr>
-              <w:rFonts w:eastAsiaTheme="minorEastAsia"/>
-              <w:kern w:val="2"/>
-              <w:szCs w:val="24"/>
-              <w:lang w:eastAsia="cs-CZ"/>
-              <w14:ligatures w14:val="standardContextual"/>
-            </w:rPr>
-          </w:pPr>
-          <w:hyperlink w:anchor="_Toc214613011" w:history="1">
-            <w:r>
-              <w:rPr>
-                <w:rStyle w:val="Hypertextovodkaz"/>
-              </w:rPr>
-              <w:t>Seznam zkratek a odborných výrazů</w:t>
-            </w:r>
-            <w:r>
-              <w:rPr>
-                <w:webHidden/>
-              </w:rPr>
-              <w:tab/>
-            </w:r>
-            <w:r>
-              <w:rPr>
-                <w:webHidden/>
-              </w:rPr>
-              <w:fldChar w:fldCharType="begin"/>
-            </w:r>
-            <w:r>
-              <w:rPr>
-                <w:webHidden/>
-              </w:rPr>
-              <w:instrText xml:space="preserve"> PAGEREF _Toc214613011 \h </w:instrText>
-            </w:r>
-            <w:r>
-              <w:rPr>
-                <w:webHidden/>
-              </w:rPr>
-            </w:r>
-            <w:r>
-              <w:rPr>
-                <w:webHidden/>
-              </w:rPr>
-              <w:fldChar w:fldCharType="separate"/>
-            </w:r>
-            <w:r>
-              <w:rPr>
-                <w:webHidden/>
-              </w:rPr>
-              <w:t>9</w:t>
-            </w:r>
-            <w:r>
-              <w:rPr>
-                <w:webHidden/>
-              </w:rPr>
-              <w:fldChar w:fldCharType="end"/>
-            </w:r>
-          </w:hyperlink>
-        </w:p>
-        <w:p>
-          <w:pPr>
-            <w:pStyle w:val="Obsah1"/>
-            <w:rPr>
-              <w:rFonts w:eastAsiaTheme="minorEastAsia"/>
-              <w:kern w:val="2"/>
-              <w:szCs w:val="24"/>
-              <w:lang w:eastAsia="cs-CZ"/>
-              <w14:ligatures w14:val="standardContextual"/>
-            </w:rPr>
-          </w:pPr>
-          <w:hyperlink w:anchor="_Toc214613012" w:history="1">
-            <w:r>
-              <w:rPr>
-                <w:rStyle w:val="Hypertextovodkaz"/>
-              </w:rPr>
-              <w:t>Seznam obrázků</w:t>
-            </w:r>
-            <w:r>
-              <w:rPr>
-                <w:webHidden/>
-              </w:rPr>
-              <w:tab/>
-            </w:r>
-            <w:r>
-              <w:rPr>
-                <w:webHidden/>
-              </w:rPr>
-              <w:fldChar w:fldCharType="begin"/>
-            </w:r>
-            <w:r>
-              <w:rPr>
-                <w:webHidden/>
-              </w:rPr>
-              <w:instrText xml:space="preserve"> PAGEREF _Toc214613012 \h </w:instrText>
-            </w:r>
-            <w:r>
-              <w:rPr>
-                <w:webHidden/>
-              </w:rPr>
-            </w:r>
-            <w:r>
-              <w:rPr>
-                <w:webHidden/>
-              </w:rPr>
-              <w:fldChar w:fldCharType="separate"/>
-            </w:r>
-            <w:r>
-              <w:rPr>
-                <w:webHidden/>
-              </w:rPr>
-              <w:t>10</w:t>
-            </w:r>
-            <w:r>
-              <w:rPr>
-                <w:webHidden/>
-              </w:rPr>
-              <w:fldChar w:fldCharType="end"/>
-            </w:r>
-          </w:hyperlink>
-        </w:p>
-        <w:p>
-          <w:pPr>
-            <w:pStyle w:val="Obsah1"/>
-            <w:rPr>
-              <w:rFonts w:eastAsiaTheme="minorEastAsia"/>
-              <w:kern w:val="2"/>
-              <w:szCs w:val="24"/>
-              <w:lang w:eastAsia="cs-CZ"/>
-              <w14:ligatures w14:val="standardContextual"/>
-            </w:rPr>
-          </w:pPr>
-          <w:hyperlink w:anchor="_Toc214613013" w:history="1">
-            <w:r>
-              <w:rPr>
-                <w:rStyle w:val="Hypertextovodkaz"/>
-              </w:rPr>
-              <w:t>Použité zdroje</w:t>
-            </w:r>
-            <w:r>
-              <w:rPr>
-                <w:webHidden/>
-              </w:rPr>
-              <w:tab/>
-            </w:r>
-            <w:r>
-              <w:rPr>
-                <w:webHidden/>
-              </w:rPr>
-              <w:fldChar w:fldCharType="begin"/>
-            </w:r>
-            <w:r>
-              <w:rPr>
-                <w:webHidden/>
-              </w:rPr>
-              <w:instrText xml:space="preserve"> PAGEREF _Toc214613013 \h </w:instrText>
-            </w:r>
-            <w:r>
-              <w:rPr>
-                <w:webHidden/>
-              </w:rPr>
-            </w:r>
-            <w:r>
-              <w:rPr>
-                <w:webHidden/>
-              </w:rPr>
-              <w:fldChar w:fldCharType="separate"/>
-            </w:r>
-            <w:r>
-              <w:rPr>
-                <w:webHidden/>
-              </w:rPr>
-              <w:t>11</w:t>
-            </w:r>
-            <w:r>
-              <w:rPr>
+                <w:noProof/>
                 <w:webHidden/>
               </w:rPr>
               <w:fldChar w:fldCharType="end"/>
@@ -3159,22 +3254,25 @@
             </w:tabs>
             <w:rPr>
               <w:rFonts w:eastAsiaTheme="minorEastAsia"/>
+              <w:noProof/>
               <w:kern w:val="2"/>
               <w:szCs w:val="24"/>
               <w:lang w:eastAsia="cs-CZ"/>
               <w14:ligatures w14:val="standardContextual"/>
             </w:rPr>
           </w:pPr>
-          <w:hyperlink w:anchor="_Toc214613014" w:history="1">
+          <w:hyperlink w:anchor="_Toc222746917" w:history="1">
             <w:r>
               <w:rPr>
                 <w:rStyle w:val="Hypertextovodkaz"/>
-              </w:rPr>
-              <w:t>A.</w:t>
+                <w:noProof/>
+              </w:rPr>
+              <w:t>3</w:t>
             </w:r>
             <w:r>
               <w:rPr>
                 <w:rFonts w:eastAsiaTheme="minorEastAsia"/>
+                <w:noProof/>
                 <w:kern w:val="2"/>
                 <w:szCs w:val="24"/>
                 <w:lang w:eastAsia="cs-CZ"/>
@@ -3185,46 +3283,1484 @@
             <w:r>
               <w:rPr>
                 <w:rStyle w:val="Hypertextovodkaz"/>
+                <w:noProof/>
+              </w:rPr>
+              <w:t>Implementace</w:t>
+            </w:r>
+            <w:r>
+              <w:rPr>
+                <w:noProof/>
+                <w:webHidden/>
+              </w:rPr>
+              <w:tab/>
+            </w:r>
+            <w:r>
+              <w:rPr>
+                <w:noProof/>
+                <w:webHidden/>
+              </w:rPr>
+              <w:fldChar w:fldCharType="begin"/>
+            </w:r>
+            <w:r>
+              <w:rPr>
+                <w:noProof/>
+                <w:webHidden/>
+              </w:rPr>
+              <w:instrText xml:space="preserve"> PAGEREF _Toc222746917 \h </w:instrText>
+            </w:r>
+            <w:r>
+              <w:rPr>
+                <w:noProof/>
+                <w:webHidden/>
+              </w:rPr>
+            </w:r>
+            <w:r>
+              <w:rPr>
+                <w:noProof/>
+                <w:webHidden/>
+              </w:rPr>
+              <w:fldChar w:fldCharType="separate"/>
+            </w:r>
+            <w:r>
+              <w:rPr>
+                <w:noProof/>
+                <w:webHidden/>
+              </w:rPr>
+              <w:t>8</w:t>
+            </w:r>
+            <w:r>
+              <w:rPr>
+                <w:noProof/>
+                <w:webHidden/>
+              </w:rPr>
+              <w:fldChar w:fldCharType="end"/>
+            </w:r>
+          </w:hyperlink>
+        </w:p>
+        <w:p>
+          <w:pPr>
+            <w:pStyle w:val="Obsah2"/>
+            <w:rPr>
+              <w:rFonts w:eastAsiaTheme="minorEastAsia"/>
+              <w:noProof/>
+              <w:kern w:val="2"/>
+              <w:szCs w:val="24"/>
+              <w:lang w:eastAsia="cs-CZ"/>
+              <w14:ligatures w14:val="standardContextual"/>
+            </w:rPr>
+          </w:pPr>
+          <w:hyperlink w:anchor="_Toc222746918" w:history="1">
+            <w:r>
+              <w:rPr>
+                <w:rStyle w:val="Hypertextovodkaz"/>
+                <w:noProof/>
+              </w:rPr>
+              <w:t>2.3</w:t>
+            </w:r>
+            <w:r>
+              <w:rPr>
+                <w:rFonts w:eastAsiaTheme="minorEastAsia"/>
+                <w:noProof/>
+                <w:kern w:val="2"/>
+                <w:szCs w:val="24"/>
+                <w:lang w:eastAsia="cs-CZ"/>
+                <w14:ligatures w14:val="standardContextual"/>
+              </w:rPr>
+              <w:tab/>
+            </w:r>
+            <w:r>
+              <w:rPr>
+                <w:rStyle w:val="Hypertextovodkaz"/>
+                <w:noProof/>
+              </w:rPr>
+              <w:t>Řízení periferií a přerušení</w:t>
+            </w:r>
+            <w:r>
+              <w:rPr>
+                <w:noProof/>
+                <w:webHidden/>
+              </w:rPr>
+              <w:tab/>
+            </w:r>
+            <w:r>
+              <w:rPr>
+                <w:noProof/>
+                <w:webHidden/>
+              </w:rPr>
+              <w:fldChar w:fldCharType="begin"/>
+            </w:r>
+            <w:r>
+              <w:rPr>
+                <w:noProof/>
+                <w:webHidden/>
+              </w:rPr>
+              <w:instrText xml:space="preserve"> PAGEREF _Toc222746918 \h </w:instrText>
+            </w:r>
+            <w:r>
+              <w:rPr>
+                <w:noProof/>
+                <w:webHidden/>
+              </w:rPr>
+            </w:r>
+            <w:r>
+              <w:rPr>
+                <w:noProof/>
+                <w:webHidden/>
+              </w:rPr>
+              <w:fldChar w:fldCharType="separate"/>
+            </w:r>
+            <w:r>
+              <w:rPr>
+                <w:noProof/>
+                <w:webHidden/>
+              </w:rPr>
+              <w:t>8</w:t>
+            </w:r>
+            <w:r>
+              <w:rPr>
+                <w:noProof/>
+                <w:webHidden/>
+              </w:rPr>
+              <w:fldChar w:fldCharType="end"/>
+            </w:r>
+          </w:hyperlink>
+        </w:p>
+        <w:p>
+          <w:pPr>
+            <w:pStyle w:val="Obsah3"/>
+            <w:rPr>
+              <w:rFonts w:eastAsiaTheme="minorEastAsia"/>
+              <w:noProof/>
+              <w:kern w:val="2"/>
+              <w:szCs w:val="24"/>
+              <w:lang w:eastAsia="cs-CZ"/>
+              <w14:ligatures w14:val="standardContextual"/>
+            </w:rPr>
+          </w:pPr>
+          <w:hyperlink w:anchor="_Toc222746923" w:history="1">
+            <w:r>
+              <w:rPr>
+                <w:rStyle w:val="Hypertextovodkaz"/>
+                <w:noProof/>
+              </w:rPr>
+              <w:t>2.3.1</w:t>
+            </w:r>
+            <w:r>
+              <w:rPr>
+                <w:rFonts w:eastAsiaTheme="minorEastAsia"/>
+                <w:noProof/>
+                <w:kern w:val="2"/>
+                <w:szCs w:val="24"/>
+                <w:lang w:eastAsia="cs-CZ"/>
+                <w14:ligatures w14:val="standardContextual"/>
+              </w:rPr>
+              <w:tab/>
+            </w:r>
+            <w:r>
+              <w:rPr>
+                <w:rStyle w:val="Hypertextovodkaz"/>
+                <w:noProof/>
+              </w:rPr>
+              <w:t>Řadič</w:t>
+            </w:r>
+            <w:r>
+              <w:rPr>
+                <w:noProof/>
+                <w:webHidden/>
+              </w:rPr>
+              <w:tab/>
+            </w:r>
+            <w:r>
+              <w:rPr>
+                <w:noProof/>
+                <w:webHidden/>
+              </w:rPr>
+              <w:fldChar w:fldCharType="begin"/>
+            </w:r>
+            <w:r>
+              <w:rPr>
+                <w:noProof/>
+                <w:webHidden/>
+              </w:rPr>
+              <w:instrText xml:space="preserve"> PAGEREF _Toc222746923 \h </w:instrText>
+            </w:r>
+            <w:r>
+              <w:rPr>
+                <w:noProof/>
+                <w:webHidden/>
+              </w:rPr>
+            </w:r>
+            <w:r>
+              <w:rPr>
+                <w:noProof/>
+                <w:webHidden/>
+              </w:rPr>
+              <w:fldChar w:fldCharType="separate"/>
+            </w:r>
+            <w:r>
+              <w:rPr>
+                <w:noProof/>
+                <w:webHidden/>
+              </w:rPr>
+              <w:t>8</w:t>
+            </w:r>
+            <w:r>
+              <w:rPr>
+                <w:noProof/>
+                <w:webHidden/>
+              </w:rPr>
+              <w:fldChar w:fldCharType="end"/>
+            </w:r>
+          </w:hyperlink>
+        </w:p>
+        <w:p>
+          <w:pPr>
+            <w:pStyle w:val="Obsah3"/>
+            <w:rPr>
+              <w:rFonts w:eastAsiaTheme="minorEastAsia"/>
+              <w:noProof/>
+              <w:kern w:val="2"/>
+              <w:szCs w:val="24"/>
+              <w:lang w:eastAsia="cs-CZ"/>
+              <w14:ligatures w14:val="standardContextual"/>
+            </w:rPr>
+          </w:pPr>
+          <w:hyperlink w:anchor="_Toc222746924" w:history="1">
+            <w:r>
+              <w:rPr>
+                <w:rStyle w:val="Hypertextovodkaz"/>
+                <w:noProof/>
+              </w:rPr>
+              <w:t>2.3.2</w:t>
+            </w:r>
+            <w:r>
+              <w:rPr>
+                <w:rFonts w:eastAsiaTheme="minorEastAsia"/>
+                <w:noProof/>
+                <w:kern w:val="2"/>
+                <w:szCs w:val="24"/>
+                <w:lang w:eastAsia="cs-CZ"/>
+                <w14:ligatures w14:val="standardContextual"/>
+              </w:rPr>
+              <w:tab/>
+            </w:r>
+            <w:r>
+              <w:rPr>
+                <w:rStyle w:val="Hypertextovodkaz"/>
+                <w:noProof/>
+              </w:rPr>
+              <w:t>Řadič periferií</w:t>
+            </w:r>
+            <w:r>
+              <w:rPr>
+                <w:noProof/>
+                <w:webHidden/>
+              </w:rPr>
+              <w:tab/>
+            </w:r>
+            <w:r>
+              <w:rPr>
+                <w:noProof/>
+                <w:webHidden/>
+              </w:rPr>
+              <w:fldChar w:fldCharType="begin"/>
+            </w:r>
+            <w:r>
+              <w:rPr>
+                <w:noProof/>
+                <w:webHidden/>
+              </w:rPr>
+              <w:instrText xml:space="preserve"> PAGEREF _Toc222746924 \h </w:instrText>
+            </w:r>
+            <w:r>
+              <w:rPr>
+                <w:noProof/>
+                <w:webHidden/>
+              </w:rPr>
+            </w:r>
+            <w:r>
+              <w:rPr>
+                <w:noProof/>
+                <w:webHidden/>
+              </w:rPr>
+              <w:fldChar w:fldCharType="separate"/>
+            </w:r>
+            <w:r>
+              <w:rPr>
+                <w:noProof/>
+                <w:webHidden/>
+              </w:rPr>
+              <w:t>8</w:t>
+            </w:r>
+            <w:r>
+              <w:rPr>
+                <w:noProof/>
+                <w:webHidden/>
+              </w:rPr>
+              <w:fldChar w:fldCharType="end"/>
+            </w:r>
+          </w:hyperlink>
+        </w:p>
+        <w:p>
+          <w:pPr>
+            <w:pStyle w:val="Obsah2"/>
+            <w:rPr>
+              <w:rFonts w:eastAsiaTheme="minorEastAsia"/>
+              <w:noProof/>
+              <w:kern w:val="2"/>
+              <w:szCs w:val="24"/>
+              <w:lang w:eastAsia="cs-CZ"/>
+              <w14:ligatures w14:val="standardContextual"/>
+            </w:rPr>
+          </w:pPr>
+          <w:hyperlink w:anchor="_Toc222746925" w:history="1">
+            <w:r>
+              <w:rPr>
+                <w:rStyle w:val="Hypertextovodkaz"/>
+                <w:noProof/>
+              </w:rPr>
+              <w:t>2.4</w:t>
+            </w:r>
+            <w:r>
+              <w:rPr>
+                <w:rFonts w:eastAsiaTheme="minorEastAsia"/>
+                <w:noProof/>
+                <w:kern w:val="2"/>
+                <w:szCs w:val="24"/>
+                <w:lang w:eastAsia="cs-CZ"/>
+                <w14:ligatures w14:val="standardContextual"/>
+              </w:rPr>
+              <w:tab/>
+            </w:r>
+            <w:r>
+              <w:rPr>
+                <w:rStyle w:val="Hypertextovodkaz"/>
+                <w:noProof/>
+              </w:rPr>
+              <w:t>Periferie</w:t>
+            </w:r>
+            <w:r>
+              <w:rPr>
+                <w:noProof/>
+                <w:webHidden/>
+              </w:rPr>
+              <w:tab/>
+            </w:r>
+            <w:r>
+              <w:rPr>
+                <w:noProof/>
+                <w:webHidden/>
+              </w:rPr>
+              <w:fldChar w:fldCharType="begin"/>
+            </w:r>
+            <w:r>
+              <w:rPr>
+                <w:noProof/>
+                <w:webHidden/>
+              </w:rPr>
+              <w:instrText xml:space="preserve"> PAGEREF _Toc222746925 \h </w:instrText>
+            </w:r>
+            <w:r>
+              <w:rPr>
+                <w:noProof/>
+                <w:webHidden/>
+              </w:rPr>
+            </w:r>
+            <w:r>
+              <w:rPr>
+                <w:noProof/>
+                <w:webHidden/>
+              </w:rPr>
+              <w:fldChar w:fldCharType="separate"/>
+            </w:r>
+            <w:r>
+              <w:rPr>
+                <w:noProof/>
+                <w:webHidden/>
+              </w:rPr>
+              <w:t>9</w:t>
+            </w:r>
+            <w:r>
+              <w:rPr>
+                <w:noProof/>
+                <w:webHidden/>
+              </w:rPr>
+              <w:fldChar w:fldCharType="end"/>
+            </w:r>
+          </w:hyperlink>
+        </w:p>
+        <w:p>
+          <w:pPr>
+            <w:pStyle w:val="Obsah3"/>
+            <w:rPr>
+              <w:rFonts w:eastAsiaTheme="minorEastAsia"/>
+              <w:noProof/>
+              <w:kern w:val="2"/>
+              <w:szCs w:val="24"/>
+              <w:lang w:eastAsia="cs-CZ"/>
+              <w14:ligatures w14:val="standardContextual"/>
+            </w:rPr>
+          </w:pPr>
+          <w:hyperlink w:anchor="_Toc222746926" w:history="1">
+            <w:r>
+              <w:rPr>
+                <w:rStyle w:val="Hypertextovodkaz"/>
+                <w:noProof/>
+              </w:rPr>
+              <w:t>2.4.1</w:t>
+            </w:r>
+            <w:r>
+              <w:rPr>
+                <w:rFonts w:eastAsiaTheme="minorEastAsia"/>
+                <w:noProof/>
+                <w:kern w:val="2"/>
+                <w:szCs w:val="24"/>
+                <w:lang w:eastAsia="cs-CZ"/>
+                <w14:ligatures w14:val="standardContextual"/>
+              </w:rPr>
+              <w:tab/>
+            </w:r>
+            <w:r>
+              <w:rPr>
+                <w:rStyle w:val="Hypertextovodkaz"/>
+                <w:noProof/>
+              </w:rPr>
+              <w:t>GPIO</w:t>
+            </w:r>
+            <w:r>
+              <w:rPr>
+                <w:noProof/>
+                <w:webHidden/>
+              </w:rPr>
+              <w:tab/>
+            </w:r>
+            <w:r>
+              <w:rPr>
+                <w:noProof/>
+                <w:webHidden/>
+              </w:rPr>
+              <w:fldChar w:fldCharType="begin"/>
+            </w:r>
+            <w:r>
+              <w:rPr>
+                <w:noProof/>
+                <w:webHidden/>
+              </w:rPr>
+              <w:instrText xml:space="preserve"> PAGEREF _Toc222746926 \h </w:instrText>
+            </w:r>
+            <w:r>
+              <w:rPr>
+                <w:noProof/>
+                <w:webHidden/>
+              </w:rPr>
+            </w:r>
+            <w:r>
+              <w:rPr>
+                <w:noProof/>
+                <w:webHidden/>
+              </w:rPr>
+              <w:fldChar w:fldCharType="separate"/>
+            </w:r>
+            <w:r>
+              <w:rPr>
+                <w:noProof/>
+                <w:webHidden/>
+              </w:rPr>
+              <w:t>9</w:t>
+            </w:r>
+            <w:r>
+              <w:rPr>
+                <w:noProof/>
+                <w:webHidden/>
+              </w:rPr>
+              <w:fldChar w:fldCharType="end"/>
+            </w:r>
+          </w:hyperlink>
+        </w:p>
+        <w:p>
+          <w:pPr>
+            <w:pStyle w:val="Obsah3"/>
+            <w:rPr>
+              <w:rFonts w:eastAsiaTheme="minorEastAsia"/>
+              <w:noProof/>
+              <w:kern w:val="2"/>
+              <w:szCs w:val="24"/>
+              <w:lang w:eastAsia="cs-CZ"/>
+              <w14:ligatures w14:val="standardContextual"/>
+            </w:rPr>
+          </w:pPr>
+          <w:hyperlink w:anchor="_Toc222746927" w:history="1">
+            <w:r>
+              <w:rPr>
+                <w:rStyle w:val="Hypertextovodkaz"/>
+                <w:noProof/>
+              </w:rPr>
+              <w:t>2.4.2</w:t>
+            </w:r>
+            <w:r>
+              <w:rPr>
+                <w:rFonts w:eastAsiaTheme="minorEastAsia"/>
+                <w:noProof/>
+                <w:kern w:val="2"/>
+                <w:szCs w:val="24"/>
+                <w:lang w:eastAsia="cs-CZ"/>
+                <w14:ligatures w14:val="standardContextual"/>
+              </w:rPr>
+              <w:tab/>
+            </w:r>
+            <w:r>
+              <w:rPr>
+                <w:rStyle w:val="Hypertextovodkaz"/>
+                <w:noProof/>
+              </w:rPr>
+              <w:t>UART</w:t>
+            </w:r>
+            <w:r>
+              <w:rPr>
+                <w:noProof/>
+                <w:webHidden/>
+              </w:rPr>
+              <w:tab/>
+            </w:r>
+            <w:r>
+              <w:rPr>
+                <w:noProof/>
+                <w:webHidden/>
+              </w:rPr>
+              <w:fldChar w:fldCharType="begin"/>
+            </w:r>
+            <w:r>
+              <w:rPr>
+                <w:noProof/>
+                <w:webHidden/>
+              </w:rPr>
+              <w:instrText xml:space="preserve"> PAGEREF _Toc222746927 \h </w:instrText>
+            </w:r>
+            <w:r>
+              <w:rPr>
+                <w:noProof/>
+                <w:webHidden/>
+              </w:rPr>
+            </w:r>
+            <w:r>
+              <w:rPr>
+                <w:noProof/>
+                <w:webHidden/>
+              </w:rPr>
+              <w:fldChar w:fldCharType="separate"/>
+            </w:r>
+            <w:r>
+              <w:rPr>
+                <w:noProof/>
+                <w:webHidden/>
+              </w:rPr>
+              <w:t>9</w:t>
+            </w:r>
+            <w:r>
+              <w:rPr>
+                <w:noProof/>
+                <w:webHidden/>
+              </w:rPr>
+              <w:fldChar w:fldCharType="end"/>
+            </w:r>
+          </w:hyperlink>
+        </w:p>
+        <w:p>
+          <w:pPr>
+            <w:pStyle w:val="Obsah2"/>
+            <w:rPr>
+              <w:rFonts w:eastAsiaTheme="minorEastAsia"/>
+              <w:noProof/>
+              <w:kern w:val="2"/>
+              <w:szCs w:val="24"/>
+              <w:lang w:eastAsia="cs-CZ"/>
+              <w14:ligatures w14:val="standardContextual"/>
+            </w:rPr>
+          </w:pPr>
+          <w:hyperlink w:anchor="_Toc222746928" w:history="1">
+            <w:r>
+              <w:rPr>
+                <w:rStyle w:val="Hypertextovodkaz"/>
+                <w:noProof/>
+              </w:rPr>
+              <w:t>2.5</w:t>
+            </w:r>
+            <w:r>
+              <w:rPr>
+                <w:rFonts w:eastAsiaTheme="minorEastAsia"/>
+                <w:noProof/>
+                <w:kern w:val="2"/>
+                <w:szCs w:val="24"/>
+                <w:lang w:eastAsia="cs-CZ"/>
+                <w14:ligatures w14:val="standardContextual"/>
+              </w:rPr>
+              <w:tab/>
+            </w:r>
+            <w:r>
+              <w:rPr>
+                <w:rStyle w:val="Hypertextovodkaz"/>
+                <w:noProof/>
+              </w:rPr>
+              <w:t>Zápis do paměti instrukcí</w:t>
+            </w:r>
+            <w:r>
+              <w:rPr>
+                <w:noProof/>
+                <w:webHidden/>
+              </w:rPr>
+              <w:tab/>
+            </w:r>
+            <w:r>
+              <w:rPr>
+                <w:noProof/>
+                <w:webHidden/>
+              </w:rPr>
+              <w:fldChar w:fldCharType="begin"/>
+            </w:r>
+            <w:r>
+              <w:rPr>
+                <w:noProof/>
+                <w:webHidden/>
+              </w:rPr>
+              <w:instrText xml:space="preserve"> PAGEREF _Toc222746928 \h </w:instrText>
+            </w:r>
+            <w:r>
+              <w:rPr>
+                <w:noProof/>
+                <w:webHidden/>
+              </w:rPr>
+            </w:r>
+            <w:r>
+              <w:rPr>
+                <w:noProof/>
+                <w:webHidden/>
+              </w:rPr>
+              <w:fldChar w:fldCharType="separate"/>
+            </w:r>
+            <w:r>
+              <w:rPr>
+                <w:noProof/>
+                <w:webHidden/>
+              </w:rPr>
+              <w:t>9</w:t>
+            </w:r>
+            <w:r>
+              <w:rPr>
+                <w:noProof/>
+                <w:webHidden/>
+              </w:rPr>
+              <w:fldChar w:fldCharType="end"/>
+            </w:r>
+          </w:hyperlink>
+        </w:p>
+        <w:p>
+          <w:pPr>
+            <w:pStyle w:val="Obsah3"/>
+            <w:rPr>
+              <w:rFonts w:eastAsiaTheme="minorEastAsia"/>
+              <w:noProof/>
+              <w:kern w:val="2"/>
+              <w:szCs w:val="24"/>
+              <w:lang w:eastAsia="cs-CZ"/>
+              <w14:ligatures w14:val="standardContextual"/>
+            </w:rPr>
+          </w:pPr>
+          <w:hyperlink w:anchor="_Toc222746929" w:history="1">
+            <w:r>
+              <w:rPr>
+                <w:rStyle w:val="Hypertextovodkaz"/>
+                <w:noProof/>
+              </w:rPr>
+              <w:t>2.5.1</w:t>
+            </w:r>
+            <w:r>
+              <w:rPr>
+                <w:rFonts w:eastAsiaTheme="minorEastAsia"/>
+                <w:noProof/>
+                <w:kern w:val="2"/>
+                <w:szCs w:val="24"/>
+                <w:lang w:eastAsia="cs-CZ"/>
+                <w14:ligatures w14:val="standardContextual"/>
+              </w:rPr>
+              <w:tab/>
+            </w:r>
+            <w:r>
+              <w:rPr>
+                <w:rStyle w:val="Hypertextovodkaz"/>
+                <w:noProof/>
+              </w:rPr>
+              <w:t>Instrukční BRAM</w:t>
+            </w:r>
+            <w:r>
+              <w:rPr>
+                <w:noProof/>
+                <w:webHidden/>
+              </w:rPr>
+              <w:tab/>
+            </w:r>
+            <w:r>
+              <w:rPr>
+                <w:noProof/>
+                <w:webHidden/>
+              </w:rPr>
+              <w:fldChar w:fldCharType="begin"/>
+            </w:r>
+            <w:r>
+              <w:rPr>
+                <w:noProof/>
+                <w:webHidden/>
+              </w:rPr>
+              <w:instrText xml:space="preserve"> PAGEREF _Toc222746929 \h </w:instrText>
+            </w:r>
+            <w:r>
+              <w:rPr>
+                <w:noProof/>
+                <w:webHidden/>
+              </w:rPr>
+            </w:r>
+            <w:r>
+              <w:rPr>
+                <w:noProof/>
+                <w:webHidden/>
+              </w:rPr>
+              <w:fldChar w:fldCharType="separate"/>
+            </w:r>
+            <w:r>
+              <w:rPr>
+                <w:noProof/>
+                <w:webHidden/>
+              </w:rPr>
+              <w:t>9</w:t>
+            </w:r>
+            <w:r>
+              <w:rPr>
+                <w:noProof/>
+                <w:webHidden/>
+              </w:rPr>
+              <w:fldChar w:fldCharType="end"/>
+            </w:r>
+          </w:hyperlink>
+        </w:p>
+        <w:p>
+          <w:pPr>
+            <w:pStyle w:val="Obsah3"/>
+            <w:rPr>
+              <w:rFonts w:eastAsiaTheme="minorEastAsia"/>
+              <w:noProof/>
+              <w:kern w:val="2"/>
+              <w:szCs w:val="24"/>
+              <w:lang w:eastAsia="cs-CZ"/>
+              <w14:ligatures w14:val="standardContextual"/>
+            </w:rPr>
+          </w:pPr>
+          <w:hyperlink w:anchor="_Toc222746930" w:history="1">
+            <w:r>
+              <w:rPr>
+                <w:rStyle w:val="Hypertextovodkaz"/>
+                <w:noProof/>
+              </w:rPr>
+              <w:t>2.5.2</w:t>
+            </w:r>
+            <w:r>
+              <w:rPr>
+                <w:rFonts w:eastAsiaTheme="minorEastAsia"/>
+                <w:noProof/>
+                <w:kern w:val="2"/>
+                <w:szCs w:val="24"/>
+                <w:lang w:eastAsia="cs-CZ"/>
+                <w14:ligatures w14:val="standardContextual"/>
+              </w:rPr>
+              <w:tab/>
+            </w:r>
+            <w:r>
+              <w:rPr>
+                <w:rStyle w:val="Hypertextovodkaz"/>
+                <w:noProof/>
+              </w:rPr>
+              <w:t>SPI komunikace</w:t>
+            </w:r>
+            <w:r>
+              <w:rPr>
+                <w:noProof/>
+                <w:webHidden/>
+              </w:rPr>
+              <w:tab/>
+            </w:r>
+            <w:r>
+              <w:rPr>
+                <w:noProof/>
+                <w:webHidden/>
+              </w:rPr>
+              <w:fldChar w:fldCharType="begin"/>
+            </w:r>
+            <w:r>
+              <w:rPr>
+                <w:noProof/>
+                <w:webHidden/>
+              </w:rPr>
+              <w:instrText xml:space="preserve"> PAGEREF _Toc222746930 \h </w:instrText>
+            </w:r>
+            <w:r>
+              <w:rPr>
+                <w:noProof/>
+                <w:webHidden/>
+              </w:rPr>
+            </w:r>
+            <w:r>
+              <w:rPr>
+                <w:noProof/>
+                <w:webHidden/>
+              </w:rPr>
+              <w:fldChar w:fldCharType="separate"/>
+            </w:r>
+            <w:r>
+              <w:rPr>
+                <w:noProof/>
+                <w:webHidden/>
+              </w:rPr>
+              <w:t>9</w:t>
+            </w:r>
+            <w:r>
+              <w:rPr>
+                <w:noProof/>
+                <w:webHidden/>
+              </w:rPr>
+              <w:fldChar w:fldCharType="end"/>
+            </w:r>
+          </w:hyperlink>
+        </w:p>
+        <w:p>
+          <w:pPr>
+            <w:pStyle w:val="Obsah1"/>
+            <w:tabs>
+              <w:tab w:val="left" w:pos="720"/>
+            </w:tabs>
+            <w:rPr>
+              <w:rFonts w:eastAsiaTheme="minorEastAsia"/>
+              <w:noProof/>
+              <w:kern w:val="2"/>
+              <w:szCs w:val="24"/>
+              <w:lang w:eastAsia="cs-CZ"/>
+              <w14:ligatures w14:val="standardContextual"/>
+            </w:rPr>
+          </w:pPr>
+          <w:hyperlink w:anchor="_Toc222746931" w:history="1">
+            <w:r>
+              <w:rPr>
+                <w:rStyle w:val="Hypertextovodkaz"/>
+                <w:noProof/>
+              </w:rPr>
+              <w:t>5</w:t>
+            </w:r>
+            <w:r>
+              <w:rPr>
+                <w:rFonts w:eastAsiaTheme="minorEastAsia"/>
+                <w:noProof/>
+                <w:kern w:val="2"/>
+                <w:szCs w:val="24"/>
+                <w:lang w:eastAsia="cs-CZ"/>
+                <w14:ligatures w14:val="standardContextual"/>
+              </w:rPr>
+              <w:tab/>
+            </w:r>
+            <w:r>
+              <w:rPr>
+                <w:rStyle w:val="Hypertextovodkaz"/>
+                <w:noProof/>
+              </w:rPr>
+              <w:t>Testování</w:t>
+            </w:r>
+            <w:r>
+              <w:rPr>
+                <w:noProof/>
+                <w:webHidden/>
+              </w:rPr>
+              <w:tab/>
+            </w:r>
+            <w:r>
+              <w:rPr>
+                <w:noProof/>
+                <w:webHidden/>
+              </w:rPr>
+              <w:fldChar w:fldCharType="begin"/>
+            </w:r>
+            <w:r>
+              <w:rPr>
+                <w:noProof/>
+                <w:webHidden/>
+              </w:rPr>
+              <w:instrText xml:space="preserve"> PAGEREF _Toc222746931 \h </w:instrText>
+            </w:r>
+            <w:r>
+              <w:rPr>
+                <w:noProof/>
+                <w:webHidden/>
+              </w:rPr>
+            </w:r>
+            <w:r>
+              <w:rPr>
+                <w:noProof/>
+                <w:webHidden/>
+              </w:rPr>
+              <w:fldChar w:fldCharType="separate"/>
+            </w:r>
+            <w:r>
+              <w:rPr>
+                <w:noProof/>
+                <w:webHidden/>
+              </w:rPr>
+              <w:t>10</w:t>
+            </w:r>
+            <w:r>
+              <w:rPr>
+                <w:noProof/>
+                <w:webHidden/>
+              </w:rPr>
+              <w:fldChar w:fldCharType="end"/>
+            </w:r>
+          </w:hyperlink>
+        </w:p>
+        <w:p>
+          <w:pPr>
+            <w:pStyle w:val="Obsah2"/>
+            <w:rPr>
+              <w:rFonts w:eastAsiaTheme="minorEastAsia"/>
+              <w:noProof/>
+              <w:kern w:val="2"/>
+              <w:szCs w:val="24"/>
+              <w:lang w:eastAsia="cs-CZ"/>
+              <w14:ligatures w14:val="standardContextual"/>
+            </w:rPr>
+          </w:pPr>
+          <w:hyperlink w:anchor="_Toc222746932" w:history="1">
+            <w:r>
+              <w:rPr>
+                <w:rStyle w:val="Hypertextovodkaz"/>
+                <w:noProof/>
+              </w:rPr>
+              <w:t>2.6</w:t>
+            </w:r>
+            <w:r>
+              <w:rPr>
+                <w:rFonts w:eastAsiaTheme="minorEastAsia"/>
+                <w:noProof/>
+                <w:kern w:val="2"/>
+                <w:szCs w:val="24"/>
+                <w:lang w:eastAsia="cs-CZ"/>
+                <w14:ligatures w14:val="standardContextual"/>
+              </w:rPr>
+              <w:tab/>
+            </w:r>
+            <w:r>
+              <w:rPr>
+                <w:rStyle w:val="Hypertextovodkaz"/>
+                <w:noProof/>
+              </w:rPr>
+              <w:t>Simulace</w:t>
+            </w:r>
+            <w:r>
+              <w:rPr>
+                <w:noProof/>
+                <w:webHidden/>
+              </w:rPr>
+              <w:tab/>
+            </w:r>
+            <w:r>
+              <w:rPr>
+                <w:noProof/>
+                <w:webHidden/>
+              </w:rPr>
+              <w:fldChar w:fldCharType="begin"/>
+            </w:r>
+            <w:r>
+              <w:rPr>
+                <w:noProof/>
+                <w:webHidden/>
+              </w:rPr>
+              <w:instrText xml:space="preserve"> PAGEREF _Toc222746932 \h </w:instrText>
+            </w:r>
+            <w:r>
+              <w:rPr>
+                <w:noProof/>
+                <w:webHidden/>
+              </w:rPr>
+            </w:r>
+            <w:r>
+              <w:rPr>
+                <w:noProof/>
+                <w:webHidden/>
+              </w:rPr>
+              <w:fldChar w:fldCharType="separate"/>
+            </w:r>
+            <w:r>
+              <w:rPr>
+                <w:noProof/>
+                <w:webHidden/>
+              </w:rPr>
+              <w:t>10</w:t>
+            </w:r>
+            <w:r>
+              <w:rPr>
+                <w:noProof/>
+                <w:webHidden/>
+              </w:rPr>
+              <w:fldChar w:fldCharType="end"/>
+            </w:r>
+          </w:hyperlink>
+        </w:p>
+        <w:p>
+          <w:pPr>
+            <w:pStyle w:val="Obsah2"/>
+            <w:rPr>
+              <w:rFonts w:eastAsiaTheme="minorEastAsia"/>
+              <w:noProof/>
+              <w:kern w:val="2"/>
+              <w:szCs w:val="24"/>
+              <w:lang w:eastAsia="cs-CZ"/>
+              <w14:ligatures w14:val="standardContextual"/>
+            </w:rPr>
+          </w:pPr>
+          <w:hyperlink w:anchor="_Toc222746933" w:history="1">
+            <w:r>
+              <w:rPr>
+                <w:rStyle w:val="Hypertextovodkaz"/>
+                <w:noProof/>
+              </w:rPr>
+              <w:t>2.7</w:t>
+            </w:r>
+            <w:r>
+              <w:rPr>
+                <w:rFonts w:eastAsiaTheme="minorEastAsia"/>
+                <w:noProof/>
+                <w:kern w:val="2"/>
+                <w:szCs w:val="24"/>
+                <w:lang w:eastAsia="cs-CZ"/>
+                <w14:ligatures w14:val="standardContextual"/>
+              </w:rPr>
+              <w:tab/>
+            </w:r>
+            <w:r>
+              <w:rPr>
+                <w:rStyle w:val="Hypertextovodkaz"/>
+                <w:noProof/>
+              </w:rPr>
+              <w:t>IRL</w:t>
+            </w:r>
+            <w:r>
+              <w:rPr>
+                <w:noProof/>
+                <w:webHidden/>
+              </w:rPr>
+              <w:tab/>
+            </w:r>
+            <w:r>
+              <w:rPr>
+                <w:noProof/>
+                <w:webHidden/>
+              </w:rPr>
+              <w:fldChar w:fldCharType="begin"/>
+            </w:r>
+            <w:r>
+              <w:rPr>
+                <w:noProof/>
+                <w:webHidden/>
+              </w:rPr>
+              <w:instrText xml:space="preserve"> PAGEREF _Toc222746933 \h </w:instrText>
+            </w:r>
+            <w:r>
+              <w:rPr>
+                <w:noProof/>
+                <w:webHidden/>
+              </w:rPr>
+            </w:r>
+            <w:r>
+              <w:rPr>
+                <w:noProof/>
+                <w:webHidden/>
+              </w:rPr>
+              <w:fldChar w:fldCharType="separate"/>
+            </w:r>
+            <w:r>
+              <w:rPr>
+                <w:noProof/>
+                <w:webHidden/>
+              </w:rPr>
+              <w:t>10</w:t>
+            </w:r>
+            <w:r>
+              <w:rPr>
+                <w:noProof/>
+                <w:webHidden/>
+              </w:rPr>
+              <w:fldChar w:fldCharType="end"/>
+            </w:r>
+          </w:hyperlink>
+        </w:p>
+        <w:p>
+          <w:pPr>
+            <w:pStyle w:val="Obsah1"/>
+            <w:rPr>
+              <w:rFonts w:eastAsiaTheme="minorEastAsia"/>
+              <w:noProof/>
+              <w:kern w:val="2"/>
+              <w:szCs w:val="24"/>
+              <w:lang w:eastAsia="cs-CZ"/>
+              <w14:ligatures w14:val="standardContextual"/>
+            </w:rPr>
+          </w:pPr>
+          <w:hyperlink w:anchor="_Toc222746934" w:history="1">
+            <w:r>
+              <w:rPr>
+                <w:rStyle w:val="Hypertextovodkaz"/>
+                <w:noProof/>
+              </w:rPr>
+              <w:t>Závěr</w:t>
+            </w:r>
+            <w:r>
+              <w:rPr>
+                <w:noProof/>
+                <w:webHidden/>
+              </w:rPr>
+              <w:tab/>
+            </w:r>
+            <w:r>
+              <w:rPr>
+                <w:noProof/>
+                <w:webHidden/>
+              </w:rPr>
+              <w:fldChar w:fldCharType="begin"/>
+            </w:r>
+            <w:r>
+              <w:rPr>
+                <w:noProof/>
+                <w:webHidden/>
+              </w:rPr>
+              <w:instrText xml:space="preserve"> PAGEREF _Toc222746934 \h </w:instrText>
+            </w:r>
+            <w:r>
+              <w:rPr>
+                <w:noProof/>
+                <w:webHidden/>
+              </w:rPr>
+            </w:r>
+            <w:r>
+              <w:rPr>
+                <w:noProof/>
+                <w:webHidden/>
+              </w:rPr>
+              <w:fldChar w:fldCharType="separate"/>
+            </w:r>
+            <w:r>
+              <w:rPr>
+                <w:noProof/>
+                <w:webHidden/>
+              </w:rPr>
+              <w:t>12</w:t>
+            </w:r>
+            <w:r>
+              <w:rPr>
+                <w:noProof/>
+                <w:webHidden/>
+              </w:rPr>
+              <w:fldChar w:fldCharType="end"/>
+            </w:r>
+          </w:hyperlink>
+        </w:p>
+        <w:p>
+          <w:pPr>
+            <w:pStyle w:val="Obsah1"/>
+            <w:rPr>
+              <w:rFonts w:eastAsiaTheme="minorEastAsia"/>
+              <w:noProof/>
+              <w:kern w:val="2"/>
+              <w:szCs w:val="24"/>
+              <w:lang w:eastAsia="cs-CZ"/>
+              <w14:ligatures w14:val="standardContextual"/>
+            </w:rPr>
+          </w:pPr>
+          <w:hyperlink w:anchor="_Toc222746935" w:history="1">
+            <w:r>
+              <w:rPr>
+                <w:rStyle w:val="Hypertextovodkaz"/>
+                <w:noProof/>
+              </w:rPr>
+              <w:t>Seznam zkratek a odborných výrazů</w:t>
+            </w:r>
+            <w:r>
+              <w:rPr>
+                <w:noProof/>
+                <w:webHidden/>
+              </w:rPr>
+              <w:tab/>
+            </w:r>
+            <w:r>
+              <w:rPr>
+                <w:noProof/>
+                <w:webHidden/>
+              </w:rPr>
+              <w:fldChar w:fldCharType="begin"/>
+            </w:r>
+            <w:r>
+              <w:rPr>
+                <w:noProof/>
+                <w:webHidden/>
+              </w:rPr>
+              <w:instrText xml:space="preserve"> PAGEREF _Toc222746935 \h </w:instrText>
+            </w:r>
+            <w:r>
+              <w:rPr>
+                <w:noProof/>
+                <w:webHidden/>
+              </w:rPr>
+            </w:r>
+            <w:r>
+              <w:rPr>
+                <w:noProof/>
+                <w:webHidden/>
+              </w:rPr>
+              <w:fldChar w:fldCharType="separate"/>
+            </w:r>
+            <w:r>
+              <w:rPr>
+                <w:noProof/>
+                <w:webHidden/>
+              </w:rPr>
+              <w:t>13</w:t>
+            </w:r>
+            <w:r>
+              <w:rPr>
+                <w:noProof/>
+                <w:webHidden/>
+              </w:rPr>
+              <w:fldChar w:fldCharType="end"/>
+            </w:r>
+          </w:hyperlink>
+        </w:p>
+        <w:p>
+          <w:pPr>
+            <w:pStyle w:val="Obsah1"/>
+            <w:rPr>
+              <w:rFonts w:eastAsiaTheme="minorEastAsia"/>
+              <w:noProof/>
+              <w:kern w:val="2"/>
+              <w:szCs w:val="24"/>
+              <w:lang w:eastAsia="cs-CZ"/>
+              <w14:ligatures w14:val="standardContextual"/>
+            </w:rPr>
+          </w:pPr>
+          <w:hyperlink w:anchor="_Toc222746936" w:history="1">
+            <w:r>
+              <w:rPr>
+                <w:rStyle w:val="Hypertextovodkaz"/>
+                <w:noProof/>
+              </w:rPr>
+              <w:t>Seznam obrázků</w:t>
+            </w:r>
+            <w:r>
+              <w:rPr>
+                <w:noProof/>
+                <w:webHidden/>
+              </w:rPr>
+              <w:tab/>
+            </w:r>
+            <w:r>
+              <w:rPr>
+                <w:noProof/>
+                <w:webHidden/>
+              </w:rPr>
+              <w:fldChar w:fldCharType="begin"/>
+            </w:r>
+            <w:r>
+              <w:rPr>
+                <w:noProof/>
+                <w:webHidden/>
+              </w:rPr>
+              <w:instrText xml:space="preserve"> PAGEREF _Toc222746936 \h </w:instrText>
+            </w:r>
+            <w:r>
+              <w:rPr>
+                <w:noProof/>
+                <w:webHidden/>
+              </w:rPr>
+            </w:r>
+            <w:r>
+              <w:rPr>
+                <w:noProof/>
+                <w:webHidden/>
+              </w:rPr>
+              <w:fldChar w:fldCharType="separate"/>
+            </w:r>
+            <w:r>
+              <w:rPr>
+                <w:noProof/>
+                <w:webHidden/>
+              </w:rPr>
+              <w:t>14</w:t>
+            </w:r>
+            <w:r>
+              <w:rPr>
+                <w:noProof/>
+                <w:webHidden/>
+              </w:rPr>
+              <w:fldChar w:fldCharType="end"/>
+            </w:r>
+          </w:hyperlink>
+        </w:p>
+        <w:p>
+          <w:pPr>
+            <w:pStyle w:val="Obsah1"/>
+            <w:rPr>
+              <w:rFonts w:eastAsiaTheme="minorEastAsia"/>
+              <w:noProof/>
+              <w:kern w:val="2"/>
+              <w:szCs w:val="24"/>
+              <w:lang w:eastAsia="cs-CZ"/>
+              <w14:ligatures w14:val="standardContextual"/>
+            </w:rPr>
+          </w:pPr>
+          <w:hyperlink w:anchor="_Toc222746937" w:history="1">
+            <w:r>
+              <w:rPr>
+                <w:rStyle w:val="Hypertextovodkaz"/>
+                <w:noProof/>
+              </w:rPr>
+              <w:t>Použité zdroje</w:t>
+            </w:r>
+            <w:r>
+              <w:rPr>
+                <w:noProof/>
+                <w:webHidden/>
+              </w:rPr>
+              <w:tab/>
+            </w:r>
+            <w:r>
+              <w:rPr>
+                <w:noProof/>
+                <w:webHidden/>
+              </w:rPr>
+              <w:fldChar w:fldCharType="begin"/>
+            </w:r>
+            <w:r>
+              <w:rPr>
+                <w:noProof/>
+                <w:webHidden/>
+              </w:rPr>
+              <w:instrText xml:space="preserve"> PAGEREF _Toc222746937 \h </w:instrText>
+            </w:r>
+            <w:r>
+              <w:rPr>
+                <w:noProof/>
+                <w:webHidden/>
+              </w:rPr>
+            </w:r>
+            <w:r>
+              <w:rPr>
+                <w:noProof/>
+                <w:webHidden/>
+              </w:rPr>
+              <w:fldChar w:fldCharType="separate"/>
+            </w:r>
+            <w:r>
+              <w:rPr>
+                <w:noProof/>
+                <w:webHidden/>
+              </w:rPr>
+              <w:t>15</w:t>
+            </w:r>
+            <w:r>
+              <w:rPr>
+                <w:noProof/>
+                <w:webHidden/>
+              </w:rPr>
+              <w:fldChar w:fldCharType="end"/>
+            </w:r>
+          </w:hyperlink>
+        </w:p>
+        <w:p>
+          <w:pPr>
+            <w:pStyle w:val="Obsah1"/>
+            <w:tabs>
+              <w:tab w:val="left" w:pos="720"/>
+            </w:tabs>
+            <w:rPr>
+              <w:rFonts w:eastAsiaTheme="minorEastAsia"/>
+              <w:noProof/>
+              <w:kern w:val="2"/>
+              <w:szCs w:val="24"/>
+              <w:lang w:eastAsia="cs-CZ"/>
+              <w14:ligatures w14:val="standardContextual"/>
+            </w:rPr>
+          </w:pPr>
+          <w:hyperlink w:anchor="_Toc222746938" w:history="1">
+            <w:r>
+              <w:rPr>
+                <w:rStyle w:val="Hypertextovodkaz"/>
+                <w:noProof/>
+              </w:rPr>
+              <w:t>A.</w:t>
+            </w:r>
+            <w:r>
+              <w:rPr>
+                <w:rFonts w:eastAsiaTheme="minorEastAsia"/>
+                <w:noProof/>
+                <w:kern w:val="2"/>
+                <w:szCs w:val="24"/>
+                <w:lang w:eastAsia="cs-CZ"/>
+                <w14:ligatures w14:val="standardContextual"/>
+              </w:rPr>
+              <w:tab/>
+            </w:r>
+            <w:r>
+              <w:rPr>
+                <w:rStyle w:val="Hypertextovodkaz"/>
+                <w:noProof/>
               </w:rPr>
               <w:t>Seznam přiložených souborů</w:t>
             </w:r>
             <w:r>
               <w:rPr>
+                <w:noProof/>
                 <w:webHidden/>
               </w:rPr>
               <w:tab/>
             </w:r>
             <w:r>
               <w:rPr>
+                <w:noProof/>
                 <w:webHidden/>
               </w:rPr>
               <w:fldChar w:fldCharType="begin"/>
             </w:r>
             <w:r>
               <w:rPr>
-                <w:webHidden/>
-              </w:rPr>
-              <w:instrText xml:space="preserve"> PAGEREF _Toc214613014 \h </w:instrText>
-            </w:r>
-            <w:r>
-              <w:rPr>
-                <w:webHidden/>
-              </w:rPr>
-            </w:r>
-            <w:r>
-              <w:rPr>
+                <w:noProof/>
+                <w:webHidden/>
+              </w:rPr>
+              <w:instrText xml:space="preserve"> PAGEREF _Toc222746938 \h </w:instrText>
+            </w:r>
+            <w:r>
+              <w:rPr>
+                <w:noProof/>
+                <w:webHidden/>
+              </w:rPr>
+            </w:r>
+            <w:r>
+              <w:rPr>
+                <w:noProof/>
                 <w:webHidden/>
               </w:rPr>
               <w:fldChar w:fldCharType="separate"/>
             </w:r>
             <w:r>
               <w:rPr>
+                <w:noProof/>
                 <w:webHidden/>
               </w:rPr>
               <w:t>I</w:t>
             </w:r>
             <w:r>
               <w:rPr>
+                <w:noProof/>
                 <w:webHidden/>
               </w:rPr>
               <w:fldChar w:fldCharType="end"/>
@@ -3270,7 +4806,7 @@
       </w:pPr>
       <w:bookmarkStart w:id="0" w:name="_Toc86047591"/>
       <w:bookmarkStart w:id="1" w:name="_Toc86055198"/>
-      <w:bookmarkStart w:id="2" w:name="_Toc214612987"/>
+      <w:bookmarkStart w:id="2" w:name="_Toc222746890"/>
       <w:r>
         <w:lastRenderedPageBreak/>
         <w:t>Úvod</w:t>
@@ -3370,7 +4906,7 @@
           <w:numId w:val="3"/>
         </w:numPr>
       </w:pPr>
-      <w:bookmarkStart w:id="3" w:name="_Toc214612988"/>
+      <w:bookmarkStart w:id="3" w:name="_Toc222746891"/>
       <w:r>
         <w:lastRenderedPageBreak/>
         <w:t>Analýza</w:t>
@@ -3385,7 +4921,7 @@
           <w:numId w:val="3"/>
         </w:numPr>
       </w:pPr>
-      <w:bookmarkStart w:id="4" w:name="_Toc214612989"/>
+      <w:bookmarkStart w:id="4" w:name="_Toc222746892"/>
       <w:r>
         <w:t>Stav projektu k ukončení ročníkové práce</w:t>
       </w:r>
@@ -3456,9 +4992,17 @@
           </w:r>
           <w:r>
             <w:rPr>
+              <w:noProof/>
               <w:color w:val="000000" w:themeColor="text1"/>
             </w:rPr>
-            <w:t xml:space="preserve"> (1)</w:t>
+            <w:t xml:space="preserve"> </w:t>
+          </w:r>
+          <w:r>
+            <w:rPr>
+              <w:noProof/>
+              <w:color w:val="000000" w:themeColor="text1"/>
+            </w:rPr>
+            <w:t>(1)</w:t>
           </w:r>
           <w:r>
             <w:rPr>
@@ -3514,6 +5058,7 @@
           </w:r>
           <w:r>
             <w:rPr>
+              <w:noProof/>
               <w:color w:val="000000" w:themeColor="text1"/>
             </w:rPr>
             <w:t>(2)</w:t>
@@ -3564,6 +5109,7 @@
           </w:r>
           <w:r>
             <w:rPr>
+              <w:noProof/>
               <w:color w:val="000000" w:themeColor="text1"/>
             </w:rPr>
             <w:t>(3)</w:t>
@@ -3677,174 +5223,25 @@
         <w:ind w:firstLine="708"/>
       </w:pPr>
       <w:r>
-        <w:t xml:space="preserve">Paměť je Harvardského typu, což znamená, že paměť dat a paměť programu jsou oddělené. Do paměti programu procesor nemůže zapisovat, pouze z ní číst. Programový kód je do paměti zapsán ručně ještě před syntézou. Procesor má jednoduchý kombinační řadič a 32bitové pole univerzálních registrů. Na </w:t>
-      </w:r>
-      <w:r>
-        <w:fldChar w:fldCharType="begin"/>
-      </w:r>
-      <w:r>
-        <w:instrText xml:space="preserve"> REF _Ref214016772 \h </w:instrText>
-      </w:r>
-      <w:r>
-        <w:fldChar w:fldCharType="separate"/>
-      </w:r>
-      <w:r>
-        <w:t>Obrázku 1</w:t>
-      </w:r>
-      <w:r>
-        <w:fldChar w:fldCharType="end"/>
-      </w:r>
-      <w:r>
-        <w:t xml:space="preserve"> můžete vidět </w:t>
-      </w:r>
-      <w:r>
-        <w:t>jeho schéma.</w:t>
+        <w:t xml:space="preserve">Paměť je Harvardského typu, což znamená, že paměť dat a paměť programu jsou oddělené. Do paměti programu procesor nemůže zapisovat, pouze z ní číst. Programový kód je do paměti zapsán ručně ještě před syntézou. Procesor má jednoduchý kombinační </w:t>
       </w:r>
     </w:p>
     <w:p>
       <w:pPr>
         <w:ind w:firstLine="0"/>
       </w:pPr>
-      <w:r>
-        <w:rPr>
-          <w:noProof/>
-        </w:rPr>
-        <mc:AlternateContent>
-          <mc:Choice Requires="wps">
-            <w:drawing>
-              <wp:anchor distT="0" distB="0" distL="114300" distR="114300" simplePos="0" relativeHeight="251668480" behindDoc="1" locked="0" layoutInCell="1" allowOverlap="1" wp14:anchorId="54AAE1AF" wp14:editId="7B260DA6">
-                <wp:simplePos x="0" y="0"/>
-                <wp:positionH relativeFrom="margin">
-                  <wp:align>right</wp:align>
-                </wp:positionH>
-                <wp:positionV relativeFrom="paragraph">
-                  <wp:posOffset>3890010</wp:posOffset>
-                </wp:positionV>
-                <wp:extent cx="5760720" cy="635"/>
-                <wp:effectExtent l="0" t="0" r="0" b="5715"/>
-                <wp:wrapTight wrapText="bothSides">
-                  <wp:wrapPolygon edited="0">
-                    <wp:start x="0" y="0"/>
-                    <wp:lineTo x="0" y="20496"/>
-                    <wp:lineTo x="21500" y="20496"/>
-                    <wp:lineTo x="21500" y="0"/>
-                    <wp:lineTo x="0" y="0"/>
-                  </wp:wrapPolygon>
-                </wp:wrapTight>
-                <wp:docPr id="989781372" name="Textové pole 1"/>
-                <wp:cNvGraphicFramePr/>
-                <a:graphic xmlns:a="http://schemas.openxmlformats.org/drawingml/2006/main">
-                  <a:graphicData uri="http://schemas.microsoft.com/office/word/2010/wordprocessingShape">
-                    <wps:wsp>
-                      <wps:cNvSpPr txBox="1"/>
-                      <wps:spPr>
-                        <a:xfrm>
-                          <a:off x="0" y="0"/>
-                          <a:ext cx="5760720" cy="635"/>
-                        </a:xfrm>
-                        <a:prstGeom prst="rect">
-                          <a:avLst/>
-                        </a:prstGeom>
-                        <a:solidFill>
-                          <a:prstClr val="white"/>
-                        </a:solidFill>
-                        <a:ln>
-                          <a:noFill/>
-                        </a:ln>
-                      </wps:spPr>
-                      <wps:txbx>
-                        <w:txbxContent>
-                          <w:p>
-                            <w:pPr>
-                              <w:pStyle w:val="Titulek"/>
-                              <w:rPr>
-                                <w:szCs w:val="22"/>
-                              </w:rPr>
-                            </w:pPr>
-                            <w:bookmarkStart w:id="5" w:name="_Toc214016725"/>
-                            <w:bookmarkStart w:id="6" w:name="_Ref214016772"/>
-                            <w:r>
-                              <w:t xml:space="preserve">Obrázek </w:t>
-                            </w:r>
-                            <w:fldSimple w:instr=" SEQ Obrázek \* ARABIC ">
-                              <w:r>
-                                <w:rPr>
-                                  <w:noProof/>
-                                </w:rPr>
-                                <w:t>1</w:t>
-                              </w:r>
-                            </w:fldSimple>
-                            <w:r>
-                              <w:t xml:space="preserve"> Diagram procesoru</w:t>
-                            </w:r>
-                            <w:bookmarkEnd w:id="5"/>
-                            <w:bookmarkEnd w:id="6"/>
-                          </w:p>
-                        </w:txbxContent>
-                      </wps:txbx>
-                      <wps:bodyPr rot="0" spcFirstLastPara="0" vertOverflow="overflow" horzOverflow="overflow" vert="horz" wrap="square" lIns="0" tIns="0" rIns="0" bIns="0" numCol="1" spcCol="0" rtlCol="0" fromWordArt="0" anchor="t" anchorCtr="0" forceAA="0" compatLnSpc="1">
-                        <a:prstTxWarp prst="textNoShape">
-                          <a:avLst/>
-                        </a:prstTxWarp>
-                        <a:spAutoFit/>
-                      </wps:bodyPr>
-                    </wps:wsp>
-                  </a:graphicData>
-                </a:graphic>
-              </wp:anchor>
-            </w:drawing>
-          </mc:Choice>
-          <mc:Fallback>
-            <w:pict>
-              <v:shape w14:anchorId="54AAE1AF" id="_x0000_s1029" type="#_x0000_t202" style="position:absolute;left:0;text-align:left;margin-left:402.4pt;margin-top:306.3pt;width:453.6pt;height:.05pt;z-index:-251648000;visibility:visible;mso-wrap-style:square;mso-wrap-distance-left:9pt;mso-wrap-distance-top:0;mso-wrap-distance-right:9pt;mso-wrap-distance-bottom:0;mso-position-horizontal:right;mso-position-horizontal-relative:margin;mso-position-vertical:absolute;mso-position-vertical-relative:text;v-text-anchor:top" o:gfxdata="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" stroked="f">
-                <v:textbox style="mso-fit-shape-to-text:t" inset="0,0,0,0">
-                  <w:txbxContent>
-                    <w:p>
-                      <w:pPr>
-                        <w:pStyle w:val="Titulek"/>
-                        <w:rPr>
-                          <w:szCs w:val="22"/>
-                        </w:rPr>
-                      </w:pPr>
-                      <w:bookmarkStart w:id="7" w:name="_Toc214016725"/>
-                      <w:bookmarkStart w:id="8" w:name="_Ref214016772"/>
-                      <w:r>
-                        <w:t xml:space="preserve">Obrázek </w:t>
-                      </w:r>
-                      <w:fldSimple w:instr=" SEQ Obrázek \* ARABIC ">
-                        <w:r>
-                          <w:rPr>
-                            <w:noProof/>
-                          </w:rPr>
-                          <w:t>1</w:t>
-                        </w:r>
-                      </w:fldSimple>
-                      <w:r>
-                        <w:t xml:space="preserve"> Diagram procesoru</w:t>
-                      </w:r>
-                      <w:bookmarkEnd w:id="7"/>
-                      <w:bookmarkEnd w:id="8"/>
-                    </w:p>
-                  </w:txbxContent>
-                </v:textbox>
-                <w10:wrap type="tight" anchorx="margin"/>
-              </v:shape>
-            </w:pict>
-          </mc:Fallback>
-        </mc:AlternateContent>
-      </w:r>
       <w:r>
         <w:rPr>
           <w:noProof/>
         </w:rPr>
         <w:drawing>
-          <wp:anchor distT="0" distB="0" distL="114300" distR="114300" simplePos="0" relativeHeight="251666432" behindDoc="1" locked="0" layoutInCell="1" allowOverlap="1" wp14:anchorId="5BBFA2EF" wp14:editId="31792598">
+          <wp:anchor distT="0" distB="0" distL="114300" distR="114300" simplePos="0" relativeHeight="251666432" behindDoc="1" locked="0" layoutInCell="1" allowOverlap="1" wp14:anchorId="5BBFA2EF" wp14:editId="3DA3679C">
             <wp:simplePos x="0" y="0"/>
             <wp:positionH relativeFrom="margin">
               <wp:align>right</wp:align>
             </wp:positionH>
             <wp:positionV relativeFrom="paragraph">
-              <wp:posOffset>254000</wp:posOffset>
+              <wp:posOffset>452963</wp:posOffset>
             </wp:positionV>
             <wp:extent cx="5760720" cy="3591560"/>
             <wp:effectExtent l="0" t="0" r="0" b="8890"/>
@@ -3901,6 +5298,179 @@
           </wp:anchor>
         </w:drawing>
       </w:r>
+      <w:r>
+        <w:rPr>
+          <w:noProof/>
+        </w:rPr>
+        <mc:AlternateContent>
+          <mc:Choice Requires="wps">
+            <w:drawing>
+              <wp:anchor distT="0" distB="0" distL="114300" distR="114300" simplePos="0" relativeHeight="251668480" behindDoc="1" locked="0" layoutInCell="1" allowOverlap="1" wp14:anchorId="54AAE1AF" wp14:editId="7E5EEE5C">
+                <wp:simplePos x="0" y="0"/>
+                <wp:positionH relativeFrom="margin">
+                  <wp:align>right</wp:align>
+                </wp:positionH>
+                <wp:positionV relativeFrom="paragraph">
+                  <wp:posOffset>4107483</wp:posOffset>
+                </wp:positionV>
+                <wp:extent cx="5760720" cy="635"/>
+                <wp:effectExtent l="0" t="0" r="0" b="5715"/>
+                <wp:wrapTight wrapText="bothSides">
+                  <wp:wrapPolygon edited="0">
+                    <wp:start x="0" y="0"/>
+                    <wp:lineTo x="0" y="20496"/>
+                    <wp:lineTo x="21500" y="20496"/>
+                    <wp:lineTo x="21500" y="0"/>
+                    <wp:lineTo x="0" y="0"/>
+                  </wp:wrapPolygon>
+                </wp:wrapTight>
+                <wp:docPr id="989781372" name="Textové pole 1"/>
+                <wp:cNvGraphicFramePr/>
+                <a:graphic xmlns:a="http://schemas.openxmlformats.org/drawingml/2006/main">
+                  <a:graphicData uri="http://schemas.microsoft.com/office/word/2010/wordprocessingShape">
+                    <wps:wsp>
+                      <wps:cNvSpPr txBox="1"/>
+                      <wps:spPr>
+                        <a:xfrm>
+                          <a:off x="0" y="0"/>
+                          <a:ext cx="5760720" cy="635"/>
+                        </a:xfrm>
+                        <a:prstGeom prst="rect">
+                          <a:avLst/>
+                        </a:prstGeom>
+                        <a:solidFill>
+                          <a:prstClr val="white"/>
+                        </a:solidFill>
+                        <a:ln>
+                          <a:noFill/>
+                        </a:ln>
+                      </wps:spPr>
+                      <wps:txbx>
+                        <w:txbxContent>
+                          <w:p>
+                            <w:pPr>
+                              <w:pStyle w:val="Titulek"/>
+                              <w:rPr>
+                                <w:szCs w:val="22"/>
+                              </w:rPr>
+                            </w:pPr>
+                            <w:bookmarkStart w:id="5" w:name="_Ref214016772"/>
+                            <w:bookmarkStart w:id="6" w:name="_Toc222746939"/>
+                            <w:r>
+                              <w:t xml:space="preserve">Obrázek </w:t>
+                            </w:r>
+                            <w:r>
+                              <w:fldChar w:fldCharType="begin"/>
+                            </w:r>
+                            <w:r>
+                              <w:instrText xml:space="preserve"> SEQ Obrázek \* ARABIC </w:instrText>
+                            </w:r>
+                            <w:r>
+                              <w:fldChar w:fldCharType="separate"/>
+                            </w:r>
+                            <w:r>
+                              <w:t>1</w:t>
+                            </w:r>
+                            <w:r>
+                              <w:fldChar w:fldCharType="end"/>
+                            </w:r>
+                            <w:r>
+                              <w:t xml:space="preserve"> Diagram procesoru</w:t>
+                            </w:r>
+                            <w:bookmarkEnd w:id="5"/>
+                            <w:bookmarkEnd w:id="6"/>
+                          </w:p>
+                        </w:txbxContent>
+                      </wps:txbx>
+                      <wps:bodyPr rot="0" spcFirstLastPara="0" vertOverflow="overflow" horzOverflow="overflow" vert="horz" wrap="square" lIns="0" tIns="0" rIns="0" bIns="0" numCol="1" spcCol="0" rtlCol="0" fromWordArt="0" anchor="t" anchorCtr="0" forceAA="0" compatLnSpc="1">
+                        <a:prstTxWarp prst="textNoShape">
+                          <a:avLst/>
+                        </a:prstTxWarp>
+                        <a:spAutoFit/>
+                      </wps:bodyPr>
+                    </wps:wsp>
+                  </a:graphicData>
+                </a:graphic>
+              </wp:anchor>
+            </w:drawing>
+          </mc:Choice>
+          <mc:Fallback>
+            <w:pict>
+              <v:shape w14:anchorId="54AAE1AF" id="_x0000_s1029" type="#_x0000_t202" style="position:absolute;left:0;text-align:left;margin-left:402.4pt;margin-top:323.4pt;width:453.6pt;height:.05pt;z-index:-251648000;visibility:visible;mso-wrap-style:square;mso-wrap-distance-left:9pt;mso-wrap-distance-top:0;mso-wrap-distance-right:9pt;mso-wrap-distance-bottom:0;mso-position-horizontal:right;mso-position-horizontal-relative:margin;mso-position-vertical:absolute;mso-position-vertical-relative:text;v-text-anchor:top" o:gfxdata="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" stroked="f">
+                <v:textbox style="mso-fit-shape-to-text:t" inset="0,0,0,0">
+                  <w:txbxContent>
+                    <w:p>
+                      <w:pPr>
+                        <w:pStyle w:val="Titulek"/>
+                        <w:rPr>
+                          <w:szCs w:val="22"/>
+                        </w:rPr>
+                      </w:pPr>
+                      <w:bookmarkStart w:id="7" w:name="_Ref214016772"/>
+                      <w:bookmarkStart w:id="8" w:name="_Toc222746939"/>
+                      <w:r>
+                        <w:t xml:space="preserve">Obrázek </w:t>
+                      </w:r>
+                      <w:r>
+                        <w:fldChar w:fldCharType="begin"/>
+                      </w:r>
+                      <w:r>
+                        <w:instrText xml:space="preserve"> SEQ Obrázek \* ARABIC </w:instrText>
+                      </w:r>
+                      <w:r>
+                        <w:fldChar w:fldCharType="separate"/>
+                      </w:r>
+                      <w:r>
+                        <w:t>1</w:t>
+                      </w:r>
+                      <w:r>
+                        <w:fldChar w:fldCharType="end"/>
+                      </w:r>
+                      <w:r>
+                        <w:t xml:space="preserve"> Diagram procesoru</w:t>
+                      </w:r>
+                      <w:bookmarkEnd w:id="7"/>
+                      <w:bookmarkEnd w:id="8"/>
+                    </w:p>
+                  </w:txbxContent>
+                </v:textbox>
+                <w10:wrap type="tight" anchorx="margin"/>
+              </v:shape>
+            </w:pict>
+          </mc:Fallback>
+        </mc:AlternateContent>
+      </w:r>
+      <w:r>
+        <w:t xml:space="preserve">řadič a 32bitové pole univerzálních registrů. Na </w:t>
+      </w:r>
+      <w:r>
+        <w:fldChar w:fldCharType="begin"/>
+      </w:r>
+      <w:r>
+        <w:instrText xml:space="preserve"> REF _Ref214016772 \h </w:instrText>
+      </w:r>
+      <w:r>
+        <w:fldChar w:fldCharType="separate"/>
+      </w:r>
+      <w:r>
+        <w:t>Obrázek 1 Diagram procesoru</w:t>
+      </w:r>
+      <w:r>
+        <w:fldChar w:fldCharType="end"/>
+      </w:r>
+      <w:r>
+        <w:t xml:space="preserve"> můžete vidět jeho schéma.</w:t>
+      </w:r>
+    </w:p>
+    <w:p>
+      <w:pPr>
+        <w:ind w:firstLine="708"/>
+      </w:pPr>
+    </w:p>
+    <w:p>
+      <w:pPr>
+        <w:ind w:firstLine="0"/>
+      </w:pPr>
     </w:p>
     <w:p>
       <w:pPr>
@@ -3910,9 +5480,8 @@
           <w:numId w:val="3"/>
         </w:numPr>
       </w:pPr>
-      <w:bookmarkStart w:id="9" w:name="_Toc214612990"/>
-      <w:r>
-        <w:lastRenderedPageBreak/>
+      <w:bookmarkStart w:id="9" w:name="_Toc222746893"/>
+      <w:r>
         <w:t>Funkční požadavky</w:t>
       </w:r>
       <w:bookmarkEnd w:id="9"/>
@@ -3966,75 +5535,8 @@
           <w:numId w:val="3"/>
         </w:numPr>
       </w:pPr>
-      <w:bookmarkStart w:id="10" w:name="_Toc214612991"/>
-      <w:r>
-        <w:t>P</w:t>
-      </w:r>
-      <w:r>
-        <w:t>eriferie</w:t>
-      </w:r>
-      <w:bookmarkEnd w:id="10"/>
-    </w:p>
-    <w:p>
-      <w:r>
-        <w:t xml:space="preserve">V </w:t>
-      </w:r>
-      <w:r>
-        <w:t xml:space="preserve">RP </w:t>
-      </w:r>
-      <w:r>
-        <w:t xml:space="preserve">byly </w:t>
-      </w:r>
-      <w:r>
-        <w:t>periferie</w:t>
-      </w:r>
-      <w:r>
-        <w:t xml:space="preserve"> řešeny jednotlivě a bez jasně definovaného systému. V</w:t>
-      </w:r>
-      <w:r>
-        <w:t xml:space="preserve"> MP </w:t>
-      </w:r>
-      <w:r>
-        <w:t xml:space="preserve">je proto potřeba tento přístup upravit tak, aby bylo možné jednoduše přidávat další porty. Porty budou mít společný, definovaný adresní prostor. Současně </w:t>
-      </w:r>
-      <w:r>
-        <w:t>bude procesor</w:t>
-      </w:r>
-      <w:r>
-        <w:t xml:space="preserve"> </w:t>
-      </w:r>
-      <w:r>
-        <w:t>rozšířen</w:t>
-      </w:r>
-      <w:r>
-        <w:t xml:space="preserve"> o nové porty, konkrétně GPIO, UART</w:t>
-      </w:r>
-      <w:r>
-        <w:t>,</w:t>
-      </w:r>
-      <w:r>
-        <w:t xml:space="preserve"> VGA</w:t>
-      </w:r>
-      <w:r>
-        <w:t>,</w:t>
-      </w:r>
-      <w:r>
-        <w:t xml:space="preserve"> PS/2</w:t>
-      </w:r>
-      <w:r>
-        <w:t xml:space="preserve"> a SPI pro komunikaci s pamětí</w:t>
-      </w:r>
-      <w:r>
-        <w:t>.</w:t>
-      </w:r>
-      <w:r>
-        <w:t xml:space="preserve"> </w:t>
-      </w:r>
-      <w:r>
-        <w:t xml:space="preserve"> </w:t>
-      </w:r>
-      <w:r>
-        <w:t>Porty budou mít nově i možnost vyvolat přerušení díky kterému se procesor dozví že se na portu něco změnilo.</w:t>
+      <w:r>
+        <w:t>Přerušení</w:t>
       </w:r>
     </w:p>
     <w:p>
@@ -4045,7 +5547,77 @@
           <w:numId w:val="3"/>
         </w:numPr>
       </w:pPr>
-      <w:bookmarkStart w:id="11" w:name="_Toc214612992"/>
+      <w:bookmarkStart w:id="10" w:name="_Toc222746894"/>
+      <w:r>
+        <w:t>P</w:t>
+      </w:r>
+      <w:r>
+        <w:t>eriferie</w:t>
+      </w:r>
+      <w:bookmarkEnd w:id="10"/>
+    </w:p>
+    <w:p>
+      <w:r>
+        <w:t xml:space="preserve">V </w:t>
+      </w:r>
+      <w:r>
+        <w:t xml:space="preserve">RP </w:t>
+      </w:r>
+      <w:r>
+        <w:t xml:space="preserve">byly </w:t>
+      </w:r>
+      <w:r>
+        <w:t>periferie</w:t>
+      </w:r>
+      <w:r>
+        <w:t xml:space="preserve"> řešeny jednotlivě a bez jasně definovaného systému. V</w:t>
+      </w:r>
+      <w:r>
+        <w:t xml:space="preserve"> MP </w:t>
+      </w:r>
+      <w:r>
+        <w:t xml:space="preserve">je proto potřeba tento přístup upravit tak, aby bylo možné jednoduše přidávat další porty. Porty budou mít společný, definovaný adresní prostor. Současně </w:t>
+      </w:r>
+      <w:r>
+        <w:t>bude procesor</w:t>
+      </w:r>
+      <w:r>
+        <w:t xml:space="preserve"> </w:t>
+      </w:r>
+      <w:r>
+        <w:t>rozšířen</w:t>
+      </w:r>
+      <w:r>
+        <w:t xml:space="preserve"> o nové porty, konkrétně GPIO, UART</w:t>
+      </w:r>
+      <w:r>
+        <w:t xml:space="preserve"> </w:t>
+      </w:r>
+      <w:r>
+        <w:t>a SPI pro komunikaci s pamětí</w:t>
+      </w:r>
+      <w:r>
+        <w:t>.</w:t>
+      </w:r>
+      <w:r>
+        <w:t xml:space="preserve"> </w:t>
+      </w:r>
+      <w:r>
+        <w:t xml:space="preserve"> </w:t>
+      </w:r>
+      <w:r>
+        <w:t>Porty budou mít nově i možnost vyvolat přerušení díky kterému se procesor dozví že se na portu něco změnilo.</w:t>
+      </w:r>
+    </w:p>
+    <w:p>
+      <w:pPr>
+        <w:pStyle w:val="Nadpis3"/>
+        <w:numPr>
+          <w:ilvl w:val="2"/>
+          <w:numId w:val="3"/>
+        </w:numPr>
+      </w:pPr>
+      <w:bookmarkStart w:id="11" w:name="_Toc222746895"/>
       <w:r>
         <w:t>Zápis do paměti programu</w:t>
       </w:r>
@@ -4089,6 +5661,9 @@
             <w:fldChar w:fldCharType="separate"/>
           </w:r>
           <w:r>
+            <w:rPr>
+              <w:noProof/>
+            </w:rPr>
             <w:t xml:space="preserve"> (4)</w:t>
           </w:r>
           <w:r>
@@ -4168,7 +5743,7 @@
           <w:numId w:val="3"/>
         </w:numPr>
       </w:pPr>
-      <w:bookmarkStart w:id="12" w:name="_Toc214612993"/>
+      <w:bookmarkStart w:id="12" w:name="_Toc222746896"/>
       <w:r>
         <w:t>Nefunkční požadavky</w:t>
       </w:r>
@@ -4182,7 +5757,7 @@
           <w:numId w:val="3"/>
         </w:numPr>
       </w:pPr>
-      <w:bookmarkStart w:id="13" w:name="_Toc214612994"/>
+      <w:bookmarkStart w:id="13" w:name="_Toc222746897"/>
       <w:r>
         <w:t>FPGA platforma</w:t>
       </w:r>
@@ -4211,6 +5786,9 @@
             <w:fldChar w:fldCharType="separate"/>
           </w:r>
           <w:r>
+            <w:rPr>
+              <w:noProof/>
+            </w:rPr>
             <w:t xml:space="preserve"> (5)</w:t>
           </w:r>
           <w:r>
@@ -4230,8 +5808,9 @@
           <w:numId w:val="3"/>
         </w:numPr>
       </w:pPr>
-      <w:bookmarkStart w:id="14" w:name="_Toc214612995"/>
-      <w:r>
+      <w:bookmarkStart w:id="14" w:name="_Toc222746898"/>
+      <w:r>
+        <w:lastRenderedPageBreak/>
         <w:t>Vývojové prostředí</w:t>
       </w:r>
       <w:bookmarkEnd w:id="14"/>
@@ -4256,6 +5835,9 @@
             <w:fldChar w:fldCharType="separate"/>
           </w:r>
           <w:r>
+            <w:rPr>
+              <w:noProof/>
+            </w:rPr>
             <w:t xml:space="preserve"> (6)</w:t>
           </w:r>
           <w:r>
@@ -4282,6 +5864,9 @@
             <w:fldChar w:fldCharType="separate"/>
           </w:r>
           <w:r>
+            <w:rPr>
+              <w:noProof/>
+            </w:rPr>
             <w:t xml:space="preserve"> (7)</w:t>
           </w:r>
           <w:r>
@@ -4301,9 +5886,8 @@
           <w:numId w:val="3"/>
         </w:numPr>
       </w:pPr>
-      <w:bookmarkStart w:id="15" w:name="_Toc214612996"/>
-      <w:r>
-        <w:lastRenderedPageBreak/>
+      <w:bookmarkStart w:id="15" w:name="_Toc222746899"/>
+      <w:r>
         <w:t>Výkon procesoru</w:t>
       </w:r>
       <w:bookmarkEnd w:id="15"/>
@@ -4329,9 +5913,11 @@
           <w:numId w:val="3"/>
         </w:numPr>
       </w:pPr>
+      <w:bookmarkStart w:id="16" w:name="_Toc222746900"/>
       <w:r>
         <w:t>Rozšiřitelnost</w:t>
       </w:r>
+      <w:bookmarkEnd w:id="16"/>
     </w:p>
     <w:p>
       <w:pPr>
@@ -4349,34 +5935,18 @@
           <w:numId w:val="3"/>
         </w:numPr>
       </w:pPr>
+      <w:bookmarkStart w:id="17" w:name="_Toc222746901"/>
       <w:r>
         <w:t>V</w:t>
       </w:r>
       <w:r>
         <w:t>yužití zdrojů</w:t>
       </w:r>
-    </w:p>
-    <w:p>
-      <w:r>
-        <w:t xml:space="preserve">Návrh bude využívat blokové paměti (BRAM) pro instrukční a datovou paměť. </w:t>
-      </w:r>
-      <w:r>
-        <w:t>Díky čemu budu šetřit</w:t>
-      </w:r>
-      <w:r>
-        <w:t xml:space="preserve"> logick</w:t>
-      </w:r>
-      <w:r>
-        <w:t>é</w:t>
-      </w:r>
-      <w:r>
-        <w:t xml:space="preserve"> zdroj</w:t>
-      </w:r>
-      <w:r>
-        <w:t xml:space="preserve">e </w:t>
-      </w:r>
-      <w:r>
-        <w:t xml:space="preserve">(Slices/LUTs), </w:t>
+      <w:bookmarkEnd w:id="17"/>
+    </w:p>
+    <w:p>
+      <w:r>
+        <w:t xml:space="preserve">Návrh bude využívat blokové paměti (BRAM) pro instrukční a datovou paměť. Díky čemu budu šetřit logické zdroje (Slices/LUTs), </w:t>
       </w:r>
       <w:r>
         <w:t>na výpočetní logiku procesoru.</w:t>
@@ -4390,11 +5960,11 @@
           <w:numId w:val="3"/>
         </w:numPr>
       </w:pPr>
-      <w:bookmarkStart w:id="16" w:name="_Toc214612998"/>
+      <w:bookmarkStart w:id="18" w:name="_Toc222746902"/>
       <w:r>
         <w:t>Analýza stávajících řešení, trhu</w:t>
       </w:r>
-      <w:bookmarkEnd w:id="16"/>
+      <w:bookmarkEnd w:id="18"/>
     </w:p>
     <w:p>
       <w:r>
@@ -4416,7 +5986,16 @@
             <w:fldChar w:fldCharType="separate"/>
           </w:r>
           <w:r>
-            <w:t xml:space="preserve"> (8)</w:t>
+            <w:rPr>
+              <w:noProof/>
+            </w:rPr>
+            <w:t xml:space="preserve"> </w:t>
+          </w:r>
+          <w:r>
+            <w:rPr>
+              <w:noProof/>
+            </w:rPr>
+            <w:t>(8)</w:t>
           </w:r>
           <w:r>
             <w:fldChar w:fldCharType="end"/>
@@ -4442,7 +6021,16 @@
             <w:fldChar w:fldCharType="separate"/>
           </w:r>
           <w:r>
-            <w:t xml:space="preserve"> (9)</w:t>
+            <w:rPr>
+              <w:noProof/>
+            </w:rPr>
+            <w:t xml:space="preserve"> </w:t>
+          </w:r>
+          <w:r>
+            <w:rPr>
+              <w:noProof/>
+            </w:rPr>
+            <w:t>(9)</w:t>
           </w:r>
           <w:r>
             <w:fldChar w:fldCharType="end"/>
@@ -4461,12 +6049,12 @@
           <w:numId w:val="3"/>
         </w:numPr>
       </w:pPr>
-      <w:bookmarkStart w:id="17" w:name="_Toc214612999"/>
+      <w:bookmarkStart w:id="19" w:name="_Toc222746903"/>
       <w:r>
         <w:lastRenderedPageBreak/>
         <w:t>Návrh</w:t>
       </w:r>
-      <w:bookmarkEnd w:id="17"/>
+      <w:bookmarkEnd w:id="19"/>
     </w:p>
     <w:p>
       <w:pPr>
@@ -4476,14 +6064,44 @@
           <w:numId w:val="3"/>
         </w:numPr>
       </w:pPr>
-      <w:bookmarkStart w:id="18" w:name="_Toc214613000"/>
+      <w:bookmarkStart w:id="20" w:name="_Toc222746908"/>
+      <w:r>
+        <w:t>Přerušení</w:t>
+      </w:r>
+      <w:bookmarkEnd w:id="20"/>
+    </w:p>
+    <w:p>
+      <w:r>
+        <w:t>Procesor bude mít jednoduchý řadič přerušení bez nastavitelné priority a podpory preempce. Bude mít 8 vektorů přerušení na mapovaných do paměti programu</w:t>
+      </w:r>
+      <w:r>
+        <w:t xml:space="preserve">, konkrétní adresace je vypsána v kapitole </w:t>
+      </w:r>
+      <w:proofErr w:type="spellStart"/>
+      <w:r>
+        <w:t>impementace</w:t>
+      </w:r>
+      <w:proofErr w:type="spellEnd"/>
+      <w:r>
+        <w:t>. V paměti dat budou namapovány příznak přerušení, aby mohl program jednoduše restartovat příznak například na konci obsluhy přerušení. Procesor bude mít globální příznak přerušení, který zablokuje přijímání nových přerušení v případě, že již jedno probíhá. Je tedy přímo závislý na stavu příznaku přerušení. Procesor také musí ukládat návratovou adresu, která se prozatím bude ukládat do speciálního registru v řadiči. Do budoucna by měla být tato adresa ukládána na zásobník, ten však v aktuální verzi procesoru není implementován. Zavedení zásobníku je jedním z nejvhodnějších rozšíření pro další vývoj.</w:t>
+      </w:r>
+    </w:p>
+    <w:p>
+      <w:pPr>
+        <w:pStyle w:val="Nadpis2"/>
+        <w:numPr>
+          <w:ilvl w:val="1"/>
+          <w:numId w:val="3"/>
+        </w:numPr>
+      </w:pPr>
+      <w:bookmarkStart w:id="21" w:name="_Toc222746904"/>
       <w:r>
         <w:t>P</w:t>
       </w:r>
       <w:r>
         <w:t>eriferie</w:t>
       </w:r>
-      <w:bookmarkEnd w:id="18"/>
+      <w:bookmarkEnd w:id="21"/>
     </w:p>
     <w:p>
       <w:pPr>
@@ -4547,20 +6165,29 @@
                                 <w:szCs w:val="22"/>
                               </w:rPr>
                             </w:pPr>
+                            <w:bookmarkStart w:id="22" w:name="_Toc222746940"/>
                             <w:r>
                               <w:t xml:space="preserve">Obrázek </w:t>
                             </w:r>
-                            <w:fldSimple w:instr=" SEQ Obrázek \* ARABIC ">
-                              <w:r>
-                                <w:rPr>
-                                  <w:noProof/>
-                                </w:rPr>
-                                <w:t>2</w:t>
-                              </w:r>
-                            </w:fldSimple>
+                            <w:r>
+                              <w:fldChar w:fldCharType="begin"/>
+                            </w:r>
+                            <w:r>
+                              <w:instrText xml:space="preserve"> SEQ Obrázek \* ARABIC </w:instrText>
+                            </w:r>
+                            <w:r>
+                              <w:fldChar w:fldCharType="separate"/>
+                            </w:r>
+                            <w:r>
+                              <w:t>2</w:t>
+                            </w:r>
+                            <w:r>
+                              <w:fldChar w:fldCharType="end"/>
+                            </w:r>
                             <w:r>
                               <w:t xml:space="preserve"> paměťový prostor</w:t>
                             </w:r>
+                            <w:bookmarkEnd w:id="22"/>
                           </w:p>
                         </w:txbxContent>
                       </wps:txbx>
@@ -4589,20 +6216,29 @@
                           <w:szCs w:val="22"/>
                         </w:rPr>
                       </w:pPr>
+                      <w:bookmarkStart w:id="23" w:name="_Toc222746940"/>
                       <w:r>
                         <w:t xml:space="preserve">Obrázek </w:t>
                       </w:r>
-                      <w:fldSimple w:instr=" SEQ Obrázek \* ARABIC ">
-                        <w:r>
-                          <w:rPr>
-                            <w:noProof/>
-                          </w:rPr>
-                          <w:t>2</w:t>
-                        </w:r>
-                      </w:fldSimple>
+                      <w:r>
+                        <w:fldChar w:fldCharType="begin"/>
+                      </w:r>
+                      <w:r>
+                        <w:instrText xml:space="preserve"> SEQ Obrázek \* ARABIC </w:instrText>
+                      </w:r>
+                      <w:r>
+                        <w:fldChar w:fldCharType="separate"/>
+                      </w:r>
+                      <w:r>
+                        <w:t>2</w:t>
+                      </w:r>
+                      <w:r>
+                        <w:fldChar w:fldCharType="end"/>
+                      </w:r>
                       <w:r>
                         <w:t xml:space="preserve"> paměťový prostor</w:t>
                       </w:r>
+                      <w:bookmarkEnd w:id="23"/>
                     </w:p>
                   </w:txbxContent>
                 </v:textbox>
@@ -4679,15 +6315,18 @@
         <w:t xml:space="preserve">Periferie </w:t>
       </w:r>
       <w:r>
-        <w:t xml:space="preserve">v tomto procesoru </w:t>
-      </w:r>
-      <w:r>
-        <w:t>implementovány paralelně na paměť dat a</w:t>
+        <w:t>v tomto procesoru</w:t>
+      </w:r>
+      <w:r>
+        <w:t xml:space="preserve"> budou</w:t>
       </w:r>
       <w:r>
         <w:t xml:space="preserve"> </w:t>
       </w:r>
       <w:r>
+        <w:t xml:space="preserve">implementovány paralelně na paměť dat a </w:t>
+      </w:r>
+      <w:r>
         <w:t>budou namapovány do paměti dat stejně jako v původním procesoru,</w:t>
       </w:r>
       <w:r>
@@ -4754,7 +6393,11 @@
         <w:t xml:space="preserve">V </w:t>
       </w:r>
       <w:r>
-        <w:t>navrhovaném mikrokontroleru navíc bude muset být řadič přerušení</w:t>
+        <w:t xml:space="preserve">navrhovaném mikrokontroleru </w:t>
+      </w:r>
+      <w:r>
+        <w:lastRenderedPageBreak/>
+        <w:t>navíc bude muset být řadič přerušení</w:t>
       </w:r>
       <w:r>
         <w:t>, protože některé I/O p</w:t>
@@ -4790,60 +6433,84 @@
           <w:numId w:val="3"/>
         </w:numPr>
       </w:pPr>
-      <w:bookmarkStart w:id="19" w:name="_Toc214613001"/>
+      <w:bookmarkStart w:id="24" w:name="_Toc222746905"/>
       <w:r>
         <w:t>GPIO</w:t>
       </w:r>
-      <w:bookmarkEnd w:id="19"/>
-    </w:p>
-    <w:p>
-      <w:r>
-        <w:t>Na general-purpose input</w:t>
+      <w:bookmarkEnd w:id="24"/>
+    </w:p>
+    <w:p>
+      <w:pPr>
+        <w:ind w:firstLine="708"/>
+      </w:pPr>
+      <w:r>
+        <w:t xml:space="preserve">GPIO je </w:t>
+      </w:r>
+      <w:r>
+        <w:t>nejjednodušší</w:t>
+      </w:r>
+      <w:r>
+        <w:t xml:space="preserve"> mož</w:t>
+      </w:r>
+      <w:r>
+        <w:t xml:space="preserve">ná periferie jedná se pouze o pin který se dá nastavit jako vstupní nebo výstupní. Tyto piny jsou univerzální se hodí na připojení jednoduchých komponent jako je LED dioda nebo tlačítko ale dají se v rámci programu použít i na simulaci UART sběrnice a další. </w:t>
+      </w:r>
+      <w:r>
+        <w:t xml:space="preserve">Jako </w:t>
+      </w:r>
+      <w:r>
+        <w:t xml:space="preserve">GPIO porty </w:t>
+      </w:r>
+      <w:r>
+        <w:t>použiji</w:t>
+      </w:r>
+      <w:r>
+        <w:t xml:space="preserve"> J1, J2</w:t>
       </w:r>
       <w:r>
         <w:t xml:space="preserve"> </w:t>
       </w:r>
       <w:r>
-        <w:t xml:space="preserve">output porty </w:t>
-      </w:r>
-      <w:r>
-        <w:t>použiji</w:t>
-      </w:r>
-      <w:r>
-        <w:t xml:space="preserve"> J1, J2</w:t>
+        <w:t xml:space="preserve">Accessory Header </w:t>
+      </w:r>
+      <w:r>
+        <w:t>piny, k</w:t>
+      </w:r>
+      <w:r>
+        <w:t xml:space="preserve">teré každý mají 4 </w:t>
+      </w:r>
+      <w:r>
+        <w:t>I/O piny</w:t>
       </w:r>
       <w:r>
         <w:t>,</w:t>
       </w:r>
       <w:r>
+        <w:t xml:space="preserve"> jeden GND pin a jeden 3,3 V</w:t>
+      </w:r>
+      <w:r>
+        <w:t> </w:t>
+      </w:r>
+      <w:r>
+        <w:t>pin</w:t>
+      </w:r>
+      <w:r>
         <w:t xml:space="preserve"> </w:t>
       </w:r>
       <w:r>
-        <w:t xml:space="preserve">J4 </w:t>
-      </w:r>
-      <w:r>
-        <w:t xml:space="preserve">Accessory Header </w:t>
-      </w:r>
-      <w:r>
-        <w:t>piny, k</w:t>
-      </w:r>
-      <w:r>
-        <w:t xml:space="preserve">teré každý mají 4 </w:t>
-      </w:r>
-      <w:r>
-        <w:t>I/O piny</w:t>
-      </w:r>
-      <w:r>
-        <w:t>,</w:t>
-      </w:r>
-      <w:r>
-        <w:t xml:space="preserve"> jeden GND pin a jeden 3,3 V pin. Z J4 </w:t>
-      </w:r>
-      <w:r>
-        <w:t>budou</w:t>
-      </w:r>
-      <w:r>
-        <w:t xml:space="preserve"> použity 2 piny na UART komunikaci což mi dává dohromady 10 GPIO piny pro užití uživatelem.</w:t>
+        <w:t xml:space="preserve">což mi dává dohromady </w:t>
+      </w:r>
+      <w:r>
+        <w:t>8</w:t>
+      </w:r>
+      <w:r>
+        <w:t xml:space="preserve"> GPIO pin</w:t>
+      </w:r>
+      <w:r>
+        <w:t>ů</w:t>
+      </w:r>
+      <w:r>
+        <w:t xml:space="preserve"> pro užití uživatelem.</w:t>
       </w:r>
     </w:p>
     <w:p>
@@ -4854,16 +6521,18 @@
           <w:numId w:val="3"/>
         </w:numPr>
       </w:pPr>
-      <w:bookmarkStart w:id="20" w:name="_Toc214613002"/>
-      <w:r>
-        <w:lastRenderedPageBreak/>
+      <w:bookmarkStart w:id="25" w:name="_Toc222746906"/>
+      <w:r>
         <w:t>UART</w:t>
       </w:r>
-      <w:bookmarkEnd w:id="20"/>
-    </w:p>
-    <w:p>
-      <w:r>
-        <w:t xml:space="preserve">Jak jsem již nastínil v minulé kapitole UART bude zapojen do J4 Accessory Headru </w:t>
+      <w:bookmarkEnd w:id="25"/>
+    </w:p>
+    <w:p>
+      <w:r>
+        <w:t xml:space="preserve">UART je základní sběrnice pro sériovou komunikaci od které jsou odvozeny další jako například sběrnice RS232. </w:t>
+      </w:r>
+      <w:r>
+        <w:t xml:space="preserve">UART bude zapojen do J4 Accessory Headru </w:t>
       </w:r>
       <w:r>
         <w:t xml:space="preserve">konkrétně pin FX2_IO9 pro Rx a FX2_IO10 pro Tx. Bude naimplementován </w:t>
@@ -4890,22 +6559,10 @@
         <w:t xml:space="preserve">, </w:t>
       </w:r>
       <w:r>
-        <w:t xml:space="preserve">bez parity </w:t>
-      </w:r>
-      <w:r>
-        <w:rPr>
-          <w:color w:val="EE0000"/>
-        </w:rPr>
-        <w:t xml:space="preserve">(myslel jsem si, že je parita povinná) </w:t>
-      </w:r>
-      <w:r>
-        <w:t>a jeden</w:t>
-      </w:r>
-      <w:r>
-        <w:t>ím</w:t>
-      </w:r>
-      <w:r>
-        <w:t xml:space="preserve"> stop bit.</w:t>
+        <w:t>bez parity</w:t>
+      </w:r>
+      <w:r>
+        <w:t>.</w:t>
       </w:r>
       <w:r>
         <w:t xml:space="preserve"> UART bude moct nastavit </w:t>
@@ -4920,7 +6577,25 @@
         <w:t>flag,</w:t>
       </w:r>
       <w:r>
-        <w:t xml:space="preserve"> aby dal procesoru najevo že dostal zprávu.</w:t>
+        <w:t xml:space="preserve"> aby dal procesoru najevo že</w:t>
+      </w:r>
+      <w:r>
+        <w:t xml:space="preserve"> již odeslal zprávu</w:t>
+      </w:r>
+      <w:r>
+        <w:t>,</w:t>
+      </w:r>
+      <w:r>
+        <w:t xml:space="preserve"> </w:t>
+      </w:r>
+      <w:r>
+        <w:t>anebo</w:t>
+      </w:r>
+      <w:r>
+        <w:t xml:space="preserve"> novou zprávu</w:t>
+      </w:r>
+      <w:r>
+        <w:t xml:space="preserve"> dostal.</w:t>
       </w:r>
     </w:p>
     <w:p>
@@ -4931,69 +6606,201 @@
           <w:numId w:val="3"/>
         </w:numPr>
       </w:pPr>
-      <w:bookmarkStart w:id="21" w:name="_Toc214613003"/>
-      <w:r>
-        <w:t>VGA</w:t>
-      </w:r>
-      <w:r>
-        <w:t xml:space="preserve"> a PS/2</w:t>
-      </w:r>
-      <w:bookmarkEnd w:id="21"/>
-    </w:p>
-    <w:p>
-      <w:r>
-        <w:t>VGA i PS/2 naimplementuji pouze jako zapojené piny ovládání obrazu a periferie na PS/2 nechám na ASM kódu</w:t>
-      </w:r>
-      <w:r>
-        <w:t xml:space="preserve">. Cílem je, aby existovala možnost využití </w:t>
-      </w:r>
-      <w:r>
-        <w:t>těchto p</w:t>
-      </w:r>
-      <w:r>
-        <w:t>eriferií</w:t>
-      </w:r>
-      <w:r>
-        <w:t xml:space="preserve"> já se mohl zaměřit na zbytek cílů. </w:t>
-      </w:r>
-      <w:r>
+      <w:bookmarkStart w:id="26" w:name="_Toc222746907"/>
+      <w:r>
+        <w:t>SPI</w:t>
+      </w:r>
+      <w:bookmarkEnd w:id="26"/>
+    </w:p>
+    <w:p>
+      <w:pPr>
         <w:rPr>
           <w:color w:val="EE0000"/>
         </w:rPr>
-        <w:t>(</w:t>
-      </w:r>
-      <w:r>
-        <w:rPr>
-          <w:color w:val="EE0000"/>
-        </w:rPr>
-        <w:t>moc to nemá smysl</w:t>
-      </w:r>
-      <w:r>
-        <w:rPr>
-          <w:color w:val="EE0000"/>
-        </w:rPr>
-        <w:t>,</w:t>
-      </w:r>
-      <w:r>
-        <w:rPr>
-          <w:color w:val="EE0000"/>
-        </w:rPr>
-        <w:t xml:space="preserve"> ale napsal jsem si to do cílů</w:t>
-      </w:r>
-      <w:r>
-        <w:rPr>
-          <w:color w:val="EE0000"/>
-        </w:rPr>
-        <w:t xml:space="preserve"> tak jsem to jsem myslel, že to musím aspoň nějak udělat a tohle je reálně na pět minut zkopírovat z dokumentace, ale myslím si, že to stihnu nějak udělat. Spíš jsem si začal číst jak a bylo toho na mě v tu chvíli moc tak jsem to hodil na stranu a vrátím se k tomu až bude zbytek fungovat.</w:t>
-      </w:r>
-      <w:r>
-        <w:rPr>
-          <w:color w:val="EE0000"/>
-        </w:rPr>
-        <w:t>)</w:t>
+      </w:pPr>
+      <w:r>
+        <w:t xml:space="preserve">SPI je již komplikovanější sériová sběrnice, která dokáže komunikovat s více zařízeními současně. </w:t>
+      </w:r>
+      <w:r>
+        <w:t xml:space="preserve">Tato sběrnice nebude zvenčí dostupná, ale bude použita na komunikaci </w:t>
+      </w:r>
+      <w:r>
+        <w:t>mezi</w:t>
+      </w:r>
+      <w:r>
+        <w:t> procesor</w:t>
+      </w:r>
+      <w:r>
+        <w:t>em</w:t>
+      </w:r>
+      <w:r>
+        <w:t xml:space="preserve"> s fl</w:t>
+      </w:r>
+      <w:r>
+        <w:t>a</w:t>
+      </w:r>
+      <w:r>
+        <w:t>sh pamětí</w:t>
+      </w:r>
+      <w:r>
+        <w:t xml:space="preserve"> integrovanou na desce konkrétně</w:t>
+      </w:r>
+      <w:r>
+        <w:t xml:space="preserve"> </w:t>
+      </w:r>
+      <w:r>
+        <w:t>STMicroelectronics M25P16</w:t>
+      </w:r>
+      <w:r>
+        <w:t xml:space="preserve">. Bude mít </w:t>
+      </w:r>
+      <w:r>
+        <w:t>32bitový</w:t>
+      </w:r>
+      <w:r>
+        <w:t xml:space="preserve"> shift registr</w:t>
+      </w:r>
+      <w:r>
+        <w:t xml:space="preserve"> </w:t>
+      </w:r>
+      <w:r>
+        <w:t>Tato šířka je pro moje účely ideální, protože</w:t>
+      </w:r>
+      <w:r>
+        <w:t xml:space="preserve"> budu moct číst po celých</w:t>
+      </w:r>
+      <w:r>
+        <w:t xml:space="preserve"> instrukc</w:t>
+      </w:r>
+      <w:r>
+        <w:t>í.</w:t>
+      </w:r>
+      <w:r>
+        <w:t xml:space="preserve"> </w:t>
       </w:r>
     </w:p>
     <w:p/>
+    <w:p>
+      <w:pPr>
+        <w:pStyle w:val="Nadpis2"/>
+        <w:numPr>
+          <w:ilvl w:val="1"/>
+          <w:numId w:val="3"/>
+        </w:numPr>
+      </w:pPr>
+      <w:bookmarkStart w:id="27" w:name="_Toc222746909"/>
+      <w:r>
+        <w:t xml:space="preserve">Zápis do paměti </w:t>
+      </w:r>
+      <w:r>
+        <w:t>instrukcí</w:t>
+      </w:r>
+      <w:bookmarkEnd w:id="27"/>
+    </w:p>
+    <w:p>
+      <w:r>
+        <w:t>Zápis do paměti instrukcí bude mít 3 hlavní části</w:t>
+      </w:r>
+      <w:r>
+        <w:t>:</w:t>
+      </w:r>
+    </w:p>
+    <w:p>
+      <w:pPr>
+        <w:pStyle w:val="Odstavecseseznamem"/>
+        <w:numPr>
+          <w:ilvl w:val="0"/>
+          <w:numId w:val="22"/>
+        </w:numPr>
+      </w:pPr>
+      <w:r>
+        <w:t>RAM s</w:t>
+      </w:r>
+      <w:r>
+        <w:t> SPI komunikací</w:t>
+      </w:r>
+    </w:p>
+    <w:p>
+      <w:pPr>
+        <w:pStyle w:val="Odstavecseseznamem"/>
+        <w:numPr>
+          <w:ilvl w:val="0"/>
+          <w:numId w:val="22"/>
+        </w:numPr>
+      </w:pPr>
+      <w:r>
+        <w:t>Flash paměť</w:t>
+      </w:r>
+    </w:p>
+    <w:p>
+      <w:pPr>
+        <w:pStyle w:val="Odstavecseseznamem"/>
+        <w:numPr>
+          <w:ilvl w:val="1"/>
+          <w:numId w:val="22"/>
+        </w:numPr>
+      </w:pPr>
+      <w:r>
+        <w:t>bootloader z ní načte program a spustí jej</w:t>
+      </w:r>
+    </w:p>
+    <w:p>
+      <w:pPr>
+        <w:pStyle w:val="Odstavecseseznamem"/>
+        <w:numPr>
+          <w:ilvl w:val="0"/>
+          <w:numId w:val="22"/>
+        </w:numPr>
+      </w:pPr>
+      <w:r>
+        <w:t>python program</w:t>
+      </w:r>
+    </w:p>
+    <w:p>
+      <w:pPr>
+        <w:pStyle w:val="Odstavecseseznamem"/>
+        <w:numPr>
+          <w:ilvl w:val="1"/>
+          <w:numId w:val="22"/>
+        </w:numPr>
+      </w:pPr>
+      <w:r>
+        <w:t>přes JTAG protokol zapíše data do Flash paměti</w:t>
+      </w:r>
+    </w:p>
+    <w:p>
+      <w:r>
+        <w:t>Původní plán byl si posílat instrukce přes UART a poté je zapsat do flesh paměti</w:t>
+      </w:r>
+      <w:r>
+        <w:t xml:space="preserve">. Tuhle celou operaci by řešil bootloader. </w:t>
+      </w:r>
+      <w:r>
+        <w:t xml:space="preserve">Preferuji aktuální řešení, protože je elegantnější, </w:t>
+      </w:r>
+      <w:r>
+        <w:lastRenderedPageBreak/>
+        <w:t>zjednodušuje bootloader a více odpovídá standardům než původní nápad</w:t>
+      </w:r>
+      <w:r>
+        <w:t xml:space="preserve">. Jediná nevýhoda je že toto řešení je závislé na mé konkrétní </w:t>
+      </w:r>
+      <w:r>
+        <w:t>vývojové</w:t>
+      </w:r>
+      <w:r>
+        <w:t xml:space="preserve"> desce</w:t>
+      </w:r>
+      <w:r>
+        <w:t>.</w:t>
+      </w:r>
+      <w:r>
+        <w:t xml:space="preserve"> </w:t>
+      </w:r>
+      <w:r>
+        <w:t>Pokud by někdo chtěl toto řešení nasadit na desce, která nemá přímé propojení mezi JTAG a flash pamětí, bude nutné doplnit podporu JTAG komunikace v softwaru.</w:t>
+      </w:r>
+    </w:p>
     <w:p>
       <w:pPr>
         <w:pStyle w:val="Nadpis3"/>
@@ -5002,69 +6809,61 @@
           <w:numId w:val="3"/>
         </w:numPr>
       </w:pPr>
-      <w:bookmarkStart w:id="22" w:name="_Toc214613004"/>
-      <w:r>
-        <w:t>SPI</w:t>
-      </w:r>
-      <w:bookmarkEnd w:id="22"/>
-    </w:p>
-    <w:p>
-      <w:r>
-        <w:t xml:space="preserve">Tato sběrnice nebude zvenčí dostupná, ale bude použita na komunikaci </w:t>
-      </w:r>
-      <w:r>
-        <w:t>z</w:t>
-      </w:r>
-      <w:r>
-        <w:t> procesoru s fl</w:t>
-      </w:r>
-      <w:r>
-        <w:t>a</w:t>
-      </w:r>
-      <w:r>
-        <w:t>sh pamětí. Bude mít 16</w:t>
-      </w:r>
-      <w:r>
-        <w:t>bitový shift registr</w:t>
-      </w:r>
-      <w:r>
-        <w:t>,</w:t>
-      </w:r>
-      <w:r>
-        <w:rPr>
-          <w:color w:val="EE0000"/>
-        </w:rPr>
+      <w:bookmarkStart w:id="28" w:name="_Toc222746910"/>
+      <w:r>
+        <w:t>RAM paměť</w:t>
+      </w:r>
+      <w:bookmarkEnd w:id="28"/>
+    </w:p>
+    <w:p>
+      <w:pPr>
+        <w:tabs>
+          <w:tab w:val="left" w:pos="3023"/>
+        </w:tabs>
+      </w:pPr>
+      <w:r>
+        <w:t xml:space="preserve">Jako RAM použiji </w:t>
+      </w:r>
+      <w:r>
+        <w:t>BRAM IP Core v</w:t>
+      </w:r>
+      <w:r>
+        <w:t xml:space="preserve"> xilinx </w:t>
+      </w:r>
+      <w:r>
+        <w:t>ISE</w:t>
+      </w:r>
+      <w:r>
+        <w:t xml:space="preserve">. </w:t>
+      </w:r>
+      <w:r>
+        <w:t xml:space="preserve">RAM paměť je potřeba oproti </w:t>
+      </w:r>
+      <w:r>
+        <w:t>RP zvětšit</w:t>
+      </w:r>
+      <w:r>
+        <w:t xml:space="preserve">, protože v ní bude bootloader, 8 vektorů přerušení a </w:t>
+      </w:r>
+      <w:r>
+        <w:t>samotný program může být složitější, protože díky jednoduššímu způsobu nahrávání kódu do CPU bude jeho využití snazší</w:t>
+      </w:r>
+      <w:r>
+        <w:t xml:space="preserve">. Samotný bootloader bude natvrdo napsaný ve VHDL kódu stejně jako byl v RP řešen program, ale u něj to nebude takový problém, </w:t>
+      </w:r>
+      <w:r>
+        <w:t>protože se neočekává nutnost jeho změny během provozu</w:t>
+      </w:r>
+      <w:r>
+        <w:t>.</w:t>
+      </w:r>
+      <w:r>
         <w:t xml:space="preserve"> </w:t>
       </w:r>
       <w:r>
-        <w:t xml:space="preserve">protože </w:t>
-      </w:r>
-      <w:r>
-        <w:t>ho</w:t>
-      </w:r>
-      <w:r>
-        <w:t xml:space="preserve"> takhle širok</w:t>
-      </w:r>
-      <w:r>
-        <w:t>ý</w:t>
-      </w:r>
-      <w:r>
-        <w:t xml:space="preserve"> má flesh paměť integrovaná na </w:t>
-      </w:r>
-      <w:r>
-        <w:t>vývojové desce</w:t>
-      </w:r>
-      <w:r>
-        <w:t xml:space="preserve">. Tato šířka je pro moje účely ideální, protože stačí </w:t>
-      </w:r>
-      <w:r>
-        <w:t>zřetězit</w:t>
-      </w:r>
-      <w:r>
-        <w:t xml:space="preserve"> dvě zprávy a mám celou instrukci. </w:t>
-      </w:r>
-    </w:p>
-    <w:p/>
+        <w:t xml:space="preserve">Konkrétní adresace je v kapitole implementace </w:t>
+      </w:r>
+    </w:p>
     <w:p>
       <w:pPr>
         <w:pStyle w:val="Nadpis3"/>
@@ -5073,166 +6872,75 @@
           <w:numId w:val="3"/>
         </w:numPr>
       </w:pPr>
-      <w:bookmarkStart w:id="23" w:name="_Toc214613005"/>
-      <w:r>
-        <w:t>Přerušení</w:t>
-      </w:r>
-      <w:bookmarkEnd w:id="23"/>
-    </w:p>
-    <w:p>
-      <w:r>
-        <w:t>Procesor bude mít jednoduchý řadič přerušení bez nastavitelné priority a podpory preempce. Bude mít 8 vektorů přerušení na mapovaných do paměti programu</w:t>
-      </w:r>
-      <w:r>
-        <w:t xml:space="preserve">, jak můžeme vidět na </w:t>
-      </w:r>
-      <w:r>
-        <w:rPr>
-          <w:color w:val="EE0000"/>
-        </w:rPr>
-        <w:t>obrázku 3</w:t>
-      </w:r>
-      <w:r>
-        <w:t xml:space="preserve">. V paměti dat budou namapovány </w:t>
-      </w:r>
-      <w:r>
-        <w:t>příznak přerušení,</w:t>
+      <w:bookmarkStart w:id="29" w:name="_Toc222746911"/>
+      <w:r>
+        <w:t>Fl</w:t>
+      </w:r>
+      <w:r>
+        <w:t>a</w:t>
+      </w:r>
+      <w:r>
+        <w:t>sh paměť</w:t>
+      </w:r>
+      <w:bookmarkEnd w:id="29"/>
+    </w:p>
+    <w:p>
+      <w:r>
+        <w:t>Pro fl</w:t>
+      </w:r>
+      <w:r>
+        <w:t>a</w:t>
+      </w:r>
+      <w:r>
+        <w:t>sh paměť použiji integrovanou fl</w:t>
+      </w:r>
+      <w:r>
+        <w:t>a</w:t>
+      </w:r>
+      <w:r>
+        <w:t xml:space="preserve">sh paměť na </w:t>
+      </w:r>
+      <w:r>
+        <w:t>vývojové desce</w:t>
+      </w:r>
+      <w:r>
+        <w:t xml:space="preserve"> připojenou přes SPI. </w:t>
+      </w:r>
+      <w:r>
+        <w:t xml:space="preserve">Paměť budu přepínat mezi dvěma mody které se nastaví jumpery na desce. Jeden, kdy bude moc procesor </w:t>
+      </w:r>
+      <w:r>
+        <w:t xml:space="preserve">číst </w:t>
+      </w:r>
+      <w:r>
+        <w:t>z</w:t>
+      </w:r>
+      <w:r>
+        <w:t xml:space="preserve"> flesh </w:t>
+      </w:r>
+      <w:r>
+        <w:t xml:space="preserve">paměti a ukládat si data do RAM a druhý kdy bude </w:t>
+      </w:r>
+      <w:r>
+        <w:t xml:space="preserve">flesh </w:t>
+      </w:r>
+      <w:r>
+        <w:t xml:space="preserve">připojena na JTAG sběrnici integrovanou na </w:t>
+      </w:r>
+      <w:r>
+        <w:t>vývojové desce</w:t>
       </w:r>
       <w:r>
         <w:t xml:space="preserve"> </w:t>
       </w:r>
       <w:r>
-        <w:t xml:space="preserve">aby mohl program jednoduše </w:t>
-      </w:r>
-      <w:r>
-        <w:t>restartovat</w:t>
-      </w:r>
-      <w:r>
-        <w:t xml:space="preserve"> </w:t>
-      </w:r>
-      <w:r>
-        <w:t>příznak</w:t>
-      </w:r>
-      <w:r>
-        <w:t xml:space="preserve"> například na konci obsluhy přerušení</w:t>
-      </w:r>
-      <w:r>
-        <w:t>. Procesor bude mít globální příznak přerušení, který zablokuje přijímání nových přerušení v případě, že již jedno probíhá. Je tedy přímo závislý na stavu příznaku přerušení. Procesor také musí ukládat návratovou adresu, která se prozatím bude ukládat do speciálního registru v řadiči. Do budoucna by měla být tato adresa ukládána na zásobník, ten však v aktuální verzi procesoru není implementován. Zavedení zásobníku je jedním z nejvhodnějších rozšíření pro další vývoj.</w:t>
-      </w:r>
-    </w:p>
-    <w:p>
-      <w:pPr>
-        <w:pStyle w:val="Nadpis2"/>
-        <w:numPr>
-          <w:ilvl w:val="1"/>
-          <w:numId w:val="3"/>
-        </w:numPr>
-      </w:pPr>
-      <w:bookmarkStart w:id="24" w:name="_Toc214613006"/>
-      <w:r>
-        <w:lastRenderedPageBreak/>
-        <w:t xml:space="preserve">Zápis do paměti </w:t>
-      </w:r>
-      <w:r>
-        <w:t>instrukcí</w:t>
-      </w:r>
-      <w:bookmarkEnd w:id="24"/>
-    </w:p>
-    <w:p>
-      <w:r>
-        <w:t>Zápis do paměti instrukcí bude mít 3 hlavní části</w:t>
-      </w:r>
-      <w:r>
-        <w:t>:</w:t>
-      </w:r>
-    </w:p>
-    <w:p>
-      <w:pPr>
-        <w:pStyle w:val="Odstavecseseznamem"/>
-        <w:numPr>
-          <w:ilvl w:val="0"/>
-          <w:numId w:val="22"/>
-        </w:numPr>
-      </w:pPr>
-      <w:r>
-        <w:t>RAM s bootloadrem</w:t>
-      </w:r>
-    </w:p>
-    <w:p>
-      <w:pPr>
-        <w:pStyle w:val="Odstavecseseznamem"/>
-        <w:numPr>
-          <w:ilvl w:val="0"/>
-          <w:numId w:val="22"/>
-        </w:numPr>
-      </w:pPr>
-      <w:r>
-        <w:t>Flash paměť</w:t>
-      </w:r>
-    </w:p>
-    <w:p>
-      <w:pPr>
-        <w:pStyle w:val="Odstavecseseznamem"/>
-        <w:numPr>
-          <w:ilvl w:val="1"/>
-          <w:numId w:val="22"/>
-        </w:numPr>
-      </w:pPr>
-      <w:r>
-        <w:t>bootloader z ní načte program a spustí jej</w:t>
-      </w:r>
-    </w:p>
-    <w:p>
-      <w:pPr>
-        <w:pStyle w:val="Odstavecseseznamem"/>
-        <w:numPr>
-          <w:ilvl w:val="0"/>
-          <w:numId w:val="22"/>
-        </w:numPr>
-      </w:pPr>
-      <w:r>
-        <w:t>python program</w:t>
-      </w:r>
-    </w:p>
-    <w:p>
-      <w:pPr>
-        <w:pStyle w:val="Odstavecseseznamem"/>
-        <w:numPr>
-          <w:ilvl w:val="1"/>
-          <w:numId w:val="22"/>
-        </w:numPr>
-      </w:pPr>
-      <w:r>
-        <w:t>přes JTAG protokol zapíše data do Flash paměti</w:t>
-      </w:r>
-    </w:p>
-    <w:p>
-      <w:r>
-        <w:t>Původní plán byl si posílat instrukce přes UART a poté je zapsat do flesh paměti</w:t>
-      </w:r>
-      <w:r>
-        <w:t xml:space="preserve">. Tuhle celou operaci by řešil bootloader. </w:t>
-      </w:r>
-      <w:r>
-        <w:t>Preferuji aktuální řešení, protože je elegantnější, zjednodušuje bootloader a více odpovídá standardům než původní nápad</w:t>
-      </w:r>
-      <w:r>
-        <w:t xml:space="preserve">. Jediná nevýhoda je že toto řešení je závislé na mé konkrétní </w:t>
-      </w:r>
-      <w:r>
-        <w:t>vývojové</w:t>
-      </w:r>
-      <w:r>
-        <w:t xml:space="preserve"> desce</w:t>
+        <w:t xml:space="preserve">a budou se na ní zapisovat data které </w:t>
+      </w:r>
+      <w:r>
+        <w:t>script v jazyce Python</w:t>
       </w:r>
       <w:r>
         <w:t>.</w:t>
-      </w:r>
-      <w:r>
-        <w:t xml:space="preserve"> </w:t>
-      </w:r>
-      <w:r>
-        <w:t>Pokud by někdo chtěl toto řešení nasadit na desce, která nemá přímé propojení mezi JTAG a flash pamětí, bude nutné doplnit podporu JTAG komunikace v softwaru.</w:t>
       </w:r>
     </w:p>
     <w:p>
@@ -5243,165 +6951,11 @@
           <w:numId w:val="3"/>
         </w:numPr>
       </w:pPr>
-      <w:bookmarkStart w:id="25" w:name="_Toc214613007"/>
-      <w:r>
-        <w:t>RAM paměť</w:t>
-      </w:r>
-      <w:bookmarkEnd w:id="25"/>
-    </w:p>
-    <w:p>
-      <w:pPr>
-        <w:tabs>
-          <w:tab w:val="left" w:pos="3023"/>
-        </w:tabs>
-      </w:pPr>
-      <w:r>
-        <w:t xml:space="preserve">Jako RAM použiji </w:t>
-      </w:r>
-      <w:r>
-        <w:t>BRAM IP Core v</w:t>
-      </w:r>
-      <w:r>
-        <w:t xml:space="preserve"> xilinx </w:t>
-      </w:r>
-      <w:r>
-        <w:t>ISE</w:t>
-      </w:r>
-      <w:r>
-        <w:t xml:space="preserve">. </w:t>
-      </w:r>
-      <w:r>
-        <w:t xml:space="preserve">RAM paměť je potřeba oproti </w:t>
-      </w:r>
-      <w:r>
-        <w:t>RP zvětšit</w:t>
-      </w:r>
-      <w:r>
-        <w:t xml:space="preserve">, protože v ní bude bootloader, 8 vektorů přerušení a </w:t>
-      </w:r>
-      <w:r>
-        <w:t>samotný program může být složitější, protože díky jednoduššímu způsobu nahrávání kódu do CPU bude jeho využití snazší</w:t>
-      </w:r>
-      <w:r>
-        <w:t xml:space="preserve">. Samotný bootloader bude natvrdo napsaný ve VHDL kódu stejně jako byl v RP řešen program, ale u něj to nebude takový problém, </w:t>
-      </w:r>
-      <w:r>
-        <w:t>protože se neočekává nutnost jeho změny během provozu</w:t>
-      </w:r>
-      <w:r>
-        <w:t>.</w:t>
-      </w:r>
-      <w:r>
-        <w:t xml:space="preserve"> Paměť bude namapována jako na </w:t>
-      </w:r>
-      <w:r>
-        <w:rPr>
-          <w:color w:val="EE0000"/>
-        </w:rPr>
-        <w:t>obrázku 3</w:t>
-      </w:r>
-      <w:r>
-        <w:t xml:space="preserve">. </w:t>
-      </w:r>
-      <w:r>
-        <w:rPr>
-          <w:color w:val="EE0000"/>
-        </w:rPr>
-        <w:t>(tady bude obrázek instrukční paměti budu se na něj odkazovat z kapitol 2.2.1 a 2.1.5)</w:t>
-      </w:r>
-    </w:p>
-    <w:p>
-      <w:pPr>
-        <w:pStyle w:val="Nadpis3"/>
-        <w:numPr>
-          <w:ilvl w:val="2"/>
-          <w:numId w:val="3"/>
-        </w:numPr>
-      </w:pPr>
-      <w:bookmarkStart w:id="26" w:name="_Toc214613008"/>
-      <w:r>
-        <w:t>Fl</w:t>
-      </w:r>
-      <w:r>
-        <w:t>a</w:t>
-      </w:r>
-      <w:r>
-        <w:t>sh paměť</w:t>
-      </w:r>
-      <w:bookmarkEnd w:id="26"/>
-    </w:p>
-    <w:p>
-      <w:r>
-        <w:t>Pro fl</w:t>
-      </w:r>
-      <w:r>
-        <w:t>a</w:t>
-      </w:r>
-      <w:r>
-        <w:t>sh paměť použiji integrovanou fl</w:t>
-      </w:r>
-      <w:r>
-        <w:t>a</w:t>
-      </w:r>
-      <w:r>
-        <w:t xml:space="preserve">sh paměť na </w:t>
-      </w:r>
-      <w:r>
-        <w:t>vývojové desce</w:t>
-      </w:r>
-      <w:r>
-        <w:t xml:space="preserve"> připojenou přes SPI. </w:t>
-      </w:r>
-      <w:r>
-        <w:t xml:space="preserve">Paměť budu přepínat mezi dvěma mody které se nastaví jumpery na desce. Jeden, kdy bude moc procesor </w:t>
-      </w:r>
-      <w:r>
-        <w:t xml:space="preserve">číst </w:t>
-      </w:r>
-      <w:r>
-        <w:t>z</w:t>
-      </w:r>
-      <w:r>
-        <w:t xml:space="preserve"> flesh </w:t>
-      </w:r>
-      <w:r>
-        <w:t xml:space="preserve">paměti a ukládat si data do RAM a druhý kdy bude </w:t>
-      </w:r>
-      <w:r>
-        <w:t xml:space="preserve">flesh </w:t>
-      </w:r>
-      <w:r>
-        <w:t xml:space="preserve">připojena na JTAG sběrnici integrovanou na </w:t>
-      </w:r>
-      <w:r>
-        <w:t>vývojové desce</w:t>
-      </w:r>
-      <w:r>
-        <w:t xml:space="preserve"> </w:t>
-      </w:r>
-      <w:r>
-        <w:t xml:space="preserve">a budou se na ní zapisovat data které </w:t>
-      </w:r>
-      <w:r>
-        <w:t>script v jazyce Python</w:t>
-      </w:r>
-      <w:r>
-        <w:t>.</w:t>
-      </w:r>
-    </w:p>
-    <w:p>
-      <w:pPr>
-        <w:pStyle w:val="Nadpis3"/>
-        <w:numPr>
-          <w:ilvl w:val="2"/>
-          <w:numId w:val="3"/>
-        </w:numPr>
-      </w:pPr>
-      <w:bookmarkStart w:id="27" w:name="_Toc214613009"/>
+      <w:bookmarkStart w:id="30" w:name="_Toc222746912"/>
       <w:r>
         <w:t>Python program pro JTAG komunikaci</w:t>
       </w:r>
-      <w:bookmarkEnd w:id="27"/>
+      <w:bookmarkEnd w:id="30"/>
     </w:p>
     <w:p>
       <w:r>
@@ -5431,6 +6985,8 @@
           <w:szCs w:val="32"/>
         </w:rPr>
       </w:pPr>
+      <w:bookmarkStart w:id="31" w:name="_Toc222746913"/>
+      <w:bookmarkEnd w:id="31"/>
     </w:p>
     <w:p>
       <w:pPr>
@@ -5451,6 +7007,8 @@
           <w:szCs w:val="26"/>
         </w:rPr>
       </w:pPr>
+      <w:bookmarkStart w:id="32" w:name="_Toc222746914"/>
+      <w:bookmarkEnd w:id="32"/>
     </w:p>
     <w:p>
       <w:pPr>
@@ -5471,6 +7029,8 @@
           <w:szCs w:val="26"/>
         </w:rPr>
       </w:pPr>
+      <w:bookmarkStart w:id="33" w:name="_Toc222746915"/>
+      <w:bookmarkEnd w:id="33"/>
     </w:p>
     <w:p>
       <w:pPr>
@@ -5480,9 +7040,11 @@
           <w:numId w:val="3"/>
         </w:numPr>
       </w:pPr>
+      <w:bookmarkStart w:id="34" w:name="_Toc222746916"/>
       <w:r>
         <w:t>Diagram nového procesoru</w:t>
       </w:r>
+      <w:bookmarkEnd w:id="34"/>
     </w:p>
     <w:p>
       <w:pPr>
@@ -5492,9 +7054,19 @@
           <w:numId w:val="40"/>
         </w:numPr>
       </w:pPr>
+      <w:bookmarkStart w:id="35" w:name="_Toc222746917"/>
       <w:r>
         <w:lastRenderedPageBreak/>
         <w:t>Implementace</w:t>
+      </w:r>
+      <w:bookmarkEnd w:id="35"/>
+    </w:p>
+    <w:p>
+      <w:r>
+        <w:t>Následující kapitola se věnuje praktické realizaci navrženého procesoru</w:t>
+      </w:r>
+      <w:r>
+        <w:t xml:space="preserve">. Implementace je rozdělena na 3 části: řízení periferií a přerušení, periferie, zápis do paměti instrukcí. </w:t>
       </w:r>
     </w:p>
     <w:p>
@@ -5502,28 +7074,28 @@
         <w:pStyle w:val="Nadpis2"/>
         <w:numPr>
           <w:ilvl w:val="1"/>
-          <w:numId w:val="40"/>
+          <w:numId w:val="3"/>
         </w:numPr>
-        <w:rPr>
-          <w:vanish/>
-        </w:rPr>
-      </w:pPr>
+      </w:pPr>
+      <w:bookmarkStart w:id="36" w:name="_Toc222746918"/>
       <w:r>
         <w:t>Řízení periferií a přerušen</w:t>
       </w:r>
       <w:r>
         <w:t>í</w:t>
       </w:r>
-    </w:p>
-    <w:p>
-      <w:pPr>
-        <w:pStyle w:val="Odstavecseseznamem"/>
-        <w:keepNext/>
-        <w:keepLines/>
-        <w:spacing w:before="240" w:line="360" w:lineRule="auto"/>
-        <w:contextualSpacing w:val="0"/>
-        <w:outlineLvl w:val="1"/>
-      </w:pPr>
+      <w:bookmarkEnd w:id="36"/>
+    </w:p>
+    <w:p>
+      <w:r>
+        <w:t xml:space="preserve">Tato </w:t>
+      </w:r>
+      <w:r>
+        <w:t>pod</w:t>
+      </w:r>
+      <w:r>
+        <w:t>kapitola se věnuje způsobu jek je naimplementováno řazení jednotlivých periferií a zpracování přerušení.</w:t>
+      </w:r>
     </w:p>
     <w:p>
       <w:pPr>
@@ -5545,6 +7117,8 @@
           <w:szCs w:val="32"/>
         </w:rPr>
       </w:pPr>
+      <w:bookmarkStart w:id="37" w:name="_Toc222746919"/>
+      <w:bookmarkEnd w:id="37"/>
     </w:p>
     <w:p>
       <w:pPr>
@@ -5565,6 +7139,8 @@
           <w:szCs w:val="26"/>
         </w:rPr>
       </w:pPr>
+      <w:bookmarkStart w:id="38" w:name="_Toc222746920"/>
+      <w:bookmarkEnd w:id="38"/>
     </w:p>
     <w:p>
       <w:pPr>
@@ -5585,6 +7161,8 @@
           <w:szCs w:val="26"/>
         </w:rPr>
       </w:pPr>
+      <w:bookmarkStart w:id="39" w:name="_Toc222746921"/>
+      <w:bookmarkEnd w:id="39"/>
     </w:p>
     <w:p>
       <w:pPr>
@@ -5605,6 +7183,8 @@
           <w:szCs w:val="26"/>
         </w:rPr>
       </w:pPr>
+      <w:bookmarkStart w:id="40" w:name="_Toc222746922"/>
+      <w:bookmarkEnd w:id="40"/>
     </w:p>
     <w:p>
       <w:pPr>
@@ -5614,16 +7194,30 @@
           <w:numId w:val="3"/>
         </w:numPr>
       </w:pPr>
+      <w:bookmarkStart w:id="41" w:name="_Toc222746923"/>
       <w:r>
         <w:t>Řadič</w:t>
       </w:r>
+      <w:bookmarkEnd w:id="41"/>
     </w:p>
     <w:p>
       <w:pPr>
         <w:ind w:left="708" w:firstLine="0"/>
       </w:pPr>
       <w:r>
-        <w:t>Většinu ovládání přerušení jsem naimplementoval do hlavního řadiče, ze kteréh</w:t>
+        <w:t xml:space="preserve">Většinu ovládání přerušení </w:t>
+      </w:r>
+      <w:r>
+        <w:t xml:space="preserve">je </w:t>
+      </w:r>
+      <w:r>
+        <w:t>naimplemento</w:t>
+      </w:r>
+      <w:r>
+        <w:t>vána</w:t>
+      </w:r>
+      <w:r>
+        <w:t xml:space="preserve"> do hlavního řadiče, ze kteréh</w:t>
       </w:r>
       <w:r>
         <w:t>o</w:t>
@@ -5634,73 +7228,117 @@
         <w:ind w:firstLine="0"/>
       </w:pPr>
       <w:r>
-        <w:t>jsem kvůli tomu musel udělat sekvenční obvod místo kombinačního. Hlavní 3 signály které ovládají přerušení jsou IRR</w:t>
+        <w:t>Se stal</w:t>
+      </w:r>
+      <w:r>
+        <w:t xml:space="preserve"> kvůli </w:t>
+      </w:r>
+      <w:r>
+        <w:t>tomu sekvenční</w:t>
+      </w:r>
+      <w:r>
+        <w:t xml:space="preserve"> obvod místo kombinačního. Hlavní </w:t>
+      </w:r>
+      <w:r>
+        <w:t>4</w:t>
+      </w:r>
+      <w:r>
+        <w:t xml:space="preserve"> signály které ovládají přerušení jsou IRR</w:t>
       </w:r>
       <w:r>
         <w:t xml:space="preserve"> </w:t>
       </w:r>
       <w:r>
-        <w:rPr>
-          <w:lang w:val="en-GB"/>
-        </w:rPr>
-        <w:t>(interrupt request register)</w:t>
-      </w:r>
-      <w:r>
-        <w:rPr>
-          <w:lang w:val="en-GB"/>
-        </w:rPr>
+        <w:t xml:space="preserve">(interrupt request register) </w:t>
+      </w:r>
+      <w:r>
+        <w:t>IMR (interrupt mask register)</w:t>
+      </w:r>
+      <w:r>
+        <w:t>, IVR (interrupt vector register)</w:t>
+      </w:r>
+      <w:r>
         <w:t xml:space="preserve"> </w:t>
       </w:r>
       <w:r>
-        <w:t>IMR</w:t>
+        <w:t xml:space="preserve">a </w:t>
+      </w:r>
+      <w:r>
+        <w:t xml:space="preserve">ISR (In-servis registr). </w:t>
+      </w:r>
+    </w:p>
+    <w:p>
+      <w:pPr>
+        <w:ind w:firstLine="708"/>
+      </w:pPr>
+      <w:r>
+        <w:t>IRR</w:t>
+      </w:r>
+      <w:r>
+        <w:t xml:space="preserve"> je osmi bitový</w:t>
+      </w:r>
+      <w:r>
+        <w:t xml:space="preserve"> signál </w:t>
+      </w:r>
+      <w:r>
+        <w:t>v</w:t>
+      </w:r>
+      <w:r>
+        <w:t> kterém je</w:t>
+      </w:r>
+      <w:r>
+        <w:t xml:space="preserve"> namapováno odkud přišlo přerušení</w:t>
+      </w:r>
+      <w:r>
+        <w:t>.</w:t>
       </w:r>
       <w:r>
         <w:t xml:space="preserve"> </w:t>
       </w:r>
       <w:r>
-        <w:rPr>
-          <w:lang w:val="en-GB"/>
-        </w:rPr>
-        <w:t xml:space="preserve">(interrupt </w:t>
-      </w:r>
-      <w:r>
-        <w:rPr>
-          <w:lang w:val="en-GB"/>
-        </w:rPr>
-        <w:t>mask</w:t>
-      </w:r>
-      <w:r>
-        <w:rPr>
-          <w:lang w:val="en-GB"/>
-        </w:rPr>
-        <w:t xml:space="preserve"> register)</w:t>
-      </w:r>
-      <w:r>
-        <w:rPr>
-          <w:lang w:val="en-GB"/>
-        </w:rPr>
-        <w:t xml:space="preserve">, IVR </w:t>
-      </w:r>
-      <w:r>
-        <w:t>(interrupt vector register)</w:t>
-      </w:r>
-      <w:r>
-        <w:rPr>
-          <w:lang w:val="en-GB"/>
-        </w:rPr>
+        <w:t>Ř</w:t>
+      </w:r>
+      <w:r>
+        <w:t>adiči</w:t>
+      </w:r>
+      <w:r>
+        <w:t xml:space="preserve"> ho</w:t>
+      </w:r>
+      <w:r>
         <w:t xml:space="preserve"> </w:t>
       </w:r>
       <w:r>
-        <w:rPr>
-          <w:lang w:val="en-GB"/>
-        </w:rPr>
-        <w:t xml:space="preserve">a </w:t>
-      </w:r>
-      <w:r>
-        <w:t>ISR</w:t>
-      </w:r>
-      <w:r>
-        <w:t xml:space="preserve"> (In-servis registr). </w:t>
+        <w:t xml:space="preserve">posílá </w:t>
+      </w:r>
+      <w:r>
+        <w:t xml:space="preserve">pomocný řadič </w:t>
+      </w:r>
+      <w:r>
+        <w:t>periferií,</w:t>
+      </w:r>
+      <w:r>
+        <w:t xml:space="preserve"> který se stará o data</w:t>
+      </w:r>
+      <w:r>
+        <w:t>flow</w:t>
+      </w:r>
+      <w:r>
+        <w:t xml:space="preserve"> z procesoru a periferií</w:t>
+      </w:r>
+      <w:r>
+        <w:t xml:space="preserve"> k řadiči</w:t>
+      </w:r>
+      <w:r>
+        <w:t>. Každý bit značí jiný zdroj přerušení na 0. bitu GPIO na 1. bitu UART na ostatních je volné místo pro případné rozšíření</w:t>
+      </w:r>
+      <w:r>
+        <w:t xml:space="preserve"> (další periferie, vnitřní přerušení …)</w:t>
+      </w:r>
+      <w:r>
+        <w:t>.</w:t>
+      </w:r>
+      <w:r>
+        <w:t xml:space="preserve"> Každé přerušení je na vlastním bitu, aby se dali maskovat.</w:t>
       </w:r>
     </w:p>
     <w:p>
@@ -5708,135 +7346,118 @@
         <w:ind w:firstLine="708"/>
       </w:pPr>
       <w:r>
-        <w:t>IRR</w:t>
-      </w:r>
-      <w:r>
-        <w:t xml:space="preserve"> je osmi</w:t>
-      </w:r>
-      <w:r>
-        <w:rPr>
-          <w:lang w:val="en-GB"/>
-        </w:rPr>
+        <w:t>IMR je maska pro IRR v základu je nastavena na 0 takže jsou všechna přerušení vypnutá.</w:t>
+      </w:r>
+      <w:r>
+        <w:t xml:space="preserve"> Řadiči ho také posílá řadič periferií.</w:t>
+      </w:r>
+    </w:p>
+    <w:p>
+      <w:pPr>
+        <w:ind w:firstLine="708"/>
+      </w:pPr>
+      <w:r>
+        <w:t xml:space="preserve">IVR je list vektorů přerušení v kterém jsou staticky uloženy adresy. Možnost uživatelské úpravy je vhodné vylepšení pro další verzi. Pokud nastane přerušení vezme se </w:t>
+      </w:r>
+      <w:r>
+        <w:t xml:space="preserve">příslušná </w:t>
+      </w:r>
+      <w:r>
+        <w:t>adresa ze seznamu a nastaví se jako nový PC (program counter), starý se uloží na dedikovaný registr</w:t>
+      </w:r>
+      <w:r>
+        <w:t xml:space="preserve"> pro návrat k původnímu programu</w:t>
+      </w:r>
+      <w:r>
+        <w:t>.</w:t>
+      </w:r>
+    </w:p>
+    <w:p>
+      <w:pPr>
+        <w:ind w:firstLine="708"/>
+      </w:pPr>
+      <w:r>
+        <w:t xml:space="preserve">ISR funguje jako globální interrupt, pokud je nastaven na 1 všechny ostatní přerušení se ignorují. Na jedna se </w:t>
+      </w:r>
+      <w:r>
+        <w:t>nastaví,</w:t>
+      </w:r>
+      <w:r>
+        <w:t xml:space="preserve"> pokud je stejný bit IRR a IMR na jedničce</w:t>
+      </w:r>
+      <w:r>
+        <w:t>.</w:t>
+      </w:r>
+      <w:r>
         <w:t xml:space="preserve"> </w:t>
       </w:r>
       <w:r>
-        <w:t>bitový</w:t>
-      </w:r>
-      <w:r>
-        <w:t xml:space="preserve"> signál </w:t>
-      </w:r>
-      <w:r>
-        <w:t>v</w:t>
-      </w:r>
-      <w:r>
-        <w:t> kterém je</w:t>
-      </w:r>
-      <w:r>
-        <w:t xml:space="preserve"> namapováno odkud přišlo přerušení</w:t>
-      </w:r>
-      <w:r>
-        <w:t xml:space="preserve"> (řadiči</w:t>
-      </w:r>
-      <w:r>
-        <w:t xml:space="preserve"> ho</w:t>
+        <w:t>V</w:t>
+      </w:r>
+      <w:r>
+        <w:t>ypn</w:t>
+      </w:r>
+      <w:r>
+        <w:t>out</w:t>
+      </w:r>
+      <w:r>
+        <w:t xml:space="preserve"> se </w:t>
+      </w:r>
+      <w:r>
+        <w:t>dá novou funkcí mret kter</w:t>
+      </w:r>
+      <w:r>
+        <w:t>á byla</w:t>
       </w:r>
       <w:r>
         <w:t xml:space="preserve"> </w:t>
       </w:r>
       <w:r>
-        <w:t>posílá</w:t>
+        <w:t>přid</w:t>
+      </w:r>
+      <w:r>
+        <w:t>á,</w:t>
+      </w:r>
+      <w:r>
+        <w:t xml:space="preserve"> aby </w:t>
+      </w:r>
+      <w:r>
+        <w:t>se</w:t>
+      </w:r>
+      <w:r>
+        <w:t xml:space="preserve"> přerušení </w:t>
+      </w:r>
+      <w:r>
+        <w:t>dalo vůbec zastavit</w:t>
+      </w:r>
+      <w:r>
+        <w:t>.</w:t>
+      </w:r>
+    </w:p>
+    <w:p>
+      <w:pPr>
+        <w:ind w:firstLine="708"/>
+      </w:pPr>
+      <w:r>
+        <w:t>Mret se používá na ukončení každého programu přerušení a dává signál procesoru, aby se vrátil na původní místo v programu, kde byl přeruše</w:t>
+      </w:r>
+      <w:r>
+        <w:t>n</w:t>
+      </w:r>
+      <w:r>
+        <w:t>.</w:t>
       </w:r>
       <w:r>
         <w:t xml:space="preserve"> </w:t>
       </w:r>
       <w:r>
-        <w:t>pomocný řadič periferií)</w:t>
-      </w:r>
-      <w:r>
-        <w:t>. Každý bit značí jiný zdroj přerušení na 0. bitu GPIO na 1. bitu UART na ostatních je volné místo pro případné rozšíření.</w:t>
-      </w:r>
-      <w:r>
-        <w:t xml:space="preserve"> Každé přerušení je na vlastním bitu, aby se dali maskovat.</w:t>
-      </w:r>
-      <w:r>
-        <w:t xml:space="preserve"> </w:t>
-      </w:r>
-    </w:p>
-    <w:p>
-      <w:pPr>
-        <w:ind w:firstLine="708"/>
-      </w:pPr>
-      <w:r>
-        <w:t>IMR je maska pro IRR v základu je nastavena na 0 takže jsou všechna přerušení vypnutá.</w:t>
-      </w:r>
-      <w:r>
-        <w:t xml:space="preserve"> Řadiči ho také posílá řadič periferií.</w:t>
-      </w:r>
-    </w:p>
-    <w:p>
-      <w:pPr>
-        <w:ind w:firstLine="708"/>
-      </w:pPr>
-      <w:r>
-        <w:t>IVR je list vektorů přerušení v kterém jsou staticky uloženy adresy. Možnost uživatelské úpravy je vhodné vylepšení pro další verzi. Pokud nastane přerušení vezme se adresa ze seznamu a nastaví se jako nový PC (program counter), starý se uloží na dedikovaný registr.</w:t>
-      </w:r>
-    </w:p>
-    <w:p>
-      <w:pPr>
-        <w:ind w:firstLine="708"/>
-      </w:pPr>
-      <w:r>
-        <w:t xml:space="preserve">ISR funguje jako globální </w:t>
-      </w:r>
-      <w:r>
-        <w:rPr>
-          <w:lang w:val="en-GB"/>
-        </w:rPr>
-        <w:t>interrupt,</w:t>
-      </w:r>
-      <w:r>
-        <w:t xml:space="preserve"> pokud je nastaven na 1 všechny ostatní přerušení se ignorují. Na jedna se </w:t>
-      </w:r>
-      <w:r>
-        <w:t>nastaví,</w:t>
-      </w:r>
-      <w:r>
-        <w:t xml:space="preserve"> pokud je stejný bit IRR a IMR na jedničce</w:t>
-      </w:r>
-      <w:r>
-        <w:t>.</w:t>
-      </w:r>
-      <w:r>
-        <w:t xml:space="preserve"> </w:t>
-      </w:r>
-      <w:r>
-        <w:t>V</w:t>
-      </w:r>
-      <w:r>
-        <w:t>ypn</w:t>
-      </w:r>
-      <w:r>
-        <w:t>out</w:t>
-      </w:r>
-      <w:r>
-        <w:t xml:space="preserve"> se </w:t>
-      </w:r>
-      <w:r>
-        <w:t>dá novou funkcí mret kterou jsem přidal abychom mohl přerušení zprovoznit.</w:t>
-      </w:r>
-    </w:p>
-    <w:p>
-      <w:pPr>
-        <w:ind w:firstLine="708"/>
-      </w:pPr>
-      <w:r>
-        <w:t>Mret se používá na ukončení každého programu přerušení a dává signál procesoru, aby se vrátil na původní místo v programu, kde byl přerušený.</w:t>
-      </w:r>
-      <w:r>
-        <w:t xml:space="preserve"> </w:t>
-      </w:r>
-      <w:r>
-        <w:t xml:space="preserve">Samotné přerušení na </w:t>
+        <w:t>Samotn</w:t>
+      </w:r>
+      <w:r>
+        <w:t>á žádost o</w:t>
+      </w:r>
+      <w:r>
+        <w:t xml:space="preserve"> přerušení na </w:t>
       </w:r>
       <w:r>
         <w:t xml:space="preserve">jednotlivých </w:t>
@@ -5877,9 +7498,11 @@
           <w:numId w:val="3"/>
         </w:numPr>
       </w:pPr>
+      <w:bookmarkStart w:id="42" w:name="_Toc222746924"/>
       <w:r>
         <w:t>Řadič periferií</w:t>
       </w:r>
+      <w:bookmarkEnd w:id="42"/>
     </w:p>
     <w:p>
       <w:r>
@@ -5910,53 +7533,853 @@
         <w:t>.</w:t>
       </w:r>
       <w:r>
-        <w:t xml:space="preserve"> Jednotka zajišťuje přístup k datům z periferií a zapsání dat na periferie a další pomocné signály. Jednotka rozhoduje na základě </w:t>
-      </w:r>
-      <w:proofErr w:type="gramStart"/>
-      <w:r>
-        <w:t>adresy</w:t>
-      </w:r>
-      <w:proofErr w:type="gramEnd"/>
-      <w:r>
-        <w:t xml:space="preserve"> kterou dostane od uživatele, co chce číst. (jak jsou jednotlivá data namapována v paměti se můžete podívat na </w:t>
+        <w:t xml:space="preserve"> Jednotka zajišťuje </w:t>
+      </w:r>
+      <w:r>
+        <w:t>čtení a</w:t>
+      </w:r>
+      <w:r>
+        <w:t xml:space="preserve"> </w:t>
+      </w:r>
+      <w:r>
+        <w:lastRenderedPageBreak/>
+        <w:t>zapsání dat na periferie a další pomocné signály.</w:t>
+      </w:r>
+      <w:r>
+        <w:t xml:space="preserve"> zápis a čtení těchto dat </w:t>
+      </w:r>
+      <w:r>
+        <w:t>je považován</w:t>
+      </w:r>
+      <w:r>
+        <w:t xml:space="preserve"> jako četní a zápis do datové paměti</w:t>
+      </w:r>
+      <w:r>
+        <w:t xml:space="preserve"> a používají se i ASM instrukce lw a sw. Jestli si má data přečíst nebo zapsat paměť dat nebo zapsat na bus uvnitř řadiče přerušení se rozhoduje na základě MSB </w:t>
+      </w:r>
+      <w:r>
+        <w:t>adresy,</w:t>
+      </w:r>
+      <w:r>
+        <w:t xml:space="preserve"> pokud je „1“ jedná se o zápis na bus v řadiči. </w:t>
+      </w:r>
+      <w:r>
+        <w:t>Tato</w:t>
+      </w:r>
+      <w:r>
+        <w:t xml:space="preserve"> data jsou uložena v normálních registrech, a ne v</w:t>
+      </w:r>
+      <w:r>
+        <w:t> </w:t>
+      </w:r>
+      <w:r>
+        <w:t>BRAM</w:t>
+      </w:r>
+      <w:r>
+        <w:t>,</w:t>
+      </w:r>
+      <w:r>
+        <w:t xml:space="preserve"> protože registry jsou rychlejší a dat není takové množství, aby se vyplatilo použít celý blok BRAM.</w:t>
+      </w:r>
+      <w:r>
+        <w:t xml:space="preserve"> Řadič také sjednocuje žádosti o přerušení z jednotlivých periferií do jednoho </w:t>
+      </w:r>
+      <w:r>
+        <w:t>signálu,</w:t>
+      </w:r>
+      <w:r>
+        <w:t xml:space="preserve"> který posílá hlavnímu řadiči (IRR). </w:t>
+      </w:r>
+    </w:p>
+    <w:p>
+      <w:pPr>
+        <w:pStyle w:val="Nadpis2"/>
+        <w:numPr>
+          <w:ilvl w:val="1"/>
+          <w:numId w:val="3"/>
+        </w:numPr>
+      </w:pPr>
+      <w:bookmarkStart w:id="43" w:name="_Toc222746925"/>
+      <w:r>
+        <w:t>Periferie</w:t>
+      </w:r>
+      <w:bookmarkEnd w:id="43"/>
+    </w:p>
+    <w:p>
+      <w:pPr>
+        <w:pStyle w:val="Nadpis3"/>
+        <w:numPr>
+          <w:ilvl w:val="2"/>
+          <w:numId w:val="3"/>
+        </w:numPr>
+      </w:pPr>
+      <w:bookmarkStart w:id="44" w:name="_Toc222746926"/>
+      <w:r>
+        <w:t>GPIO</w:t>
+      </w:r>
+      <w:bookmarkEnd w:id="44"/>
+    </w:p>
+    <w:p>
+      <w:r>
+        <w:t xml:space="preserve">Toto osmy bitové GPIO je řízeno </w:t>
+      </w:r>
+      <w:r>
+        <w:t xml:space="preserve">za </w:t>
+      </w:r>
+      <w:r>
+        <w:t>pomoc</w:t>
+      </w:r>
+      <w:r>
+        <w:t>i</w:t>
+      </w:r>
+      <w:r>
+        <w:t xml:space="preserve"> hlavních třech signál</w:t>
+      </w:r>
+      <w:r>
+        <w:t>ů</w:t>
+      </w:r>
+      <w:r>
+        <w:t xml:space="preserve"> dir (směr p</w:t>
+      </w:r>
+      <w:r>
+        <w:t>ortu</w:t>
+      </w:r>
+      <w:r>
+        <w:t>),</w:t>
+      </w:r>
+      <w:r>
+        <w:t xml:space="preserve"> Int_en (povolení přerušení), Int_state (stav přerušení)</w:t>
+      </w:r>
+      <w:r>
+        <w:t>.</w:t>
+      </w:r>
+    </w:p>
+    <w:p>
+      <w:pPr>
+        <w:ind w:firstLine="0"/>
+      </w:pPr>
+      <w:r>
+        <w:tab/>
+      </w:r>
+      <w:r>
+        <w:t xml:space="preserve">Dir pomocí třístavového bufferu </w:t>
+      </w:r>
+      <w:r>
+        <w:t>rozhoduje,</w:t>
+      </w:r>
+      <w:r>
+        <w:t xml:space="preserve"> jestli</w:t>
+      </w:r>
+      <w:r>
+        <w:t xml:space="preserve"> je </w:t>
+      </w:r>
+      <w:r>
+        <w:t>pin</w:t>
+      </w:r>
+      <w:r>
+        <w:t xml:space="preserve"> ve stavu </w:t>
+      </w:r>
+      <w:r>
+        <w:t>výstupu („1</w:t>
+      </w:r>
+      <w:r>
+        <w:t xml:space="preserve">“) </w:t>
+      </w:r>
+      <w:r>
+        <w:t>nebo</w:t>
+      </w:r>
+      <w:r>
+        <w:t xml:space="preserve"> </w:t>
+      </w:r>
+      <w:r>
+        <w:t>vstupu („0“)</w:t>
+      </w:r>
+      <w:r>
+        <w:t xml:space="preserve">. Ve stavu vstup se nastaví pin na hodnotu poslanou uživatelem na adresu signálu dat, </w:t>
       </w:r>
       <w:r>
         <w:rPr>
           <w:color w:val="EE0000"/>
         </w:rPr>
-        <w:t>obrázku 3</w:t>
+        <w:t>kterou můžeme vidět na obrázku.</w:t>
       </w:r>
       <w:r>
         <w:rPr>
           <w:color w:val="EE0000"/>
         </w:rPr>
+        <w:t xml:space="preserve"> </w:t>
+      </w:r>
+      <w:r>
+        <w:t>A ve stavu výstup na staví pin a stav vysoké impedance („Z“) neboli pin příjmá cokoliv co dostane zvenčí.</w:t>
+      </w:r>
+    </w:p>
+    <w:p>
+      <w:pPr>
+        <w:ind w:firstLine="0"/>
+      </w:pPr>
+      <w:r>
+        <w:tab/>
+        <w:t>Int_en funguje jako lokální IMR pro jednotlivé piny GPIO</w:t>
+      </w:r>
+      <w:r>
+        <w:t xml:space="preserve">. Je nastavitelný uživatelem na a adresován v paměti, </w:t>
+      </w:r>
+      <w:r>
+        <w:rPr>
+          <w:color w:val="EE0000"/>
+        </w:rPr>
+        <w:t>jak můžeme vidět na obrázku</w:t>
+      </w:r>
+      <w:r>
+        <w:rPr>
+          <w:color w:val="EE0000"/>
+        </w:rPr>
+        <w:t>.</w:t>
+      </w:r>
+    </w:p>
+    <w:p>
+      <w:pPr>
+        <w:ind w:firstLine="708"/>
+      </w:pPr>
+      <w:r>
+        <w:t xml:space="preserve">Int_state jako </w:t>
+      </w:r>
+      <w:r>
+        <w:t xml:space="preserve">lokální </w:t>
+      </w:r>
+      <w:r>
+        <w:t>IRR také, ale pro změnu pro jednotlivé piny GPIO. Řadič dostává informaci je o tom, že je přerušení na GPIO, a ne na jakém konkrétním portu. To si musí obsluha přerušení zjistit sama z Int_state.</w:t>
+      </w:r>
+      <w:r>
+        <w:t xml:space="preserve"> Int_state se nastaví na „1“ pokud se detekuje hrana</w:t>
+      </w:r>
+      <w:r>
+        <w:t xml:space="preserve"> </w:t>
+      </w:r>
+      <w:r>
+        <w:t xml:space="preserve">(změna z „1“ na „0“ nebo naopak). </w:t>
+      </w:r>
+      <w:r>
+        <w:t xml:space="preserve">Pro vypnutí žádosti musí procesor zapsat na adresu Int_state </w:t>
+      </w:r>
+      <w:r>
+        <w:t xml:space="preserve">na bit pinu který přerušení vyvolal </w:t>
+      </w:r>
+      <w:r>
+        <w:t>„1“ podle</w:t>
+      </w:r>
+      <w:r>
+        <w:t xml:space="preserve"> principu</w:t>
+      </w:r>
+      <w:r>
+        <w:t xml:space="preserve"> W1C (</w:t>
+      </w:r>
+      <w:r>
+        <w:rPr>
+          <w:lang w:val="en-GB"/>
+        </w:rPr>
+        <w:t>write 1 to clear</w:t>
+      </w:r>
+      <w:r>
         <w:t>)</w:t>
       </w:r>
       <w:r>
+        <w:t xml:space="preserve">. Tento princip se využívá, </w:t>
+      </w:r>
+      <w:r>
+        <w:t xml:space="preserve">aby si uživatel omylem nesmazal i jiná přerušení tak pošle tuto masku </w:t>
+      </w:r>
+      <w:r>
+        <w:t>díky, čemuž</w:t>
+      </w:r>
+      <w:r>
+        <w:t xml:space="preserve"> zajistí zachování ostatních příznaků přerušení. </w:t>
+      </w:r>
+      <w:r>
+        <w:t>V aktuálním designu je možné vyvolávat přerušení i na výstupních pinech sice si neumím představit využití, ale je tu ta možnost.</w:t>
+      </w:r>
+    </w:p>
+    <w:p>
+      <w:pPr>
+        <w:pStyle w:val="Nadpis3"/>
+        <w:numPr>
+          <w:ilvl w:val="2"/>
+          <w:numId w:val="3"/>
+        </w:numPr>
+      </w:pPr>
+      <w:bookmarkStart w:id="45" w:name="_Toc222746927"/>
+      <w:r>
+        <w:t>UART</w:t>
+      </w:r>
+      <w:bookmarkEnd w:id="45"/>
+    </w:p>
+    <w:p>
+      <w:r>
+        <w:t xml:space="preserve">UART sběrnici </w:t>
+      </w:r>
+      <w:r>
+        <w:t>byl</w:t>
+      </w:r>
+      <w:r>
+        <w:t xml:space="preserve"> rozděl</w:t>
+      </w:r>
+      <w:r>
+        <w:t>en</w:t>
+      </w:r>
+      <w:r>
+        <w:t xml:space="preserve"> na dva stavové procesy jeden na příjem dat a druhý na odesílání dat</w:t>
+      </w:r>
+      <w:r>
+        <w:t>.</w:t>
+      </w:r>
+      <w:r>
+        <w:t xml:space="preserve"> </w:t>
+      </w:r>
+      <w:r>
+        <w:t>Oba mají stavy (IDEL, START, DATA, STOP).</w:t>
+      </w:r>
+    </w:p>
+    <w:p>
+      <w:r>
+        <w:t>Proces pro příjem</w:t>
+      </w:r>
+      <w:r>
+        <w:t xml:space="preserve"> začíná</w:t>
+      </w:r>
+      <w:r>
+        <w:t xml:space="preserve"> ve stavu IDEL čeká až se na lince objeví „0“ a přepne stav na START. V tomto stavu se počká půlku času mezi baudy abychom četli uprostřed poslané hodnoty a měli co největší jistotu správného čtení. Zkontroluje, zda je stále na lince „0“ a pokud ano přeskočí do stavu DATA, případně pokud není a předchozí čtení byla pouze chyba tak se vrátí do stavu IDEL. Ve stavu DATA čte každý jeden čas mezi baudy aktuální bit</w:t>
+      </w:r>
+      <w:r>
+        <w:t xml:space="preserve"> a ukládá ho do registru RX od LSB nahoru</w:t>
+      </w:r>
+      <w:r>
+        <w:t xml:space="preserve">, dokud nemá celý bajt a přepne do </w:t>
+      </w:r>
+      <w:r>
+        <w:lastRenderedPageBreak/>
+        <w:t xml:space="preserve">stavu STOP. V tomto stavu pouze </w:t>
+      </w:r>
+      <w:r>
+        <w:t xml:space="preserve">zapne </w:t>
+      </w:r>
+      <w:r>
+        <w:t xml:space="preserve">svůj </w:t>
+      </w:r>
+      <w:r>
+        <w:t xml:space="preserve">bit přerušení </w:t>
+      </w:r>
+      <w:r>
+        <w:t xml:space="preserve">v registru Irq (‚1‘) </w:t>
+      </w:r>
+      <w:r>
+        <w:t>a přepne se zpět do stavu IDLE.</w:t>
+      </w:r>
+    </w:p>
+    <w:p>
+      <w:r>
+        <w:t xml:space="preserve">Proces pro odeslání také začíná ve stavu IDEL, ale ten nečeká na změnu na komunikační lince, ale až mu procesor pošle pokyn ke startu v signálu TX_start. V ten moment </w:t>
+      </w:r>
+      <w:r>
+        <w:t>vynuluje start signál</w:t>
+      </w:r>
+      <w:r>
+        <w:t xml:space="preserve"> a přepne do stavu START. V tomto stavu nastaví linku na „0“ počká jeden čas trvání baud a přepne do stavu DATA. Teď začne proces posílat samotná data uložená v registru TX jeden bit po druhém od LSB nahoru </w:t>
+      </w:r>
+      <w:r>
+        <w:t>dokud neodešle celý bajt a přepne do stavu STOP. Zde už jen pošle stop bit „1“ a zapne svůj bit přerušení v registru Irq (‚0‘) a přepne na stav IDEL.</w:t>
+      </w:r>
+    </w:p>
+    <w:p>
+      <w:pPr>
+        <w:rPr>
+          <w:lang w:val="en-GB"/>
+        </w:rPr>
+      </w:pPr>
+      <w:r>
+        <w:t xml:space="preserve">Stejně jako u GPIO dostává řadič informaci pouze o tom, že se jedná o přerušení na UARTu ne jestli jde od přerušení po odeslání nebo přijetí zprávy na to se musí podívat procesor na začátku obsluhy přerušení podívat do </w:t>
+      </w:r>
+      <w:r>
+        <w:rPr>
+          <w:color w:val="EE0000"/>
+        </w:rPr>
+        <w:t>registru Irq pro UART na adrese na obrázku</w:t>
+      </w:r>
+      <w:r>
+        <w:rPr>
+          <w:color w:val="EE0000"/>
+        </w:rPr>
         <w:t xml:space="preserve">. </w:t>
       </w:r>
     </w:p>
     <w:p>
       <w:pPr>
+        <w:pStyle w:val="Nadpis2"/>
+        <w:numPr>
+          <w:ilvl w:val="1"/>
+          <w:numId w:val="3"/>
+        </w:numPr>
+      </w:pPr>
+      <w:bookmarkStart w:id="46" w:name="_Toc222746928"/>
+      <w:r>
+        <w:t>Zápis do paměti instrukcí</w:t>
+      </w:r>
+      <w:bookmarkEnd w:id="46"/>
+    </w:p>
+    <w:p>
+      <w:r>
+        <w:t>Tato kapitola jedná o způsobu, jak je možné na procesor dynamicky nahrávat nové instrukce, aby byl použitelný jako SoC.</w:t>
+      </w:r>
+    </w:p>
+    <w:p>
+      <w:pPr>
+        <w:pStyle w:val="Nadpis3"/>
+        <w:numPr>
+          <w:ilvl w:val="2"/>
+          <w:numId w:val="3"/>
+        </w:numPr>
+      </w:pPr>
+      <w:bookmarkStart w:id="47" w:name="_Toc222746929"/>
+      <w:r>
+        <w:t>Instrukční BRAM</w:t>
+      </w:r>
+      <w:bookmarkEnd w:id="47"/>
+    </w:p>
+    <w:p>
+      <w:r>
+        <w:t>Instrukční paměť, která byla doteď zapsána do LUT obvodů, aby se do ní v</w:t>
+      </w:r>
+      <w:r>
+        <w:t>e</w:t>
+      </w:r>
+      <w:r>
+        <w:t> VHDL dal dobře zapisovat binární kód</w:t>
+      </w:r>
+      <w:r>
+        <w:t>,</w:t>
+      </w:r>
+      <w:r>
+        <w:t xml:space="preserve"> </w:t>
+      </w:r>
+      <w:r>
+        <w:t>se</w:t>
+      </w:r>
+      <w:r>
+        <w:t xml:space="preserve"> změnil na BRAM stejně jako datovou paměť. Obě paměti </w:t>
+      </w:r>
+      <w:r>
+        <w:t>jsem</w:t>
+      </w:r>
+      <w:r>
+        <w:t xml:space="preserve"> </w:t>
+      </w:r>
+      <w:r>
+        <w:t xml:space="preserve">zvětšil na 4 Bloky </w:t>
+      </w:r>
+      <w:r>
+        <w:t>BRAM, takže aktuální velikost je 8KB = 2048 instrukcí/dat</w:t>
+      </w:r>
+      <w:r>
+        <w:t xml:space="preserve">. Aby syntetizátor použil BRAM bloky na FPGA použil jsme Vcomponent do Xilinxu konkrétně </w:t>
+      </w:r>
+      <w:r>
+        <w:t>RAMB16_S36</w:t>
+      </w:r>
+      <w:r>
+        <w:t>, která má 32 bytový vstup, takže můžu jednoduše ukládat celou instrukci najednou a ne postupně.</w:t>
+      </w:r>
+    </w:p>
+    <w:p>
+      <w:pPr>
+        <w:pStyle w:val="Nadpis3"/>
+        <w:numPr>
+          <w:ilvl w:val="2"/>
+          <w:numId w:val="3"/>
+        </w:numPr>
+      </w:pPr>
+      <w:bookmarkStart w:id="48" w:name="_Toc222746930"/>
+      <w:r>
+        <w:t>SPI komunikace</w:t>
+      </w:r>
+      <w:bookmarkEnd w:id="48"/>
+    </w:p>
+    <w:p/>
+    <w:p>
+      <w:pPr>
+        <w:pStyle w:val="Nadpis3"/>
+        <w:numPr>
+          <w:ilvl w:val="2"/>
+          <w:numId w:val="3"/>
+        </w:numPr>
+      </w:pPr>
+      <w:r>
+        <w:t>Překlad ASM kódu do bin a komunikace s</w:t>
+      </w:r>
+      <w:r>
+        <w:t> </w:t>
+      </w:r>
+      <w:r>
+        <w:t>JTAG</w:t>
+      </w:r>
+    </w:p>
+    <w:p/>
+    <w:p>
+      <w:pPr>
+        <w:pStyle w:val="Nadpis2"/>
+        <w:numPr>
+          <w:ilvl w:val="1"/>
+          <w:numId w:val="3"/>
+        </w:numPr>
+      </w:pPr>
+      <w:r>
+        <w:t xml:space="preserve">Přibylé instrukce </w:t>
+      </w:r>
+    </w:p>
+    <w:p>
+      <w:r>
+        <w:t xml:space="preserve">Přidal jsme dvě funkce SLL a SRL pro logické posouvání bitů do prava a do leva. Tyto funkce jsme přidal abych měl jednodušší způsob, jak dostat na MSB „1“ protože funkce addi má maximální velkost </w:t>
+      </w:r>
+      <w:r>
+        <w:t>přímého operandu</w:t>
+      </w:r>
+      <w:r>
+        <w:t xml:space="preserve"> 12 bitů, což nestačí na to dostat „1“ </w:t>
+      </w:r>
+      <w:r>
+        <w:lastRenderedPageBreak/>
+        <w:t xml:space="preserve">na MSB. Když jsme tuto funkci ještě neměl musel jsem </w:t>
+      </w:r>
+      <w:r>
+        <w:t>registr,</w:t>
+      </w:r>
+      <w:r>
+        <w:t xml:space="preserve"> do kterého jsem chtěl zapsat MSB „1“ sčítat sám se sebou efektivně násobit dvěma</w:t>
+      </w:r>
+      <w:r>
+        <w:t>,</w:t>
+      </w:r>
+      <w:r>
+        <w:t xml:space="preserve"> dokud jsme se tam nedostal </w:t>
+      </w:r>
+      <w:r>
+        <w:t xml:space="preserve">s posunem bitů se jedná o operaci na 3 řádky oproti původním 22, což je v obsluze přerušení důležité, protože </w:t>
+      </w:r>
+      <w:r>
+        <w:t>potřebujeme,</w:t>
+      </w:r>
+      <w:r>
+        <w:t xml:space="preserve"> aby byla co nejkratší.</w:t>
+      </w:r>
+    </w:p>
+    <w:p>
+      <w:pPr>
+        <w:rPr>
+          <w:lang w:val="en-US"/>
+        </w:rPr>
+      </w:pPr>
+    </w:p>
+    <w:p>
+      <w:pPr>
         <w:pStyle w:val="Nadpis1"/>
-        <w:ind w:left="720"/>
-      </w:pPr>
+        <w:numPr>
+          <w:ilvl w:val="0"/>
+          <w:numId w:val="40"/>
+        </w:numPr>
+      </w:pPr>
+      <w:bookmarkStart w:id="49" w:name="_Toc222746931"/>
+      <w:r>
+        <w:lastRenderedPageBreak/>
+        <w:t>Testování</w:t>
+      </w:r>
+      <w:bookmarkEnd w:id="49"/>
+    </w:p>
+    <w:p>
+      <w:r>
+        <w:t xml:space="preserve">Každou část mého projektu jsem nejprve otestoval v simulátoru Isim, než jsem se přesunul na HW abych co nevíce zmenšil množství chyba, protože </w:t>
+      </w:r>
+      <w:r>
+        <w:t xml:space="preserve">hledání chyb na HW </w:t>
+      </w:r>
+      <w:proofErr w:type="spellStart"/>
+      <w:r>
+        <w:t>jw</w:t>
+      </w:r>
+      <w:proofErr w:type="spellEnd"/>
+      <w:r>
+        <w:t xml:space="preserve"> mnohem obtížnější.</w:t>
+      </w:r>
+    </w:p>
+    <w:p>
+      <w:pPr>
+        <w:pStyle w:val="Nadpis2"/>
+        <w:numPr>
+          <w:ilvl w:val="1"/>
+          <w:numId w:val="3"/>
+        </w:numPr>
+      </w:pPr>
+      <w:bookmarkStart w:id="50" w:name="_Toc222746932"/>
+      <w:r>
+        <w:t>Simulace</w:t>
+      </w:r>
+      <w:bookmarkEnd w:id="50"/>
+    </w:p>
+    <w:p>
+      <w:pPr>
+        <w:pStyle w:val="Nadpis3"/>
+        <w:numPr>
+          <w:ilvl w:val="2"/>
+          <w:numId w:val="3"/>
+        </w:numPr>
+      </w:pPr>
+      <w:r>
+        <w:t>GPIO s</w:t>
+      </w:r>
+      <w:r>
+        <w:t> </w:t>
+      </w:r>
+      <w:r>
+        <w:t>přerušením</w:t>
+      </w:r>
+    </w:p>
+    <w:p>
+      <w:r>
+        <w:t xml:space="preserve">Pro </w:t>
+      </w:r>
+      <w:r>
+        <w:t xml:space="preserve">test GPIO byl vytvořen jednoduchý kód v asm, který v standartním běhu zapne přerušení na GPIO, jeden pin nastaví na vstupní a zapne mu přerušení a druhý nastaví jako výstupní. Když se na vstupním pinu změní hodnota skočí se do obsluhy </w:t>
+      </w:r>
+      <w:r>
+        <w:t>přerušení,</w:t>
+      </w:r>
+      <w:r>
+        <w:t xml:space="preserve"> která </w:t>
+      </w:r>
+      <w:r>
+        <w:t>zkontroluje,</w:t>
+      </w:r>
+      <w:r>
+        <w:t xml:space="preserve"> na co se vstupní pin změnil („1“ nebo „0“) a na stejnou hodnotu nastaví i výstupní pin. </w:t>
+      </w:r>
+    </w:p>
+    <w:p>
+      <w:pPr>
+        <w:pStyle w:val="Nadpis3"/>
+        <w:numPr>
+          <w:ilvl w:val="2"/>
+          <w:numId w:val="3"/>
+        </w:numPr>
+      </w:pPr>
+      <w:r>
+        <w:t>UART s</w:t>
+      </w:r>
+      <w:r>
+        <w:t> </w:t>
+      </w:r>
+      <w:r>
+        <w:t>přerušením</w:t>
+      </w:r>
+    </w:p>
+    <w:p>
+      <w:r>
+        <w:t>Na otestování UART jsme udělal test, který v standartním běhu zapne přerušení UART a příjímací přerušení poté čeká, dokud nepřijde zpráva. Když přijde a skočí se do obsluhy přerušení číslo posune o jeden bit do leva a pošle zpátky.</w:t>
+      </w:r>
+    </w:p>
+    <w:p>
+      <w:pPr>
+        <w:pStyle w:val="Nadpis3"/>
+        <w:numPr>
+          <w:ilvl w:val="2"/>
+          <w:numId w:val="3"/>
+        </w:numPr>
+      </w:pPr>
+      <w:r>
+        <w:t>Nahrání dat přes SPI</w:t>
+      </w:r>
+    </w:p>
+    <w:p>
+      <w:pPr>
+        <w:rPr>
+          <w:lang w:val="en-US"/>
+        </w:rPr>
+      </w:pPr>
+      <w:r>
+        <w:t xml:space="preserve">Pro test této funkcionality jsem napsal jednoduchý </w:t>
+      </w:r>
+      <w:r>
+        <w:t>testbanch,</w:t>
+      </w:r>
+      <w:r>
+        <w:t xml:space="preserve"> který pošle </w:t>
+      </w:r>
+      <w:r>
+        <w:t>instrukci addi</w:t>
+      </w:r>
+      <w:r>
+        <w:t xml:space="preserve"> x1, x1, 1 (</w:t>
+      </w:r>
+      <w:r>
+        <w:t>0x00108093</w:t>
+      </w:r>
+      <w:r>
+        <w:t>)</w:t>
+      </w:r>
+      <w:r>
+        <w:t xml:space="preserve"> a za tím samé nuly, dokud se nezapíše do celé RAM a nespustí se program. Po spuštění </w:t>
+      </w:r>
+      <w:r>
+        <w:t>zkontroluji v </w:t>
+      </w:r>
+      <w:r>
+        <w:t>simulátoru,</w:t>
+      </w:r>
+      <w:r>
+        <w:t xml:space="preserve"> jestli se mi do registru 1 doopravdy zapsala </w:t>
+      </w:r>
+      <w:proofErr w:type="gramStart"/>
+      <w:r>
+        <w:t xml:space="preserve">jednička </w:t>
+      </w:r>
+      <w:r>
+        <w:t>.</w:t>
+      </w:r>
+      <w:proofErr w:type="gramEnd"/>
+      <w:r>
+        <w:t xml:space="preserve"> </w:t>
+      </w:r>
     </w:p>
     <w:p/>
     <w:p>
       <w:pPr>
+        <w:pStyle w:val="Nadpis2"/>
+        <w:numPr>
+          <w:ilvl w:val="1"/>
+          <w:numId w:val="3"/>
+        </w:numPr>
+      </w:pPr>
+      <w:r>
+        <w:t>Na Hardwaru</w:t>
+      </w:r>
+    </w:p>
+    <w:p>
+      <w:r>
+        <w:rPr>
+          <w:color w:val="EE0000"/>
+        </w:rPr>
+        <w:t xml:space="preserve">Pro nahrání mého designu na FPGA jsem musel vytvořit </w:t>
+      </w:r>
+      <w:r>
+        <w:rPr>
+          <w:color w:val="EE0000"/>
+        </w:rPr>
+        <w:t>ten soubor co tam má namapovány porty</w:t>
+      </w:r>
+      <w:r>
+        <w:rPr>
+          <w:color w:val="EE0000"/>
+        </w:rPr>
+        <w:t xml:space="preserve"> </w:t>
+      </w:r>
+      <w:r>
+        <w:t xml:space="preserve">a syntetizovat hotovu implementaci pomocí Xilinx ISE tento soubor jsem pak uložil do jedné z flash pamětí na FPGA, a to konkrétně do </w:t>
+      </w:r>
+      <w:r>
+        <w:t>Intel StrataFlash parallel NOR Flash PROM</w:t>
+      </w:r>
+      <w:r>
+        <w:t xml:space="preserve">. Do druhé flash paměti </w:t>
+      </w:r>
+      <w:proofErr w:type="gramStart"/>
+      <w:r>
+        <w:t>nahraju</w:t>
+      </w:r>
+      <w:proofErr w:type="gramEnd"/>
+      <w:r>
+        <w:t xml:space="preserve"> data pro instrukční paměť, takže by měl procesor fungovat i po odpojení a opětovném připojení od zdroje. </w:t>
+      </w:r>
+    </w:p>
+    <w:p>
+      <w:pPr>
+        <w:pStyle w:val="Nadpis3"/>
+        <w:numPr>
+          <w:ilvl w:val="2"/>
+          <w:numId w:val="3"/>
+        </w:numPr>
+      </w:pPr>
+      <w:r>
+        <w:lastRenderedPageBreak/>
+        <w:t>Nahrání dat přes SPI</w:t>
+      </w:r>
+    </w:p>
+    <w:p>
+      <w:r>
+        <w:t>Ostatní dva testy jsou závislé na tom, aby nahrávání instrukcí už fungovalo, takže jsem otestoval SPI jako první.</w:t>
+      </w:r>
+    </w:p>
+    <w:p>
+      <w:pPr>
+        <w:pStyle w:val="Nadpis3"/>
+        <w:numPr>
+          <w:ilvl w:val="2"/>
+          <w:numId w:val="3"/>
+        </w:numPr>
+      </w:pPr>
+      <w:r>
+        <w:t>GPIO s přerušením</w:t>
+      </w:r>
+    </w:p>
+    <w:p>
+      <w:r>
+        <w:t xml:space="preserve">Test, který </w:t>
+      </w:r>
+      <w:r>
+        <w:t>jsem</w:t>
+      </w:r>
+      <w:r>
+        <w:t xml:space="preserve"> vytvořil </w:t>
+      </w:r>
+      <w:r>
+        <w:t>pro test v simulaci můžeme použít i tentokrát jenom budeme muset k vstupnímu pinu připojit switch a k výstupnímu LED diodu poté kód nahrajme a dioda by měla jít switchem ovládat.</w:t>
+      </w:r>
+    </w:p>
+    <w:p>
+      <w:pPr>
+        <w:pStyle w:val="Nadpis3"/>
+        <w:numPr>
+          <w:ilvl w:val="2"/>
+          <w:numId w:val="3"/>
+        </w:numPr>
+      </w:pPr>
+      <w:r>
+        <w:t>UART S přerušením</w:t>
+      </w:r>
+    </w:p>
+    <w:p>
+      <w:pPr>
+        <w:ind w:firstLine="708"/>
+      </w:pPr>
+      <w:r>
+        <w:t xml:space="preserve">Stejně jako u GPIO test vytvořený pro UART v simulaci můžeme použít znovu, ale tentokrát budeme muset přidat složitější kontrolu funkčnosti. Vytvořil jsem kód pro </w:t>
+      </w:r>
+      <w:r>
+        <w:t>arduino,</w:t>
+      </w:r>
+      <w:r>
+        <w:t xml:space="preserve"> který pošle přes UART číslo a pak příjme zpět nové číslo a vypíše do seriál ho monitoru.</w:t>
+      </w:r>
+    </w:p>
+    <w:p>
+      <w:pPr>
         <w:pStyle w:val="Neslovannadpis"/>
       </w:pPr>
-      <w:bookmarkStart w:id="28" w:name="_Toc86047603"/>
-      <w:bookmarkStart w:id="29" w:name="_Toc86055210"/>
-      <w:bookmarkStart w:id="30" w:name="_Toc214613010"/>
+      <w:bookmarkStart w:id="51" w:name="_Toc86047603"/>
+      <w:bookmarkStart w:id="52" w:name="_Toc86055210"/>
+      <w:bookmarkStart w:id="53" w:name="_Toc222746934"/>
       <w:r>
         <w:lastRenderedPageBreak/>
         <w:t>Závěr</w:t>
       </w:r>
-      <w:bookmarkEnd w:id="28"/>
-      <w:bookmarkEnd w:id="29"/>
-      <w:bookmarkEnd w:id="30"/>
+      <w:bookmarkEnd w:id="51"/>
+      <w:bookmarkEnd w:id="52"/>
+      <w:bookmarkEnd w:id="53"/>
     </w:p>
     <w:p>
       <w:r>
@@ -5968,16 +8391,16 @@
       <w:pPr>
         <w:pStyle w:val="Neslovannadpis"/>
       </w:pPr>
-      <w:bookmarkStart w:id="31" w:name="_Toc86047604"/>
-      <w:bookmarkStart w:id="32" w:name="_Toc86055211"/>
-      <w:bookmarkStart w:id="33" w:name="_Toc214613011"/>
+      <w:bookmarkStart w:id="54" w:name="_Toc86047604"/>
+      <w:bookmarkStart w:id="55" w:name="_Toc86055211"/>
+      <w:bookmarkStart w:id="56" w:name="_Toc222746935"/>
       <w:r>
         <w:lastRenderedPageBreak/>
         <w:t>Seznam zkratek a odborných výrazů</w:t>
       </w:r>
-      <w:bookmarkEnd w:id="31"/>
-      <w:bookmarkEnd w:id="32"/>
-      <w:bookmarkEnd w:id="33"/>
+      <w:bookmarkEnd w:id="54"/>
+      <w:bookmarkEnd w:id="55"/>
+      <w:bookmarkEnd w:id="56"/>
     </w:p>
     <w:p>
       <w:pPr>
@@ -6062,16 +8485,16 @@
       <w:pPr>
         <w:pStyle w:val="Neslovannadpis"/>
       </w:pPr>
-      <w:bookmarkStart w:id="34" w:name="_Toc86047605"/>
-      <w:bookmarkStart w:id="35" w:name="_Toc86055212"/>
-      <w:bookmarkStart w:id="36" w:name="_Toc214613012"/>
+      <w:bookmarkStart w:id="57" w:name="_Toc86047605"/>
+      <w:bookmarkStart w:id="58" w:name="_Toc86055212"/>
+      <w:bookmarkStart w:id="59" w:name="_Toc222746936"/>
       <w:r>
         <w:lastRenderedPageBreak/>
         <w:t>Seznam obrázků</w:t>
       </w:r>
-      <w:bookmarkEnd w:id="34"/>
-      <w:bookmarkEnd w:id="35"/>
-      <w:bookmarkEnd w:id="36"/>
+      <w:bookmarkEnd w:id="57"/>
+      <w:bookmarkEnd w:id="58"/>
+      <w:bookmarkEnd w:id="59"/>
     </w:p>
     <w:p>
       <w:pPr>
@@ -6081,6 +8504,7 @@
         </w:tabs>
         <w:rPr>
           <w:rFonts w:eastAsiaTheme="minorEastAsia"/>
+          <w:noProof/>
           <w:kern w:val="2"/>
           <w:szCs w:val="24"/>
           <w:lang w:eastAsia="cs-CZ"/>
@@ -6102,50 +8526,58 @@
         </w:rPr>
         <w:fldChar w:fldCharType="separate"/>
       </w:r>
-      <w:hyperlink w:anchor="_Toc214016725" w:history="1">
+      <w:hyperlink w:anchor="_Toc222746939" w:history="1">
         <w:r>
           <w:rPr>
             <w:rStyle w:val="Hypertextovodkaz"/>
+            <w:noProof/>
           </w:rPr>
           <w:t>Obrázek 1 Diagram procesoru</w:t>
         </w:r>
         <w:r>
           <w:rPr>
+            <w:noProof/>
             <w:webHidden/>
           </w:rPr>
           <w:tab/>
         </w:r>
         <w:r>
           <w:rPr>
+            <w:noProof/>
             <w:webHidden/>
           </w:rPr>
           <w:fldChar w:fldCharType="begin"/>
         </w:r>
         <w:r>
           <w:rPr>
+            <w:noProof/>
             <w:webHidden/>
           </w:rPr>
-          <w:instrText xml:space="preserve"> PAGEREF _Toc214016725 \h </w:instrText>
+          <w:instrText xml:space="preserve"> PAGEREF _Toc222746939 \h </w:instrText>
         </w:r>
         <w:r>
           <w:rPr>
+            <w:noProof/>
             <w:webHidden/>
           </w:rPr>
         </w:r>
         <w:r>
           <w:rPr>
+            <w:noProof/>
             <w:webHidden/>
           </w:rPr>
           <w:fldChar w:fldCharType="separate"/>
         </w:r>
         <w:r>
           <w:rPr>
+            <w:noProof/>
             <w:webHidden/>
           </w:rPr>
-          <w:t>2</w:t>
+          <w:t>3</w:t>
         </w:r>
         <w:r>
           <w:rPr>
+            <w:noProof/>
             <w:webHidden/>
           </w:rPr>
           <w:fldChar w:fldCharType="end"/>
@@ -6153,13 +8585,86 @@
       </w:hyperlink>
     </w:p>
     <w:p>
+      <w:pPr>
+        <w:pStyle w:val="Seznamobrzk"/>
+        <w:tabs>
+          <w:tab w:val="right" w:leader="dot" w:pos="9062"/>
+        </w:tabs>
+        <w:rPr>
+          <w:rFonts w:eastAsiaTheme="minorEastAsia"/>
+          <w:noProof/>
+          <w:kern w:val="2"/>
+          <w:szCs w:val="24"/>
+          <w:lang w:eastAsia="cs-CZ"/>
+          <w14:ligatures w14:val="standardContextual"/>
+        </w:rPr>
+      </w:pPr>
+      <w:hyperlink w:anchor="_Toc222746940" w:history="1">
+        <w:r>
+          <w:rPr>
+            <w:rStyle w:val="Hypertextovodkaz"/>
+            <w:noProof/>
+          </w:rPr>
+          <w:t>Obrázek 2 paměťový prostor</w:t>
+        </w:r>
+        <w:r>
+          <w:rPr>
+            <w:noProof/>
+            <w:webHidden/>
+          </w:rPr>
+          <w:tab/>
+        </w:r>
+        <w:r>
+          <w:rPr>
+            <w:noProof/>
+            <w:webHidden/>
+          </w:rPr>
+          <w:fldChar w:fldCharType="begin"/>
+        </w:r>
+        <w:r>
+          <w:rPr>
+            <w:noProof/>
+            <w:webHidden/>
+          </w:rPr>
+          <w:instrText xml:space="preserve"> PAGEREF _Toc222746940 \h </w:instrText>
+        </w:r>
+        <w:r>
+          <w:rPr>
+            <w:noProof/>
+            <w:webHidden/>
+          </w:rPr>
+        </w:r>
+        <w:r>
+          <w:rPr>
+            <w:noProof/>
+            <w:webHidden/>
+          </w:rPr>
+          <w:fldChar w:fldCharType="separate"/>
+        </w:r>
+        <w:r>
+          <w:rPr>
+            <w:noProof/>
+            <w:webHidden/>
+          </w:rPr>
+          <w:t>6</w:t>
+        </w:r>
+        <w:r>
+          <w:rPr>
+            <w:noProof/>
+            <w:webHidden/>
+          </w:rPr>
+          <w:fldChar w:fldCharType="end"/>
+        </w:r>
+      </w:hyperlink>
+    </w:p>
+    <w:p>
       <w:r>
         <w:fldChar w:fldCharType="end"/>
       </w:r>
-      <w:bookmarkStart w:id="37" w:name="_Toc86047606"/>
-    </w:p>
-    <w:bookmarkStart w:id="38" w:name="_Toc86055213" w:displacedByCustomXml="next"/>
-    <w:bookmarkStart w:id="39" w:name="_Toc214613013" w:displacedByCustomXml="next"/>
+      <w:bookmarkStart w:id="60" w:name="_Toc86047606"/>
+    </w:p>
+    <w:bookmarkStart w:id="61" w:name="_Toc222746937" w:displacedByCustomXml="next"/>
+    <w:bookmarkStart w:id="62" w:name="_Toc86055213" w:displacedByCustomXml="next"/>
     <w:sdt>
       <w:sdtPr>
         <w:rPr>
@@ -6187,14 +8692,15 @@
           <w:r>
             <w:t>Použité zdroje</w:t>
           </w:r>
-          <w:bookmarkEnd w:id="37"/>
-          <w:bookmarkEnd w:id="39"/>
-          <w:bookmarkEnd w:id="38"/>
+          <w:bookmarkEnd w:id="60"/>
+          <w:bookmarkEnd w:id="62"/>
+          <w:bookmarkEnd w:id="61"/>
         </w:p>
         <w:p>
           <w:pPr>
             <w:pStyle w:val="Bibliografie"/>
             <w:rPr>
+              <w:noProof/>
               <w:szCs w:val="24"/>
             </w:rPr>
           </w:pPr>
@@ -6208,258 +8714,387 @@
             <w:fldChar w:fldCharType="separate"/>
           </w:r>
           <w:r>
+            <w:rPr>
+              <w:noProof/>
+            </w:rPr>
             <w:t xml:space="preserve">1. </w:t>
           </w:r>
           <w:r>
             <w:rPr>
               <w:b/>
               <w:bCs/>
+              <w:noProof/>
             </w:rPr>
             <w:t>Černohorský, Jiří.</w:t>
           </w:r>
           <w:r>
+            <w:rPr>
+              <w:noProof/>
+            </w:rPr>
             <w:t xml:space="preserve"> </w:t>
           </w:r>
           <w:r>
             <w:rPr>
               <w:i/>
               <w:iCs/>
+              <w:noProof/>
             </w:rPr>
             <w:t xml:space="preserve">Implementace procesoru. </w:t>
           </w:r>
           <w:r>
+            <w:rPr>
+              <w:noProof/>
+            </w:rPr>
             <w:t>Liberec : Střední průmyslová škola Liberec, 2025.</w:t>
           </w:r>
         </w:p>
         <w:p>
           <w:pPr>
             <w:pStyle w:val="Bibliografie"/>
+            <w:rPr>
+              <w:noProof/>
+            </w:rPr>
           </w:pPr>
           <w:r>
+            <w:rPr>
+              <w:noProof/>
+            </w:rPr>
             <w:t xml:space="preserve">2. </w:t>
           </w:r>
           <w:r>
             <w:rPr>
               <w:b/>
               <w:bCs/>
+              <w:noProof/>
             </w:rPr>
             <w:t>Scheel, Jeff.</w:t>
           </w:r>
           <w:r>
+            <w:rPr>
+              <w:noProof/>
+            </w:rPr>
             <w:t xml:space="preserve"> RISC-V Technical Specification. </w:t>
           </w:r>
           <w:r>
             <w:rPr>
               <w:i/>
               <w:iCs/>
+              <w:noProof/>
             </w:rPr>
             <w:t xml:space="preserve">RISC-V. </w:t>
           </w:r>
           <w:r>
+            <w:rPr>
+              <w:noProof/>
+            </w:rPr>
             <w:t>[Online] RISC-V International, 9. 10 2025. [Citace: 15. 10 2025.] https://riscv.atlassian.net/wiki/spaces/HOME/pages/16154769/RISC-V+Technical+Specifications.</w:t>
           </w:r>
         </w:p>
         <w:p>
           <w:pPr>
             <w:pStyle w:val="Bibliografie"/>
+            <w:rPr>
+              <w:noProof/>
+            </w:rPr>
           </w:pPr>
           <w:r>
+            <w:rPr>
+              <w:noProof/>
+            </w:rPr>
             <w:t xml:space="preserve">3. </w:t>
           </w:r>
           <w:r>
             <w:rPr>
               <w:b/>
               <w:bCs/>
+              <w:noProof/>
             </w:rPr>
             <w:t>Štěpanovký, Michal.</w:t>
           </w:r>
           <w:r>
+            <w:rPr>
+              <w:noProof/>
+            </w:rPr>
             <w:t xml:space="preserve"> </w:t>
           </w:r>
           <w:r>
             <w:rPr>
               <w:i/>
               <w:iCs/>
+              <w:noProof/>
             </w:rPr>
             <w:t xml:space="preserve">Architektura počítačových systémů (BI-APS), Přednáška č.3 Návrh jednocyklové RISC mikroarchitektury. </w:t>
           </w:r>
           <w:r>
+            <w:rPr>
+              <w:noProof/>
+            </w:rPr>
             <w:t>Faculty of Information Technology, Czech Technical University in Prague. Praha : autor neznámý, 2022. str. 57.</w:t>
           </w:r>
         </w:p>
         <w:p>
           <w:pPr>
             <w:pStyle w:val="Bibliografie"/>
+            <w:rPr>
+              <w:noProof/>
+            </w:rPr>
           </w:pPr>
           <w:r>
+            <w:rPr>
+              <w:noProof/>
+            </w:rPr>
             <w:t xml:space="preserve">4. </w:t>
           </w:r>
           <w:r>
             <w:rPr>
               <w:b/>
               <w:bCs/>
+              <w:noProof/>
             </w:rPr>
             <w:t>Technologies, JTAG.</w:t>
           </w:r>
           <w:r>
+            <w:rPr>
+              <w:noProof/>
+            </w:rPr>
             <w:t xml:space="preserve"> what is jtag. </w:t>
           </w:r>
           <w:r>
             <w:rPr>
               <w:i/>
               <w:iCs/>
+              <w:noProof/>
             </w:rPr>
             <w:t xml:space="preserve">Jtag. </w:t>
           </w:r>
           <w:r>
+            <w:rPr>
+              <w:noProof/>
+            </w:rPr>
             <w:t>[Online] JTAG Technologies. [Citace: 15. 10 2025.] https://www.jtag.com/what-is-jtag-testing-of-electronics-tutorial/#.</w:t>
           </w:r>
         </w:p>
         <w:p>
           <w:pPr>
             <w:pStyle w:val="Bibliografie"/>
+            <w:rPr>
+              <w:noProof/>
+            </w:rPr>
           </w:pPr>
           <w:r>
+            <w:rPr>
+              <w:noProof/>
+            </w:rPr>
             <w:t xml:space="preserve">5. </w:t>
           </w:r>
           <w:r>
             <w:rPr>
               <w:b/>
               <w:bCs/>
+              <w:noProof/>
             </w:rPr>
             <w:t>AMD.</w:t>
           </w:r>
           <w:r>
+            <w:rPr>
+              <w:noProof/>
+            </w:rPr>
             <w:t xml:space="preserve"> Spartan-3E FPGA Starter Kit Board User Guide (UG230). </w:t>
           </w:r>
           <w:r>
             <w:rPr>
               <w:i/>
               <w:iCs/>
+              <w:noProof/>
             </w:rPr>
             <w:t xml:space="preserve">amd. </w:t>
           </w:r>
           <w:r>
+            <w:rPr>
+              <w:noProof/>
+            </w:rPr>
             <w:t>[Online] AMD, 19. 1 2011. [Citace: 15. 10 2025.] https://docs.amd.com/v/u/en-US/ug230.</w:t>
           </w:r>
         </w:p>
         <w:p>
           <w:pPr>
             <w:pStyle w:val="Bibliografie"/>
+            <w:rPr>
+              <w:noProof/>
+            </w:rPr>
           </w:pPr>
           <w:r>
+            <w:rPr>
+              <w:noProof/>
+            </w:rPr>
             <w:t xml:space="preserve">6. </w:t>
           </w:r>
           <w:r>
             <w:rPr>
               <w:b/>
               <w:bCs/>
+              <w:noProof/>
             </w:rPr>
             <w:t>Sigasi.</w:t>
           </w:r>
           <w:r>
+            <w:rPr>
+              <w:noProof/>
+            </w:rPr>
             <w:t xml:space="preserve"> Sigasi Visual HDL. [Online] Sigasi. [Citace: 15. 10 2025.] https://www.sigasi.com/manual/vscode/.</w:t>
           </w:r>
         </w:p>
         <w:p>
           <w:pPr>
             <w:pStyle w:val="Bibliografie"/>
+            <w:rPr>
+              <w:noProof/>
+            </w:rPr>
           </w:pPr>
           <w:r>
+            <w:rPr>
+              <w:noProof/>
+            </w:rPr>
             <w:t xml:space="preserve">7. </w:t>
           </w:r>
           <w:r>
             <w:rPr>
               <w:b/>
               <w:bCs/>
+              <w:noProof/>
             </w:rPr>
             <w:t>contributors, Wikipedia.</w:t>
           </w:r>
           <w:r>
+            <w:rPr>
+              <w:noProof/>
+            </w:rPr>
             <w:t xml:space="preserve"> Xilinx ISE. </w:t>
           </w:r>
           <w:r>
             <w:rPr>
               <w:i/>
               <w:iCs/>
+              <w:noProof/>
             </w:rPr>
             <w:t xml:space="preserve">Wikipedia. </w:t>
           </w:r>
           <w:r>
+            <w:rPr>
+              <w:noProof/>
+            </w:rPr>
             <w:t>[Online] Wikipedia, The Free Encyclopedia., 19. 7 2025. [Citace: 15. 10 2025.] https://en.wikipedia.org/w/index.php?title=Xilinx_ISE&amp;oldid=1301303388. 1301303388.</w:t>
           </w:r>
         </w:p>
         <w:p>
           <w:pPr>
             <w:pStyle w:val="Bibliografie"/>
+            <w:rPr>
+              <w:noProof/>
+            </w:rPr>
           </w:pPr>
           <w:r>
+            <w:rPr>
+              <w:noProof/>
+            </w:rPr>
             <w:t xml:space="preserve">8. </w:t>
           </w:r>
           <w:r>
             <w:rPr>
               <w:b/>
               <w:bCs/>
+              <w:noProof/>
             </w:rPr>
             <w:t>stnolting.</w:t>
           </w:r>
           <w:r>
+            <w:rPr>
+              <w:noProof/>
+            </w:rPr>
             <w:t xml:space="preserve"> github. </w:t>
           </w:r>
           <w:r>
             <w:rPr>
               <w:i/>
               <w:iCs/>
+              <w:noProof/>
             </w:rPr>
             <w:t xml:space="preserve">mervo32. </w:t>
           </w:r>
           <w:r>
+            <w:rPr>
+              <w:noProof/>
+            </w:rPr>
             <w:t>[Online] 14. 10 2025. [Citace: 15. 10 2025.] https://github.com/stnolting/neorv32.</w:t>
           </w:r>
         </w:p>
         <w:p>
           <w:pPr>
             <w:pStyle w:val="Bibliografie"/>
+            <w:rPr>
+              <w:noProof/>
+            </w:rPr>
           </w:pPr>
           <w:r>
+            <w:rPr>
+              <w:noProof/>
+            </w:rPr>
             <w:t xml:space="preserve">9. </w:t>
           </w:r>
           <w:r>
             <w:rPr>
               <w:b/>
               <w:bCs/>
+              <w:noProof/>
             </w:rPr>
             <w:t>Corrado, Santoro.</w:t>
           </w:r>
           <w:r>
+            <w:rPr>
+              <w:noProof/>
+            </w:rPr>
             <w:t xml:space="preserve"> Implementing a System-on-Chip using VHDL. [Online] [Citace: 15. 10 2025.] https://www.dmi.unict.it/santoro/teaching/sdl/slides/Soc.pdf.</w:t>
           </w:r>
         </w:p>
         <w:p>
           <w:pPr>
             <w:pStyle w:val="Bibliografie"/>
+            <w:rPr>
+              <w:noProof/>
+            </w:rPr>
           </w:pPr>
           <w:r>
+            <w:rPr>
+              <w:noProof/>
+            </w:rPr>
             <w:t xml:space="preserve">10. </w:t>
           </w:r>
           <w:r>
             <w:rPr>
               <w:b/>
               <w:bCs/>
+              <w:noProof/>
             </w:rPr>
             <w:t>fercerpav.</w:t>
           </w:r>
           <w:r>
+            <w:rPr>
+              <w:noProof/>
+            </w:rPr>
             <w:t xml:space="preserve"> OpenOCD 0.12.0 released. </w:t>
           </w:r>
           <w:r>
             <w:rPr>
               <w:i/>
               <w:iCs/>
+              <w:noProof/>
             </w:rPr>
             <w:t xml:space="preserve">Open On-Chip Debugger. </w:t>
           </w:r>
           <w:r>
+            <w:rPr>
+              <w:noProof/>
+            </w:rPr>
             <w:t>[Online] 3. 3 2023. [Citace: 14. 11 2025.] https://openocd.org/.</w:t>
           </w:r>
         </w:p>
@@ -6490,16 +9125,16 @@
       <w:pPr>
         <w:pStyle w:val="Nadpisplohy"/>
       </w:pPr>
-      <w:bookmarkStart w:id="40" w:name="_Toc86047607"/>
-      <w:bookmarkStart w:id="41" w:name="_Toc86055214"/>
-      <w:bookmarkStart w:id="42" w:name="_Toc214613014"/>
+      <w:bookmarkStart w:id="63" w:name="_Toc86047607"/>
+      <w:bookmarkStart w:id="64" w:name="_Toc86055214"/>
+      <w:bookmarkStart w:id="65" w:name="_Toc222746938"/>
       <w:r>
         <w:lastRenderedPageBreak/>
         <w:t>Seznam přiložených souborů</w:t>
       </w:r>
-      <w:bookmarkEnd w:id="40"/>
-      <w:bookmarkEnd w:id="41"/>
-      <w:bookmarkEnd w:id="42"/>
+      <w:bookmarkEnd w:id="63"/>
+      <w:bookmarkEnd w:id="64"/>
+      <w:bookmarkEnd w:id="65"/>
     </w:p>
     <w:p>
       <w:r>
@@ -7345,6 +9980,119 @@
     </w:lvl>
   </w:abstractNum>
   <w:abstractNum w:abstractNumId="13" w15:restartNumberingAfterBreak="0">
+    <w:nsid w:val="1B147BD4"/>
+    <w:multiLevelType w:val="multilevel"/>
+    <w:tmpl w:val="2BA0088C"/>
+    <w:lvl w:ilvl="0">
+      <w:start w:val="1"/>
+      <w:numFmt w:val="decimal"/>
+      <w:lvlText w:val="%1."/>
+      <w:lvlJc w:val="left"/>
+      <w:pPr>
+        <w:ind w:left="720" w:hanging="360"/>
+      </w:pPr>
+      <w:rPr>
+        <w:rFonts w:hint="default"/>
+      </w:rPr>
+    </w:lvl>
+    <w:lvl w:ilvl="1">
+      <w:start w:val="1"/>
+      <w:numFmt w:val="lowerLetter"/>
+      <w:lvlText w:val="%2."/>
+      <w:lvlJc w:val="left"/>
+      <w:pPr>
+        <w:ind w:left="1440" w:hanging="360"/>
+      </w:pPr>
+      <w:rPr>
+        <w:rFonts w:hint="default"/>
+      </w:rPr>
+    </w:lvl>
+    <w:lvl w:ilvl="2">
+      <w:start w:val="1"/>
+      <w:numFmt w:val="lowerRoman"/>
+      <w:lvlText w:val="%3."/>
+      <w:lvlJc w:val="right"/>
+      <w:pPr>
+        <w:ind w:left="2160" w:hanging="180"/>
+      </w:pPr>
+      <w:rPr>
+        <w:rFonts w:hint="default"/>
+      </w:rPr>
+    </w:lvl>
+    <w:lvl w:ilvl="3">
+      <w:start w:val="1"/>
+      <w:numFmt w:val="decimal"/>
+      <w:lvlText w:val="%4."/>
+      <w:lvlJc w:val="left"/>
+      <w:pPr>
+        <w:ind w:left="2880" w:hanging="360"/>
+      </w:pPr>
+      <w:rPr>
+        <w:rFonts w:hint="default"/>
+      </w:rPr>
+    </w:lvl>
+    <w:lvl w:ilvl="4">
+      <w:start w:val="1"/>
+      <w:numFmt w:val="lowerLetter"/>
+      <w:lvlText w:val="%5."/>
+      <w:lvlJc w:val="left"/>
+      <w:pPr>
+        <w:ind w:left="3600" w:hanging="360"/>
+      </w:pPr>
+      <w:rPr>
+        <w:rFonts w:hint="default"/>
+      </w:rPr>
+    </w:lvl>
+    <w:lvl w:ilvl="5">
+      <w:start w:val="1"/>
+      <w:numFmt w:val="lowerRoman"/>
+      <w:lvlText w:val="%6."/>
+      <w:lvlJc w:val="right"/>
+      <w:pPr>
+        <w:ind w:left="4320" w:hanging="180"/>
+      </w:pPr>
+      <w:rPr>
+        <w:rFonts w:hint="default"/>
+      </w:rPr>
+    </w:lvl>
+    <w:lvl w:ilvl="6">
+      <w:start w:val="1"/>
+      <w:numFmt w:val="decimal"/>
+      <w:lvlText w:val="%7."/>
+      <w:lvlJc w:val="left"/>
+      <w:pPr>
+        <w:ind w:left="5040" w:hanging="360"/>
+      </w:pPr>
+      <w:rPr>
+        <w:rFonts w:hint="default"/>
+      </w:rPr>
+    </w:lvl>
+    <w:lvl w:ilvl="7">
+      <w:start w:val="1"/>
+      <w:numFmt w:val="lowerLetter"/>
+      <w:lvlText w:val="%8."/>
+      <w:lvlJc w:val="left"/>
+      <w:pPr>
+        <w:ind w:left="5760" w:hanging="360"/>
+      </w:pPr>
+      <w:rPr>
+        <w:rFonts w:hint="default"/>
+      </w:rPr>
+    </w:lvl>
+    <w:lvl w:ilvl="8">
+      <w:start w:val="1"/>
+      <w:numFmt w:val="lowerRoman"/>
+      <w:lvlText w:val="%9."/>
+      <w:lvlJc w:val="right"/>
+      <w:pPr>
+        <w:ind w:left="6480" w:hanging="180"/>
+      </w:pPr>
+      <w:rPr>
+        <w:rFonts w:hint="default"/>
+      </w:rPr>
+    </w:lvl>
+  </w:abstractNum>
+  <w:abstractNum w:abstractNumId="14" w15:restartNumberingAfterBreak="0">
     <w:nsid w:val="21EB5E40"/>
     <w:multiLevelType w:val="multilevel"/>
     <w:tmpl w:val="78EED2E0"/>
@@ -7469,7 +10217,7 @@
       </w:rPr>
     </w:lvl>
   </w:abstractNum>
-  <w:abstractNum w:abstractNumId="14" w15:restartNumberingAfterBreak="0">
+  <w:abstractNum w:abstractNumId="15" w15:restartNumberingAfterBreak="0">
     <w:nsid w:val="25143752"/>
     <w:multiLevelType w:val="multilevel"/>
     <w:tmpl w:val="B2DE82C8"/>
@@ -7588,13 +10336,13 @@
       </w:rPr>
     </w:lvl>
   </w:abstractNum>
-  <w:abstractNum w:abstractNumId="15" w15:restartNumberingAfterBreak="0">
+  <w:abstractNum w:abstractNumId="16" w15:restartNumberingAfterBreak="0">
     <w:nsid w:val="2E6B075E"/>
     <w:multiLevelType w:val="multilevel"/>
     <w:tmpl w:val="9AA2C062"/>
     <w:numStyleLink w:val="Seznamslovan"/>
   </w:abstractNum>
-  <w:abstractNum w:abstractNumId="16" w15:restartNumberingAfterBreak="0">
+  <w:abstractNum w:abstractNumId="17" w15:restartNumberingAfterBreak="0">
     <w:nsid w:val="2EA65A19"/>
     <w:multiLevelType w:val="multilevel"/>
     <w:tmpl w:val="9AA2C062"/>
@@ -7711,13 +10459,13 @@
       </w:rPr>
     </w:lvl>
   </w:abstractNum>
-  <w:abstractNum w:abstractNumId="17" w15:restartNumberingAfterBreak="0">
+  <w:abstractNum w:abstractNumId="18" w15:restartNumberingAfterBreak="0">
     <w:nsid w:val="3022458A"/>
     <w:multiLevelType w:val="multilevel"/>
     <w:tmpl w:val="9AA2C062"/>
     <w:numStyleLink w:val="Seznamslovan"/>
   </w:abstractNum>
-  <w:abstractNum w:abstractNumId="18" w15:restartNumberingAfterBreak="0">
+  <w:abstractNum w:abstractNumId="19" w15:restartNumberingAfterBreak="0">
     <w:nsid w:val="30C77FE2"/>
     <w:multiLevelType w:val="multilevel"/>
     <w:tmpl w:val="56A424E4"/>
@@ -7842,13 +10590,13 @@
       </w:rPr>
     </w:lvl>
   </w:abstractNum>
-  <w:abstractNum w:abstractNumId="19" w15:restartNumberingAfterBreak="0">
+  <w:abstractNum w:abstractNumId="20" w15:restartNumberingAfterBreak="0">
     <w:nsid w:val="324B3632"/>
     <w:multiLevelType w:val="multilevel"/>
     <w:tmpl w:val="9AA2C062"/>
     <w:numStyleLink w:val="Seznamslovan"/>
   </w:abstractNum>
-  <w:abstractNum w:abstractNumId="20" w15:restartNumberingAfterBreak="0">
+  <w:abstractNum w:abstractNumId="21" w15:restartNumberingAfterBreak="0">
     <w:nsid w:val="32E0663F"/>
     <w:multiLevelType w:val="multilevel"/>
     <w:tmpl w:val="4A1A5C64"/>
@@ -7974,7 +10722,7 @@
       </w:rPr>
     </w:lvl>
   </w:abstractNum>
-  <w:abstractNum w:abstractNumId="21" w15:restartNumberingAfterBreak="0">
+  <w:abstractNum w:abstractNumId="22" w15:restartNumberingAfterBreak="0">
     <w:nsid w:val="33951856"/>
     <w:multiLevelType w:val="multilevel"/>
     <w:tmpl w:val="3DE8382A"/>
@@ -8097,13 +10845,13 @@
       </w:rPr>
     </w:lvl>
   </w:abstractNum>
-  <w:abstractNum w:abstractNumId="22" w15:restartNumberingAfterBreak="0">
+  <w:abstractNum w:abstractNumId="23" w15:restartNumberingAfterBreak="0">
     <w:nsid w:val="38276116"/>
     <w:multiLevelType w:val="multilevel"/>
     <w:tmpl w:val="3DE8382A"/>
     <w:numStyleLink w:val="Seznamodrkov"/>
   </w:abstractNum>
-  <w:abstractNum w:abstractNumId="23" w15:restartNumberingAfterBreak="0">
+  <w:abstractNum w:abstractNumId="24" w15:restartNumberingAfterBreak="0">
     <w:nsid w:val="3FAF6DA8"/>
     <w:multiLevelType w:val="multilevel"/>
     <w:tmpl w:val="4A1A5C64"/>
@@ -8228,7 +10976,7 @@
       </w:rPr>
     </w:lvl>
   </w:abstractNum>
-  <w:abstractNum w:abstractNumId="24" w15:restartNumberingAfterBreak="0">
+  <w:abstractNum w:abstractNumId="25" w15:restartNumberingAfterBreak="0">
     <w:nsid w:val="408F015C"/>
     <w:multiLevelType w:val="multilevel"/>
     <w:tmpl w:val="3DE8382A"/>
@@ -8352,13 +11100,13 @@
       </w:rPr>
     </w:lvl>
   </w:abstractNum>
-  <w:abstractNum w:abstractNumId="25" w15:restartNumberingAfterBreak="0">
+  <w:abstractNum w:abstractNumId="26" w15:restartNumberingAfterBreak="0">
     <w:nsid w:val="42520F69"/>
     <w:multiLevelType w:val="multilevel"/>
     <w:tmpl w:val="4A1A5C64"/>
     <w:numStyleLink w:val="slovnnadpis"/>
   </w:abstractNum>
-  <w:abstractNum w:abstractNumId="26" w15:restartNumberingAfterBreak="0">
+  <w:abstractNum w:abstractNumId="27" w15:restartNumberingAfterBreak="0">
     <w:nsid w:val="43F12CFF"/>
     <w:multiLevelType w:val="multilevel"/>
     <w:tmpl w:val="4A1A5C64"/>
@@ -8483,13 +11231,138 @@
       </w:rPr>
     </w:lvl>
   </w:abstractNum>
-  <w:abstractNum w:abstractNumId="27" w15:restartNumberingAfterBreak="0">
+  <w:abstractNum w:abstractNumId="28" w15:restartNumberingAfterBreak="0">
     <w:nsid w:val="51C83AE6"/>
     <w:multiLevelType w:val="multilevel"/>
     <w:tmpl w:val="3DE8382A"/>
     <w:numStyleLink w:val="Seznamodrkov"/>
   </w:abstractNum>
-  <w:abstractNum w:abstractNumId="28" w15:restartNumberingAfterBreak="0">
+  <w:abstractNum w:abstractNumId="29" w15:restartNumberingAfterBreak="0">
+    <w:nsid w:val="5430793E"/>
+    <w:multiLevelType w:val="multilevel"/>
+    <w:tmpl w:val="4A1A5C64"/>
+    <w:lvl w:ilvl="0">
+      <w:start w:val="1"/>
+      <w:numFmt w:val="decimal"/>
+      <w:lvlText w:val="%1"/>
+      <w:lvlJc w:val="left"/>
+      <w:pPr>
+        <w:tabs>
+          <w:tab w:val="num" w:pos="851"/>
+        </w:tabs>
+        <w:ind w:left="851" w:hanging="851"/>
+      </w:pPr>
+      <w:rPr>
+        <w:rFonts w:hint="default"/>
+      </w:rPr>
+    </w:lvl>
+    <w:lvl w:ilvl="1">
+      <w:start w:val="1"/>
+      <w:numFmt w:val="decimal"/>
+      <w:lvlText w:val="%1.%2"/>
+      <w:lvlJc w:val="left"/>
+      <w:pPr>
+        <w:tabs>
+          <w:tab w:val="num" w:pos="851"/>
+        </w:tabs>
+        <w:ind w:left="851" w:hanging="851"/>
+      </w:pPr>
+      <w:rPr>
+        <w:rFonts w:hint="default"/>
+      </w:rPr>
+    </w:lvl>
+    <w:lvl w:ilvl="2">
+      <w:start w:val="1"/>
+      <w:numFmt w:val="decimal"/>
+      <w:lvlText w:val="%1.%2.%3"/>
+      <w:lvlJc w:val="left"/>
+      <w:pPr>
+        <w:tabs>
+          <w:tab w:val="num" w:pos="851"/>
+        </w:tabs>
+        <w:ind w:left="851" w:hanging="851"/>
+      </w:pPr>
+      <w:rPr>
+        <w:rFonts w:hint="default"/>
+      </w:rPr>
+    </w:lvl>
+    <w:lvl w:ilvl="3">
+      <w:start w:val="1"/>
+      <w:numFmt w:val="decimal"/>
+      <w:lvlText w:val="%1.%2.%3.%4"/>
+      <w:lvlJc w:val="left"/>
+      <w:pPr>
+        <w:tabs>
+          <w:tab w:val="num" w:pos="851"/>
+        </w:tabs>
+        <w:ind w:left="851" w:hanging="851"/>
+      </w:pPr>
+      <w:rPr>
+        <w:rFonts w:hint="default"/>
+      </w:rPr>
+    </w:lvl>
+    <w:lvl w:ilvl="4">
+      <w:start w:val="1"/>
+      <w:numFmt w:val="none"/>
+      <w:lvlText w:val=""/>
+      <w:lvlJc w:val="left"/>
+      <w:pPr>
+        <w:ind w:left="851" w:hanging="851"/>
+      </w:pPr>
+      <w:rPr>
+        <w:rFonts w:hint="default"/>
+      </w:rPr>
+    </w:lvl>
+    <w:lvl w:ilvl="5">
+      <w:start w:val="1"/>
+      <w:numFmt w:val="none"/>
+      <w:lvlText w:val=""/>
+      <w:lvlJc w:val="left"/>
+      <w:pPr>
+        <w:ind w:left="851" w:hanging="851"/>
+      </w:pPr>
+      <w:rPr>
+        <w:rFonts w:hint="default"/>
+      </w:rPr>
+    </w:lvl>
+    <w:lvl w:ilvl="6">
+      <w:start w:val="1"/>
+      <w:numFmt w:val="none"/>
+      <w:lvlText w:val=""/>
+      <w:lvlJc w:val="left"/>
+      <w:pPr>
+        <w:ind w:left="851" w:hanging="851"/>
+      </w:pPr>
+      <w:rPr>
+        <w:rFonts w:hint="default"/>
+      </w:rPr>
+    </w:lvl>
+    <w:lvl w:ilvl="7">
+      <w:start w:val="1"/>
+      <w:numFmt w:val="none"/>
+      <w:lvlText w:val=""/>
+      <w:lvlJc w:val="left"/>
+      <w:pPr>
+        <w:ind w:left="851" w:hanging="851"/>
+      </w:pPr>
+      <w:rPr>
+        <w:rFonts w:hint="default"/>
+      </w:rPr>
+    </w:lvl>
+    <w:lvl w:ilvl="8">
+      <w:start w:val="1"/>
+      <w:numFmt w:val="none"/>
+      <w:lvlText w:val=""/>
+      <w:lvlJc w:val="left"/>
+      <w:pPr>
+        <w:ind w:left="851" w:hanging="851"/>
+      </w:pPr>
+      <w:rPr>
+        <w:rFonts w:hint="default"/>
+      </w:rPr>
+    </w:lvl>
+  </w:abstractNum>
+  <w:abstractNum w:abstractNumId="30" w15:restartNumberingAfterBreak="0">
     <w:nsid w:val="600D2F5D"/>
     <w:multiLevelType w:val="multilevel"/>
     <w:tmpl w:val="4A1A5C64"/>
@@ -8614,7 +11487,7 @@
       </w:rPr>
     </w:lvl>
   </w:abstractNum>
-  <w:abstractNum w:abstractNumId="29" w15:restartNumberingAfterBreak="0">
+  <w:abstractNum w:abstractNumId="31" w15:restartNumberingAfterBreak="0">
     <w:nsid w:val="7E0F6467"/>
     <w:multiLevelType w:val="hybridMultilevel"/>
     <w:tmpl w:val="28DCCFA6"/>
@@ -8705,7 +11578,7 @@
     <w:abstractNumId w:val="12"/>
   </w:num>
   <w:num w:numId="2" w16cid:durableId="401222200">
-    <w:abstractNumId w:val="20"/>
+    <w:abstractNumId w:val="21"/>
     <w:lvlOverride w:ilvl="1">
       <w:lvl w:ilvl="1">
         <w:start w:val="1"/>
@@ -8725,10 +11598,10 @@
     </w:lvlOverride>
   </w:num>
   <w:num w:numId="3" w16cid:durableId="1537818382">
-    <w:abstractNumId w:val="20"/>
+    <w:abstractNumId w:val="21"/>
   </w:num>
   <w:num w:numId="4" w16cid:durableId="295793777">
-    <w:abstractNumId w:val="16"/>
+    <w:abstractNumId w:val="17"/>
   </w:num>
   <w:num w:numId="5" w16cid:durableId="1325204356">
     <w:abstractNumId w:val="9"/>
@@ -8746,22 +11619,22 @@
     <w:abstractNumId w:val="4"/>
   </w:num>
   <w:num w:numId="10" w16cid:durableId="303580500">
-    <w:abstractNumId w:val="24"/>
+    <w:abstractNumId w:val="25"/>
   </w:num>
   <w:num w:numId="11" w16cid:durableId="2117407843">
-    <w:abstractNumId w:val="27"/>
+    <w:abstractNumId w:val="28"/>
   </w:num>
   <w:num w:numId="12" w16cid:durableId="211313003">
-    <w:abstractNumId w:val="15"/>
+    <w:abstractNumId w:val="16"/>
   </w:num>
   <w:num w:numId="13" w16cid:durableId="1847402926">
-    <w:abstractNumId w:val="13"/>
+    <w:abstractNumId w:val="14"/>
   </w:num>
   <w:num w:numId="14" w16cid:durableId="1219853395">
     <w:abstractNumId w:val="11"/>
   </w:num>
   <w:num w:numId="15" w16cid:durableId="1597903488">
-    <w:abstractNumId w:val="19"/>
+    <w:abstractNumId w:val="20"/>
   </w:num>
   <w:num w:numId="16" w16cid:durableId="196161307">
     <w:abstractNumId w:val="8"/>
@@ -8779,7 +11652,7 @@
     <w:abstractNumId w:val="0"/>
   </w:num>
   <w:num w:numId="21" w16cid:durableId="1971130226">
-    <w:abstractNumId w:val="25"/>
+    <w:abstractNumId w:val="26"/>
     <w:lvlOverride w:ilvl="0">
       <w:lvl w:ilvl="0">
         <w:start w:val="1"/>
@@ -8920,31 +11793,31 @@
     </w:lvlOverride>
   </w:num>
   <w:num w:numId="22" w16cid:durableId="931822061">
-    <w:abstractNumId w:val="17"/>
+    <w:abstractNumId w:val="18"/>
   </w:num>
   <w:num w:numId="23" w16cid:durableId="940800493">
-    <w:abstractNumId w:val="22"/>
+    <w:abstractNumId w:val="23"/>
   </w:num>
   <w:num w:numId="24" w16cid:durableId="166556846">
-    <w:abstractNumId w:val="21"/>
+    <w:abstractNumId w:val="22"/>
   </w:num>
   <w:num w:numId="25" w16cid:durableId="1663124491">
     <w:abstractNumId w:val="10"/>
   </w:num>
   <w:num w:numId="26" w16cid:durableId="434635826">
-    <w:abstractNumId w:val="14"/>
+    <w:abstractNumId w:val="15"/>
   </w:num>
   <w:num w:numId="27" w16cid:durableId="1565678887">
-    <w:abstractNumId w:val="29"/>
+    <w:abstractNumId w:val="31"/>
   </w:num>
   <w:num w:numId="28" w16cid:durableId="1252743165">
-    <w:abstractNumId w:val="28"/>
+    <w:abstractNumId w:val="30"/>
   </w:num>
   <w:num w:numId="29" w16cid:durableId="657459454">
-    <w:abstractNumId w:val="23"/>
+    <w:abstractNumId w:val="24"/>
   </w:num>
   <w:num w:numId="30" w16cid:durableId="232350749">
-    <w:abstractNumId w:val="20"/>
+    <w:abstractNumId w:val="21"/>
     <w:lvlOverride w:ilvl="0">
       <w:startOverride w:val="1"/>
     </w:lvlOverride>
@@ -8974,7 +11847,7 @@
     </w:lvlOverride>
   </w:num>
   <w:num w:numId="31" w16cid:durableId="420681558">
-    <w:abstractNumId w:val="20"/>
+    <w:abstractNumId w:val="21"/>
     <w:lvlOverride w:ilvl="0">
       <w:startOverride w:val="1"/>
     </w:lvlOverride>
@@ -9004,7 +11877,7 @@
     </w:lvlOverride>
   </w:num>
   <w:num w:numId="32" w16cid:durableId="657271470">
-    <w:abstractNumId w:val="20"/>
+    <w:abstractNumId w:val="21"/>
     <w:lvlOverride w:ilvl="0">
       <w:startOverride w:val="1"/>
     </w:lvlOverride>
@@ -9034,7 +11907,7 @@
     </w:lvlOverride>
   </w:num>
   <w:num w:numId="33" w16cid:durableId="1290890365">
-    <w:abstractNumId w:val="20"/>
+    <w:abstractNumId w:val="21"/>
     <w:lvlOverride w:ilvl="0">
       <w:startOverride w:val="1"/>
     </w:lvlOverride>
@@ -9064,7 +11937,7 @@
     </w:lvlOverride>
   </w:num>
   <w:num w:numId="34" w16cid:durableId="1282999218">
-    <w:abstractNumId w:val="20"/>
+    <w:abstractNumId w:val="21"/>
     <w:lvlOverride w:ilvl="0">
       <w:startOverride w:val="1"/>
     </w:lvlOverride>
@@ -9094,7 +11967,7 @@
     </w:lvlOverride>
   </w:num>
   <w:num w:numId="35" w16cid:durableId="1882932256">
-    <w:abstractNumId w:val="20"/>
+    <w:abstractNumId w:val="21"/>
     <w:lvlOverride w:ilvl="0">
       <w:startOverride w:val="1"/>
     </w:lvlOverride>
@@ -9124,7 +11997,7 @@
     </w:lvlOverride>
   </w:num>
   <w:num w:numId="36" w16cid:durableId="569998609">
-    <w:abstractNumId w:val="20"/>
+    <w:abstractNumId w:val="21"/>
     <w:lvlOverride w:ilvl="0">
       <w:startOverride w:val="1"/>
     </w:lvlOverride>
@@ -9154,7 +12027,7 @@
     </w:lvlOverride>
   </w:num>
   <w:num w:numId="37" w16cid:durableId="895315854">
-    <w:abstractNumId w:val="20"/>
+    <w:abstractNumId w:val="21"/>
     <w:lvlOverride w:ilvl="0">
       <w:startOverride w:val="1"/>
     </w:lvlOverride>
@@ -9184,7 +12057,7 @@
     </w:lvlOverride>
   </w:num>
   <w:num w:numId="38" w16cid:durableId="1527326013">
-    <w:abstractNumId w:val="20"/>
+    <w:abstractNumId w:val="21"/>
     <w:lvlOverride w:ilvl="0">
       <w:startOverride w:val="1"/>
     </w:lvlOverride>
@@ -9214,16 +12087,49 @@
     </w:lvlOverride>
   </w:num>
   <w:num w:numId="39" w16cid:durableId="815186">
-    <w:abstractNumId w:val="26"/>
+    <w:abstractNumId w:val="27"/>
   </w:num>
   <w:num w:numId="40" w16cid:durableId="1078018837">
-    <w:abstractNumId w:val="18"/>
+    <w:abstractNumId w:val="19"/>
   </w:num>
   <w:num w:numId="41" w16cid:durableId="116412738">
+    <w:abstractNumId w:val="31"/>
+  </w:num>
+  <w:num w:numId="42" w16cid:durableId="242640974">
+    <w:abstractNumId w:val="31"/>
+  </w:num>
+  <w:num w:numId="43" w16cid:durableId="1291012868">
+    <w:abstractNumId w:val="13"/>
+  </w:num>
+  <w:num w:numId="44" w16cid:durableId="1516116185">
+    <w:abstractNumId w:val="31"/>
+  </w:num>
+  <w:num w:numId="45" w16cid:durableId="1132404361">
+    <w:abstractNumId w:val="31"/>
+  </w:num>
+  <w:num w:numId="46" w16cid:durableId="1673490112">
+    <w:abstractNumId w:val="31"/>
+  </w:num>
+  <w:num w:numId="47" w16cid:durableId="5328911">
+    <w:abstractNumId w:val="31"/>
+  </w:num>
+  <w:num w:numId="48" w16cid:durableId="819612127">
+    <w:abstractNumId w:val="31"/>
+  </w:num>
+  <w:num w:numId="49" w16cid:durableId="1626961621">
+    <w:abstractNumId w:val="31"/>
+  </w:num>
+  <w:num w:numId="50" w16cid:durableId="286930469">
     <w:abstractNumId w:val="29"/>
   </w:num>
-  <w:num w:numId="42" w16cid:durableId="242640974">
-    <w:abstractNumId w:val="29"/>
+  <w:num w:numId="51" w16cid:durableId="1778868747">
+    <w:abstractNumId w:val="31"/>
+  </w:num>
+  <w:num w:numId="52" w16cid:durableId="994913866">
+    <w:abstractNumId w:val="31"/>
+  </w:num>
+  <w:num w:numId="53" w16cid:durableId="1577939067">
+    <w:abstractNumId w:val="31"/>
   </w:num>
   <w:numIdMacAtCleanup w:val="14"/>
 </w:numbering>
@@ -9851,7 +12757,6 @@
   <w:style w:type="character" w:default="1" w:styleId="Standardnpsmoodstavce">
     <w:name w:val="Default Paragraph Font"/>
     <w:uiPriority w:val="1"/>
-    <w:semiHidden/>
     <w:unhideWhenUsed/>
   </w:style>
   <w:style w:type="table" w:default="1" w:styleId="Normlntabulka">
@@ -10661,7 +13566,7 @@
   </w:font>
   <w:font w:name="Arial">
     <w:panose1 w:val="020B0604020202020204"/>
-    <w:charset w:val="EE"/>
+    <w:charset w:val="00"/>
     <w:family w:val="swiss"/>
     <w:pitch w:val="variable"/>
     <w:sig w:usb0="E0002EFF" w:usb1="C000785B" w:usb2="00000009" w:usb3="00000000" w:csb0="000001FF" w:csb1="00000000"/>
@@ -10706,18 +13611,22 @@
   <w:rsids>
     <w:rsidRoot w:val="00CB2F66"/>
     <w:rsid w:val="00000CDF"/>
-    <w:rsid w:val="0000549D"/>
     <w:rsid w:val="00122546"/>
+    <w:rsid w:val="001C506D"/>
     <w:rsid w:val="002A0C64"/>
     <w:rsid w:val="004C4CEF"/>
+    <w:rsid w:val="00523D30"/>
     <w:rsid w:val="00683831"/>
+    <w:rsid w:val="00712151"/>
     <w:rsid w:val="007D231B"/>
     <w:rsid w:val="00816E0D"/>
+    <w:rsid w:val="00852FB3"/>
     <w:rsid w:val="008C6549"/>
     <w:rsid w:val="00902FC4"/>
     <w:rsid w:val="00944882"/>
     <w:rsid w:val="00986FAB"/>
     <w:rsid w:val="00B47EF9"/>
+    <w:rsid w:val="00C2036C"/>
     <w:rsid w:val="00C767D6"/>
     <w:rsid w:val="00CB2F66"/>
     <w:rsid w:val="00CF1F40"/>

--- a/MaturitniPrace.docx
+++ b/MaturitniPrace.docx
@@ -204,7 +204,7 @@
                                     <w:sz w:val="48"/>
                                     <w:szCs w:val="48"/>
                                   </w:rPr>
-                                  <w:t>Systém na čipu odvozený od architektury RISC-V</w:t>
+                                  <w:t>NÁVRH A IMPLEMENTACE MIKROKONTROLERU V FPGA</w:t>
                                 </w:r>
                               </w:p>
                             </w:sdtContent>
@@ -283,7 +283,7 @@
                               <w:sz w:val="48"/>
                               <w:szCs w:val="48"/>
                             </w:rPr>
-                            <w:t>Systém na čipu odvozený od architektury RISC-V</w:t>
+                            <w:t>NÁVRH A IMPLEMENTACE MIKROKONTROLERU V FPGA</w:t>
                           </w:r>
                         </w:p>
                       </w:sdtContent>
@@ -6075,13 +6075,8 @@
         <w:t>Procesor bude mít jednoduchý řadič přerušení bez nastavitelné priority a podpory preempce. Bude mít 8 vektorů přerušení na mapovaných do paměti programu</w:t>
       </w:r>
       <w:r>
-        <w:t xml:space="preserve">, konkrétní adresace je vypsána v kapitole </w:t>
-      </w:r>
-      <w:proofErr w:type="spellStart"/>
-      <w:r>
-        <w:t>impementace</w:t>
-      </w:r>
-      <w:proofErr w:type="spellEnd"/>
+        <w:t>, konkrétní adresace je vypsána v kapitole impementace</w:t>
+      </w:r>
       <w:r>
         <w:t>. V paměti dat budou namapovány příznak přerušení, aby mohl program jednoduše restartovat příznak například na konci obsluhy přerušení. Procesor bude mít globální příznak přerušení, který zablokuje přijímání nových přerušení v případě, že již jedno probíhá. Je tedy přímo závislý na stavu příznaku přerušení. Procesor také musí ukládat návratovou adresu, která se prozatím bude ukládat do speciálního registru v řadiči. Do budoucna by měla být tato adresa ukládána na zásobník, ten však v aktuální verzi procesoru není implementován. Zavedení zásobníku je jedním z nejvhodnějších rozšíření pro další vývoj.</w:t>
       </w:r>
@@ -6646,10 +6641,7 @@
         <w:t xml:space="preserve"> integrovanou na desce konkrétně</w:t>
       </w:r>
       <w:r>
-        <w:t xml:space="preserve"> </w:t>
-      </w:r>
-      <w:r>
-        <w:t>STMicroelectronics M25P16</w:t>
+        <w:t xml:space="preserve"> STMicroelectronics M25P16</w:t>
       </w:r>
       <w:r>
         <w:t xml:space="preserve">. Bude mít </w:t>
@@ -6661,19 +6653,7 @@
         <w:t xml:space="preserve"> shift registr</w:t>
       </w:r>
       <w:r>
-        <w:t xml:space="preserve"> </w:t>
-      </w:r>
-      <w:r>
-        <w:t>Tato šířka je pro moje účely ideální, protože</w:t>
-      </w:r>
-      <w:r>
-        <w:t xml:space="preserve"> budu moct číst po celých</w:t>
-      </w:r>
-      <w:r>
-        <w:t xml:space="preserve"> instrukc</w:t>
-      </w:r>
-      <w:r>
-        <w:t>í.</w:t>
+        <w:t xml:space="preserve"> Tato šířka je pro moje účely ideální, protože budu moct číst po celých instrukcí.</w:t>
       </w:r>
       <w:r>
         <w:t xml:space="preserve"> </w:t>
@@ -7680,22 +7660,13 @@
         <w:t xml:space="preserve"> ve stavu </w:t>
       </w:r>
       <w:r>
-        <w:t>výstupu („1</w:t>
-      </w:r>
-      <w:r>
-        <w:t xml:space="preserve">“) </w:t>
+        <w:t xml:space="preserve">výstupu („1“) </w:t>
       </w:r>
       <w:r>
         <w:t>nebo</w:t>
       </w:r>
       <w:r>
-        <w:t xml:space="preserve"> </w:t>
-      </w:r>
-      <w:r>
-        <w:t>vstupu („0“)</w:t>
-      </w:r>
-      <w:r>
-        <w:t xml:space="preserve">. Ve stavu vstup se nastaví pin na hodnotu poslanou uživatelem na adresu signálu dat, </w:t>
+        <w:t xml:space="preserve"> vstupu („0“). Ve stavu vstup se nastaví pin na hodnotu poslanou uživatelem na adresu signálu dat, </w:t>
       </w:r>
       <w:r>
         <w:rPr>
@@ -7877,13 +7848,7 @@
     </w:p>
     <w:p>
       <w:r>
-        <w:t xml:space="preserve">Proces pro odeslání také začíná ve stavu IDEL, ale ten nečeká na změnu na komunikační lince, ale až mu procesor pošle pokyn ke startu v signálu TX_start. V ten moment </w:t>
-      </w:r>
-      <w:r>
-        <w:t>vynuluje start signál</w:t>
-      </w:r>
-      <w:r>
-        <w:t xml:space="preserve"> a přepne do stavu START. V tomto stavu nastaví linku na „0“ počká jeden čas trvání baud a přepne do stavu DATA. Teď začne proces posílat samotná data uložená v registru TX jeden bit po druhém od LSB nahoru </w:t>
+        <w:t xml:space="preserve">Proces pro odeslání také začíná ve stavu IDEL, ale ten nečeká na změnu na komunikační lince, ale až mu procesor pošle pokyn ke startu v signálu TX_start. V ten moment vynuluje start signál a přepne do stavu START. V tomto stavu nastaví linku na „0“ počká jeden čas trvání baud a přepne do stavu DATA. Teď začne proces posílat samotná data uložená v registru TX jeden bit po druhém od LSB nahoru </w:t>
       </w:r>
       <w:r>
         <w:t>dokud neodešle celý bajt a přepne do stavu STOP. Zde už jen pošle stop bit „1“ a zapne svůj bit přerušení v registru Irq (‚0‘) a přepne na stav IDEL.</w:t>
@@ -8036,13 +8001,7 @@
     </w:p>
     <w:p>
       <w:r>
-        <w:t xml:space="preserve">Přidal jsme dvě funkce SLL a SRL pro logické posouvání bitů do prava a do leva. Tyto funkce jsme přidal abych měl jednodušší způsob, jak dostat na MSB „1“ protože funkce addi má maximální velkost </w:t>
-      </w:r>
-      <w:r>
-        <w:t>přímého operandu</w:t>
-      </w:r>
-      <w:r>
-        <w:t xml:space="preserve"> 12 bitů, což nestačí na to dostat „1“ </w:t>
+        <w:t xml:space="preserve">Přidal jsme dvě funkce SLL a SRL pro logické posouvání bitů do prava a do leva. Tyto funkce jsme přidal abych měl jednodušší způsob, jak dostat na MSB „1“ protože funkce addi má maximální velkost přímého operandu 12 bitů, což nestačí na to dostat „1“ </w:t>
       </w:r>
       <w:r>
         <w:lastRenderedPageBreak/>
@@ -8097,15 +8056,7 @@
         <w:t xml:space="preserve">Každou část mého projektu jsem nejprve otestoval v simulátoru Isim, než jsem se přesunul na HW abych co nevíce zmenšil množství chyba, protože </w:t>
       </w:r>
       <w:r>
-        <w:t xml:space="preserve">hledání chyb na HW </w:t>
-      </w:r>
-      <w:proofErr w:type="spellStart"/>
-      <w:r>
-        <w:t>jw</w:t>
-      </w:r>
-      <w:proofErr w:type="spellEnd"/>
-      <w:r>
-        <w:t xml:space="preserve"> mnohem obtížnější.</w:t>
+        <w:t>hledání chyb na HW jw mnohem obtížnější.</w:t>
       </w:r>
     </w:p>
     <w:p>
@@ -8159,6 +8110,21 @@
       <w:r>
         <w:t xml:space="preserve"> na co se vstupní pin změnil („1“ nebo „0“) a na stejnou hodnotu nastaví i výstupní pin. </w:t>
       </w:r>
+      <w:r>
+        <w:t xml:space="preserve">Při testování byla použita stará instrukční </w:t>
+      </w:r>
+      <w:r>
+        <w:t>paměť,</w:t>
+      </w:r>
+      <w:r>
+        <w:t xml:space="preserve"> protož</w:t>
+      </w:r>
+      <w:r>
+        <w:t>e</w:t>
+      </w:r>
+      <w:r>
+        <w:t xml:space="preserve"> její použití je v simulaci jednodušší</w:t>
+      </w:r>
     </w:p>
     <w:p>
       <w:pPr>
@@ -8182,6 +8148,15 @@
       <w:r>
         <w:t>Na otestování UART jsme udělal test, který v standartním běhu zapne přerušení UART a příjímací přerušení poté čeká, dokud nepřijde zpráva. Když přijde a skočí se do obsluhy přerušení číslo posune o jeden bit do leva a pošle zpátky.</w:t>
       </w:r>
+      <w:r>
+        <w:t xml:space="preserve"> Stejně jako u GPIO byla použita </w:t>
+      </w:r>
+      <w:r>
+        <w:t>stará instrukční paměť</w:t>
+      </w:r>
+      <w:r>
+        <w:t>.</w:t>
+      </w:r>
     </w:p>
     <w:p>
       <w:pPr>
@@ -8196,11 +8171,6 @@
       </w:r>
     </w:p>
     <w:p>
-      <w:pPr>
-        <w:rPr>
-          <w:lang w:val="en-US"/>
-        </w:rPr>
-      </w:pPr>
       <w:r>
         <w:t xml:space="preserve">Pro test této funkcionality jsem napsal jednoduchý </w:t>
       </w:r>
@@ -8211,13 +8181,22 @@
         <w:t xml:space="preserve"> který pošle </w:t>
       </w:r>
       <w:r>
-        <w:t>instrukci addi</w:t>
-      </w:r>
-      <w:r>
-        <w:t xml:space="preserve"> x1, x1, 1 (</w:t>
-      </w:r>
-      <w:r>
-        <w:t>0x00108093</w:t>
+        <w:t xml:space="preserve">instrukci </w:t>
+      </w:r>
+      <w:r>
+        <w:t>addi x1, x1, 5</w:t>
+      </w:r>
+      <w:r>
+        <w:t xml:space="preserve"> </w:t>
+      </w:r>
+      <w:r>
+        <w:t>(</w:t>
+      </w:r>
+      <w:r>
+        <w:t>0x</w:t>
+      </w:r>
+      <w:r>
+        <w:t>00508093</w:t>
       </w:r>
       <w:r>
         <w:t>)</w:t>
@@ -8234,14 +8213,9 @@
       <w:r>
         <w:t xml:space="preserve"> jestli se mi do registru 1 doopravdy zapsala </w:t>
       </w:r>
-      <w:proofErr w:type="gramStart"/>
-      <w:r>
-        <w:t xml:space="preserve">jednička </w:t>
-      </w:r>
-      <w:r>
-        <w:t>.</w:t>
-      </w:r>
-      <w:proofErr w:type="gramEnd"/>
+      <w:r>
+        <w:t>pětka.</w:t>
+      </w:r>
       <w:r>
         <w:t xml:space="preserve"> </w:t>
       </w:r>
@@ -8285,15 +8259,7 @@
         <w:t>Intel StrataFlash parallel NOR Flash PROM</w:t>
       </w:r>
       <w:r>
-        <w:t xml:space="preserve">. Do druhé flash paměti </w:t>
-      </w:r>
-      <w:proofErr w:type="gramStart"/>
-      <w:r>
-        <w:t>nahraju</w:t>
-      </w:r>
-      <w:proofErr w:type="gramEnd"/>
-      <w:r>
-        <w:t xml:space="preserve"> data pro instrukční paměť, takže by měl procesor fungovat i po odpojení a opětovném připojení od zdroje. </w:t>
+        <w:t xml:space="preserve">. Do druhé flash paměti nahraju data pro instrukční paměť, takže by měl procesor fungovat i po odpojení a opětovném připojení od zdroje. </w:t>
       </w:r>
     </w:p>
     <w:p>
@@ -8663,8 +8629,8 @@
       </w:r>
       <w:bookmarkStart w:id="60" w:name="_Toc86047606"/>
     </w:p>
-    <w:bookmarkStart w:id="61" w:name="_Toc222746937" w:displacedByCustomXml="next"/>
-    <w:bookmarkStart w:id="62" w:name="_Toc86055213" w:displacedByCustomXml="next"/>
+    <w:bookmarkStart w:id="61" w:name="_Toc86055213" w:displacedByCustomXml="next"/>
+    <w:bookmarkStart w:id="62" w:name="_Toc222746937" w:displacedByCustomXml="next"/>
     <w:sdt>
       <w:sdtPr>
         <w:rPr>
@@ -9423,7 +9389,7 @@
           <w:pStyle w:val="Zhlav"/>
         </w:pPr>
         <w:r>
-          <w:t>Systém na čipu odvozený od architektury RISC-V</w:t>
+          <w:t>NÁVRH A IMPLEMENTACE MIKROKONTROLERU V FPGA</w:t>
         </w:r>
       </w:p>
     </w:sdtContent>
@@ -13552,7 +13518,7 @@
   </w:font>
   <w:font w:name="Cambria">
     <w:panose1 w:val="02040503050406030204"/>
-    <w:charset w:val="EE"/>
+    <w:charset w:val="00"/>
     <w:family w:val="roman"/>
     <w:pitch w:val="variable"/>
     <w:sig w:usb0="E00006FF" w:usb1="420024FF" w:usb2="02000000" w:usb3="00000000" w:csb0="0000019F" w:csb1="00000000"/>
@@ -13627,7 +13593,9 @@
     <w:rsid w:val="00986FAB"/>
     <w:rsid w:val="00B47EF9"/>
     <w:rsid w:val="00C2036C"/>
+    <w:rsid w:val="00C7648C"/>
     <w:rsid w:val="00C767D6"/>
+    <w:rsid w:val="00CA7C01"/>
     <w:rsid w:val="00CB2F66"/>
     <w:rsid w:val="00CF1F40"/>
     <w:rsid w:val="00D92286"/>

--- a/MaturitniPrace.docx
+++ b/MaturitniPrace.docx
@@ -1012,20 +1012,555 @@
     </w:p>
     <w:p>
       <w:r>
-        <w:t>Cílem je práce je návrh syntetizovatelného systému na čipu (SoC) s RISCovým jádrem v jazyce VHDL. Obsažené výpočetní jádro bude implementovat omezenou architekturu instrukční sady RISC-V a bude spouštět kód nahraný prostřednictvím externího programátoru. Dále bude SoC obsahovat řadiče vstupně/výstupních periferií (GPIO, UART) a případně další komponenty, mapované do společného adresního prostoru. SoC bude navrženo s ohledem na budoucí rozšiřitelnost, včetně možného pipeliningu. Maturitní práce bude rozšířením předchozí ročníkové práce žáka.</w:t>
+        <w:t xml:space="preserve">Cílem je práce je návrh </w:t>
+      </w:r>
+      <w:proofErr w:type="spellStart"/>
+      <w:r>
+        <w:t>syntetizovatelného</w:t>
+      </w:r>
+      <w:proofErr w:type="spellEnd"/>
+      <w:r>
+        <w:t xml:space="preserve"> systému na čipu (</w:t>
+      </w:r>
+      <w:proofErr w:type="spellStart"/>
+      <w:r>
+        <w:t>SoC</w:t>
+      </w:r>
+      <w:proofErr w:type="spellEnd"/>
+      <w:r>
+        <w:t xml:space="preserve">) s </w:t>
+      </w:r>
+      <w:proofErr w:type="spellStart"/>
+      <w:r>
+        <w:t>RISCovým</w:t>
+      </w:r>
+      <w:proofErr w:type="spellEnd"/>
+      <w:r>
+        <w:t xml:space="preserve"> jádrem v jazyce VHDL. Obsažené výpočetní jádro bude implementovat omezenou architekturu instrukční sady RISC-V a bude spouštět kód nahraný prostřednictvím externího programátoru. Dále bude </w:t>
+      </w:r>
+      <w:proofErr w:type="spellStart"/>
+      <w:r>
+        <w:t>SoC</w:t>
+      </w:r>
+      <w:proofErr w:type="spellEnd"/>
+      <w:r>
+        <w:t xml:space="preserve"> obsahovat řadiče vstupně/výstupních periferií (GPIO, UART) a případně další komponenty, mapované do společného adresního prostoru. </w:t>
+      </w:r>
+      <w:proofErr w:type="spellStart"/>
+      <w:r>
+        <w:t>SoC</w:t>
+      </w:r>
+      <w:proofErr w:type="spellEnd"/>
+      <w:r>
+        <w:t xml:space="preserve"> bude navrženo s ohledem na budoucí rozšiřitelnost, včetně možného </w:t>
+      </w:r>
+      <w:proofErr w:type="spellStart"/>
+      <w:r>
+        <w:t>pipeliningu</w:t>
+      </w:r>
+      <w:proofErr w:type="spellEnd"/>
+      <w:r>
+        <w:t>. Maturitní práce bude rozšířením předchozí ročníkové práce žáka.</w:t>
       </w:r>
     </w:p>
     <w:p>
       <w:pPr>
         <w:pStyle w:val="Nezaazovannadpis"/>
       </w:pPr>
+      <w:proofErr w:type="spellStart"/>
       <w:r>
         <w:t>Summary</w:t>
       </w:r>
-    </w:p>
-    <w:p>
-      <w:r>
-        <w:t>The aim of the work is to design a synthesizable system on chip (SoC) with a RISC core in VHDL. The included computing core will implement a limited RISC-V instruction set architecture and will run code loaded via an external programmer. Furthermore, the SoC will contain input/output peripheral controllers (GPIO, UART) and possibly other components mapped to a common address space. The SoC will be designed with future expandability in mind, including possible pipelining. The graduation thesis will be an extension of the student's previous year's thesis.</w:t>
+      <w:proofErr w:type="spellEnd"/>
+    </w:p>
+    <w:p>
+      <w:proofErr w:type="spellStart"/>
+      <w:r>
+        <w:t>The</w:t>
+      </w:r>
+      <w:proofErr w:type="spellEnd"/>
+      <w:r>
+        <w:t xml:space="preserve"> </w:t>
+      </w:r>
+      <w:proofErr w:type="spellStart"/>
+      <w:r>
+        <w:t>aim</w:t>
+      </w:r>
+      <w:proofErr w:type="spellEnd"/>
+      <w:r>
+        <w:t xml:space="preserve"> </w:t>
+      </w:r>
+      <w:proofErr w:type="spellStart"/>
+      <w:r>
+        <w:t>of</w:t>
+      </w:r>
+      <w:proofErr w:type="spellEnd"/>
+      <w:r>
+        <w:t xml:space="preserve"> </w:t>
+      </w:r>
+      <w:proofErr w:type="spellStart"/>
+      <w:r>
+        <w:t>the</w:t>
+      </w:r>
+      <w:proofErr w:type="spellEnd"/>
+      <w:r>
+        <w:t xml:space="preserve"> </w:t>
+      </w:r>
+      <w:proofErr w:type="spellStart"/>
+      <w:r>
+        <w:t>work</w:t>
+      </w:r>
+      <w:proofErr w:type="spellEnd"/>
+      <w:r>
+        <w:t xml:space="preserve"> </w:t>
+      </w:r>
+      <w:proofErr w:type="spellStart"/>
+      <w:r>
+        <w:t>is</w:t>
+      </w:r>
+      <w:proofErr w:type="spellEnd"/>
+      <w:r>
+        <w:t xml:space="preserve"> to design a </w:t>
+      </w:r>
+      <w:proofErr w:type="spellStart"/>
+      <w:r>
+        <w:t>synthesizable</w:t>
+      </w:r>
+      <w:proofErr w:type="spellEnd"/>
+      <w:r>
+        <w:t xml:space="preserve"> </w:t>
+      </w:r>
+      <w:proofErr w:type="spellStart"/>
+      <w:r>
+        <w:t>system</w:t>
+      </w:r>
+      <w:proofErr w:type="spellEnd"/>
+      <w:r>
+        <w:t xml:space="preserve"> on chip (</w:t>
+      </w:r>
+      <w:proofErr w:type="spellStart"/>
+      <w:r>
+        <w:t>SoC</w:t>
+      </w:r>
+      <w:proofErr w:type="spellEnd"/>
+      <w:r>
+        <w:t xml:space="preserve">) </w:t>
+      </w:r>
+      <w:proofErr w:type="spellStart"/>
+      <w:r>
+        <w:t>with</w:t>
+      </w:r>
+      <w:proofErr w:type="spellEnd"/>
+      <w:r>
+        <w:t xml:space="preserve"> a RISC </w:t>
+      </w:r>
+      <w:proofErr w:type="spellStart"/>
+      <w:r>
+        <w:t>core</w:t>
+      </w:r>
+      <w:proofErr w:type="spellEnd"/>
+      <w:r>
+        <w:t xml:space="preserve"> in VHDL. </w:t>
+      </w:r>
+      <w:proofErr w:type="spellStart"/>
+      <w:r>
+        <w:t>The</w:t>
+      </w:r>
+      <w:proofErr w:type="spellEnd"/>
+      <w:r>
+        <w:t xml:space="preserve"> </w:t>
+      </w:r>
+      <w:proofErr w:type="spellStart"/>
+      <w:r>
+        <w:t>included</w:t>
+      </w:r>
+      <w:proofErr w:type="spellEnd"/>
+      <w:r>
+        <w:t xml:space="preserve"> </w:t>
+      </w:r>
+      <w:proofErr w:type="spellStart"/>
+      <w:r>
+        <w:t>computing</w:t>
+      </w:r>
+      <w:proofErr w:type="spellEnd"/>
+      <w:r>
+        <w:t xml:space="preserve"> </w:t>
+      </w:r>
+      <w:proofErr w:type="spellStart"/>
+      <w:r>
+        <w:t>core</w:t>
+      </w:r>
+      <w:proofErr w:type="spellEnd"/>
+      <w:r>
+        <w:t xml:space="preserve"> </w:t>
+      </w:r>
+      <w:proofErr w:type="spellStart"/>
+      <w:r>
+        <w:t>will</w:t>
+      </w:r>
+      <w:proofErr w:type="spellEnd"/>
+      <w:r>
+        <w:t xml:space="preserve"> </w:t>
+      </w:r>
+      <w:proofErr w:type="spellStart"/>
+      <w:r>
+        <w:t>implement</w:t>
+      </w:r>
+      <w:proofErr w:type="spellEnd"/>
+      <w:r>
+        <w:t xml:space="preserve"> a limited RISC-V </w:t>
+      </w:r>
+      <w:proofErr w:type="spellStart"/>
+      <w:r>
+        <w:t>instruction</w:t>
+      </w:r>
+      <w:proofErr w:type="spellEnd"/>
+      <w:r>
+        <w:t xml:space="preserve"> set </w:t>
+      </w:r>
+      <w:proofErr w:type="spellStart"/>
+      <w:r>
+        <w:t>architecture</w:t>
+      </w:r>
+      <w:proofErr w:type="spellEnd"/>
+      <w:r>
+        <w:t xml:space="preserve"> and </w:t>
+      </w:r>
+      <w:proofErr w:type="spellStart"/>
+      <w:r>
+        <w:t>will</w:t>
+      </w:r>
+      <w:proofErr w:type="spellEnd"/>
+      <w:r>
+        <w:t xml:space="preserve"> run </w:t>
+      </w:r>
+      <w:proofErr w:type="spellStart"/>
+      <w:r>
+        <w:t>code</w:t>
+      </w:r>
+      <w:proofErr w:type="spellEnd"/>
+      <w:r>
+        <w:t xml:space="preserve"> </w:t>
+      </w:r>
+      <w:proofErr w:type="spellStart"/>
+      <w:r>
+        <w:t>loaded</w:t>
+      </w:r>
+      <w:proofErr w:type="spellEnd"/>
+      <w:r>
+        <w:t xml:space="preserve"> via </w:t>
+      </w:r>
+      <w:proofErr w:type="spellStart"/>
+      <w:r>
+        <w:t>an</w:t>
+      </w:r>
+      <w:proofErr w:type="spellEnd"/>
+      <w:r>
+        <w:t xml:space="preserve"> </w:t>
+      </w:r>
+      <w:proofErr w:type="spellStart"/>
+      <w:r>
+        <w:t>external</w:t>
+      </w:r>
+      <w:proofErr w:type="spellEnd"/>
+      <w:r>
+        <w:t xml:space="preserve"> </w:t>
+      </w:r>
+      <w:proofErr w:type="spellStart"/>
+      <w:r>
+        <w:t>programmer</w:t>
+      </w:r>
+      <w:proofErr w:type="spellEnd"/>
+      <w:r>
+        <w:t xml:space="preserve">. </w:t>
+      </w:r>
+      <w:proofErr w:type="spellStart"/>
+      <w:r>
+        <w:t>Furthermore</w:t>
+      </w:r>
+      <w:proofErr w:type="spellEnd"/>
+      <w:r>
+        <w:t xml:space="preserve">, </w:t>
+      </w:r>
+      <w:proofErr w:type="spellStart"/>
+      <w:r>
+        <w:t>the</w:t>
+      </w:r>
+      <w:proofErr w:type="spellEnd"/>
+      <w:r>
+        <w:t xml:space="preserve"> </w:t>
+      </w:r>
+      <w:proofErr w:type="spellStart"/>
+      <w:r>
+        <w:t>SoC</w:t>
+      </w:r>
+      <w:proofErr w:type="spellEnd"/>
+      <w:r>
+        <w:t xml:space="preserve"> </w:t>
+      </w:r>
+      <w:proofErr w:type="spellStart"/>
+      <w:r>
+        <w:t>will</w:t>
+      </w:r>
+      <w:proofErr w:type="spellEnd"/>
+      <w:r>
+        <w:t xml:space="preserve"> </w:t>
+      </w:r>
+      <w:proofErr w:type="spellStart"/>
+      <w:r>
+        <w:t>contain</w:t>
+      </w:r>
+      <w:proofErr w:type="spellEnd"/>
+      <w:r>
+        <w:t xml:space="preserve"> input/output </w:t>
+      </w:r>
+      <w:proofErr w:type="spellStart"/>
+      <w:r>
+        <w:t>peripheral</w:t>
+      </w:r>
+      <w:proofErr w:type="spellEnd"/>
+      <w:r>
+        <w:t xml:space="preserve"> </w:t>
+      </w:r>
+      <w:proofErr w:type="spellStart"/>
+      <w:r>
+        <w:t>controllers</w:t>
+      </w:r>
+      <w:proofErr w:type="spellEnd"/>
+      <w:r>
+        <w:t xml:space="preserve"> (GPIO, UART) and </w:t>
+      </w:r>
+      <w:proofErr w:type="spellStart"/>
+      <w:r>
+        <w:t>possibly</w:t>
+      </w:r>
+      <w:proofErr w:type="spellEnd"/>
+      <w:r>
+        <w:t xml:space="preserve"> </w:t>
+      </w:r>
+      <w:proofErr w:type="spellStart"/>
+      <w:r>
+        <w:t>other</w:t>
+      </w:r>
+      <w:proofErr w:type="spellEnd"/>
+      <w:r>
+        <w:t xml:space="preserve"> </w:t>
+      </w:r>
+      <w:proofErr w:type="spellStart"/>
+      <w:r>
+        <w:t>components</w:t>
+      </w:r>
+      <w:proofErr w:type="spellEnd"/>
+      <w:r>
+        <w:t xml:space="preserve"> </w:t>
+      </w:r>
+      <w:proofErr w:type="spellStart"/>
+      <w:r>
+        <w:t>mapped</w:t>
+      </w:r>
+      <w:proofErr w:type="spellEnd"/>
+      <w:r>
+        <w:t xml:space="preserve"> to a </w:t>
+      </w:r>
+      <w:proofErr w:type="spellStart"/>
+      <w:r>
+        <w:t>common</w:t>
+      </w:r>
+      <w:proofErr w:type="spellEnd"/>
+      <w:r>
+        <w:t xml:space="preserve"> </w:t>
+      </w:r>
+      <w:proofErr w:type="spellStart"/>
+      <w:r>
+        <w:t>address</w:t>
+      </w:r>
+      <w:proofErr w:type="spellEnd"/>
+      <w:r>
+        <w:t xml:space="preserve"> </w:t>
+      </w:r>
+      <w:proofErr w:type="spellStart"/>
+      <w:r>
+        <w:t>space</w:t>
+      </w:r>
+      <w:proofErr w:type="spellEnd"/>
+      <w:r>
+        <w:t xml:space="preserve">. </w:t>
+      </w:r>
+      <w:proofErr w:type="spellStart"/>
+      <w:r>
+        <w:t>The</w:t>
+      </w:r>
+      <w:proofErr w:type="spellEnd"/>
+      <w:r>
+        <w:t xml:space="preserve"> </w:t>
+      </w:r>
+      <w:proofErr w:type="spellStart"/>
+      <w:r>
+        <w:t>SoC</w:t>
+      </w:r>
+      <w:proofErr w:type="spellEnd"/>
+      <w:r>
+        <w:t xml:space="preserve"> </w:t>
+      </w:r>
+      <w:proofErr w:type="spellStart"/>
+      <w:r>
+        <w:t>will</w:t>
+      </w:r>
+      <w:proofErr w:type="spellEnd"/>
+      <w:r>
+        <w:t xml:space="preserve"> </w:t>
+      </w:r>
+      <w:proofErr w:type="spellStart"/>
+      <w:r>
+        <w:t>be</w:t>
+      </w:r>
+      <w:proofErr w:type="spellEnd"/>
+      <w:r>
+        <w:t xml:space="preserve"> </w:t>
+      </w:r>
+      <w:proofErr w:type="spellStart"/>
+      <w:r>
+        <w:t>designed</w:t>
+      </w:r>
+      <w:proofErr w:type="spellEnd"/>
+      <w:r>
+        <w:t xml:space="preserve"> </w:t>
+      </w:r>
+      <w:proofErr w:type="spellStart"/>
+      <w:r>
+        <w:t>with</w:t>
+      </w:r>
+      <w:proofErr w:type="spellEnd"/>
+      <w:r>
+        <w:t xml:space="preserve"> </w:t>
+      </w:r>
+      <w:proofErr w:type="spellStart"/>
+      <w:r>
+        <w:t>future</w:t>
+      </w:r>
+      <w:proofErr w:type="spellEnd"/>
+      <w:r>
+        <w:t xml:space="preserve"> </w:t>
+      </w:r>
+      <w:proofErr w:type="spellStart"/>
+      <w:r>
+        <w:t>expandability</w:t>
+      </w:r>
+      <w:proofErr w:type="spellEnd"/>
+      <w:r>
+        <w:t xml:space="preserve"> in mind, </w:t>
+      </w:r>
+      <w:proofErr w:type="spellStart"/>
+      <w:r>
+        <w:t>including</w:t>
+      </w:r>
+      <w:proofErr w:type="spellEnd"/>
+      <w:r>
+        <w:t xml:space="preserve"> </w:t>
+      </w:r>
+      <w:proofErr w:type="spellStart"/>
+      <w:r>
+        <w:t>possible</w:t>
+      </w:r>
+      <w:proofErr w:type="spellEnd"/>
+      <w:r>
+        <w:t xml:space="preserve"> </w:t>
+      </w:r>
+      <w:proofErr w:type="spellStart"/>
+      <w:r>
+        <w:t>pipelining</w:t>
+      </w:r>
+      <w:proofErr w:type="spellEnd"/>
+      <w:r>
+        <w:t xml:space="preserve">. </w:t>
+      </w:r>
+      <w:proofErr w:type="spellStart"/>
+      <w:r>
+        <w:t>The</w:t>
+      </w:r>
+      <w:proofErr w:type="spellEnd"/>
+      <w:r>
+        <w:t xml:space="preserve"> </w:t>
+      </w:r>
+      <w:proofErr w:type="spellStart"/>
+      <w:r>
+        <w:t>graduation</w:t>
+      </w:r>
+      <w:proofErr w:type="spellEnd"/>
+      <w:r>
+        <w:t xml:space="preserve"> thesis </w:t>
+      </w:r>
+      <w:proofErr w:type="spellStart"/>
+      <w:r>
+        <w:t>will</w:t>
+      </w:r>
+      <w:proofErr w:type="spellEnd"/>
+      <w:r>
+        <w:t xml:space="preserve"> </w:t>
+      </w:r>
+      <w:proofErr w:type="spellStart"/>
+      <w:r>
+        <w:t>be</w:t>
+      </w:r>
+      <w:proofErr w:type="spellEnd"/>
+      <w:r>
+        <w:t xml:space="preserve"> </w:t>
+      </w:r>
+      <w:proofErr w:type="spellStart"/>
+      <w:r>
+        <w:t>an</w:t>
+      </w:r>
+      <w:proofErr w:type="spellEnd"/>
+      <w:r>
+        <w:t xml:space="preserve"> </w:t>
+      </w:r>
+      <w:proofErr w:type="spellStart"/>
+      <w:r>
+        <w:t>extension</w:t>
+      </w:r>
+      <w:proofErr w:type="spellEnd"/>
+      <w:r>
+        <w:t xml:space="preserve"> </w:t>
+      </w:r>
+      <w:proofErr w:type="spellStart"/>
+      <w:r>
+        <w:t>of</w:t>
+      </w:r>
+      <w:proofErr w:type="spellEnd"/>
+      <w:r>
+        <w:t xml:space="preserve"> </w:t>
+      </w:r>
+      <w:proofErr w:type="spellStart"/>
+      <w:r>
+        <w:t>the</w:t>
+      </w:r>
+      <w:proofErr w:type="spellEnd"/>
+      <w:r>
+        <w:t xml:space="preserve"> </w:t>
+      </w:r>
+      <w:proofErr w:type="spellStart"/>
+      <w:r>
+        <w:t>student's</w:t>
+      </w:r>
+      <w:proofErr w:type="spellEnd"/>
+      <w:r>
+        <w:t xml:space="preserve"> </w:t>
+      </w:r>
+      <w:proofErr w:type="spellStart"/>
+      <w:r>
+        <w:t>previous</w:t>
+      </w:r>
+      <w:proofErr w:type="spellEnd"/>
+      <w:r>
+        <w:t xml:space="preserve"> </w:t>
+      </w:r>
+      <w:proofErr w:type="spellStart"/>
+      <w:r>
+        <w:t>year's</w:t>
+      </w:r>
+      <w:proofErr w:type="spellEnd"/>
+      <w:r>
+        <w:t xml:space="preserve"> thesis.</w:t>
       </w:r>
     </w:p>
     <w:p>
@@ -1059,7 +1594,7 @@
           <w:rPr>
             <w:noProof/>
           </w:rPr>
-          <w:t>23.02.2026</w:t>
+          <w:t>27.02.2026</w:t>
         </w:r>
       </w:fldSimple>
       <w:r>
@@ -4903,7 +5438,7 @@
         <w:pStyle w:val="Nadpis1"/>
         <w:numPr>
           <w:ilvl w:val="0"/>
-          <w:numId w:val="3"/>
+          <w:numId w:val="2"/>
         </w:numPr>
       </w:pPr>
       <w:bookmarkStart w:id="3" w:name="_Toc222746891"/>
@@ -4918,7 +5453,7 @@
         <w:pStyle w:val="Nadpis2"/>
         <w:numPr>
           <w:ilvl w:val="1"/>
-          <w:numId w:val="3"/>
+          <w:numId w:val="2"/>
         </w:numPr>
       </w:pPr>
       <w:bookmarkStart w:id="4" w:name="_Toc222746892"/>
@@ -5027,7 +5562,15 @@
     </w:p>
     <w:p>
       <w:r>
-        <w:t xml:space="preserve">Procesor je jednocyklový a je založen na open-source instrukční sadě RISC-V </w:t>
+        <w:t xml:space="preserve">Procesor je </w:t>
+      </w:r>
+      <w:proofErr w:type="spellStart"/>
+      <w:r>
+        <w:t>jednocyklový</w:t>
+      </w:r>
+      <w:proofErr w:type="spellEnd"/>
+      <w:r>
+        <w:t xml:space="preserve"> a je založen na open-source instrukční sadě RISC-V </w:t>
       </w:r>
       <w:sdt>
         <w:sdtPr>
@@ -5075,7 +5618,15 @@
         <w:t xml:space="preserve">. Instrukční sada byla zjednodušena na </w:t>
       </w:r>
       <w:r>
-        <w:t xml:space="preserve">tzv. picoRISC-V která má </w:t>
+        <w:t xml:space="preserve">tzv. </w:t>
+      </w:r>
+      <w:proofErr w:type="spellStart"/>
+      <w:r>
+        <w:t>picoRISC</w:t>
+      </w:r>
+      <w:proofErr w:type="spellEnd"/>
+      <w:r>
+        <w:t xml:space="preserve">-V která má </w:t>
       </w:r>
       <w:r>
         <w:t xml:space="preserve">jedenáct základních instrukcí podle vzoru přednášky Ing. Michala Štěpanovského, Ph.D. </w:t>
@@ -5155,7 +5706,7 @@
         <w:pStyle w:val="Odstavecseseznamem"/>
         <w:numPr>
           <w:ilvl w:val="0"/>
-          <w:numId w:val="23"/>
+          <w:numId w:val="12"/>
         </w:numPr>
       </w:pPr>
       <w:r>
@@ -5167,11 +5718,35 @@
         <w:pStyle w:val="Odstavecseseznamem"/>
         <w:numPr>
           <w:ilvl w:val="0"/>
-          <w:numId w:val="23"/>
+          <w:numId w:val="12"/>
         </w:numPr>
       </w:pPr>
       <w:r>
-        <w:t>Aritmeticko-logické instrukce (add, addi, sub, and, or, slt)</w:t>
+        <w:t>Aritmeticko-logické instrukce (</w:t>
+      </w:r>
+      <w:proofErr w:type="spellStart"/>
+      <w:r>
+        <w:t>add</w:t>
+      </w:r>
+      <w:proofErr w:type="spellEnd"/>
+      <w:r>
+        <w:t xml:space="preserve">, addi, sub, and, </w:t>
+      </w:r>
+      <w:proofErr w:type="spellStart"/>
+      <w:r>
+        <w:t>or</w:t>
+      </w:r>
+      <w:proofErr w:type="spellEnd"/>
+      <w:r>
+        <w:t xml:space="preserve">, </w:t>
+      </w:r>
+      <w:proofErr w:type="spellStart"/>
+      <w:r>
+        <w:t>slt</w:t>
+      </w:r>
+      <w:proofErr w:type="spellEnd"/>
+      <w:r>
+        <w:t>)</w:t>
       </w:r>
     </w:p>
     <w:p>
@@ -5179,11 +5754,19 @@
         <w:pStyle w:val="Odstavecseseznamem"/>
         <w:numPr>
           <w:ilvl w:val="0"/>
-          <w:numId w:val="23"/>
+          <w:numId w:val="12"/>
         </w:numPr>
       </w:pPr>
       <w:r>
-        <w:t>skoky (jal, jalr)</w:t>
+        <w:t xml:space="preserve">skoky (jal, </w:t>
+      </w:r>
+      <w:proofErr w:type="spellStart"/>
+      <w:r>
+        <w:t>jalr</w:t>
+      </w:r>
+      <w:proofErr w:type="spellEnd"/>
+      <w:r>
+        <w:t>)</w:t>
       </w:r>
     </w:p>
     <w:p>
@@ -5191,11 +5774,19 @@
         <w:pStyle w:val="Odstavecseseznamem"/>
         <w:numPr>
           <w:ilvl w:val="0"/>
-          <w:numId w:val="23"/>
+          <w:numId w:val="12"/>
         </w:numPr>
       </w:pPr>
       <w:r>
-        <w:t>Podmíněný skok (beq)</w:t>
+        <w:t>Podmíněný skok (</w:t>
+      </w:r>
+      <w:proofErr w:type="spellStart"/>
+      <w:r>
+        <w:t>beq</w:t>
+      </w:r>
+      <w:proofErr w:type="spellEnd"/>
+      <w:r>
+        <w:t>)</w:t>
       </w:r>
     </w:p>
     <w:p>
@@ -5359,21 +5950,11 @@
                             <w:r>
                               <w:t xml:space="preserve">Obrázek </w:t>
                             </w:r>
-                            <w:r>
-                              <w:fldChar w:fldCharType="begin"/>
-                            </w:r>
-                            <w:r>
-                              <w:instrText xml:space="preserve"> SEQ Obrázek \* ARABIC </w:instrText>
-                            </w:r>
-                            <w:r>
-                              <w:fldChar w:fldCharType="separate"/>
-                            </w:r>
-                            <w:r>
-                              <w:t>1</w:t>
-                            </w:r>
-                            <w:r>
-                              <w:fldChar w:fldCharType="end"/>
-                            </w:r>
+                            <w:fldSimple w:instr=" SEQ Obrázek \* ARABIC ">
+                              <w:r>
+                                <w:t>1</w:t>
+                              </w:r>
+                            </w:fldSimple>
                             <w:r>
                               <w:t xml:space="preserve"> Diagram procesoru</w:t>
                             </w:r>
@@ -5477,14 +6058,14 @@
         <w:pStyle w:val="Nadpis2"/>
         <w:numPr>
           <w:ilvl w:val="1"/>
-          <w:numId w:val="3"/>
+          <w:numId w:val="2"/>
         </w:numPr>
       </w:pPr>
-      <w:bookmarkStart w:id="9" w:name="_Toc222746893"/>
+      <w:bookmarkStart w:id="7" w:name="_Toc222746893"/>
       <w:r>
         <w:t>Funkční požadavky</w:t>
       </w:r>
-      <w:bookmarkEnd w:id="9"/>
+      <w:bookmarkEnd w:id="7"/>
     </w:p>
     <w:p>
       <w:r>
@@ -5532,7 +6113,7 @@
         <w:pStyle w:val="Nadpis3"/>
         <w:numPr>
           <w:ilvl w:val="2"/>
-          <w:numId w:val="3"/>
+          <w:numId w:val="2"/>
         </w:numPr>
       </w:pPr>
       <w:r>
@@ -5544,17 +6125,17 @@
         <w:pStyle w:val="Nadpis3"/>
         <w:numPr>
           <w:ilvl w:val="2"/>
-          <w:numId w:val="3"/>
+          <w:numId w:val="2"/>
         </w:numPr>
       </w:pPr>
-      <w:bookmarkStart w:id="10" w:name="_Toc222746894"/>
+      <w:bookmarkStart w:id="8" w:name="_Toc222746894"/>
       <w:r>
         <w:t>P</w:t>
       </w:r>
       <w:r>
         <w:t>eriferie</w:t>
       </w:r>
-      <w:bookmarkEnd w:id="10"/>
+      <w:bookmarkEnd w:id="8"/>
     </w:p>
     <w:p>
       <w:r>
@@ -5614,14 +6195,14 @@
         <w:pStyle w:val="Nadpis3"/>
         <w:numPr>
           <w:ilvl w:val="2"/>
-          <w:numId w:val="3"/>
+          <w:numId w:val="2"/>
         </w:numPr>
       </w:pPr>
-      <w:bookmarkStart w:id="11" w:name="_Toc222746895"/>
+      <w:bookmarkStart w:id="9" w:name="_Toc222746895"/>
       <w:r>
         <w:t>Zápis do paměti programu</w:t>
       </w:r>
-      <w:bookmarkEnd w:id="11"/>
+      <w:bookmarkEnd w:id="9"/>
     </w:p>
     <w:p>
       <w:r>
@@ -5725,8 +6306,13 @@
       <w:r>
         <w:t xml:space="preserve"> </w:t>
       </w:r>
-      <w:r>
-        <w:t>bootloader pomocí kterého si program z fl</w:t>
+      <w:proofErr w:type="spellStart"/>
+      <w:r>
+        <w:t>bootloader</w:t>
+      </w:r>
+      <w:proofErr w:type="spellEnd"/>
+      <w:r>
+        <w:t xml:space="preserve"> pomocí kterého si program z fl</w:t>
       </w:r>
       <w:r>
         <w:t>a</w:t>
@@ -5740,36 +6326,49 @@
         <w:pStyle w:val="Nadpis2"/>
         <w:numPr>
           <w:ilvl w:val="1"/>
-          <w:numId w:val="3"/>
+          <w:numId w:val="2"/>
         </w:numPr>
       </w:pPr>
-      <w:bookmarkStart w:id="12" w:name="_Toc222746896"/>
+      <w:bookmarkStart w:id="10" w:name="_Toc222746896"/>
       <w:r>
         <w:t>Nefunkční požadavky</w:t>
       </w:r>
-      <w:bookmarkEnd w:id="12"/>
+      <w:bookmarkEnd w:id="10"/>
     </w:p>
     <w:p>
       <w:pPr>
         <w:pStyle w:val="Nadpis3"/>
         <w:numPr>
           <w:ilvl w:val="2"/>
-          <w:numId w:val="3"/>
+          <w:numId w:val="2"/>
         </w:numPr>
       </w:pPr>
-      <w:bookmarkStart w:id="13" w:name="_Toc222746897"/>
+      <w:bookmarkStart w:id="11" w:name="_Toc222746897"/>
       <w:r>
         <w:t>FPGA platforma</w:t>
       </w:r>
-      <w:bookmarkEnd w:id="13"/>
+      <w:bookmarkEnd w:id="11"/>
     </w:p>
     <w:p>
       <w:pPr>
         <w:ind w:firstLine="708"/>
       </w:pPr>
       <w:r>
-        <w:t>CPU bude implementován na Spartan-3E Starter Kit</w:t>
-      </w:r>
+        <w:t xml:space="preserve">CPU bude implementován na Spartan-3E </w:t>
+      </w:r>
+      <w:proofErr w:type="spellStart"/>
+      <w:r>
+        <w:t>Starter</w:t>
+      </w:r>
+      <w:proofErr w:type="spellEnd"/>
+      <w:r>
+        <w:t xml:space="preserve"> </w:t>
+      </w:r>
+      <w:proofErr w:type="spellStart"/>
+      <w:r>
+        <w:t>Kit</w:t>
+      </w:r>
+      <w:proofErr w:type="spellEnd"/>
       <w:sdt>
         <w:sdtPr>
           <w:id w:val="1317686460"/>
@@ -5805,19 +6404,43 @@
         <w:pStyle w:val="Nadpis3"/>
         <w:numPr>
           <w:ilvl w:val="2"/>
-          <w:numId w:val="3"/>
+          <w:numId w:val="2"/>
         </w:numPr>
       </w:pPr>
-      <w:bookmarkStart w:id="14" w:name="_Toc222746898"/>
+      <w:bookmarkStart w:id="12" w:name="_Toc222746898"/>
       <w:r>
         <w:lastRenderedPageBreak/>
         <w:t>Vývojové prostředí</w:t>
       </w:r>
-      <w:bookmarkEnd w:id="14"/>
-    </w:p>
-    <w:p>
-      <w:r>
-        <w:t>Kód bude psán ve VHDL v Sigasi Visual HDL (VS Code)</w:t>
+      <w:bookmarkEnd w:id="12"/>
+    </w:p>
+    <w:p>
+      <w:r>
+        <w:t xml:space="preserve">Kód bude psán ve VHDL v </w:t>
+      </w:r>
+      <w:proofErr w:type="spellStart"/>
+      <w:r>
+        <w:t>Sigasi</w:t>
+      </w:r>
+      <w:proofErr w:type="spellEnd"/>
+      <w:r>
+        <w:t xml:space="preserve"> </w:t>
+      </w:r>
+      <w:proofErr w:type="spellStart"/>
+      <w:r>
+        <w:t>Visual</w:t>
+      </w:r>
+      <w:proofErr w:type="spellEnd"/>
+      <w:r>
+        <w:t xml:space="preserve"> HDL (VS </w:t>
+      </w:r>
+      <w:proofErr w:type="spellStart"/>
+      <w:r>
+        <w:t>Code</w:t>
+      </w:r>
+      <w:proofErr w:type="spellEnd"/>
+      <w:r>
+        <w:t>)</w:t>
       </w:r>
       <w:sdt>
         <w:sdtPr>
@@ -5883,14 +6506,14 @@
         <w:pStyle w:val="Nadpis3"/>
         <w:numPr>
           <w:ilvl w:val="2"/>
-          <w:numId w:val="3"/>
+          <w:numId w:val="2"/>
         </w:numPr>
       </w:pPr>
-      <w:bookmarkStart w:id="15" w:name="_Toc222746899"/>
+      <w:bookmarkStart w:id="13" w:name="_Toc222746899"/>
       <w:r>
         <w:t>Výkon procesoru</w:t>
       </w:r>
-      <w:bookmarkEnd w:id="15"/>
+      <w:bookmarkEnd w:id="13"/>
     </w:p>
     <w:p>
       <w:pPr>
@@ -5899,7 +6522,15 @@
         </w:rPr>
       </w:pPr>
       <w:r>
-        <w:t xml:space="preserve">Procesor bude taktován na frekvencí 50 MHz, shodnou s hodinovým signálem na vývojové desce. Bude jednocyklový, takže všechny fáze instrukce (IF, OF, EX …) musí být dokončeny během jednoho taktu. </w:t>
+        <w:t xml:space="preserve">Procesor bude taktován na frekvencí 50 MHz, shodnou s hodinovým signálem na vývojové desce. Bude </w:t>
+      </w:r>
+      <w:proofErr w:type="spellStart"/>
+      <w:r>
+        <w:t>jednocyklový</w:t>
+      </w:r>
+      <w:proofErr w:type="spellEnd"/>
+      <w:r>
+        <w:t xml:space="preserve">, takže všechny fáze instrukce (IF, OF, EX …) musí být dokončeny během jednoho taktu. </w:t>
       </w:r>
       <w:r>
         <w:t>Maximální frekvenci zkontroluji pomocí nástroje Xilinx ISE a případně upravím.</w:t>
@@ -5910,14 +6541,14 @@
         <w:pStyle w:val="Nadpis3"/>
         <w:numPr>
           <w:ilvl w:val="2"/>
-          <w:numId w:val="3"/>
+          <w:numId w:val="2"/>
         </w:numPr>
       </w:pPr>
-      <w:bookmarkStart w:id="16" w:name="_Toc222746900"/>
+      <w:bookmarkStart w:id="14" w:name="_Toc222746900"/>
       <w:r>
         <w:t>Rozšiřitelnost</w:t>
       </w:r>
-      <w:bookmarkEnd w:id="16"/>
+      <w:bookmarkEnd w:id="14"/>
     </w:p>
     <w:p>
       <w:pPr>
@@ -5932,21 +6563,37 @@
         <w:pStyle w:val="Nadpis3"/>
         <w:numPr>
           <w:ilvl w:val="2"/>
-          <w:numId w:val="3"/>
+          <w:numId w:val="2"/>
         </w:numPr>
       </w:pPr>
-      <w:bookmarkStart w:id="17" w:name="_Toc222746901"/>
+      <w:bookmarkStart w:id="15" w:name="_Toc222746901"/>
       <w:r>
         <w:t>V</w:t>
       </w:r>
       <w:r>
         <w:t>yužití zdrojů</w:t>
       </w:r>
-      <w:bookmarkEnd w:id="17"/>
-    </w:p>
-    <w:p>
-      <w:r>
-        <w:t xml:space="preserve">Návrh bude využívat blokové paměti (BRAM) pro instrukční a datovou paměť. Díky čemu budu šetřit logické zdroje (Slices/LUTs), </w:t>
+      <w:bookmarkEnd w:id="15"/>
+    </w:p>
+    <w:p>
+      <w:r>
+        <w:t>Návrh bude využívat blokové paměti (BRAM) pro instrukční a datovou paměť. Díky čemu budu šetřit logické zdroje (</w:t>
+      </w:r>
+      <w:proofErr w:type="spellStart"/>
+      <w:r>
+        <w:t>Slices</w:t>
+      </w:r>
+      <w:proofErr w:type="spellEnd"/>
+      <w:r>
+        <w:t>/</w:t>
+      </w:r>
+      <w:proofErr w:type="spellStart"/>
+      <w:r>
+        <w:t>LUTs</w:t>
+      </w:r>
+      <w:proofErr w:type="spellEnd"/>
+      <w:r>
+        <w:t xml:space="preserve">), </w:t>
       </w:r>
       <w:r>
         <w:t>na výpočetní logiku procesoru.</w:t>
@@ -5957,14 +6604,14 @@
         <w:pStyle w:val="Nadpis2"/>
         <w:numPr>
           <w:ilvl w:val="1"/>
-          <w:numId w:val="3"/>
+          <w:numId w:val="2"/>
         </w:numPr>
       </w:pPr>
-      <w:bookmarkStart w:id="18" w:name="_Toc222746902"/>
+      <w:bookmarkStart w:id="16" w:name="_Toc222746902"/>
       <w:r>
         <w:t>Analýza stávajících řešení, trhu</w:t>
       </w:r>
-      <w:bookmarkEnd w:id="18"/>
+      <w:bookmarkEnd w:id="16"/>
     </w:p>
     <w:p>
       <w:r>
@@ -6003,8 +6650,29 @@
         </w:sdtContent>
       </w:sdt>
       <w:r>
-        <w:t>, což je customizovatelný mikrokontrolér implementující RISC-V ve VHDL. Podařilo se mi rovněž najít prezentaci od pana Corrada Santoro</w:t>
-      </w:r>
+        <w:t xml:space="preserve">, což je </w:t>
+      </w:r>
+      <w:proofErr w:type="spellStart"/>
+      <w:r>
+        <w:t>customizovatelný</w:t>
+      </w:r>
+      <w:proofErr w:type="spellEnd"/>
+      <w:r>
+        <w:t xml:space="preserve"> </w:t>
+      </w:r>
+      <w:proofErr w:type="spellStart"/>
+      <w:r>
+        <w:t>mikrokontrolér</w:t>
+      </w:r>
+      <w:proofErr w:type="spellEnd"/>
+      <w:r>
+        <w:t xml:space="preserve"> implementující RISC-V ve VHDL. Podařilo se mi rovněž najít prezentaci od pana Corrada </w:t>
+      </w:r>
+      <w:proofErr w:type="spellStart"/>
+      <w:r>
+        <w:t>Santoro</w:t>
+      </w:r>
+      <w:proofErr w:type="spellEnd"/>
       <w:sdt>
         <w:sdtPr>
           <w:id w:val="672838857"/>
@@ -6038,7 +6706,23 @@
         </w:sdtContent>
       </w:sdt>
       <w:r>
-        <w:t>, kde implementuje jednocyklový procesor v VHDL, porovnatelný s mým řešením z minulého roku. Pan Santoro přistupuje k návrhu procesoru z pohledu stavového automatu, zatímco já na něj pohlížím jako na strukturovaný program. Nepovažuji žádné z těchto řešení za od základu špatné a jeho přístup mi pomohl nahlédnout na problematiku z jiného úhlu pohledu.</w:t>
+        <w:t xml:space="preserve">, kde implementuje </w:t>
+      </w:r>
+      <w:proofErr w:type="spellStart"/>
+      <w:r>
+        <w:t>jednocyklový</w:t>
+      </w:r>
+      <w:proofErr w:type="spellEnd"/>
+      <w:r>
+        <w:t xml:space="preserve"> procesor v VHDL, porovnatelný s mým řešením z minulého roku. Pan </w:t>
+      </w:r>
+      <w:proofErr w:type="spellStart"/>
+      <w:r>
+        <w:t>Santoro</w:t>
+      </w:r>
+      <w:proofErr w:type="spellEnd"/>
+      <w:r>
+        <w:t xml:space="preserve"> přistupuje k návrhu procesoru z pohledu stavového automatu, zatímco já na něj pohlížím jako na strukturovaný program. Nepovažuji žádné z těchto řešení za od základu špatné a jeho přístup mi pomohl nahlédnout na problematiku z jiného úhlu pohledu.</w:t>
       </w:r>
     </w:p>
     <w:p>
@@ -6046,37 +6730,42 @@
         <w:pStyle w:val="Nadpis1"/>
         <w:numPr>
           <w:ilvl w:val="0"/>
-          <w:numId w:val="3"/>
+          <w:numId w:val="2"/>
         </w:numPr>
       </w:pPr>
-      <w:bookmarkStart w:id="19" w:name="_Toc222746903"/>
+      <w:bookmarkStart w:id="17" w:name="_Toc222746903"/>
       <w:r>
         <w:lastRenderedPageBreak/>
         <w:t>Návrh</w:t>
       </w:r>
-      <w:bookmarkEnd w:id="19"/>
+      <w:bookmarkEnd w:id="17"/>
     </w:p>
     <w:p>
       <w:pPr>
         <w:pStyle w:val="Nadpis2"/>
         <w:numPr>
           <w:ilvl w:val="1"/>
-          <w:numId w:val="3"/>
+          <w:numId w:val="2"/>
         </w:numPr>
       </w:pPr>
-      <w:bookmarkStart w:id="20" w:name="_Toc222746908"/>
+      <w:bookmarkStart w:id="18" w:name="_Toc222746908"/>
       <w:r>
         <w:t>Přerušení</w:t>
       </w:r>
-      <w:bookmarkEnd w:id="20"/>
+      <w:bookmarkEnd w:id="18"/>
     </w:p>
     <w:p>
       <w:r>
         <w:t>Procesor bude mít jednoduchý řadič přerušení bez nastavitelné priority a podpory preempce. Bude mít 8 vektorů přerušení na mapovaných do paměti programu</w:t>
       </w:r>
       <w:r>
-        <w:t>, konkrétní adresace je vypsána v kapitole impementace</w:t>
-      </w:r>
+        <w:t xml:space="preserve">, konkrétní adresace je vypsána v kapitole </w:t>
+      </w:r>
+      <w:proofErr w:type="spellStart"/>
+      <w:r>
+        <w:t>impementace</w:t>
+      </w:r>
+      <w:proofErr w:type="spellEnd"/>
       <w:r>
         <w:t>. V paměti dat budou namapovány příznak přerušení, aby mohl program jednoduše restartovat příznak například na konci obsluhy přerušení. Procesor bude mít globální příznak přerušení, který zablokuje přijímání nových přerušení v případě, že již jedno probíhá. Je tedy přímo závislý na stavu příznaku přerušení. Procesor také musí ukládat návratovou adresu, která se prozatím bude ukládat do speciálního registru v řadiči. Do budoucna by měla být tato adresa ukládána na zásobník, ten však v aktuální verzi procesoru není implementován. Zavedení zásobníku je jedním z nejvhodnějších rozšíření pro další vývoj.</w:t>
       </w:r>
@@ -6086,17 +6775,17 @@
         <w:pStyle w:val="Nadpis2"/>
         <w:numPr>
           <w:ilvl w:val="1"/>
-          <w:numId w:val="3"/>
+          <w:numId w:val="2"/>
         </w:numPr>
       </w:pPr>
-      <w:bookmarkStart w:id="21" w:name="_Toc222746904"/>
+      <w:bookmarkStart w:id="19" w:name="_Toc222746904"/>
       <w:r>
         <w:t>P</w:t>
       </w:r>
       <w:r>
         <w:t>eriferie</w:t>
       </w:r>
-      <w:bookmarkEnd w:id="21"/>
+      <w:bookmarkEnd w:id="19"/>
     </w:p>
     <w:p>
       <w:pPr>
@@ -6160,29 +6849,19 @@
                                 <w:szCs w:val="22"/>
                               </w:rPr>
                             </w:pPr>
-                            <w:bookmarkStart w:id="22" w:name="_Toc222746940"/>
+                            <w:bookmarkStart w:id="20" w:name="_Toc222746940"/>
                             <w:r>
                               <w:t xml:space="preserve">Obrázek </w:t>
                             </w:r>
-                            <w:r>
-                              <w:fldChar w:fldCharType="begin"/>
-                            </w:r>
-                            <w:r>
-                              <w:instrText xml:space="preserve"> SEQ Obrázek \* ARABIC </w:instrText>
-                            </w:r>
-                            <w:r>
-                              <w:fldChar w:fldCharType="separate"/>
-                            </w:r>
-                            <w:r>
-                              <w:t>2</w:t>
-                            </w:r>
-                            <w:r>
-                              <w:fldChar w:fldCharType="end"/>
-                            </w:r>
+                            <w:fldSimple w:instr=" SEQ Obrázek \* ARABIC ">
+                              <w:r>
+                                <w:t>2</w:t>
+                              </w:r>
+                            </w:fldSimple>
                             <w:r>
                               <w:t xml:space="preserve"> paměťový prostor</w:t>
                             </w:r>
-                            <w:bookmarkEnd w:id="22"/>
+                            <w:bookmarkEnd w:id="20"/>
                           </w:p>
                         </w:txbxContent>
                       </wps:txbx>
@@ -6367,8 +7046,13 @@
         <w:t xml:space="preserve"> </w:t>
       </w:r>
       <w:r>
-        <w:t>a nastavování flags</w:t>
-      </w:r>
+        <w:t xml:space="preserve">a nastavování </w:t>
+      </w:r>
+      <w:proofErr w:type="spellStart"/>
+      <w:r>
+        <w:t>flags</w:t>
+      </w:r>
+      <w:proofErr w:type="spellEnd"/>
       <w:r>
         <w:t xml:space="preserve">. Tohle rozhodnutí zmenší maximální velikost paměti dat na polovinu, ale ta stejně v aktuální designu používá pouze </w:t>
       </w:r>
@@ -6425,14 +7109,14 @@
         <w:pStyle w:val="Nadpis3"/>
         <w:numPr>
           <w:ilvl w:val="2"/>
-          <w:numId w:val="3"/>
+          <w:numId w:val="2"/>
         </w:numPr>
       </w:pPr>
-      <w:bookmarkStart w:id="24" w:name="_Toc222746905"/>
+      <w:bookmarkStart w:id="21" w:name="_Toc222746905"/>
       <w:r>
         <w:t>GPIO</w:t>
       </w:r>
-      <w:bookmarkEnd w:id="24"/>
+      <w:bookmarkEnd w:id="21"/>
     </w:p>
     <w:p>
       <w:pPr>
@@ -6513,30 +7197,62 @@
         <w:pStyle w:val="Nadpis3"/>
         <w:numPr>
           <w:ilvl w:val="2"/>
-          <w:numId w:val="3"/>
+          <w:numId w:val="2"/>
         </w:numPr>
       </w:pPr>
-      <w:bookmarkStart w:id="25" w:name="_Toc222746906"/>
+      <w:bookmarkStart w:id="22" w:name="_Toc222746906"/>
       <w:r>
         <w:t>UART</w:t>
       </w:r>
-      <w:bookmarkEnd w:id="25"/>
+      <w:bookmarkEnd w:id="22"/>
     </w:p>
     <w:p>
       <w:r>
         <w:t xml:space="preserve">UART je základní sběrnice pro sériovou komunikaci od které jsou odvozeny další jako například sběrnice RS232. </w:t>
       </w:r>
       <w:r>
-        <w:t xml:space="preserve">UART bude zapojen do J4 Accessory Headru </w:t>
-      </w:r>
-      <w:r>
-        <w:t xml:space="preserve">konkrétně pin FX2_IO9 pro Rx a FX2_IO10 pro Tx. Bude naimplementován </w:t>
+        <w:t xml:space="preserve">UART bude zapojen do J4 Accessory </w:t>
+      </w:r>
+      <w:proofErr w:type="spellStart"/>
+      <w:r>
+        <w:t>Headru</w:t>
+      </w:r>
+      <w:proofErr w:type="spellEnd"/>
+      <w:r>
+        <w:t xml:space="preserve"> </w:t>
+      </w:r>
+      <w:r>
+        <w:t xml:space="preserve">konkrétně pin FX2_IO9 pro </w:t>
+      </w:r>
+      <w:proofErr w:type="spellStart"/>
+      <w:r>
+        <w:t>Rx</w:t>
+      </w:r>
+      <w:proofErr w:type="spellEnd"/>
+      <w:r>
+        <w:t xml:space="preserve"> a FX2_IO10 pro </w:t>
+      </w:r>
+      <w:proofErr w:type="spellStart"/>
+      <w:r>
+        <w:t>Tx</w:t>
+      </w:r>
+      <w:proofErr w:type="spellEnd"/>
+      <w:r>
+        <w:t xml:space="preserve">. Bude naimplementován </w:t>
       </w:r>
       <w:r>
         <w:t>se</w:t>
       </w:r>
       <w:r>
-        <w:t xml:space="preserve"> standartním baud ratem 96OO, </w:t>
+        <w:t xml:space="preserve"> standartním baud </w:t>
+      </w:r>
+      <w:proofErr w:type="spellStart"/>
+      <w:r>
+        <w:t>ratem</w:t>
+      </w:r>
+      <w:proofErr w:type="spellEnd"/>
+      <w:r>
+        <w:t xml:space="preserve"> 96OO, </w:t>
       </w:r>
       <w:r>
         <w:t>osm</w:t>
@@ -6598,14 +7314,14 @@
         <w:pStyle w:val="Nadpis3"/>
         <w:numPr>
           <w:ilvl w:val="2"/>
-          <w:numId w:val="3"/>
+          <w:numId w:val="2"/>
         </w:numPr>
       </w:pPr>
-      <w:bookmarkStart w:id="26" w:name="_Toc222746907"/>
+      <w:bookmarkStart w:id="23" w:name="_Toc222746907"/>
       <w:r>
         <w:t>SPI</w:t>
       </w:r>
-      <w:bookmarkEnd w:id="26"/>
+      <w:bookmarkEnd w:id="23"/>
     </w:p>
     <w:p>
       <w:pPr>
@@ -6665,17 +7381,17 @@
         <w:pStyle w:val="Nadpis2"/>
         <w:numPr>
           <w:ilvl w:val="1"/>
-          <w:numId w:val="3"/>
+          <w:numId w:val="2"/>
         </w:numPr>
       </w:pPr>
-      <w:bookmarkStart w:id="27" w:name="_Toc222746909"/>
+      <w:bookmarkStart w:id="24" w:name="_Toc222746909"/>
       <w:r>
         <w:t xml:space="preserve">Zápis do paměti </w:t>
       </w:r>
       <w:r>
         <w:t>instrukcí</w:t>
       </w:r>
-      <w:bookmarkEnd w:id="27"/>
+      <w:bookmarkEnd w:id="24"/>
     </w:p>
     <w:p>
       <w:r>
@@ -6690,7 +7406,7 @@
         <w:pStyle w:val="Odstavecseseznamem"/>
         <w:numPr>
           <w:ilvl w:val="0"/>
-          <w:numId w:val="22"/>
+          <w:numId w:val="11"/>
         </w:numPr>
       </w:pPr>
       <w:r>
@@ -6705,7 +7421,7 @@
         <w:pStyle w:val="Odstavecseseznamem"/>
         <w:numPr>
           <w:ilvl w:val="0"/>
-          <w:numId w:val="22"/>
+          <w:numId w:val="11"/>
         </w:numPr>
       </w:pPr>
       <w:r>
@@ -6717,11 +7433,16 @@
         <w:pStyle w:val="Odstavecseseznamem"/>
         <w:numPr>
           <w:ilvl w:val="1"/>
-          <w:numId w:val="22"/>
+          <w:numId w:val="11"/>
         </w:numPr>
       </w:pPr>
-      <w:r>
-        <w:t>bootloader z ní načte program a spustí jej</w:t>
+      <w:proofErr w:type="spellStart"/>
+      <w:r>
+        <w:t>bootloader</w:t>
+      </w:r>
+      <w:proofErr w:type="spellEnd"/>
+      <w:r>
+        <w:t xml:space="preserve"> z ní načte program a spustí jej</w:t>
       </w:r>
     </w:p>
     <w:p>
@@ -6729,7 +7450,7 @@
         <w:pStyle w:val="Odstavecseseznamem"/>
         <w:numPr>
           <w:ilvl w:val="0"/>
-          <w:numId w:val="22"/>
+          <w:numId w:val="11"/>
         </w:numPr>
       </w:pPr>
       <w:r>
@@ -6741,7 +7462,7 @@
         <w:pStyle w:val="Odstavecseseznamem"/>
         <w:numPr>
           <w:ilvl w:val="1"/>
-          <w:numId w:val="22"/>
+          <w:numId w:val="11"/>
         </w:numPr>
       </w:pPr>
       <w:r>
@@ -6750,17 +7471,41 @@
     </w:p>
     <w:p>
       <w:r>
-        <w:t>Původní plán byl si posílat instrukce přes UART a poté je zapsat do flesh paměti</w:t>
-      </w:r>
-      <w:r>
-        <w:t xml:space="preserve">. Tuhle celou operaci by řešil bootloader. </w:t>
+        <w:t xml:space="preserve">Původní plán byl si posílat instrukce přes UART a poté je zapsat do </w:t>
+      </w:r>
+      <w:proofErr w:type="spellStart"/>
+      <w:r>
+        <w:t>flesh</w:t>
+      </w:r>
+      <w:proofErr w:type="spellEnd"/>
+      <w:r>
+        <w:t xml:space="preserve"> paměti</w:t>
+      </w:r>
+      <w:r>
+        <w:t xml:space="preserve">. Tuhle celou operaci by řešil </w:t>
+      </w:r>
+      <w:proofErr w:type="spellStart"/>
+      <w:r>
+        <w:t>bootloader</w:t>
+      </w:r>
+      <w:proofErr w:type="spellEnd"/>
+      <w:r>
+        <w:t xml:space="preserve">. </w:t>
       </w:r>
       <w:r>
         <w:t xml:space="preserve">Preferuji aktuální řešení, protože je elegantnější, </w:t>
       </w:r>
       <w:r>
         <w:lastRenderedPageBreak/>
-        <w:t>zjednodušuje bootloader a více odpovídá standardům než původní nápad</w:t>
+        <w:t xml:space="preserve">zjednodušuje </w:t>
+      </w:r>
+      <w:proofErr w:type="spellStart"/>
+      <w:r>
+        <w:t>bootloader</w:t>
+      </w:r>
+      <w:proofErr w:type="spellEnd"/>
+      <w:r>
+        <w:t xml:space="preserve"> a více odpovídá standardům než původní nápad</w:t>
       </w:r>
       <w:r>
         <w:t xml:space="preserve">. Jediná nevýhoda je že toto řešení je závislé na mé konkrétní </w:t>
@@ -6786,14 +7531,14 @@
         <w:pStyle w:val="Nadpis3"/>
         <w:numPr>
           <w:ilvl w:val="2"/>
-          <w:numId w:val="3"/>
+          <w:numId w:val="2"/>
         </w:numPr>
       </w:pPr>
-      <w:bookmarkStart w:id="28" w:name="_Toc222746910"/>
+      <w:bookmarkStart w:id="25" w:name="_Toc222746910"/>
       <w:r>
         <w:t>RAM paměť</w:t>
       </w:r>
-      <w:bookmarkEnd w:id="28"/>
+      <w:bookmarkEnd w:id="25"/>
     </w:p>
     <w:p>
       <w:pPr>
@@ -6805,10 +7550,26 @@
         <w:t xml:space="preserve">Jako RAM použiji </w:t>
       </w:r>
       <w:r>
-        <w:t>BRAM IP Core v</w:t>
-      </w:r>
-      <w:r>
-        <w:t xml:space="preserve"> xilinx </w:t>
+        <w:t xml:space="preserve">BRAM IP </w:t>
+      </w:r>
+      <w:proofErr w:type="spellStart"/>
+      <w:r>
+        <w:t>Core</w:t>
+      </w:r>
+      <w:proofErr w:type="spellEnd"/>
+      <w:r>
+        <w:t xml:space="preserve"> v</w:t>
+      </w:r>
+      <w:r>
+        <w:t> </w:t>
+      </w:r>
+      <w:proofErr w:type="spellStart"/>
+      <w:r>
+        <w:t>xilinx</w:t>
+      </w:r>
+      <w:proofErr w:type="spellEnd"/>
+      <w:r>
+        <w:t xml:space="preserve"> </w:t>
       </w:r>
       <w:r>
         <w:t>ISE</w:t>
@@ -6823,13 +7584,29 @@
         <w:t>RP zvětšit</w:t>
       </w:r>
       <w:r>
-        <w:t xml:space="preserve">, protože v ní bude bootloader, 8 vektorů přerušení a </w:t>
+        <w:t xml:space="preserve">, protože v ní bude </w:t>
+      </w:r>
+      <w:proofErr w:type="spellStart"/>
+      <w:r>
+        <w:t>bootloader</w:t>
+      </w:r>
+      <w:proofErr w:type="spellEnd"/>
+      <w:r>
+        <w:t xml:space="preserve">, 8 vektorů přerušení a </w:t>
       </w:r>
       <w:r>
         <w:t>samotný program může být složitější, protože díky jednoduššímu způsobu nahrávání kódu do CPU bude jeho využití snazší</w:t>
       </w:r>
       <w:r>
-        <w:t xml:space="preserve">. Samotný bootloader bude natvrdo napsaný ve VHDL kódu stejně jako byl v RP řešen program, ale u něj to nebude takový problém, </w:t>
+        <w:t xml:space="preserve">. Samotný </w:t>
+      </w:r>
+      <w:proofErr w:type="spellStart"/>
+      <w:r>
+        <w:t>bootloader</w:t>
+      </w:r>
+      <w:proofErr w:type="spellEnd"/>
+      <w:r>
+        <w:t xml:space="preserve"> bude natvrdo napsaný ve VHDL kódu stejně jako byl v RP řešen program, ale u něj to nebude takový problém, </w:t>
       </w:r>
       <w:r>
         <w:t>protože se neočekává nutnost jeho změny během provozu</w:t>
@@ -6849,10 +7626,10 @@
         <w:pStyle w:val="Nadpis3"/>
         <w:numPr>
           <w:ilvl w:val="2"/>
-          <w:numId w:val="3"/>
+          <w:numId w:val="2"/>
         </w:numPr>
       </w:pPr>
-      <w:bookmarkStart w:id="29" w:name="_Toc222746911"/>
+      <w:bookmarkStart w:id="26" w:name="_Toc222746911"/>
       <w:r>
         <w:t>Fl</w:t>
       </w:r>
@@ -6862,7 +7639,7 @@
       <w:r>
         <w:t>sh paměť</w:t>
       </w:r>
-      <w:bookmarkEnd w:id="29"/>
+      <w:bookmarkEnd w:id="26"/>
     </w:p>
     <w:p>
       <w:r>
@@ -6887,7 +7664,15 @@
         <w:t xml:space="preserve"> připojenou přes SPI. </w:t>
       </w:r>
       <w:r>
-        <w:t xml:space="preserve">Paměť budu přepínat mezi dvěma mody které se nastaví jumpery na desce. Jeden, kdy bude moc procesor </w:t>
+        <w:t xml:space="preserve">Paměť budu přepínat mezi dvěma mody které se nastaví </w:t>
+      </w:r>
+      <w:proofErr w:type="spellStart"/>
+      <w:r>
+        <w:t>jumpery</w:t>
+      </w:r>
+      <w:proofErr w:type="spellEnd"/>
+      <w:r>
+        <w:t xml:space="preserve"> na desce. Jeden, kdy bude moc procesor </w:t>
       </w:r>
       <w:r>
         <w:t xml:space="preserve">číst </w:t>
@@ -6896,13 +7681,26 @@
         <w:t>z</w:t>
       </w:r>
       <w:r>
-        <w:t xml:space="preserve"> flesh </w:t>
+        <w:t> </w:t>
+      </w:r>
+      <w:proofErr w:type="spellStart"/>
+      <w:r>
+        <w:t>flesh</w:t>
+      </w:r>
+      <w:proofErr w:type="spellEnd"/>
+      <w:r>
+        <w:t xml:space="preserve"> </w:t>
       </w:r>
       <w:r>
         <w:t xml:space="preserve">paměti a ukládat si data do RAM a druhý kdy bude </w:t>
       </w:r>
-      <w:r>
-        <w:t xml:space="preserve">flesh </w:t>
+      <w:proofErr w:type="spellStart"/>
+      <w:r>
+        <w:t>flesh</w:t>
+      </w:r>
+      <w:proofErr w:type="spellEnd"/>
+      <w:r>
+        <w:t xml:space="preserve"> </w:t>
       </w:r>
       <w:r>
         <w:t xml:space="preserve">připojena na JTAG sběrnici integrovanou na </w:t>
@@ -6928,19 +7726,32 @@
         <w:pStyle w:val="Nadpis3"/>
         <w:numPr>
           <w:ilvl w:val="2"/>
-          <w:numId w:val="3"/>
+          <w:numId w:val="2"/>
         </w:numPr>
       </w:pPr>
-      <w:bookmarkStart w:id="30" w:name="_Toc222746912"/>
+      <w:bookmarkStart w:id="27" w:name="_Toc222746912"/>
       <w:r>
         <w:t>Python program pro JTAG komunikaci</w:t>
       </w:r>
-      <w:bookmarkEnd w:id="30"/>
-    </w:p>
-    <w:p>
-      <w:r>
-        <w:t>Celou komunikaci s JTAG budu realizovat pomocí knihovny OpenOCD (10), která zároveň zajistí i zápis do flash paměti. Asemblerový kód se převede do strojového kódu ve formátu RISC-V. Každá instrukce se převede na 32bitové slovo podle specifikace instrukční sady, přičemž se vyhodnotí registry, operandy a labely. Výsledkem bude binární obraz, který lze přímo zapsat do flash paměti prostřednictvím OpenOCD</w:t>
-      </w:r>
+      <w:bookmarkEnd w:id="27"/>
+    </w:p>
+    <w:p>
+      <w:r>
+        <w:t xml:space="preserve">Celou komunikaci s JTAG budu realizovat pomocí knihovny </w:t>
+      </w:r>
+      <w:proofErr w:type="spellStart"/>
+      <w:r>
+        <w:t>OpenOCD</w:t>
+      </w:r>
+      <w:proofErr w:type="spellEnd"/>
+      <w:r>
+        <w:t xml:space="preserve"> (10), která zároveň zajistí i zápis do flash paměti. Asemblerový kód se převede do strojového kódu ve formátu RISC-V. Každá instrukce se převede na 32bitové slovo podle specifikace instrukční sady, přičemž se vyhodnotí registry, operandy a labely. Výsledkem bude binární obraz, který lze přímo zapsat do flash paměti prostřednictvím </w:t>
+      </w:r>
+      <w:proofErr w:type="spellStart"/>
+      <w:r>
+        <w:t>OpenOCD</w:t>
+      </w:r>
+      <w:proofErr w:type="spellEnd"/>
       <w:r>
         <w:t xml:space="preserve">. </w:t>
       </w:r>
@@ -6953,7 +7764,7 @@
         <w:pageBreakBefore/>
         <w:numPr>
           <w:ilvl w:val="0"/>
-          <w:numId w:val="21"/>
+          <w:numId w:val="10"/>
         </w:numPr>
         <w:spacing w:line="360" w:lineRule="auto"/>
         <w:contextualSpacing w:val="0"/>
@@ -6965,8 +7776,8 @@
           <w:szCs w:val="32"/>
         </w:rPr>
       </w:pPr>
-      <w:bookmarkStart w:id="31" w:name="_Toc222746913"/>
-      <w:bookmarkEnd w:id="31"/>
+      <w:bookmarkStart w:id="28" w:name="_Toc222746913"/>
+      <w:bookmarkEnd w:id="28"/>
     </w:p>
     <w:p>
       <w:pPr>
@@ -6975,7 +7786,7 @@
         <w:keepLines/>
         <w:numPr>
           <w:ilvl w:val="1"/>
-          <w:numId w:val="21"/>
+          <w:numId w:val="10"/>
         </w:numPr>
         <w:spacing w:before="240" w:line="360" w:lineRule="auto"/>
         <w:contextualSpacing w:val="0"/>
@@ -6987,8 +7798,8 @@
           <w:szCs w:val="26"/>
         </w:rPr>
       </w:pPr>
-      <w:bookmarkStart w:id="32" w:name="_Toc222746914"/>
-      <w:bookmarkEnd w:id="32"/>
+      <w:bookmarkStart w:id="29" w:name="_Toc222746914"/>
+      <w:bookmarkEnd w:id="29"/>
     </w:p>
     <w:p>
       <w:pPr>
@@ -6997,7 +7808,7 @@
         <w:keepLines/>
         <w:numPr>
           <w:ilvl w:val="1"/>
-          <w:numId w:val="21"/>
+          <w:numId w:val="10"/>
         </w:numPr>
         <w:spacing w:before="240" w:line="360" w:lineRule="auto"/>
         <w:contextualSpacing w:val="0"/>
@@ -7009,37 +7820,37 @@
           <w:szCs w:val="26"/>
         </w:rPr>
       </w:pPr>
-      <w:bookmarkStart w:id="33" w:name="_Toc222746915"/>
-      <w:bookmarkEnd w:id="33"/>
+      <w:bookmarkStart w:id="30" w:name="_Toc222746915"/>
+      <w:bookmarkEnd w:id="30"/>
     </w:p>
     <w:p>
       <w:pPr>
         <w:pStyle w:val="Nadpis3"/>
         <w:numPr>
           <w:ilvl w:val="2"/>
-          <w:numId w:val="3"/>
+          <w:numId w:val="2"/>
         </w:numPr>
       </w:pPr>
-      <w:bookmarkStart w:id="34" w:name="_Toc222746916"/>
+      <w:bookmarkStart w:id="31" w:name="_Toc222746916"/>
       <w:r>
         <w:t>Diagram nového procesoru</w:t>
       </w:r>
-      <w:bookmarkEnd w:id="34"/>
+      <w:bookmarkEnd w:id="31"/>
     </w:p>
     <w:p>
       <w:pPr>
         <w:pStyle w:val="Nadpis1"/>
         <w:numPr>
           <w:ilvl w:val="0"/>
-          <w:numId w:val="40"/>
+          <w:numId w:val="15"/>
         </w:numPr>
       </w:pPr>
-      <w:bookmarkStart w:id="35" w:name="_Toc222746917"/>
+      <w:bookmarkStart w:id="32" w:name="_Toc222746917"/>
       <w:r>
         <w:lastRenderedPageBreak/>
         <w:t>Implementace</w:t>
       </w:r>
-      <w:bookmarkEnd w:id="35"/>
+      <w:bookmarkEnd w:id="32"/>
     </w:p>
     <w:p>
       <w:r>
@@ -7054,17 +7865,17 @@
         <w:pStyle w:val="Nadpis2"/>
         <w:numPr>
           <w:ilvl w:val="1"/>
-          <w:numId w:val="3"/>
+          <w:numId w:val="2"/>
         </w:numPr>
       </w:pPr>
-      <w:bookmarkStart w:id="36" w:name="_Toc222746918"/>
+      <w:bookmarkStart w:id="33" w:name="_Toc222746918"/>
       <w:r>
         <w:t>Řízení periferií a přerušen</w:t>
       </w:r>
       <w:r>
         <w:t>í</w:t>
       </w:r>
-      <w:bookmarkEnd w:id="36"/>
+      <w:bookmarkEnd w:id="33"/>
     </w:p>
     <w:p>
       <w:r>
@@ -7085,7 +7896,7 @@
         <w:pageBreakBefore/>
         <w:numPr>
           <w:ilvl w:val="0"/>
-          <w:numId w:val="40"/>
+          <w:numId w:val="15"/>
         </w:numPr>
         <w:spacing w:line="360" w:lineRule="auto"/>
         <w:contextualSpacing w:val="0"/>
@@ -7097,8 +7908,8 @@
           <w:szCs w:val="32"/>
         </w:rPr>
       </w:pPr>
-      <w:bookmarkStart w:id="37" w:name="_Toc222746919"/>
-      <w:bookmarkEnd w:id="37"/>
+      <w:bookmarkStart w:id="34" w:name="_Toc222746919"/>
+      <w:bookmarkEnd w:id="34"/>
     </w:p>
     <w:p>
       <w:pPr>
@@ -7107,7 +7918,7 @@
         <w:keepLines/>
         <w:numPr>
           <w:ilvl w:val="1"/>
-          <w:numId w:val="40"/>
+          <w:numId w:val="15"/>
         </w:numPr>
         <w:spacing w:before="240" w:line="360" w:lineRule="auto"/>
         <w:contextualSpacing w:val="0"/>
@@ -7119,8 +7930,8 @@
           <w:szCs w:val="26"/>
         </w:rPr>
       </w:pPr>
-      <w:bookmarkStart w:id="38" w:name="_Toc222746920"/>
-      <w:bookmarkEnd w:id="38"/>
+      <w:bookmarkStart w:id="35" w:name="_Toc222746920"/>
+      <w:bookmarkEnd w:id="35"/>
     </w:p>
     <w:p>
       <w:pPr>
@@ -7129,7 +7940,7 @@
         <w:keepLines/>
         <w:numPr>
           <w:ilvl w:val="1"/>
-          <w:numId w:val="40"/>
+          <w:numId w:val="15"/>
         </w:numPr>
         <w:spacing w:before="240" w:line="360" w:lineRule="auto"/>
         <w:contextualSpacing w:val="0"/>
@@ -7141,8 +7952,8 @@
           <w:szCs w:val="26"/>
         </w:rPr>
       </w:pPr>
-      <w:bookmarkStart w:id="39" w:name="_Toc222746921"/>
-      <w:bookmarkEnd w:id="39"/>
+      <w:bookmarkStart w:id="36" w:name="_Toc222746921"/>
+      <w:bookmarkEnd w:id="36"/>
     </w:p>
     <w:p>
       <w:pPr>
@@ -7151,7 +7962,7 @@
         <w:keepLines/>
         <w:numPr>
           <w:ilvl w:val="1"/>
-          <w:numId w:val="40"/>
+          <w:numId w:val="15"/>
         </w:numPr>
         <w:spacing w:before="240" w:line="360" w:lineRule="auto"/>
         <w:contextualSpacing w:val="0"/>
@@ -7163,22 +7974,22 @@
           <w:szCs w:val="26"/>
         </w:rPr>
       </w:pPr>
-      <w:bookmarkStart w:id="40" w:name="_Toc222746922"/>
-      <w:bookmarkEnd w:id="40"/>
+      <w:bookmarkStart w:id="37" w:name="_Toc222746922"/>
+      <w:bookmarkEnd w:id="37"/>
     </w:p>
     <w:p>
       <w:pPr>
         <w:pStyle w:val="Nadpis3"/>
         <w:numPr>
           <w:ilvl w:val="2"/>
-          <w:numId w:val="3"/>
+          <w:numId w:val="2"/>
         </w:numPr>
       </w:pPr>
-      <w:bookmarkStart w:id="41" w:name="_Toc222746923"/>
+      <w:bookmarkStart w:id="38" w:name="_Toc222746923"/>
       <w:r>
         <w:t>Řadič</w:t>
       </w:r>
-      <w:bookmarkEnd w:id="41"/>
+      <w:bookmarkEnd w:id="38"/>
     </w:p>
     <w:p>
       <w:pPr>
@@ -7229,10 +8040,26 @@
         <w:t xml:space="preserve"> </w:t>
       </w:r>
       <w:r>
-        <w:t xml:space="preserve">(interrupt request register) </w:t>
-      </w:r>
-      <w:r>
-        <w:t>IMR (interrupt mask register)</w:t>
+        <w:t xml:space="preserve">(interrupt </w:t>
+      </w:r>
+      <w:proofErr w:type="spellStart"/>
+      <w:r>
+        <w:t>request</w:t>
+      </w:r>
+      <w:proofErr w:type="spellEnd"/>
+      <w:r>
+        <w:t xml:space="preserve"> register) </w:t>
+      </w:r>
+      <w:r>
+        <w:t xml:space="preserve">IMR (interrupt </w:t>
+      </w:r>
+      <w:proofErr w:type="spellStart"/>
+      <w:r>
+        <w:t>mask</w:t>
+      </w:r>
+      <w:proofErr w:type="spellEnd"/>
+      <w:r>
+        <w:t xml:space="preserve"> register)</w:t>
       </w:r>
       <w:r>
         <w:t>, IVR (interrupt vector register)</w:t>
@@ -7475,14 +8302,14 @@
         <w:pStyle w:val="Nadpis3"/>
         <w:numPr>
           <w:ilvl w:val="2"/>
-          <w:numId w:val="3"/>
+          <w:numId w:val="2"/>
         </w:numPr>
       </w:pPr>
-      <w:bookmarkStart w:id="42" w:name="_Toc222746924"/>
+      <w:bookmarkStart w:id="39" w:name="_Toc222746924"/>
       <w:r>
         <w:t>Řadič periferií</w:t>
       </w:r>
-      <w:bookmarkEnd w:id="42"/>
+      <w:bookmarkEnd w:id="39"/>
     </w:p>
     <w:p>
       <w:r>
@@ -7576,28 +8403,28 @@
         <w:pStyle w:val="Nadpis2"/>
         <w:numPr>
           <w:ilvl w:val="1"/>
-          <w:numId w:val="3"/>
+          <w:numId w:val="2"/>
         </w:numPr>
       </w:pPr>
-      <w:bookmarkStart w:id="43" w:name="_Toc222746925"/>
+      <w:bookmarkStart w:id="40" w:name="_Toc222746925"/>
       <w:r>
         <w:t>Periferie</w:t>
       </w:r>
-      <w:bookmarkEnd w:id="43"/>
+      <w:bookmarkEnd w:id="40"/>
     </w:p>
     <w:p>
       <w:pPr>
         <w:pStyle w:val="Nadpis3"/>
         <w:numPr>
           <w:ilvl w:val="2"/>
-          <w:numId w:val="3"/>
+          <w:numId w:val="2"/>
         </w:numPr>
       </w:pPr>
-      <w:bookmarkStart w:id="44" w:name="_Toc222746926"/>
+      <w:bookmarkStart w:id="41" w:name="_Toc222746926"/>
       <w:r>
         <w:t>GPIO</w:t>
       </w:r>
-      <w:bookmarkEnd w:id="44"/>
+      <w:bookmarkEnd w:id="41"/>
     </w:p>
     <w:p>
       <w:r>
@@ -7628,7 +8455,15 @@
         <w:t>),</w:t>
       </w:r>
       <w:r>
-        <w:t xml:space="preserve"> Int_en (povolení přerušení), Int_state (stav přerušení)</w:t>
+        <w:t xml:space="preserve"> </w:t>
+      </w:r>
+      <w:proofErr w:type="spellStart"/>
+      <w:r>
+        <w:t>Int_en</w:t>
+      </w:r>
+      <w:proofErr w:type="spellEnd"/>
+      <w:r>
+        <w:t xml:space="preserve"> (povolení přerušení), Int_state (stav přerušení)</w:t>
       </w:r>
       <w:r>
         <w:t>.</w:t>
@@ -7690,7 +8525,14 @@
       </w:pPr>
       <w:r>
         <w:tab/>
-        <w:t>Int_en funguje jako lokální IMR pro jednotlivé piny GPIO</w:t>
+      </w:r>
+      <w:proofErr w:type="spellStart"/>
+      <w:r>
+        <w:t>Int_en</w:t>
+      </w:r>
+      <w:proofErr w:type="spellEnd"/>
+      <w:r>
+        <w:t xml:space="preserve"> funguje jako lokální IMR pro jednotlivé piny GPIO</w:t>
       </w:r>
       <w:r>
         <w:t xml:space="preserve">. Je nastavitelný uživatelem na a adresován v paměti, </w:t>
@@ -7775,14 +8617,14 @@
         <w:pStyle w:val="Nadpis3"/>
         <w:numPr>
           <w:ilvl w:val="2"/>
-          <w:numId w:val="3"/>
+          <w:numId w:val="2"/>
         </w:numPr>
       </w:pPr>
-      <w:bookmarkStart w:id="45" w:name="_Toc222746927"/>
+      <w:bookmarkStart w:id="42" w:name="_Toc222746927"/>
       <w:r>
         <w:t>UART</w:t>
       </w:r>
-      <w:bookmarkEnd w:id="45"/>
+      <w:bookmarkEnd w:id="42"/>
     </w:p>
     <w:p>
       <w:r>
@@ -7881,14 +8723,14 @@
         <w:pStyle w:val="Nadpis2"/>
         <w:numPr>
           <w:ilvl w:val="1"/>
-          <w:numId w:val="3"/>
+          <w:numId w:val="2"/>
         </w:numPr>
       </w:pPr>
-      <w:bookmarkStart w:id="46" w:name="_Toc222746928"/>
+      <w:bookmarkStart w:id="43" w:name="_Toc222746928"/>
       <w:r>
         <w:t>Zápis do paměti instrukcí</w:t>
       </w:r>
-      <w:bookmarkEnd w:id="46"/>
+      <w:bookmarkEnd w:id="43"/>
     </w:p>
     <w:p>
       <w:r>
@@ -7900,14 +8742,14 @@
         <w:pStyle w:val="Nadpis3"/>
         <w:numPr>
           <w:ilvl w:val="2"/>
-          <w:numId w:val="3"/>
+          <w:numId w:val="2"/>
         </w:numPr>
       </w:pPr>
-      <w:bookmarkStart w:id="47" w:name="_Toc222746929"/>
+      <w:bookmarkStart w:id="44" w:name="_Toc222746929"/>
       <w:r>
         <w:t>Instrukční BRAM</w:t>
       </w:r>
-      <w:bookmarkEnd w:id="47"/>
+      <w:bookmarkEnd w:id="44"/>
     </w:p>
     <w:p>
       <w:r>
@@ -7958,14 +8800,14 @@
         <w:pStyle w:val="Nadpis3"/>
         <w:numPr>
           <w:ilvl w:val="2"/>
-          <w:numId w:val="3"/>
+          <w:numId w:val="2"/>
         </w:numPr>
       </w:pPr>
-      <w:bookmarkStart w:id="48" w:name="_Toc222746930"/>
+      <w:bookmarkStart w:id="45" w:name="_Toc222746930"/>
       <w:r>
         <w:t>SPI komunikace</w:t>
       </w:r>
-      <w:bookmarkEnd w:id="48"/>
+      <w:bookmarkEnd w:id="45"/>
     </w:p>
     <w:p/>
     <w:p>
@@ -7973,7 +8815,7 @@
         <w:pStyle w:val="Nadpis3"/>
         <w:numPr>
           <w:ilvl w:val="2"/>
-          <w:numId w:val="3"/>
+          <w:numId w:val="2"/>
         </w:numPr>
       </w:pPr>
       <w:r>
@@ -7992,7 +8834,7 @@
         <w:pStyle w:val="Nadpis2"/>
         <w:numPr>
           <w:ilvl w:val="1"/>
-          <w:numId w:val="3"/>
+          <w:numId w:val="2"/>
         </w:numPr>
       </w:pPr>
       <w:r>
@@ -8041,22 +8883,30 @@
         <w:pStyle w:val="Nadpis1"/>
         <w:numPr>
           <w:ilvl w:val="0"/>
-          <w:numId w:val="40"/>
+          <w:numId w:val="15"/>
         </w:numPr>
       </w:pPr>
-      <w:bookmarkStart w:id="49" w:name="_Toc222746931"/>
+      <w:bookmarkStart w:id="46" w:name="_Toc222746931"/>
       <w:r>
         <w:lastRenderedPageBreak/>
         <w:t>Testování</w:t>
       </w:r>
-      <w:bookmarkEnd w:id="49"/>
+      <w:bookmarkEnd w:id="46"/>
     </w:p>
     <w:p>
       <w:r>
         <w:t xml:space="preserve">Každou část mého projektu jsem nejprve otestoval v simulátoru Isim, než jsem se přesunul na HW abych co nevíce zmenšil množství chyba, protože </w:t>
       </w:r>
       <w:r>
-        <w:t>hledání chyb na HW jw mnohem obtížnější.</w:t>
+        <w:t xml:space="preserve">hledání chyb na HW </w:t>
+      </w:r>
+      <w:proofErr w:type="spellStart"/>
+      <w:r>
+        <w:t>jw</w:t>
+      </w:r>
+      <w:proofErr w:type="spellEnd"/>
+      <w:r>
+        <w:t xml:space="preserve"> mnohem obtížnější.</w:t>
       </w:r>
     </w:p>
     <w:p>
@@ -8064,21 +8914,21 @@
         <w:pStyle w:val="Nadpis2"/>
         <w:numPr>
           <w:ilvl w:val="1"/>
-          <w:numId w:val="3"/>
+          <w:numId w:val="2"/>
         </w:numPr>
       </w:pPr>
-      <w:bookmarkStart w:id="50" w:name="_Toc222746932"/>
+      <w:bookmarkStart w:id="47" w:name="_Toc222746932"/>
       <w:r>
         <w:t>Simulace</w:t>
       </w:r>
-      <w:bookmarkEnd w:id="50"/>
+      <w:bookmarkEnd w:id="47"/>
     </w:p>
     <w:p>
       <w:pPr>
         <w:pStyle w:val="Nadpis3"/>
         <w:numPr>
           <w:ilvl w:val="2"/>
-          <w:numId w:val="3"/>
+          <w:numId w:val="2"/>
         </w:numPr>
       </w:pPr>
       <w:r>
@@ -8131,7 +8981,7 @@
         <w:pStyle w:val="Nadpis3"/>
         <w:numPr>
           <w:ilvl w:val="2"/>
-          <w:numId w:val="3"/>
+          <w:numId w:val="2"/>
         </w:numPr>
       </w:pPr>
       <w:r>
@@ -8149,13 +8999,7 @@
         <w:t>Na otestování UART jsme udělal test, který v standartním běhu zapne přerušení UART a příjímací přerušení poté čeká, dokud nepřijde zpráva. Když přijde a skočí se do obsluhy přerušení číslo posune o jeden bit do leva a pošle zpátky.</w:t>
       </w:r>
       <w:r>
-        <w:t xml:space="preserve"> Stejně jako u GPIO byla použita </w:t>
-      </w:r>
-      <w:r>
-        <w:t>stará instrukční paměť</w:t>
-      </w:r>
-      <w:r>
-        <w:t>.</w:t>
+        <w:t xml:space="preserve"> Stejně jako u GPIO byla použita stará instrukční paměť.</w:t>
       </w:r>
     </w:p>
     <w:p>
@@ -8163,7 +9007,7 @@
         <w:pStyle w:val="Nadpis3"/>
         <w:numPr>
           <w:ilvl w:val="2"/>
-          <w:numId w:val="3"/>
+          <w:numId w:val="2"/>
         </w:numPr>
       </w:pPr>
       <w:r>
@@ -8226,7 +9070,7 @@
         <w:pStyle w:val="Nadpis2"/>
         <w:numPr>
           <w:ilvl w:val="1"/>
-          <w:numId w:val="3"/>
+          <w:numId w:val="2"/>
         </w:numPr>
       </w:pPr>
       <w:r>
@@ -8259,7 +9103,15 @@
         <w:t>Intel StrataFlash parallel NOR Flash PROM</w:t>
       </w:r>
       <w:r>
-        <w:t xml:space="preserve">. Do druhé flash paměti nahraju data pro instrukční paměť, takže by měl procesor fungovat i po odpojení a opětovném připojení od zdroje. </w:t>
+        <w:t xml:space="preserve">. Do druhé flash paměti </w:t>
+      </w:r>
+      <w:proofErr w:type="gramStart"/>
+      <w:r>
+        <w:t>nahraju</w:t>
+      </w:r>
+      <w:proofErr w:type="gramEnd"/>
+      <w:r>
+        <w:t xml:space="preserve"> data pro instrukční paměť, takže by měl procesor fungovat i po odpojení a opětovném připojení od zdroje. </w:t>
       </w:r>
     </w:p>
     <w:p>
@@ -8267,7 +9119,7 @@
         <w:pStyle w:val="Nadpis3"/>
         <w:numPr>
           <w:ilvl w:val="2"/>
-          <w:numId w:val="3"/>
+          <w:numId w:val="2"/>
         </w:numPr>
       </w:pPr>
       <w:r>
@@ -8285,7 +9137,7 @@
         <w:pStyle w:val="Nadpis3"/>
         <w:numPr>
           <w:ilvl w:val="2"/>
-          <w:numId w:val="3"/>
+          <w:numId w:val="2"/>
         </w:numPr>
       </w:pPr>
       <w:r>
@@ -8311,7 +9163,7 @@
         <w:pStyle w:val="Nadpis3"/>
         <w:numPr>
           <w:ilvl w:val="2"/>
-          <w:numId w:val="3"/>
+          <w:numId w:val="2"/>
         </w:numPr>
       </w:pPr>
       <w:r>
@@ -8336,131 +9188,138 @@
       <w:pPr>
         <w:pStyle w:val="Neslovannadpis"/>
       </w:pPr>
-      <w:bookmarkStart w:id="51" w:name="_Toc86047603"/>
-      <w:bookmarkStart w:id="52" w:name="_Toc86055210"/>
-      <w:bookmarkStart w:id="53" w:name="_Toc222746934"/>
+      <w:bookmarkStart w:id="48" w:name="_Toc86047603"/>
+      <w:bookmarkStart w:id="49" w:name="_Toc86055210"/>
+      <w:bookmarkStart w:id="50" w:name="_Toc222746934"/>
       <w:r>
         <w:lastRenderedPageBreak/>
         <w:t>Závěr</w:t>
+      </w:r>
+      <w:bookmarkEnd w:id="48"/>
+      <w:bookmarkEnd w:id="49"/>
+      <w:bookmarkEnd w:id="50"/>
+    </w:p>
+    <w:p>
+      <w:r>
+        <w:t>Tak jsem se dostal až na konec.</w:t>
+      </w:r>
+    </w:p>
+    <w:p/>
+    <w:p>
+      <w:pPr>
+        <w:pStyle w:val="Neslovannadpis"/>
+      </w:pPr>
+      <w:bookmarkStart w:id="51" w:name="_Toc86047604"/>
+      <w:bookmarkStart w:id="52" w:name="_Toc86055211"/>
+      <w:bookmarkStart w:id="53" w:name="_Toc222746935"/>
+      <w:r>
+        <w:lastRenderedPageBreak/>
+        <w:t>Seznam zkratek a odborných výrazů</w:t>
       </w:r>
       <w:bookmarkEnd w:id="51"/>
       <w:bookmarkEnd w:id="52"/>
       <w:bookmarkEnd w:id="53"/>
     </w:p>
     <w:p>
-      <w:r>
-        <w:t>Tak jsem se dostal až na konec.</w:t>
-      </w:r>
-    </w:p>
-    <w:p/>
+      <w:pPr>
+        <w:pStyle w:val="Pojem"/>
+      </w:pPr>
+      <w:r>
+        <w:t>ALU</w:t>
+      </w:r>
+    </w:p>
+    <w:p>
+      <w:pPr>
+        <w:pStyle w:val="Vysvtlenpojmu"/>
+      </w:pPr>
+      <w:r>
+        <w:t xml:space="preserve">aritmeticko-logická jednotka </w:t>
+      </w:r>
+    </w:p>
+    <w:p>
+      <w:pPr>
+        <w:pStyle w:val="Pojem"/>
+      </w:pPr>
+      <w:proofErr w:type="spellStart"/>
+      <w:r>
+        <w:t>SoC</w:t>
+      </w:r>
+      <w:proofErr w:type="spellEnd"/>
+    </w:p>
+    <w:p>
+      <w:pPr>
+        <w:pStyle w:val="Vysvtlenpojmu"/>
+      </w:pPr>
+      <w:proofErr w:type="spellStart"/>
+      <w:r>
+        <w:t>System</w:t>
+      </w:r>
+      <w:proofErr w:type="spellEnd"/>
+      <w:r>
+        <w:t xml:space="preserve"> on Chip </w:t>
+      </w:r>
+    </w:p>
+    <w:p>
+      <w:pPr>
+        <w:pStyle w:val="Pojem"/>
+      </w:pPr>
+      <w:r>
+        <w:t>MSB</w:t>
+      </w:r>
+    </w:p>
+    <w:p>
+      <w:pPr>
+        <w:pStyle w:val="Vysvtlenpojmu"/>
+      </w:pPr>
+      <w:r>
+        <w:t>nejvýznamnější bit</w:t>
+      </w:r>
+    </w:p>
+    <w:p>
+      <w:pPr>
+        <w:pStyle w:val="Pojem"/>
+      </w:pPr>
+      <w:r>
+        <w:t>ALU</w:t>
+      </w:r>
+    </w:p>
+    <w:p>
+      <w:pPr>
+        <w:pStyle w:val="Vysvtlenpojmu"/>
+      </w:pPr>
+      <w:r>
+        <w:t xml:space="preserve">aritmeticko-logická jednotka </w:t>
+      </w:r>
+    </w:p>
+    <w:p>
+      <w:pPr>
+        <w:pStyle w:val="Vysvtlenpojmu"/>
+      </w:pPr>
+    </w:p>
+    <w:p>
+      <w:pPr>
+        <w:pStyle w:val="Pojem"/>
+      </w:pPr>
+    </w:p>
+    <w:p>
+      <w:pPr>
+        <w:pStyle w:val="Vysvtlenpojmu"/>
+      </w:pPr>
+    </w:p>
     <w:p>
       <w:pPr>
         <w:pStyle w:val="Neslovannadpis"/>
       </w:pPr>
-      <w:bookmarkStart w:id="54" w:name="_Toc86047604"/>
-      <w:bookmarkStart w:id="55" w:name="_Toc86055211"/>
-      <w:bookmarkStart w:id="56" w:name="_Toc222746935"/>
+      <w:bookmarkStart w:id="54" w:name="_Toc86047605"/>
+      <w:bookmarkStart w:id="55" w:name="_Toc86055212"/>
+      <w:bookmarkStart w:id="56" w:name="_Toc222746936"/>
       <w:r>
         <w:lastRenderedPageBreak/>
-        <w:t>Seznam zkratek a odborných výrazů</w:t>
+        <w:t>Seznam obrázků</w:t>
       </w:r>
       <w:bookmarkEnd w:id="54"/>
       <w:bookmarkEnd w:id="55"/>
       <w:bookmarkEnd w:id="56"/>
-    </w:p>
-    <w:p>
-      <w:pPr>
-        <w:pStyle w:val="Pojem"/>
-      </w:pPr>
-      <w:r>
-        <w:t>ALU</w:t>
-      </w:r>
-    </w:p>
-    <w:p>
-      <w:pPr>
-        <w:pStyle w:val="Vysvtlenpojmu"/>
-      </w:pPr>
-      <w:r>
-        <w:t xml:space="preserve">aritmeticko-logická jednotka </w:t>
-      </w:r>
-    </w:p>
-    <w:p>
-      <w:pPr>
-        <w:pStyle w:val="Pojem"/>
-      </w:pPr>
-      <w:r>
-        <w:t>SoC</w:t>
-      </w:r>
-    </w:p>
-    <w:p>
-      <w:pPr>
-        <w:pStyle w:val="Vysvtlenpojmu"/>
-      </w:pPr>
-      <w:r>
-        <w:t xml:space="preserve">System on Chip </w:t>
-      </w:r>
-    </w:p>
-    <w:p>
-      <w:pPr>
-        <w:pStyle w:val="Pojem"/>
-      </w:pPr>
-      <w:r>
-        <w:t>MSB</w:t>
-      </w:r>
-    </w:p>
-    <w:p>
-      <w:pPr>
-        <w:pStyle w:val="Vysvtlenpojmu"/>
-      </w:pPr>
-      <w:r>
-        <w:t>nejvýznamnější bit</w:t>
-      </w:r>
-    </w:p>
-    <w:p>
-      <w:pPr>
-        <w:pStyle w:val="Pojem"/>
-      </w:pPr>
-      <w:r>
-        <w:t>ALU</w:t>
-      </w:r>
-    </w:p>
-    <w:p>
-      <w:pPr>
-        <w:pStyle w:val="Vysvtlenpojmu"/>
-      </w:pPr>
-      <w:r>
-        <w:t xml:space="preserve">aritmeticko-logická jednotka </w:t>
-      </w:r>
-    </w:p>
-    <w:p>
-      <w:pPr>
-        <w:pStyle w:val="Vysvtlenpojmu"/>
-      </w:pPr>
-    </w:p>
-    <w:p>
-      <w:pPr>
-        <w:pStyle w:val="Pojem"/>
-      </w:pPr>
-    </w:p>
-    <w:p>
-      <w:pPr>
-        <w:pStyle w:val="Vysvtlenpojmu"/>
-      </w:pPr>
-    </w:p>
-    <w:p>
-      <w:pPr>
-        <w:pStyle w:val="Neslovannadpis"/>
-      </w:pPr>
-      <w:bookmarkStart w:id="57" w:name="_Toc86047605"/>
-      <w:bookmarkStart w:id="58" w:name="_Toc86055212"/>
-      <w:bookmarkStart w:id="59" w:name="_Toc222746936"/>
-      <w:r>
-        <w:lastRenderedPageBreak/>
-        <w:t>Seznam obrázků</w:t>
-      </w:r>
-      <w:bookmarkEnd w:id="57"/>
-      <w:bookmarkEnd w:id="58"/>
-      <w:bookmarkEnd w:id="59"/>
     </w:p>
     <w:p>
       <w:pPr>
@@ -8627,10 +9486,10 @@
       <w:r>
         <w:fldChar w:fldCharType="end"/>
       </w:r>
-      <w:bookmarkStart w:id="60" w:name="_Toc86047606"/>
-    </w:p>
-    <w:bookmarkStart w:id="61" w:name="_Toc86055213" w:displacedByCustomXml="next"/>
-    <w:bookmarkStart w:id="62" w:name="_Toc222746937" w:displacedByCustomXml="next"/>
+      <w:bookmarkStart w:id="57" w:name="_Toc86047606"/>
+    </w:p>
+    <w:bookmarkStart w:id="58" w:name="_Toc222746937" w:displacedByCustomXml="next"/>
+    <w:bookmarkStart w:id="59" w:name="_Toc86055213" w:displacedByCustomXml="next"/>
     <w:sdt>
       <w:sdtPr>
         <w:rPr>
@@ -8658,9 +9517,9 @@
           <w:r>
             <w:t>Použité zdroje</w:t>
           </w:r>
-          <w:bookmarkEnd w:id="60"/>
-          <w:bookmarkEnd w:id="62"/>
-          <w:bookmarkEnd w:id="61"/>
+          <w:bookmarkEnd w:id="57"/>
+          <w:bookmarkEnd w:id="59"/>
+          <w:bookmarkEnd w:id="58"/>
         </w:p>
         <w:p>
           <w:pPr>
@@ -9091,16 +9950,16 @@
       <w:pPr>
         <w:pStyle w:val="Nadpisplohy"/>
       </w:pPr>
-      <w:bookmarkStart w:id="63" w:name="_Toc86047607"/>
-      <w:bookmarkStart w:id="64" w:name="_Toc86055214"/>
-      <w:bookmarkStart w:id="65" w:name="_Toc222746938"/>
+      <w:bookmarkStart w:id="60" w:name="_Toc86047607"/>
+      <w:bookmarkStart w:id="61" w:name="_Toc86055214"/>
+      <w:bookmarkStart w:id="62" w:name="_Toc222746938"/>
       <w:r>
         <w:lastRenderedPageBreak/>
         <w:t>Seznam přiložených souborů</w:t>
       </w:r>
-      <w:bookmarkEnd w:id="63"/>
-      <w:bookmarkEnd w:id="64"/>
-      <w:bookmarkEnd w:id="65"/>
+      <w:bookmarkEnd w:id="60"/>
+      <w:bookmarkEnd w:id="61"/>
+      <w:bookmarkEnd w:id="62"/>
     </w:p>
     <w:p>
       <w:r>
@@ -9112,7 +9971,7 @@
         <w:pStyle w:val="Odstavecseseznamem"/>
         <w:numPr>
           <w:ilvl w:val="0"/>
-          <w:numId w:val="24"/>
+          <w:numId w:val="13"/>
         </w:numPr>
       </w:pPr>
       <w:r>
@@ -9131,7 +9990,7 @@
         <w:pStyle w:val="Odstavecseseznamem"/>
         <w:numPr>
           <w:ilvl w:val="0"/>
-          <w:numId w:val="24"/>
+          <w:numId w:val="13"/>
         </w:numPr>
       </w:pPr>
       <w:r>
@@ -9150,7 +10009,7 @@
         <w:pStyle w:val="Odstavecseseznamem"/>
         <w:numPr>
           <w:ilvl w:val="0"/>
-          <w:numId w:val="24"/>
+          <w:numId w:val="13"/>
         </w:numPr>
       </w:pPr>
       <w:r>
@@ -9169,7 +10028,7 @@
         <w:pStyle w:val="Odstavecseseznamem"/>
         <w:numPr>
           <w:ilvl w:val="0"/>
-          <w:numId w:val="24"/>
+          <w:numId w:val="13"/>
         </w:numPr>
       </w:pPr>
       <w:r>
@@ -9400,74 +10259,6 @@
 <file path=word/numbering.xml><?xml version="1.0" encoding="utf-8"?>
 <w:numbering xmlns:wpc="http://schemas.microsoft.com/office/word/2010/wordprocessingCanvas" xmlns:cx="http://schemas.microsoft.com/office/drawing/2014/chartex" xmlns:cx1="http://schemas.microsoft.com/office/drawing/2015/9/8/chartex" xmlns:cx2="http://schemas.microsoft.com/office/drawing/2015/10/21/chartex" xmlns:cx3="http://schemas.microsoft.com/office/drawing/2016/5/9/chartex" xmlns:cx4="http://schemas.microsoft.com/office/drawing/2016/5/10/chartex" xmlns:cx5="http://schemas.microsoft.com/office/drawing/2016/5/11/chartex" xmlns:cx6="http://schemas.microsoft.com/office/drawing/2016/5/12/chartex" xmlns:cx7="http://schemas.microsoft.com/office/drawing/2016/5/13/chartex" xmlns:cx8="http://schemas.microsoft.com/office/drawing/2016/5/14/chartex" xmlns:mc="http://schemas.openxmlformats.org/markup-compatibility/2006" xmlns:aink="http://schemas.microsoft.com/office/drawing/2016/ink" xmlns:am3d="http://schemas.microsoft.com/office/drawing/2017/model3d" xmlns:o="urn:schemas-microsoft-com:office:office" xmlns:oel="http://schemas.microsoft.com/office/2019/extlst" xmlns:r="http://schemas.openxmlformats.org/officeDocument/2006/relationships" xmlns:m="http://schemas.openxmlformats.org/officeDocument/2006/math" xmlns:v="urn:schemas-microsoft-com:vml" xmlns:wp14="http://schemas.microsoft.com/office/word/2010/wordprocessingDrawing" xmlns:wp="http://schemas.openxmlformats.org/drawingml/2006/wordprocessingDrawing" xmlns:w10="urn:schemas-microsoft-com:office:word" xmlns:w="http://schemas.openxmlformats.org/wordprocessingml/2006/main" xmlns:w14="http://schemas.microsoft.com/office/word/2010/wordml" xmlns:w15="http://schemas.microsoft.com/office/word/2012/wordml" xmlns:w16cex="http://schemas.microsoft.com/office/word/2018/wordml/cex" xmlns:w16cid="http://schemas.microsoft.com/office/word/2016/wordml/cid" xmlns:w16="http://schemas.microsoft.com/office/word/2018/wordml" xmlns:w16du="http://schemas.microsoft.com/office/word/2023/wordml/word16du" xmlns:w16sdtdh="http://schemas.microsoft.com/office/word/2020/wordml/sdtdatahash" xmlns:w16sdtfl="http://schemas.microsoft.com/office/word/2024/wordml/sdtformatlock" xmlns:w16se="http://schemas.microsoft.com/office/word/2015/wordml/symex" xmlns:wpg="http://schemas.microsoft.com/office/word/2010/wordprocessingGroup" xmlns:wpi="http://schemas.microsoft.com/office/word/2010/wordprocessingInk" xmlns:wne="http://schemas.microsoft.com/office/word/2006/wordml" xmlns:wps="http://schemas.microsoft.com/office/word/2010/wordprocessingShape" mc:Ignorable="w14 w15 w16se w16cid w16 w16cex w16sdtdh w16sdtfl w16du wp14">
   <w:abstractNum w:abstractNumId="0" w15:restartNumberingAfterBreak="0">
-    <w:nsid w:val="FFFFFF7C"/>
-    <w:multiLevelType w:val="singleLevel"/>
-    <w:tmpl w:val="8CFAC6E2"/>
-    <w:lvl w:ilvl="0">
-      <w:start w:val="1"/>
-      <w:numFmt w:val="decimal"/>
-      <w:lvlText w:val="%1."/>
-      <w:lvlJc w:val="left"/>
-      <w:pPr>
-        <w:tabs>
-          <w:tab w:val="num" w:pos="1492"/>
-        </w:tabs>
-        <w:ind w:left="1492" w:hanging="360"/>
-      </w:pPr>
-    </w:lvl>
-  </w:abstractNum>
-  <w:abstractNum w:abstractNumId="1" w15:restartNumberingAfterBreak="0">
-    <w:nsid w:val="FFFFFF7D"/>
-    <w:multiLevelType w:val="singleLevel"/>
-    <w:tmpl w:val="E054837C"/>
-    <w:lvl w:ilvl="0">
-      <w:start w:val="1"/>
-      <w:numFmt w:val="decimal"/>
-      <w:lvlText w:val="%1."/>
-      <w:lvlJc w:val="left"/>
-      <w:pPr>
-        <w:tabs>
-          <w:tab w:val="num" w:pos="1209"/>
-        </w:tabs>
-        <w:ind w:left="1209" w:hanging="360"/>
-      </w:pPr>
-    </w:lvl>
-  </w:abstractNum>
-  <w:abstractNum w:abstractNumId="2" w15:restartNumberingAfterBreak="0">
-    <w:nsid w:val="FFFFFF7E"/>
-    <w:multiLevelType w:val="singleLevel"/>
-    <w:tmpl w:val="C59EEDA2"/>
-    <w:lvl w:ilvl="0">
-      <w:start w:val="1"/>
-      <w:numFmt w:val="decimal"/>
-      <w:lvlText w:val="%1."/>
-      <w:lvlJc w:val="left"/>
-      <w:pPr>
-        <w:tabs>
-          <w:tab w:val="num" w:pos="926"/>
-        </w:tabs>
-        <w:ind w:left="926" w:hanging="360"/>
-      </w:pPr>
-    </w:lvl>
-  </w:abstractNum>
-  <w:abstractNum w:abstractNumId="3" w15:restartNumberingAfterBreak="0">
-    <w:nsid w:val="FFFFFF7F"/>
-    <w:multiLevelType w:val="singleLevel"/>
-    <w:tmpl w:val="612E8370"/>
-    <w:lvl w:ilvl="0">
-      <w:start w:val="1"/>
-      <w:numFmt w:val="decimal"/>
-      <w:lvlText w:val="%1."/>
-      <w:lvlJc w:val="left"/>
-      <w:pPr>
-        <w:tabs>
-          <w:tab w:val="num" w:pos="643"/>
-        </w:tabs>
-        <w:ind w:left="643" w:hanging="360"/>
-      </w:pPr>
-    </w:lvl>
-  </w:abstractNum>
-  <w:abstractNum w:abstractNumId="4" w15:restartNumberingAfterBreak="0">
     <w:nsid w:val="FFFFFF80"/>
     <w:multiLevelType w:val="singleLevel"/>
     <w:tmpl w:val="29EEF088"/>
@@ -9488,7 +10279,7 @@
       </w:rPr>
     </w:lvl>
   </w:abstractNum>
-  <w:abstractNum w:abstractNumId="5" w15:restartNumberingAfterBreak="0">
+  <w:abstractNum w:abstractNumId="1" w15:restartNumberingAfterBreak="0">
     <w:nsid w:val="FFFFFF81"/>
     <w:multiLevelType w:val="singleLevel"/>
     <w:tmpl w:val="FEF24630"/>
@@ -9509,7 +10300,7 @@
       </w:rPr>
     </w:lvl>
   </w:abstractNum>
-  <w:abstractNum w:abstractNumId="6" w15:restartNumberingAfterBreak="0">
+  <w:abstractNum w:abstractNumId="2" w15:restartNumberingAfterBreak="0">
     <w:nsid w:val="FFFFFF82"/>
     <w:multiLevelType w:val="singleLevel"/>
     <w:tmpl w:val="F87AFDAE"/>
@@ -9530,7 +10321,7 @@
       </w:rPr>
     </w:lvl>
   </w:abstractNum>
-  <w:abstractNum w:abstractNumId="7" w15:restartNumberingAfterBreak="0">
+  <w:abstractNum w:abstractNumId="3" w15:restartNumberingAfterBreak="0">
     <w:nsid w:val="FFFFFF83"/>
     <w:multiLevelType w:val="singleLevel"/>
     <w:tmpl w:val="5EB0F93C"/>
@@ -9551,24 +10342,7 @@
       </w:rPr>
     </w:lvl>
   </w:abstractNum>
-  <w:abstractNum w:abstractNumId="8" w15:restartNumberingAfterBreak="0">
-    <w:nsid w:val="FFFFFF88"/>
-    <w:multiLevelType w:val="singleLevel"/>
-    <w:tmpl w:val="585C4AF0"/>
-    <w:lvl w:ilvl="0">
-      <w:start w:val="1"/>
-      <w:numFmt w:val="decimal"/>
-      <w:lvlText w:val="%1."/>
-      <w:lvlJc w:val="left"/>
-      <w:pPr>
-        <w:tabs>
-          <w:tab w:val="num" w:pos="360"/>
-        </w:tabs>
-        <w:ind w:left="360" w:hanging="360"/>
-      </w:pPr>
-    </w:lvl>
-  </w:abstractNum>
-  <w:abstractNum w:abstractNumId="9" w15:restartNumberingAfterBreak="0">
+  <w:abstractNum w:abstractNumId="4" w15:restartNumberingAfterBreak="0">
     <w:nsid w:val="FFFFFF89"/>
     <w:multiLevelType w:val="singleLevel"/>
     <w:tmpl w:val="63B80A50"/>
@@ -9589,12 +10363,249 @@
       </w:rPr>
     </w:lvl>
   </w:abstractNum>
-  <w:abstractNum w:abstractNumId="10" w15:restartNumberingAfterBreak="0">
-    <w:nsid w:val="034235AD"/>
+  <w:abstractNum w:abstractNumId="5" w15:restartNumberingAfterBreak="0">
+    <w:nsid w:val="136003BA"/>
     <w:multiLevelType w:val="multilevel"/>
-    <w:tmpl w:val="B2DE82C8"/>
+    <w:tmpl w:val="46B4BA14"/>
     <w:lvl w:ilvl="0">
       <w:start w:val="1"/>
+      <w:numFmt w:val="upperLetter"/>
+      <w:pStyle w:val="Nadpisplohy"/>
+      <w:lvlText w:val="%1."/>
+      <w:lvlJc w:val="left"/>
+      <w:pPr>
+        <w:ind w:left="720" w:hanging="360"/>
+      </w:pPr>
+      <w:rPr>
+        <w:rFonts w:hint="default"/>
+      </w:rPr>
+    </w:lvl>
+    <w:lvl w:ilvl="1">
+      <w:start w:val="1"/>
+      <w:numFmt w:val="lowerLetter"/>
+      <w:lvlText w:val="%2."/>
+      <w:lvlJc w:val="left"/>
+      <w:pPr>
+        <w:ind w:left="1440" w:hanging="360"/>
+      </w:pPr>
+      <w:rPr>
+        <w:rFonts w:hint="default"/>
+      </w:rPr>
+    </w:lvl>
+    <w:lvl w:ilvl="2">
+      <w:start w:val="1"/>
+      <w:numFmt w:val="lowerRoman"/>
+      <w:lvlText w:val="%3."/>
+      <w:lvlJc w:val="right"/>
+      <w:pPr>
+        <w:ind w:left="2160" w:hanging="180"/>
+      </w:pPr>
+      <w:rPr>
+        <w:rFonts w:hint="default"/>
+      </w:rPr>
+    </w:lvl>
+    <w:lvl w:ilvl="3">
+      <w:start w:val="1"/>
+      <w:numFmt w:val="decimal"/>
+      <w:lvlText w:val="%4."/>
+      <w:lvlJc w:val="left"/>
+      <w:pPr>
+        <w:ind w:left="2880" w:hanging="360"/>
+      </w:pPr>
+      <w:rPr>
+        <w:rFonts w:hint="default"/>
+      </w:rPr>
+    </w:lvl>
+    <w:lvl w:ilvl="4">
+      <w:start w:val="1"/>
+      <w:numFmt w:val="lowerLetter"/>
+      <w:lvlText w:val="%5."/>
+      <w:lvlJc w:val="left"/>
+      <w:pPr>
+        <w:ind w:left="3600" w:hanging="360"/>
+      </w:pPr>
+      <w:rPr>
+        <w:rFonts w:hint="default"/>
+      </w:rPr>
+    </w:lvl>
+    <w:lvl w:ilvl="5">
+      <w:start w:val="1"/>
+      <w:numFmt w:val="lowerRoman"/>
+      <w:lvlText w:val="%6."/>
+      <w:lvlJc w:val="right"/>
+      <w:pPr>
+        <w:ind w:left="4320" w:hanging="180"/>
+      </w:pPr>
+      <w:rPr>
+        <w:rFonts w:hint="default"/>
+      </w:rPr>
+    </w:lvl>
+    <w:lvl w:ilvl="6">
+      <w:start w:val="1"/>
+      <w:numFmt w:val="decimal"/>
+      <w:lvlText w:val="%7."/>
+      <w:lvlJc w:val="left"/>
+      <w:pPr>
+        <w:ind w:left="5040" w:hanging="360"/>
+      </w:pPr>
+      <w:rPr>
+        <w:rFonts w:hint="default"/>
+      </w:rPr>
+    </w:lvl>
+    <w:lvl w:ilvl="7">
+      <w:start w:val="1"/>
+      <w:numFmt w:val="lowerLetter"/>
+      <w:lvlText w:val="%8."/>
+      <w:lvlJc w:val="left"/>
+      <w:pPr>
+        <w:ind w:left="5760" w:hanging="360"/>
+      </w:pPr>
+      <w:rPr>
+        <w:rFonts w:hint="default"/>
+      </w:rPr>
+    </w:lvl>
+    <w:lvl w:ilvl="8">
+      <w:start w:val="1"/>
+      <w:numFmt w:val="lowerRoman"/>
+      <w:lvlText w:val="%9."/>
+      <w:lvlJc w:val="right"/>
+      <w:pPr>
+        <w:ind w:left="6480" w:hanging="180"/>
+      </w:pPr>
+      <w:rPr>
+        <w:rFonts w:hint="default"/>
+      </w:rPr>
+    </w:lvl>
+  </w:abstractNum>
+  <w:abstractNum w:abstractNumId="6" w15:restartNumberingAfterBreak="0">
+    <w:nsid w:val="2EA65A19"/>
+    <w:multiLevelType w:val="multilevel"/>
+    <w:tmpl w:val="9AA2C062"/>
+    <w:styleLink w:val="Seznamslovan"/>
+    <w:lvl w:ilvl="0">
+      <w:start w:val="1"/>
+      <w:numFmt w:val="decimal"/>
+      <w:lvlText w:val="%1."/>
+      <w:lvlJc w:val="left"/>
+      <w:pPr>
+        <w:ind w:left="1276" w:hanging="425"/>
+      </w:pPr>
+      <w:rPr>
+        <w:rFonts w:hint="default"/>
+      </w:rPr>
+    </w:lvl>
+    <w:lvl w:ilvl="1">
+      <w:start w:val="1"/>
+      <w:numFmt w:val="lowerLetter"/>
+      <w:lvlText w:val="%2."/>
+      <w:lvlJc w:val="left"/>
+      <w:pPr>
+        <w:ind w:left="1701" w:hanging="425"/>
+      </w:pPr>
+      <w:rPr>
+        <w:rFonts w:hint="default"/>
+      </w:rPr>
+    </w:lvl>
+    <w:lvl w:ilvl="2">
+      <w:start w:val="1"/>
+      <w:numFmt w:val="lowerRoman"/>
+      <w:lvlText w:val="%3."/>
+      <w:lvlJc w:val="right"/>
+      <w:pPr>
+        <w:ind w:left="2126" w:hanging="425"/>
+      </w:pPr>
+      <w:rPr>
+        <w:rFonts w:hint="default"/>
+      </w:rPr>
+    </w:lvl>
+    <w:lvl w:ilvl="3">
+      <w:start w:val="1"/>
+      <w:numFmt w:val="decimal"/>
+      <w:lvlText w:val="%4."/>
+      <w:lvlJc w:val="left"/>
+      <w:pPr>
+        <w:ind w:left="2552" w:hanging="426"/>
+      </w:pPr>
+      <w:rPr>
+        <w:rFonts w:hint="default"/>
+      </w:rPr>
+    </w:lvl>
+    <w:lvl w:ilvl="4">
+      <w:start w:val="1"/>
+      <w:numFmt w:val="lowerLetter"/>
+      <w:lvlText w:val="%5."/>
+      <w:lvlJc w:val="left"/>
+      <w:pPr>
+        <w:ind w:left="2977" w:hanging="425"/>
+      </w:pPr>
+      <w:rPr>
+        <w:rFonts w:hint="default"/>
+      </w:rPr>
+    </w:lvl>
+    <w:lvl w:ilvl="5">
+      <w:start w:val="1"/>
+      <w:numFmt w:val="lowerRoman"/>
+      <w:lvlText w:val="%6."/>
+      <w:lvlJc w:val="left"/>
+      <w:pPr>
+        <w:ind w:left="2977" w:hanging="425"/>
+      </w:pPr>
+      <w:rPr>
+        <w:rFonts w:hint="default"/>
+      </w:rPr>
+    </w:lvl>
+    <w:lvl w:ilvl="6">
+      <w:start w:val="1"/>
+      <w:numFmt w:val="decimal"/>
+      <w:lvlText w:val="%7."/>
+      <w:lvlJc w:val="left"/>
+      <w:pPr>
+        <w:ind w:left="2977" w:hanging="425"/>
+      </w:pPr>
+      <w:rPr>
+        <w:rFonts w:hint="default"/>
+      </w:rPr>
+    </w:lvl>
+    <w:lvl w:ilvl="7">
+      <w:start w:val="1"/>
+      <w:numFmt w:val="lowerLetter"/>
+      <w:lvlText w:val="%8."/>
+      <w:lvlJc w:val="left"/>
+      <w:pPr>
+        <w:tabs>
+          <w:tab w:val="num" w:pos="18144"/>
+        </w:tabs>
+        <w:ind w:left="2977" w:hanging="425"/>
+      </w:pPr>
+      <w:rPr>
+        <w:rFonts w:hint="default"/>
+      </w:rPr>
+    </w:lvl>
+    <w:lvl w:ilvl="8">
+      <w:start w:val="1"/>
+      <w:numFmt w:val="lowerRoman"/>
+      <w:lvlText w:val="%9."/>
+      <w:lvlJc w:val="left"/>
+      <w:pPr>
+        <w:ind w:left="2977" w:hanging="425"/>
+      </w:pPr>
+      <w:rPr>
+        <w:rFonts w:hint="default"/>
+      </w:rPr>
+    </w:lvl>
+  </w:abstractNum>
+  <w:abstractNum w:abstractNumId="7" w15:restartNumberingAfterBreak="0">
+    <w:nsid w:val="3022458A"/>
+    <w:multiLevelType w:val="multilevel"/>
+    <w:tmpl w:val="9AA2C062"/>
+    <w:numStyleLink w:val="Seznamslovan"/>
+  </w:abstractNum>
+  <w:abstractNum w:abstractNumId="8" w15:restartNumberingAfterBreak="0">
+    <w:nsid w:val="30C77FE2"/>
+    <w:multiLevelType w:val="multilevel"/>
+    <w:tmpl w:val="56A424E4"/>
+    <w:lvl w:ilvl="0">
+      <w:start w:val="3"/>
       <w:numFmt w:val="decimal"/>
       <w:lvlText w:val="%1"/>
       <w:lvlJc w:val="left"/>
@@ -9626,11 +10637,17 @@
     <w:lvl w:ilvl="2">
       <w:start w:val="1"/>
       <w:numFmt w:val="decimal"/>
-      <w:lvlText w:val="%3."/>
+      <w:lvlText w:val="%1.%2.%3"/>
       <w:lvlJc w:val="left"/>
       <w:pPr>
-        <w:ind w:left="360" w:hanging="360"/>
-      </w:pPr>
+        <w:tabs>
+          <w:tab w:val="num" w:pos="851"/>
+        </w:tabs>
+        <w:ind w:left="851" w:hanging="851"/>
+      </w:pPr>
+      <w:rPr>
+        <w:rFonts w:hint="default"/>
+      </w:rPr>
     </w:lvl>
     <w:lvl w:ilvl="3">
       <w:start w:val="1"/>
@@ -9708,10 +10725,136 @@
       </w:rPr>
     </w:lvl>
   </w:abstractNum>
-  <w:abstractNum w:abstractNumId="11" w15:restartNumberingAfterBreak="0">
-    <w:nsid w:val="0620303B"/>
+  <w:abstractNum w:abstractNumId="9" w15:restartNumberingAfterBreak="0">
+    <w:nsid w:val="32E0663F"/>
     <w:multiLevelType w:val="multilevel"/>
-    <w:tmpl w:val="324CDC66"/>
+    <w:tmpl w:val="4A1A5C64"/>
+    <w:styleLink w:val="slovnnadpis"/>
+    <w:lvl w:ilvl="0">
+      <w:start w:val="1"/>
+      <w:numFmt w:val="decimal"/>
+      <w:lvlText w:val="%1"/>
+      <w:lvlJc w:val="left"/>
+      <w:pPr>
+        <w:tabs>
+          <w:tab w:val="num" w:pos="851"/>
+        </w:tabs>
+        <w:ind w:left="851" w:hanging="851"/>
+      </w:pPr>
+      <w:rPr>
+        <w:rFonts w:hint="default"/>
+      </w:rPr>
+    </w:lvl>
+    <w:lvl w:ilvl="1">
+      <w:start w:val="1"/>
+      <w:numFmt w:val="decimal"/>
+      <w:lvlText w:val="%1.%2"/>
+      <w:lvlJc w:val="left"/>
+      <w:pPr>
+        <w:tabs>
+          <w:tab w:val="num" w:pos="851"/>
+        </w:tabs>
+        <w:ind w:left="851" w:hanging="851"/>
+      </w:pPr>
+      <w:rPr>
+        <w:rFonts w:hint="default"/>
+      </w:rPr>
+    </w:lvl>
+    <w:lvl w:ilvl="2">
+      <w:start w:val="1"/>
+      <w:numFmt w:val="decimal"/>
+      <w:lvlText w:val="%1.%2.%3"/>
+      <w:lvlJc w:val="left"/>
+      <w:pPr>
+        <w:tabs>
+          <w:tab w:val="num" w:pos="851"/>
+        </w:tabs>
+        <w:ind w:left="851" w:hanging="851"/>
+      </w:pPr>
+      <w:rPr>
+        <w:rFonts w:hint="default"/>
+      </w:rPr>
+    </w:lvl>
+    <w:lvl w:ilvl="3">
+      <w:start w:val="1"/>
+      <w:numFmt w:val="decimal"/>
+      <w:lvlText w:val="%1.%2.%3.%4"/>
+      <w:lvlJc w:val="left"/>
+      <w:pPr>
+        <w:tabs>
+          <w:tab w:val="num" w:pos="851"/>
+        </w:tabs>
+        <w:ind w:left="851" w:hanging="851"/>
+      </w:pPr>
+      <w:rPr>
+        <w:rFonts w:hint="default"/>
+      </w:rPr>
+    </w:lvl>
+    <w:lvl w:ilvl="4">
+      <w:start w:val="1"/>
+      <w:numFmt w:val="none"/>
+      <w:lvlText w:val=""/>
+      <w:lvlJc w:val="left"/>
+      <w:pPr>
+        <w:ind w:left="851" w:hanging="851"/>
+      </w:pPr>
+      <w:rPr>
+        <w:rFonts w:hint="default"/>
+      </w:rPr>
+    </w:lvl>
+    <w:lvl w:ilvl="5">
+      <w:start w:val="1"/>
+      <w:numFmt w:val="none"/>
+      <w:lvlText w:val=""/>
+      <w:lvlJc w:val="left"/>
+      <w:pPr>
+        <w:ind w:left="851" w:hanging="851"/>
+      </w:pPr>
+      <w:rPr>
+        <w:rFonts w:hint="default"/>
+      </w:rPr>
+    </w:lvl>
+    <w:lvl w:ilvl="6">
+      <w:start w:val="1"/>
+      <w:numFmt w:val="none"/>
+      <w:lvlText w:val=""/>
+      <w:lvlJc w:val="left"/>
+      <w:pPr>
+        <w:ind w:left="851" w:hanging="851"/>
+      </w:pPr>
+      <w:rPr>
+        <w:rFonts w:hint="default"/>
+      </w:rPr>
+    </w:lvl>
+    <w:lvl w:ilvl="7">
+      <w:start w:val="1"/>
+      <w:numFmt w:val="none"/>
+      <w:lvlText w:val=""/>
+      <w:lvlJc w:val="left"/>
+      <w:pPr>
+        <w:ind w:left="851" w:hanging="851"/>
+      </w:pPr>
+      <w:rPr>
+        <w:rFonts w:hint="default"/>
+      </w:rPr>
+    </w:lvl>
+    <w:lvl w:ilvl="8">
+      <w:start w:val="1"/>
+      <w:numFmt w:val="none"/>
+      <w:lvlText w:val=""/>
+      <w:lvlJc w:val="left"/>
+      <w:pPr>
+        <w:ind w:left="851" w:hanging="851"/>
+      </w:pPr>
+      <w:rPr>
+        <w:rFonts w:hint="default"/>
+      </w:rPr>
+    </w:lvl>
+  </w:abstractNum>
+  <w:abstractNum w:abstractNumId="10" w15:restartNumberingAfterBreak="0">
+    <w:nsid w:val="33951856"/>
+    <w:multiLevelType w:val="multilevel"/>
+    <w:tmpl w:val="3DE8382A"/>
     <w:lvl w:ilvl="0">
       <w:start w:val="1"/>
       <w:numFmt w:val="bullet"/>
@@ -9719,9 +10862,9 @@
       <w:lvlJc w:val="left"/>
       <w:pPr>
         <w:tabs>
-          <w:tab w:val="num" w:pos="851"/>
+          <w:tab w:val="num" w:pos="1276"/>
         </w:tabs>
-        <w:ind w:left="851" w:hanging="426"/>
+        <w:ind w:left="1276" w:hanging="425"/>
       </w:pPr>
       <w:rPr>
         <w:rFonts w:ascii="Times New Roman" w:hAnsi="Times New Roman" w:cs="Times New Roman" w:hint="default"/>
@@ -9734,9 +10877,9 @@
       <w:lvlJc w:val="left"/>
       <w:pPr>
         <w:tabs>
-          <w:tab w:val="num" w:pos="1276"/>
+          <w:tab w:val="num" w:pos="1701"/>
         </w:tabs>
-        <w:ind w:left="1276" w:hanging="425"/>
+        <w:ind w:left="1701" w:hanging="425"/>
       </w:pPr>
       <w:rPr>
         <w:rFonts w:ascii="Symbol" w:hAnsi="Symbol" w:hint="default"/>
@@ -9749,9 +10892,9 @@
       <w:lvlJc w:val="left"/>
       <w:pPr>
         <w:tabs>
-          <w:tab w:val="num" w:pos="1701"/>
+          <w:tab w:val="num" w:pos="2126"/>
         </w:tabs>
-        <w:ind w:left="1701" w:hanging="425"/>
+        <w:ind w:left="2126" w:hanging="425"/>
       </w:pPr>
       <w:rPr>
         <w:rFonts w:ascii="Symbol" w:hAnsi="Symbol" w:hint="default"/>
@@ -9764,7 +10907,7 @@
       <w:lvlText w:val="(%4)"/>
       <w:lvlJc w:val="left"/>
       <w:pPr>
-        <w:ind w:left="1701" w:hanging="425"/>
+        <w:ind w:left="2126" w:hanging="425"/>
       </w:pPr>
       <w:rPr>
         <w:rFonts w:hint="default"/>
@@ -9776,7 +10919,7 @@
       <w:lvlText w:val="(%5)"/>
       <w:lvlJc w:val="left"/>
       <w:pPr>
-        <w:ind w:left="1701" w:hanging="425"/>
+        <w:ind w:left="2126" w:hanging="425"/>
       </w:pPr>
       <w:rPr>
         <w:rFonts w:hint="default"/>
@@ -9788,7 +10931,7 @@
       <w:lvlText w:val="(%6)"/>
       <w:lvlJc w:val="left"/>
       <w:pPr>
-        <w:ind w:left="1701" w:hanging="425"/>
+        <w:ind w:left="2126" w:hanging="425"/>
       </w:pPr>
       <w:rPr>
         <w:rFonts w:hint="default"/>
@@ -9800,7 +10943,7 @@
       <w:lvlText w:val="%7."/>
       <w:lvlJc w:val="left"/>
       <w:pPr>
-        <w:ind w:left="1701" w:hanging="425"/>
+        <w:ind w:left="2126" w:hanging="425"/>
       </w:pPr>
       <w:rPr>
         <w:rFonts w:hint="default"/>
@@ -9812,7 +10955,7 @@
       <w:lvlText w:val="%8."/>
       <w:lvlJc w:val="left"/>
       <w:pPr>
-        <w:ind w:left="1701" w:hanging="425"/>
+        <w:ind w:left="2126" w:hanging="425"/>
       </w:pPr>
       <w:rPr>
         <w:rFonts w:hint="default"/>
@@ -9824,874 +10967,24 @@
       <w:lvlText w:val="%9."/>
       <w:lvlJc w:val="left"/>
       <w:pPr>
-        <w:ind w:left="1701" w:hanging="425"/>
+        <w:ind w:left="2126" w:hanging="425"/>
       </w:pPr>
       <w:rPr>
         <w:rFonts w:hint="default"/>
       </w:rPr>
     </w:lvl>
   </w:abstractNum>
-  <w:abstractNum w:abstractNumId="12" w15:restartNumberingAfterBreak="0">
-    <w:nsid w:val="136003BA"/>
-    <w:multiLevelType w:val="multilevel"/>
-    <w:tmpl w:val="46B4BA14"/>
-    <w:lvl w:ilvl="0">
-      <w:start w:val="1"/>
-      <w:numFmt w:val="upperLetter"/>
-      <w:pStyle w:val="Nadpisplohy"/>
-      <w:lvlText w:val="%1."/>
-      <w:lvlJc w:val="left"/>
-      <w:pPr>
-        <w:ind w:left="720" w:hanging="360"/>
-      </w:pPr>
-      <w:rPr>
-        <w:rFonts w:hint="default"/>
-      </w:rPr>
-    </w:lvl>
-    <w:lvl w:ilvl="1">
-      <w:start w:val="1"/>
-      <w:numFmt w:val="lowerLetter"/>
-      <w:lvlText w:val="%2."/>
-      <w:lvlJc w:val="left"/>
-      <w:pPr>
-        <w:ind w:left="1440" w:hanging="360"/>
-      </w:pPr>
-      <w:rPr>
-        <w:rFonts w:hint="default"/>
-      </w:rPr>
-    </w:lvl>
-    <w:lvl w:ilvl="2">
-      <w:start w:val="1"/>
-      <w:numFmt w:val="lowerRoman"/>
-      <w:lvlText w:val="%3."/>
-      <w:lvlJc w:val="right"/>
-      <w:pPr>
-        <w:ind w:left="2160" w:hanging="180"/>
-      </w:pPr>
-      <w:rPr>
-        <w:rFonts w:hint="default"/>
-      </w:rPr>
-    </w:lvl>
-    <w:lvl w:ilvl="3">
-      <w:start w:val="1"/>
-      <w:numFmt w:val="decimal"/>
-      <w:lvlText w:val="%4."/>
-      <w:lvlJc w:val="left"/>
-      <w:pPr>
-        <w:ind w:left="2880" w:hanging="360"/>
-      </w:pPr>
-      <w:rPr>
-        <w:rFonts w:hint="default"/>
-      </w:rPr>
-    </w:lvl>
-    <w:lvl w:ilvl="4">
-      <w:start w:val="1"/>
-      <w:numFmt w:val="lowerLetter"/>
-      <w:lvlText w:val="%5."/>
-      <w:lvlJc w:val="left"/>
-      <w:pPr>
-        <w:ind w:left="3600" w:hanging="360"/>
-      </w:pPr>
-      <w:rPr>
-        <w:rFonts w:hint="default"/>
-      </w:rPr>
-    </w:lvl>
-    <w:lvl w:ilvl="5">
-      <w:start w:val="1"/>
-      <w:numFmt w:val="lowerRoman"/>
-      <w:lvlText w:val="%6."/>
-      <w:lvlJc w:val="right"/>
-      <w:pPr>
-        <w:ind w:left="4320" w:hanging="180"/>
-      </w:pPr>
-      <w:rPr>
-        <w:rFonts w:hint="default"/>
-      </w:rPr>
-    </w:lvl>
-    <w:lvl w:ilvl="6">
-      <w:start w:val="1"/>
-      <w:numFmt w:val="decimal"/>
-      <w:lvlText w:val="%7."/>
-      <w:lvlJc w:val="left"/>
-      <w:pPr>
-        <w:ind w:left="5040" w:hanging="360"/>
-      </w:pPr>
-      <w:rPr>
-        <w:rFonts w:hint="default"/>
-      </w:rPr>
-    </w:lvl>
-    <w:lvl w:ilvl="7">
-      <w:start w:val="1"/>
-      <w:numFmt w:val="lowerLetter"/>
-      <w:lvlText w:val="%8."/>
-      <w:lvlJc w:val="left"/>
-      <w:pPr>
-        <w:ind w:left="5760" w:hanging="360"/>
-      </w:pPr>
-      <w:rPr>
-        <w:rFonts w:hint="default"/>
-      </w:rPr>
-    </w:lvl>
-    <w:lvl w:ilvl="8">
-      <w:start w:val="1"/>
-      <w:numFmt w:val="lowerRoman"/>
-      <w:lvlText w:val="%9."/>
-      <w:lvlJc w:val="right"/>
-      <w:pPr>
-        <w:ind w:left="6480" w:hanging="180"/>
-      </w:pPr>
-      <w:rPr>
-        <w:rFonts w:hint="default"/>
-      </w:rPr>
-    </w:lvl>
-  </w:abstractNum>
-  <w:abstractNum w:abstractNumId="13" w15:restartNumberingAfterBreak="0">
-    <w:nsid w:val="1B147BD4"/>
-    <w:multiLevelType w:val="multilevel"/>
-    <w:tmpl w:val="2BA0088C"/>
-    <w:lvl w:ilvl="0">
-      <w:start w:val="1"/>
-      <w:numFmt w:val="decimal"/>
-      <w:lvlText w:val="%1."/>
-      <w:lvlJc w:val="left"/>
-      <w:pPr>
-        <w:ind w:left="720" w:hanging="360"/>
-      </w:pPr>
-      <w:rPr>
-        <w:rFonts w:hint="default"/>
-      </w:rPr>
-    </w:lvl>
-    <w:lvl w:ilvl="1">
-      <w:start w:val="1"/>
-      <w:numFmt w:val="lowerLetter"/>
-      <w:lvlText w:val="%2."/>
-      <w:lvlJc w:val="left"/>
-      <w:pPr>
-        <w:ind w:left="1440" w:hanging="360"/>
-      </w:pPr>
-      <w:rPr>
-        <w:rFonts w:hint="default"/>
-      </w:rPr>
-    </w:lvl>
-    <w:lvl w:ilvl="2">
-      <w:start w:val="1"/>
-      <w:numFmt w:val="lowerRoman"/>
-      <w:lvlText w:val="%3."/>
-      <w:lvlJc w:val="right"/>
-      <w:pPr>
-        <w:ind w:left="2160" w:hanging="180"/>
-      </w:pPr>
-      <w:rPr>
-        <w:rFonts w:hint="default"/>
-      </w:rPr>
-    </w:lvl>
-    <w:lvl w:ilvl="3">
-      <w:start w:val="1"/>
-      <w:numFmt w:val="decimal"/>
-      <w:lvlText w:val="%4."/>
-      <w:lvlJc w:val="left"/>
-      <w:pPr>
-        <w:ind w:left="2880" w:hanging="360"/>
-      </w:pPr>
-      <w:rPr>
-        <w:rFonts w:hint="default"/>
-      </w:rPr>
-    </w:lvl>
-    <w:lvl w:ilvl="4">
-      <w:start w:val="1"/>
-      <w:numFmt w:val="lowerLetter"/>
-      <w:lvlText w:val="%5."/>
-      <w:lvlJc w:val="left"/>
-      <w:pPr>
-        <w:ind w:left="3600" w:hanging="360"/>
-      </w:pPr>
-      <w:rPr>
-        <w:rFonts w:hint="default"/>
-      </w:rPr>
-    </w:lvl>
-    <w:lvl w:ilvl="5">
-      <w:start w:val="1"/>
-      <w:numFmt w:val="lowerRoman"/>
-      <w:lvlText w:val="%6."/>
-      <w:lvlJc w:val="right"/>
-      <w:pPr>
-        <w:ind w:left="4320" w:hanging="180"/>
-      </w:pPr>
-      <w:rPr>
-        <w:rFonts w:hint="default"/>
-      </w:rPr>
-    </w:lvl>
-    <w:lvl w:ilvl="6">
-      <w:start w:val="1"/>
-      <w:numFmt w:val="decimal"/>
-      <w:lvlText w:val="%7."/>
-      <w:lvlJc w:val="left"/>
-      <w:pPr>
-        <w:ind w:left="5040" w:hanging="360"/>
-      </w:pPr>
-      <w:rPr>
-        <w:rFonts w:hint="default"/>
-      </w:rPr>
-    </w:lvl>
-    <w:lvl w:ilvl="7">
-      <w:start w:val="1"/>
-      <w:numFmt w:val="lowerLetter"/>
-      <w:lvlText w:val="%8."/>
-      <w:lvlJc w:val="left"/>
-      <w:pPr>
-        <w:ind w:left="5760" w:hanging="360"/>
-      </w:pPr>
-      <w:rPr>
-        <w:rFonts w:hint="default"/>
-      </w:rPr>
-    </w:lvl>
-    <w:lvl w:ilvl="8">
-      <w:start w:val="1"/>
-      <w:numFmt w:val="lowerRoman"/>
-      <w:lvlText w:val="%9."/>
-      <w:lvlJc w:val="right"/>
-      <w:pPr>
-        <w:ind w:left="6480" w:hanging="180"/>
-      </w:pPr>
-      <w:rPr>
-        <w:rFonts w:hint="default"/>
-      </w:rPr>
-    </w:lvl>
-  </w:abstractNum>
-  <w:abstractNum w:abstractNumId="14" w15:restartNumberingAfterBreak="0">
-    <w:nsid w:val="21EB5E40"/>
-    <w:multiLevelType w:val="multilevel"/>
-    <w:tmpl w:val="78EED2E0"/>
-    <w:lvl w:ilvl="0">
-      <w:start w:val="1"/>
-      <w:numFmt w:val="decimal"/>
-      <w:lvlText w:val="%1"/>
-      <w:lvlJc w:val="left"/>
-      <w:pPr>
-        <w:tabs>
-          <w:tab w:val="num" w:pos="851"/>
-        </w:tabs>
-        <w:ind w:left="851" w:hanging="851"/>
-      </w:pPr>
-      <w:rPr>
-        <w:rFonts w:hint="default"/>
-      </w:rPr>
-    </w:lvl>
-    <w:lvl w:ilvl="1">
-      <w:start w:val="1"/>
-      <w:numFmt w:val="decimal"/>
-      <w:lvlText w:val="%1.%2"/>
-      <w:lvlJc w:val="left"/>
-      <w:pPr>
-        <w:tabs>
-          <w:tab w:val="num" w:pos="851"/>
-        </w:tabs>
-        <w:ind w:left="851" w:hanging="851"/>
-      </w:pPr>
-      <w:rPr>
-        <w:rFonts w:hint="default"/>
-      </w:rPr>
-    </w:lvl>
-    <w:lvl w:ilvl="2">
-      <w:start w:val="1"/>
-      <w:numFmt w:val="decimal"/>
-      <w:lvlText w:val="%1.%2.%3"/>
-      <w:lvlJc w:val="left"/>
-      <w:pPr>
-        <w:tabs>
-          <w:tab w:val="num" w:pos="851"/>
-        </w:tabs>
-        <w:ind w:left="851" w:hanging="851"/>
-      </w:pPr>
-      <w:rPr>
-        <w:rFonts w:hint="default"/>
-      </w:rPr>
-    </w:lvl>
-    <w:lvl w:ilvl="3">
-      <w:start w:val="1"/>
-      <w:numFmt w:val="decimal"/>
-      <w:lvlText w:val="%1.%2.%3.%4"/>
-      <w:lvlJc w:val="left"/>
-      <w:pPr>
-        <w:tabs>
-          <w:tab w:val="num" w:pos="851"/>
-        </w:tabs>
-        <w:ind w:left="851" w:hanging="851"/>
-      </w:pPr>
-      <w:rPr>
-        <w:rFonts w:hint="default"/>
-      </w:rPr>
-    </w:lvl>
-    <w:lvl w:ilvl="4">
-      <w:start w:val="1"/>
-      <w:numFmt w:val="none"/>
-      <w:lvlText w:val=""/>
-      <w:lvlJc w:val="left"/>
-      <w:pPr>
-        <w:ind w:left="851" w:hanging="851"/>
-      </w:pPr>
-      <w:rPr>
-        <w:rFonts w:hint="default"/>
-      </w:rPr>
-    </w:lvl>
-    <w:lvl w:ilvl="5">
-      <w:start w:val="1"/>
-      <w:numFmt w:val="none"/>
-      <w:lvlText w:val=""/>
-      <w:lvlJc w:val="left"/>
-      <w:pPr>
-        <w:ind w:left="851" w:hanging="851"/>
-      </w:pPr>
-      <w:rPr>
-        <w:rFonts w:hint="default"/>
-      </w:rPr>
-    </w:lvl>
-    <w:lvl w:ilvl="6">
-      <w:start w:val="1"/>
-      <w:numFmt w:val="none"/>
-      <w:lvlText w:val=""/>
-      <w:lvlJc w:val="left"/>
-      <w:pPr>
-        <w:ind w:left="851" w:hanging="851"/>
-      </w:pPr>
-      <w:rPr>
-        <w:rFonts w:hint="default"/>
-      </w:rPr>
-    </w:lvl>
-    <w:lvl w:ilvl="7">
-      <w:start w:val="1"/>
-      <w:numFmt w:val="none"/>
-      <w:lvlText w:val=""/>
-      <w:lvlJc w:val="left"/>
-      <w:pPr>
-        <w:ind w:left="851" w:hanging="851"/>
-      </w:pPr>
-      <w:rPr>
-        <w:rFonts w:hint="default"/>
-      </w:rPr>
-    </w:lvl>
-    <w:lvl w:ilvl="8">
-      <w:start w:val="1"/>
-      <w:numFmt w:val="none"/>
-      <w:lvlText w:val=""/>
-      <w:lvlJc w:val="left"/>
-      <w:pPr>
-        <w:ind w:left="851" w:hanging="851"/>
-      </w:pPr>
-      <w:rPr>
-        <w:rFonts w:hint="default"/>
-      </w:rPr>
-    </w:lvl>
-  </w:abstractNum>
-  <w:abstractNum w:abstractNumId="15" w15:restartNumberingAfterBreak="0">
-    <w:nsid w:val="25143752"/>
-    <w:multiLevelType w:val="multilevel"/>
-    <w:tmpl w:val="B2DE82C8"/>
-    <w:lvl w:ilvl="0">
-      <w:start w:val="1"/>
-      <w:numFmt w:val="decimal"/>
-      <w:lvlText w:val="%1"/>
-      <w:lvlJc w:val="left"/>
-      <w:pPr>
-        <w:tabs>
-          <w:tab w:val="num" w:pos="851"/>
-        </w:tabs>
-        <w:ind w:left="851" w:hanging="851"/>
-      </w:pPr>
-      <w:rPr>
-        <w:rFonts w:hint="default"/>
-      </w:rPr>
-    </w:lvl>
-    <w:lvl w:ilvl="1">
-      <w:start w:val="1"/>
-      <w:numFmt w:val="decimal"/>
-      <w:lvlText w:val="%1.%2"/>
-      <w:lvlJc w:val="left"/>
-      <w:pPr>
-        <w:tabs>
-          <w:tab w:val="num" w:pos="851"/>
-        </w:tabs>
-        <w:ind w:left="851" w:hanging="851"/>
-      </w:pPr>
-      <w:rPr>
-        <w:rFonts w:hint="default"/>
-      </w:rPr>
-    </w:lvl>
-    <w:lvl w:ilvl="2">
-      <w:start w:val="1"/>
-      <w:numFmt w:val="decimal"/>
-      <w:lvlText w:val="%3."/>
-      <w:lvlJc w:val="left"/>
-      <w:pPr>
-        <w:ind w:left="360" w:hanging="360"/>
-      </w:pPr>
-    </w:lvl>
-    <w:lvl w:ilvl="3">
-      <w:start w:val="1"/>
-      <w:numFmt w:val="decimal"/>
-      <w:lvlText w:val="%1.%2.%3.%4"/>
-      <w:lvlJc w:val="left"/>
-      <w:pPr>
-        <w:tabs>
-          <w:tab w:val="num" w:pos="851"/>
-        </w:tabs>
-        <w:ind w:left="851" w:hanging="851"/>
-      </w:pPr>
-      <w:rPr>
-        <w:rFonts w:hint="default"/>
-      </w:rPr>
-    </w:lvl>
-    <w:lvl w:ilvl="4">
-      <w:start w:val="1"/>
-      <w:numFmt w:val="none"/>
-      <w:lvlText w:val=""/>
-      <w:lvlJc w:val="left"/>
-      <w:pPr>
-        <w:ind w:left="851" w:hanging="851"/>
-      </w:pPr>
-      <w:rPr>
-        <w:rFonts w:hint="default"/>
-      </w:rPr>
-    </w:lvl>
-    <w:lvl w:ilvl="5">
-      <w:start w:val="1"/>
-      <w:numFmt w:val="none"/>
-      <w:lvlText w:val=""/>
-      <w:lvlJc w:val="left"/>
-      <w:pPr>
-        <w:ind w:left="851" w:hanging="851"/>
-      </w:pPr>
-      <w:rPr>
-        <w:rFonts w:hint="default"/>
-      </w:rPr>
-    </w:lvl>
-    <w:lvl w:ilvl="6">
-      <w:start w:val="1"/>
-      <w:numFmt w:val="none"/>
-      <w:lvlText w:val=""/>
-      <w:lvlJc w:val="left"/>
-      <w:pPr>
-        <w:ind w:left="851" w:hanging="851"/>
-      </w:pPr>
-      <w:rPr>
-        <w:rFonts w:hint="default"/>
-      </w:rPr>
-    </w:lvl>
-    <w:lvl w:ilvl="7">
-      <w:start w:val="1"/>
-      <w:numFmt w:val="none"/>
-      <w:lvlText w:val=""/>
-      <w:lvlJc w:val="left"/>
-      <w:pPr>
-        <w:ind w:left="851" w:hanging="851"/>
-      </w:pPr>
-      <w:rPr>
-        <w:rFonts w:hint="default"/>
-      </w:rPr>
-    </w:lvl>
-    <w:lvl w:ilvl="8">
-      <w:start w:val="1"/>
-      <w:numFmt w:val="none"/>
-      <w:lvlText w:val=""/>
-      <w:lvlJc w:val="left"/>
-      <w:pPr>
-        <w:ind w:left="851" w:hanging="851"/>
-      </w:pPr>
-      <w:rPr>
-        <w:rFonts w:hint="default"/>
-      </w:rPr>
-    </w:lvl>
-  </w:abstractNum>
-  <w:abstractNum w:abstractNumId="16" w15:restartNumberingAfterBreak="0">
-    <w:nsid w:val="2E6B075E"/>
-    <w:multiLevelType w:val="multilevel"/>
-    <w:tmpl w:val="9AA2C062"/>
-    <w:numStyleLink w:val="Seznamslovan"/>
-  </w:abstractNum>
-  <w:abstractNum w:abstractNumId="17" w15:restartNumberingAfterBreak="0">
-    <w:nsid w:val="2EA65A19"/>
-    <w:multiLevelType w:val="multilevel"/>
-    <w:tmpl w:val="9AA2C062"/>
-    <w:styleLink w:val="Seznamslovan"/>
-    <w:lvl w:ilvl="0">
-      <w:start w:val="1"/>
-      <w:numFmt w:val="decimal"/>
-      <w:lvlText w:val="%1."/>
-      <w:lvlJc w:val="left"/>
-      <w:pPr>
-        <w:ind w:left="1276" w:hanging="425"/>
-      </w:pPr>
-      <w:rPr>
-        <w:rFonts w:hint="default"/>
-      </w:rPr>
-    </w:lvl>
-    <w:lvl w:ilvl="1">
-      <w:start w:val="1"/>
-      <w:numFmt w:val="lowerLetter"/>
-      <w:lvlText w:val="%2."/>
-      <w:lvlJc w:val="left"/>
-      <w:pPr>
-        <w:ind w:left="1701" w:hanging="425"/>
-      </w:pPr>
-      <w:rPr>
-        <w:rFonts w:hint="default"/>
-      </w:rPr>
-    </w:lvl>
-    <w:lvl w:ilvl="2">
-      <w:start w:val="1"/>
-      <w:numFmt w:val="lowerRoman"/>
-      <w:lvlText w:val="%3."/>
-      <w:lvlJc w:val="right"/>
-      <w:pPr>
-        <w:ind w:left="2126" w:hanging="425"/>
-      </w:pPr>
-      <w:rPr>
-        <w:rFonts w:hint="default"/>
-      </w:rPr>
-    </w:lvl>
-    <w:lvl w:ilvl="3">
-      <w:start w:val="1"/>
-      <w:numFmt w:val="decimal"/>
-      <w:lvlText w:val="%4."/>
-      <w:lvlJc w:val="left"/>
-      <w:pPr>
-        <w:ind w:left="2552" w:hanging="426"/>
-      </w:pPr>
-      <w:rPr>
-        <w:rFonts w:hint="default"/>
-      </w:rPr>
-    </w:lvl>
-    <w:lvl w:ilvl="4">
-      <w:start w:val="1"/>
-      <w:numFmt w:val="lowerLetter"/>
-      <w:lvlText w:val="%5."/>
-      <w:lvlJc w:val="left"/>
-      <w:pPr>
-        <w:ind w:left="2977" w:hanging="425"/>
-      </w:pPr>
-      <w:rPr>
-        <w:rFonts w:hint="default"/>
-      </w:rPr>
-    </w:lvl>
-    <w:lvl w:ilvl="5">
-      <w:start w:val="1"/>
-      <w:numFmt w:val="lowerRoman"/>
-      <w:lvlText w:val="%6."/>
-      <w:lvlJc w:val="left"/>
-      <w:pPr>
-        <w:ind w:left="2977" w:hanging="425"/>
-      </w:pPr>
-      <w:rPr>
-        <w:rFonts w:hint="default"/>
-      </w:rPr>
-    </w:lvl>
-    <w:lvl w:ilvl="6">
-      <w:start w:val="1"/>
-      <w:numFmt w:val="decimal"/>
-      <w:lvlText w:val="%7."/>
-      <w:lvlJc w:val="left"/>
-      <w:pPr>
-        <w:ind w:left="2977" w:hanging="425"/>
-      </w:pPr>
-      <w:rPr>
-        <w:rFonts w:hint="default"/>
-      </w:rPr>
-    </w:lvl>
-    <w:lvl w:ilvl="7">
-      <w:start w:val="1"/>
-      <w:numFmt w:val="lowerLetter"/>
-      <w:lvlText w:val="%8."/>
-      <w:lvlJc w:val="left"/>
-      <w:pPr>
-        <w:tabs>
-          <w:tab w:val="num" w:pos="18144"/>
-        </w:tabs>
-        <w:ind w:left="2977" w:hanging="425"/>
-      </w:pPr>
-      <w:rPr>
-        <w:rFonts w:hint="default"/>
-      </w:rPr>
-    </w:lvl>
-    <w:lvl w:ilvl="8">
-      <w:start w:val="1"/>
-      <w:numFmt w:val="lowerRoman"/>
-      <w:lvlText w:val="%9."/>
-      <w:lvlJc w:val="left"/>
-      <w:pPr>
-        <w:ind w:left="2977" w:hanging="425"/>
-      </w:pPr>
-      <w:rPr>
-        <w:rFonts w:hint="default"/>
-      </w:rPr>
-    </w:lvl>
-  </w:abstractNum>
-  <w:abstractNum w:abstractNumId="18" w15:restartNumberingAfterBreak="0">
-    <w:nsid w:val="3022458A"/>
-    <w:multiLevelType w:val="multilevel"/>
-    <w:tmpl w:val="9AA2C062"/>
-    <w:numStyleLink w:val="Seznamslovan"/>
-  </w:abstractNum>
-  <w:abstractNum w:abstractNumId="19" w15:restartNumberingAfterBreak="0">
-    <w:nsid w:val="30C77FE2"/>
-    <w:multiLevelType w:val="multilevel"/>
-    <w:tmpl w:val="56A424E4"/>
-    <w:lvl w:ilvl="0">
-      <w:start w:val="3"/>
-      <w:numFmt w:val="decimal"/>
-      <w:lvlText w:val="%1"/>
-      <w:lvlJc w:val="left"/>
-      <w:pPr>
-        <w:tabs>
-          <w:tab w:val="num" w:pos="851"/>
-        </w:tabs>
-        <w:ind w:left="851" w:hanging="851"/>
-      </w:pPr>
-      <w:rPr>
-        <w:rFonts w:hint="default"/>
-      </w:rPr>
-    </w:lvl>
-    <w:lvl w:ilvl="1">
-      <w:start w:val="1"/>
-      <w:numFmt w:val="decimal"/>
-      <w:lvlText w:val="%1.%2"/>
-      <w:lvlJc w:val="left"/>
-      <w:pPr>
-        <w:tabs>
-          <w:tab w:val="num" w:pos="851"/>
-        </w:tabs>
-        <w:ind w:left="851" w:hanging="851"/>
-      </w:pPr>
-      <w:rPr>
-        <w:rFonts w:hint="default"/>
-      </w:rPr>
-    </w:lvl>
-    <w:lvl w:ilvl="2">
-      <w:start w:val="1"/>
-      <w:numFmt w:val="decimal"/>
-      <w:lvlText w:val="%1.%2.%3"/>
-      <w:lvlJc w:val="left"/>
-      <w:pPr>
-        <w:tabs>
-          <w:tab w:val="num" w:pos="851"/>
-        </w:tabs>
-        <w:ind w:left="851" w:hanging="851"/>
-      </w:pPr>
-      <w:rPr>
-        <w:rFonts w:hint="default"/>
-      </w:rPr>
-    </w:lvl>
-    <w:lvl w:ilvl="3">
-      <w:start w:val="1"/>
-      <w:numFmt w:val="decimal"/>
-      <w:lvlText w:val="%1.%2.%3.%4"/>
-      <w:lvlJc w:val="left"/>
-      <w:pPr>
-        <w:tabs>
-          <w:tab w:val="num" w:pos="851"/>
-        </w:tabs>
-        <w:ind w:left="851" w:hanging="851"/>
-      </w:pPr>
-      <w:rPr>
-        <w:rFonts w:hint="default"/>
-      </w:rPr>
-    </w:lvl>
-    <w:lvl w:ilvl="4">
-      <w:start w:val="1"/>
-      <w:numFmt w:val="none"/>
-      <w:lvlText w:val=""/>
-      <w:lvlJc w:val="left"/>
-      <w:pPr>
-        <w:ind w:left="851" w:hanging="851"/>
-      </w:pPr>
-      <w:rPr>
-        <w:rFonts w:hint="default"/>
-      </w:rPr>
-    </w:lvl>
-    <w:lvl w:ilvl="5">
-      <w:start w:val="1"/>
-      <w:numFmt w:val="none"/>
-      <w:lvlText w:val=""/>
-      <w:lvlJc w:val="left"/>
-      <w:pPr>
-        <w:ind w:left="851" w:hanging="851"/>
-      </w:pPr>
-      <w:rPr>
-        <w:rFonts w:hint="default"/>
-      </w:rPr>
-    </w:lvl>
-    <w:lvl w:ilvl="6">
-      <w:start w:val="1"/>
-      <w:numFmt w:val="none"/>
-      <w:lvlText w:val=""/>
-      <w:lvlJc w:val="left"/>
-      <w:pPr>
-        <w:ind w:left="851" w:hanging="851"/>
-      </w:pPr>
-      <w:rPr>
-        <w:rFonts w:hint="default"/>
-      </w:rPr>
-    </w:lvl>
-    <w:lvl w:ilvl="7">
-      <w:start w:val="1"/>
-      <w:numFmt w:val="none"/>
-      <w:lvlText w:val=""/>
-      <w:lvlJc w:val="left"/>
-      <w:pPr>
-        <w:ind w:left="851" w:hanging="851"/>
-      </w:pPr>
-      <w:rPr>
-        <w:rFonts w:hint="default"/>
-      </w:rPr>
-    </w:lvl>
-    <w:lvl w:ilvl="8">
-      <w:start w:val="1"/>
-      <w:numFmt w:val="none"/>
-      <w:lvlText w:val=""/>
-      <w:lvlJc w:val="left"/>
-      <w:pPr>
-        <w:ind w:left="851" w:hanging="851"/>
-      </w:pPr>
-      <w:rPr>
-        <w:rFonts w:hint="default"/>
-      </w:rPr>
-    </w:lvl>
-  </w:abstractNum>
-  <w:abstractNum w:abstractNumId="20" w15:restartNumberingAfterBreak="0">
-    <w:nsid w:val="324B3632"/>
-    <w:multiLevelType w:val="multilevel"/>
-    <w:tmpl w:val="9AA2C062"/>
-    <w:numStyleLink w:val="Seznamslovan"/>
-  </w:abstractNum>
-  <w:abstractNum w:abstractNumId="21" w15:restartNumberingAfterBreak="0">
-    <w:nsid w:val="32E0663F"/>
-    <w:multiLevelType w:val="multilevel"/>
-    <w:tmpl w:val="4A1A5C64"/>
-    <w:styleLink w:val="slovnnadpis"/>
-    <w:lvl w:ilvl="0">
-      <w:start w:val="1"/>
-      <w:numFmt w:val="decimal"/>
-      <w:lvlText w:val="%1"/>
-      <w:lvlJc w:val="left"/>
-      <w:pPr>
-        <w:tabs>
-          <w:tab w:val="num" w:pos="851"/>
-        </w:tabs>
-        <w:ind w:left="851" w:hanging="851"/>
-      </w:pPr>
-      <w:rPr>
-        <w:rFonts w:hint="default"/>
-      </w:rPr>
-    </w:lvl>
-    <w:lvl w:ilvl="1">
-      <w:start w:val="1"/>
-      <w:numFmt w:val="decimal"/>
-      <w:lvlText w:val="%1.%2"/>
-      <w:lvlJc w:val="left"/>
-      <w:pPr>
-        <w:tabs>
-          <w:tab w:val="num" w:pos="851"/>
-        </w:tabs>
-        <w:ind w:left="851" w:hanging="851"/>
-      </w:pPr>
-      <w:rPr>
-        <w:rFonts w:hint="default"/>
-      </w:rPr>
-    </w:lvl>
-    <w:lvl w:ilvl="2">
-      <w:start w:val="1"/>
-      <w:numFmt w:val="decimal"/>
-      <w:lvlText w:val="%1.%2.%3"/>
-      <w:lvlJc w:val="left"/>
-      <w:pPr>
-        <w:tabs>
-          <w:tab w:val="num" w:pos="851"/>
-        </w:tabs>
-        <w:ind w:left="851" w:hanging="851"/>
-      </w:pPr>
-      <w:rPr>
-        <w:rFonts w:hint="default"/>
-      </w:rPr>
-    </w:lvl>
-    <w:lvl w:ilvl="3">
-      <w:start w:val="1"/>
-      <w:numFmt w:val="decimal"/>
-      <w:lvlText w:val="%1.%2.%3.%4"/>
-      <w:lvlJc w:val="left"/>
-      <w:pPr>
-        <w:tabs>
-          <w:tab w:val="num" w:pos="851"/>
-        </w:tabs>
-        <w:ind w:left="851" w:hanging="851"/>
-      </w:pPr>
-      <w:rPr>
-        <w:rFonts w:hint="default"/>
-      </w:rPr>
-    </w:lvl>
-    <w:lvl w:ilvl="4">
-      <w:start w:val="1"/>
-      <w:numFmt w:val="none"/>
-      <w:lvlText w:val=""/>
-      <w:lvlJc w:val="left"/>
-      <w:pPr>
-        <w:ind w:left="851" w:hanging="851"/>
-      </w:pPr>
-      <w:rPr>
-        <w:rFonts w:hint="default"/>
-      </w:rPr>
-    </w:lvl>
-    <w:lvl w:ilvl="5">
-      <w:start w:val="1"/>
-      <w:numFmt w:val="none"/>
-      <w:lvlText w:val=""/>
-      <w:lvlJc w:val="left"/>
-      <w:pPr>
-        <w:ind w:left="851" w:hanging="851"/>
-      </w:pPr>
-      <w:rPr>
-        <w:rFonts w:hint="default"/>
-      </w:rPr>
-    </w:lvl>
-    <w:lvl w:ilvl="6">
-      <w:start w:val="1"/>
-      <w:numFmt w:val="none"/>
-      <w:lvlText w:val=""/>
-      <w:lvlJc w:val="left"/>
-      <w:pPr>
-        <w:ind w:left="851" w:hanging="851"/>
-      </w:pPr>
-      <w:rPr>
-        <w:rFonts w:hint="default"/>
-      </w:rPr>
-    </w:lvl>
-    <w:lvl w:ilvl="7">
-      <w:start w:val="1"/>
-      <w:numFmt w:val="none"/>
-      <w:lvlText w:val=""/>
-      <w:lvlJc w:val="left"/>
-      <w:pPr>
-        <w:ind w:left="851" w:hanging="851"/>
-      </w:pPr>
-      <w:rPr>
-        <w:rFonts w:hint="default"/>
-      </w:rPr>
-    </w:lvl>
-    <w:lvl w:ilvl="8">
-      <w:start w:val="1"/>
-      <w:numFmt w:val="none"/>
-      <w:lvlText w:val=""/>
-      <w:lvlJc w:val="left"/>
-      <w:pPr>
-        <w:ind w:left="851" w:hanging="851"/>
-      </w:pPr>
-      <w:rPr>
-        <w:rFonts w:hint="default"/>
-      </w:rPr>
-    </w:lvl>
-  </w:abstractNum>
-  <w:abstractNum w:abstractNumId="22" w15:restartNumberingAfterBreak="0">
-    <w:nsid w:val="33951856"/>
+  <w:abstractNum w:abstractNumId="11" w15:restartNumberingAfterBreak="0">
+    <w:nsid w:val="38276116"/>
     <w:multiLevelType w:val="multilevel"/>
     <w:tmpl w:val="3DE8382A"/>
+    <w:numStyleLink w:val="Seznamodrkov"/>
+  </w:abstractNum>
+  <w:abstractNum w:abstractNumId="12" w15:restartNumberingAfterBreak="0">
+    <w:nsid w:val="408F015C"/>
+    <w:multiLevelType w:val="multilevel"/>
+    <w:tmpl w:val="3DE8382A"/>
+    <w:styleLink w:val="Seznamodrkov"/>
     <w:lvl w:ilvl="0">
       <w:start w:val="1"/>
       <w:numFmt w:val="bullet"/>
@@ -10811,649 +11104,13 @@
       </w:rPr>
     </w:lvl>
   </w:abstractNum>
-  <w:abstractNum w:abstractNumId="23" w15:restartNumberingAfterBreak="0">
-    <w:nsid w:val="38276116"/>
-    <w:multiLevelType w:val="multilevel"/>
-    <w:tmpl w:val="3DE8382A"/>
-    <w:numStyleLink w:val="Seznamodrkov"/>
-  </w:abstractNum>
-  <w:abstractNum w:abstractNumId="24" w15:restartNumberingAfterBreak="0">
-    <w:nsid w:val="3FAF6DA8"/>
-    <w:multiLevelType w:val="multilevel"/>
-    <w:tmpl w:val="4A1A5C64"/>
-    <w:lvl w:ilvl="0">
-      <w:start w:val="1"/>
-      <w:numFmt w:val="decimal"/>
-      <w:lvlText w:val="%1"/>
-      <w:lvlJc w:val="left"/>
-      <w:pPr>
-        <w:tabs>
-          <w:tab w:val="num" w:pos="851"/>
-        </w:tabs>
-        <w:ind w:left="851" w:hanging="851"/>
-      </w:pPr>
-      <w:rPr>
-        <w:rFonts w:hint="default"/>
-      </w:rPr>
-    </w:lvl>
-    <w:lvl w:ilvl="1">
-      <w:start w:val="1"/>
-      <w:numFmt w:val="decimal"/>
-      <w:lvlText w:val="%1.%2"/>
-      <w:lvlJc w:val="left"/>
-      <w:pPr>
-        <w:tabs>
-          <w:tab w:val="num" w:pos="851"/>
-        </w:tabs>
-        <w:ind w:left="851" w:hanging="851"/>
-      </w:pPr>
-      <w:rPr>
-        <w:rFonts w:hint="default"/>
-      </w:rPr>
-    </w:lvl>
-    <w:lvl w:ilvl="2">
-      <w:start w:val="1"/>
-      <w:numFmt w:val="decimal"/>
-      <w:lvlText w:val="%1.%2.%3"/>
-      <w:lvlJc w:val="left"/>
-      <w:pPr>
-        <w:tabs>
-          <w:tab w:val="num" w:pos="851"/>
-        </w:tabs>
-        <w:ind w:left="851" w:hanging="851"/>
-      </w:pPr>
-      <w:rPr>
-        <w:rFonts w:hint="default"/>
-      </w:rPr>
-    </w:lvl>
-    <w:lvl w:ilvl="3">
-      <w:start w:val="1"/>
-      <w:numFmt w:val="decimal"/>
-      <w:lvlText w:val="%1.%2.%3.%4"/>
-      <w:lvlJc w:val="left"/>
-      <w:pPr>
-        <w:tabs>
-          <w:tab w:val="num" w:pos="851"/>
-        </w:tabs>
-        <w:ind w:left="851" w:hanging="851"/>
-      </w:pPr>
-      <w:rPr>
-        <w:rFonts w:hint="default"/>
-      </w:rPr>
-    </w:lvl>
-    <w:lvl w:ilvl="4">
-      <w:start w:val="1"/>
-      <w:numFmt w:val="none"/>
-      <w:lvlText w:val=""/>
-      <w:lvlJc w:val="left"/>
-      <w:pPr>
-        <w:ind w:left="851" w:hanging="851"/>
-      </w:pPr>
-      <w:rPr>
-        <w:rFonts w:hint="default"/>
-      </w:rPr>
-    </w:lvl>
-    <w:lvl w:ilvl="5">
-      <w:start w:val="1"/>
-      <w:numFmt w:val="none"/>
-      <w:lvlText w:val=""/>
-      <w:lvlJc w:val="left"/>
-      <w:pPr>
-        <w:ind w:left="851" w:hanging="851"/>
-      </w:pPr>
-      <w:rPr>
-        <w:rFonts w:hint="default"/>
-      </w:rPr>
-    </w:lvl>
-    <w:lvl w:ilvl="6">
-      <w:start w:val="1"/>
-      <w:numFmt w:val="none"/>
-      <w:lvlText w:val=""/>
-      <w:lvlJc w:val="left"/>
-      <w:pPr>
-        <w:ind w:left="851" w:hanging="851"/>
-      </w:pPr>
-      <w:rPr>
-        <w:rFonts w:hint="default"/>
-      </w:rPr>
-    </w:lvl>
-    <w:lvl w:ilvl="7">
-      <w:start w:val="1"/>
-      <w:numFmt w:val="none"/>
-      <w:lvlText w:val=""/>
-      <w:lvlJc w:val="left"/>
-      <w:pPr>
-        <w:ind w:left="851" w:hanging="851"/>
-      </w:pPr>
-      <w:rPr>
-        <w:rFonts w:hint="default"/>
-      </w:rPr>
-    </w:lvl>
-    <w:lvl w:ilvl="8">
-      <w:start w:val="1"/>
-      <w:numFmt w:val="none"/>
-      <w:lvlText w:val=""/>
-      <w:lvlJc w:val="left"/>
-      <w:pPr>
-        <w:ind w:left="851" w:hanging="851"/>
-      </w:pPr>
-      <w:rPr>
-        <w:rFonts w:hint="default"/>
-      </w:rPr>
-    </w:lvl>
-  </w:abstractNum>
-  <w:abstractNum w:abstractNumId="25" w15:restartNumberingAfterBreak="0">
-    <w:nsid w:val="408F015C"/>
-    <w:multiLevelType w:val="multilevel"/>
-    <w:tmpl w:val="3DE8382A"/>
-    <w:styleLink w:val="Seznamodrkov"/>
-    <w:lvl w:ilvl="0">
-      <w:start w:val="1"/>
-      <w:numFmt w:val="bullet"/>
-      <w:lvlText w:val="–"/>
-      <w:lvlJc w:val="left"/>
-      <w:pPr>
-        <w:tabs>
-          <w:tab w:val="num" w:pos="1276"/>
-        </w:tabs>
-        <w:ind w:left="1276" w:hanging="425"/>
-      </w:pPr>
-      <w:rPr>
-        <w:rFonts w:ascii="Times New Roman" w:hAnsi="Times New Roman" w:cs="Times New Roman" w:hint="default"/>
-      </w:rPr>
-    </w:lvl>
-    <w:lvl w:ilvl="1">
-      <w:start w:val="1"/>
-      <w:numFmt w:val="bullet"/>
-      <w:lvlText w:val=""/>
-      <w:lvlJc w:val="left"/>
-      <w:pPr>
-        <w:tabs>
-          <w:tab w:val="num" w:pos="1701"/>
-        </w:tabs>
-        <w:ind w:left="1701" w:hanging="425"/>
-      </w:pPr>
-      <w:rPr>
-        <w:rFonts w:ascii="Symbol" w:hAnsi="Symbol" w:hint="default"/>
-      </w:rPr>
-    </w:lvl>
-    <w:lvl w:ilvl="2">
-      <w:start w:val="1"/>
-      <w:numFmt w:val="bullet"/>
-      <w:lvlText w:val=""/>
-      <w:lvlJc w:val="left"/>
-      <w:pPr>
-        <w:tabs>
-          <w:tab w:val="num" w:pos="2126"/>
-        </w:tabs>
-        <w:ind w:left="2126" w:hanging="425"/>
-      </w:pPr>
-      <w:rPr>
-        <w:rFonts w:ascii="Symbol" w:hAnsi="Symbol" w:hint="default"/>
-        <w:color w:val="auto"/>
-      </w:rPr>
-    </w:lvl>
-    <w:lvl w:ilvl="3">
-      <w:start w:val="1"/>
-      <w:numFmt w:val="decimal"/>
-      <w:lvlText w:val="(%4)"/>
-      <w:lvlJc w:val="left"/>
-      <w:pPr>
-        <w:ind w:left="2126" w:hanging="425"/>
-      </w:pPr>
-      <w:rPr>
-        <w:rFonts w:hint="default"/>
-      </w:rPr>
-    </w:lvl>
-    <w:lvl w:ilvl="4">
-      <w:start w:val="1"/>
-      <w:numFmt w:val="lowerLetter"/>
-      <w:lvlText w:val="(%5)"/>
-      <w:lvlJc w:val="left"/>
-      <w:pPr>
-        <w:ind w:left="2126" w:hanging="425"/>
-      </w:pPr>
-      <w:rPr>
-        <w:rFonts w:hint="default"/>
-      </w:rPr>
-    </w:lvl>
-    <w:lvl w:ilvl="5">
-      <w:start w:val="1"/>
-      <w:numFmt w:val="lowerRoman"/>
-      <w:lvlText w:val="(%6)"/>
-      <w:lvlJc w:val="left"/>
-      <w:pPr>
-        <w:ind w:left="2126" w:hanging="425"/>
-      </w:pPr>
-      <w:rPr>
-        <w:rFonts w:hint="default"/>
-      </w:rPr>
-    </w:lvl>
-    <w:lvl w:ilvl="6">
-      <w:start w:val="1"/>
-      <w:numFmt w:val="decimal"/>
-      <w:lvlText w:val="%7."/>
-      <w:lvlJc w:val="left"/>
-      <w:pPr>
-        <w:ind w:left="2126" w:hanging="425"/>
-      </w:pPr>
-      <w:rPr>
-        <w:rFonts w:hint="default"/>
-      </w:rPr>
-    </w:lvl>
-    <w:lvl w:ilvl="7">
-      <w:start w:val="1"/>
-      <w:numFmt w:val="lowerLetter"/>
-      <w:lvlText w:val="%8."/>
-      <w:lvlJc w:val="left"/>
-      <w:pPr>
-        <w:ind w:left="2126" w:hanging="425"/>
-      </w:pPr>
-      <w:rPr>
-        <w:rFonts w:hint="default"/>
-      </w:rPr>
-    </w:lvl>
-    <w:lvl w:ilvl="8">
-      <w:start w:val="1"/>
-      <w:numFmt w:val="lowerRoman"/>
-      <w:lvlText w:val="%9."/>
-      <w:lvlJc w:val="left"/>
-      <w:pPr>
-        <w:ind w:left="2126" w:hanging="425"/>
-      </w:pPr>
-      <w:rPr>
-        <w:rFonts w:hint="default"/>
-      </w:rPr>
-    </w:lvl>
-  </w:abstractNum>
-  <w:abstractNum w:abstractNumId="26" w15:restartNumberingAfterBreak="0">
+  <w:abstractNum w:abstractNumId="13" w15:restartNumberingAfterBreak="0">
     <w:nsid w:val="42520F69"/>
     <w:multiLevelType w:val="multilevel"/>
     <w:tmpl w:val="4A1A5C64"/>
     <w:numStyleLink w:val="slovnnadpis"/>
   </w:abstractNum>
-  <w:abstractNum w:abstractNumId="27" w15:restartNumberingAfterBreak="0">
-    <w:nsid w:val="43F12CFF"/>
-    <w:multiLevelType w:val="multilevel"/>
-    <w:tmpl w:val="4A1A5C64"/>
-    <w:lvl w:ilvl="0">
-      <w:start w:val="1"/>
-      <w:numFmt w:val="decimal"/>
-      <w:lvlText w:val="%1"/>
-      <w:lvlJc w:val="left"/>
-      <w:pPr>
-        <w:tabs>
-          <w:tab w:val="num" w:pos="851"/>
-        </w:tabs>
-        <w:ind w:left="851" w:hanging="851"/>
-      </w:pPr>
-      <w:rPr>
-        <w:rFonts w:hint="default"/>
-      </w:rPr>
-    </w:lvl>
-    <w:lvl w:ilvl="1">
-      <w:start w:val="1"/>
-      <w:numFmt w:val="decimal"/>
-      <w:lvlText w:val="%1.%2"/>
-      <w:lvlJc w:val="left"/>
-      <w:pPr>
-        <w:tabs>
-          <w:tab w:val="num" w:pos="851"/>
-        </w:tabs>
-        <w:ind w:left="851" w:hanging="851"/>
-      </w:pPr>
-      <w:rPr>
-        <w:rFonts w:hint="default"/>
-      </w:rPr>
-    </w:lvl>
-    <w:lvl w:ilvl="2">
-      <w:start w:val="1"/>
-      <w:numFmt w:val="decimal"/>
-      <w:lvlText w:val="%1.%2.%3"/>
-      <w:lvlJc w:val="left"/>
-      <w:pPr>
-        <w:tabs>
-          <w:tab w:val="num" w:pos="851"/>
-        </w:tabs>
-        <w:ind w:left="851" w:hanging="851"/>
-      </w:pPr>
-      <w:rPr>
-        <w:rFonts w:hint="default"/>
-      </w:rPr>
-    </w:lvl>
-    <w:lvl w:ilvl="3">
-      <w:start w:val="1"/>
-      <w:numFmt w:val="decimal"/>
-      <w:lvlText w:val="%1.%2.%3.%4"/>
-      <w:lvlJc w:val="left"/>
-      <w:pPr>
-        <w:tabs>
-          <w:tab w:val="num" w:pos="851"/>
-        </w:tabs>
-        <w:ind w:left="851" w:hanging="851"/>
-      </w:pPr>
-      <w:rPr>
-        <w:rFonts w:hint="default"/>
-      </w:rPr>
-    </w:lvl>
-    <w:lvl w:ilvl="4">
-      <w:start w:val="1"/>
-      <w:numFmt w:val="none"/>
-      <w:lvlText w:val=""/>
-      <w:lvlJc w:val="left"/>
-      <w:pPr>
-        <w:ind w:left="851" w:hanging="851"/>
-      </w:pPr>
-      <w:rPr>
-        <w:rFonts w:hint="default"/>
-      </w:rPr>
-    </w:lvl>
-    <w:lvl w:ilvl="5">
-      <w:start w:val="1"/>
-      <w:numFmt w:val="none"/>
-      <w:lvlText w:val=""/>
-      <w:lvlJc w:val="left"/>
-      <w:pPr>
-        <w:ind w:left="851" w:hanging="851"/>
-      </w:pPr>
-      <w:rPr>
-        <w:rFonts w:hint="default"/>
-      </w:rPr>
-    </w:lvl>
-    <w:lvl w:ilvl="6">
-      <w:start w:val="1"/>
-      <w:numFmt w:val="none"/>
-      <w:lvlText w:val=""/>
-      <w:lvlJc w:val="left"/>
-      <w:pPr>
-        <w:ind w:left="851" w:hanging="851"/>
-      </w:pPr>
-      <w:rPr>
-        <w:rFonts w:hint="default"/>
-      </w:rPr>
-    </w:lvl>
-    <w:lvl w:ilvl="7">
-      <w:start w:val="1"/>
-      <w:numFmt w:val="none"/>
-      <w:lvlText w:val=""/>
-      <w:lvlJc w:val="left"/>
-      <w:pPr>
-        <w:ind w:left="851" w:hanging="851"/>
-      </w:pPr>
-      <w:rPr>
-        <w:rFonts w:hint="default"/>
-      </w:rPr>
-    </w:lvl>
-    <w:lvl w:ilvl="8">
-      <w:start w:val="1"/>
-      <w:numFmt w:val="none"/>
-      <w:lvlText w:val=""/>
-      <w:lvlJc w:val="left"/>
-      <w:pPr>
-        <w:ind w:left="851" w:hanging="851"/>
-      </w:pPr>
-      <w:rPr>
-        <w:rFonts w:hint="default"/>
-      </w:rPr>
-    </w:lvl>
-  </w:abstractNum>
-  <w:abstractNum w:abstractNumId="28" w15:restartNumberingAfterBreak="0">
-    <w:nsid w:val="51C83AE6"/>
-    <w:multiLevelType w:val="multilevel"/>
-    <w:tmpl w:val="3DE8382A"/>
-    <w:numStyleLink w:val="Seznamodrkov"/>
-  </w:abstractNum>
-  <w:abstractNum w:abstractNumId="29" w15:restartNumberingAfterBreak="0">
-    <w:nsid w:val="5430793E"/>
-    <w:multiLevelType w:val="multilevel"/>
-    <w:tmpl w:val="4A1A5C64"/>
-    <w:lvl w:ilvl="0">
-      <w:start w:val="1"/>
-      <w:numFmt w:val="decimal"/>
-      <w:lvlText w:val="%1"/>
-      <w:lvlJc w:val="left"/>
-      <w:pPr>
-        <w:tabs>
-          <w:tab w:val="num" w:pos="851"/>
-        </w:tabs>
-        <w:ind w:left="851" w:hanging="851"/>
-      </w:pPr>
-      <w:rPr>
-        <w:rFonts w:hint="default"/>
-      </w:rPr>
-    </w:lvl>
-    <w:lvl w:ilvl="1">
-      <w:start w:val="1"/>
-      <w:numFmt w:val="decimal"/>
-      <w:lvlText w:val="%1.%2"/>
-      <w:lvlJc w:val="left"/>
-      <w:pPr>
-        <w:tabs>
-          <w:tab w:val="num" w:pos="851"/>
-        </w:tabs>
-        <w:ind w:left="851" w:hanging="851"/>
-      </w:pPr>
-      <w:rPr>
-        <w:rFonts w:hint="default"/>
-      </w:rPr>
-    </w:lvl>
-    <w:lvl w:ilvl="2">
-      <w:start w:val="1"/>
-      <w:numFmt w:val="decimal"/>
-      <w:lvlText w:val="%1.%2.%3"/>
-      <w:lvlJc w:val="left"/>
-      <w:pPr>
-        <w:tabs>
-          <w:tab w:val="num" w:pos="851"/>
-        </w:tabs>
-        <w:ind w:left="851" w:hanging="851"/>
-      </w:pPr>
-      <w:rPr>
-        <w:rFonts w:hint="default"/>
-      </w:rPr>
-    </w:lvl>
-    <w:lvl w:ilvl="3">
-      <w:start w:val="1"/>
-      <w:numFmt w:val="decimal"/>
-      <w:lvlText w:val="%1.%2.%3.%4"/>
-      <w:lvlJc w:val="left"/>
-      <w:pPr>
-        <w:tabs>
-          <w:tab w:val="num" w:pos="851"/>
-        </w:tabs>
-        <w:ind w:left="851" w:hanging="851"/>
-      </w:pPr>
-      <w:rPr>
-        <w:rFonts w:hint="default"/>
-      </w:rPr>
-    </w:lvl>
-    <w:lvl w:ilvl="4">
-      <w:start w:val="1"/>
-      <w:numFmt w:val="none"/>
-      <w:lvlText w:val=""/>
-      <w:lvlJc w:val="left"/>
-      <w:pPr>
-        <w:ind w:left="851" w:hanging="851"/>
-      </w:pPr>
-      <w:rPr>
-        <w:rFonts w:hint="default"/>
-      </w:rPr>
-    </w:lvl>
-    <w:lvl w:ilvl="5">
-      <w:start w:val="1"/>
-      <w:numFmt w:val="none"/>
-      <w:lvlText w:val=""/>
-      <w:lvlJc w:val="left"/>
-      <w:pPr>
-        <w:ind w:left="851" w:hanging="851"/>
-      </w:pPr>
-      <w:rPr>
-        <w:rFonts w:hint="default"/>
-      </w:rPr>
-    </w:lvl>
-    <w:lvl w:ilvl="6">
-      <w:start w:val="1"/>
-      <w:numFmt w:val="none"/>
-      <w:lvlText w:val=""/>
-      <w:lvlJc w:val="left"/>
-      <w:pPr>
-        <w:ind w:left="851" w:hanging="851"/>
-      </w:pPr>
-      <w:rPr>
-        <w:rFonts w:hint="default"/>
-      </w:rPr>
-    </w:lvl>
-    <w:lvl w:ilvl="7">
-      <w:start w:val="1"/>
-      <w:numFmt w:val="none"/>
-      <w:lvlText w:val=""/>
-      <w:lvlJc w:val="left"/>
-      <w:pPr>
-        <w:ind w:left="851" w:hanging="851"/>
-      </w:pPr>
-      <w:rPr>
-        <w:rFonts w:hint="default"/>
-      </w:rPr>
-    </w:lvl>
-    <w:lvl w:ilvl="8">
-      <w:start w:val="1"/>
-      <w:numFmt w:val="none"/>
-      <w:lvlText w:val=""/>
-      <w:lvlJc w:val="left"/>
-      <w:pPr>
-        <w:ind w:left="851" w:hanging="851"/>
-      </w:pPr>
-      <w:rPr>
-        <w:rFonts w:hint="default"/>
-      </w:rPr>
-    </w:lvl>
-  </w:abstractNum>
-  <w:abstractNum w:abstractNumId="30" w15:restartNumberingAfterBreak="0">
-    <w:nsid w:val="600D2F5D"/>
-    <w:multiLevelType w:val="multilevel"/>
-    <w:tmpl w:val="4A1A5C64"/>
-    <w:lvl w:ilvl="0">
-      <w:start w:val="1"/>
-      <w:numFmt w:val="decimal"/>
-      <w:lvlText w:val="%1"/>
-      <w:lvlJc w:val="left"/>
-      <w:pPr>
-        <w:tabs>
-          <w:tab w:val="num" w:pos="851"/>
-        </w:tabs>
-        <w:ind w:left="851" w:hanging="851"/>
-      </w:pPr>
-      <w:rPr>
-        <w:rFonts w:hint="default"/>
-      </w:rPr>
-    </w:lvl>
-    <w:lvl w:ilvl="1">
-      <w:start w:val="1"/>
-      <w:numFmt w:val="decimal"/>
-      <w:lvlText w:val="%1.%2"/>
-      <w:lvlJc w:val="left"/>
-      <w:pPr>
-        <w:tabs>
-          <w:tab w:val="num" w:pos="851"/>
-        </w:tabs>
-        <w:ind w:left="851" w:hanging="851"/>
-      </w:pPr>
-      <w:rPr>
-        <w:rFonts w:hint="default"/>
-      </w:rPr>
-    </w:lvl>
-    <w:lvl w:ilvl="2">
-      <w:start w:val="1"/>
-      <w:numFmt w:val="decimal"/>
-      <w:lvlText w:val="%1.%2.%3"/>
-      <w:lvlJc w:val="left"/>
-      <w:pPr>
-        <w:tabs>
-          <w:tab w:val="num" w:pos="851"/>
-        </w:tabs>
-        <w:ind w:left="851" w:hanging="851"/>
-      </w:pPr>
-      <w:rPr>
-        <w:rFonts w:hint="default"/>
-      </w:rPr>
-    </w:lvl>
-    <w:lvl w:ilvl="3">
-      <w:start w:val="1"/>
-      <w:numFmt w:val="decimal"/>
-      <w:lvlText w:val="%1.%2.%3.%4"/>
-      <w:lvlJc w:val="left"/>
-      <w:pPr>
-        <w:tabs>
-          <w:tab w:val="num" w:pos="851"/>
-        </w:tabs>
-        <w:ind w:left="851" w:hanging="851"/>
-      </w:pPr>
-      <w:rPr>
-        <w:rFonts w:hint="default"/>
-      </w:rPr>
-    </w:lvl>
-    <w:lvl w:ilvl="4">
-      <w:start w:val="1"/>
-      <w:numFmt w:val="none"/>
-      <w:lvlText w:val=""/>
-      <w:lvlJc w:val="left"/>
-      <w:pPr>
-        <w:ind w:left="851" w:hanging="851"/>
-      </w:pPr>
-      <w:rPr>
-        <w:rFonts w:hint="default"/>
-      </w:rPr>
-    </w:lvl>
-    <w:lvl w:ilvl="5">
-      <w:start w:val="1"/>
-      <w:numFmt w:val="none"/>
-      <w:lvlText w:val=""/>
-      <w:lvlJc w:val="left"/>
-      <w:pPr>
-        <w:ind w:left="851" w:hanging="851"/>
-      </w:pPr>
-      <w:rPr>
-        <w:rFonts w:hint="default"/>
-      </w:rPr>
-    </w:lvl>
-    <w:lvl w:ilvl="6">
-      <w:start w:val="1"/>
-      <w:numFmt w:val="none"/>
-      <w:lvlText w:val=""/>
-      <w:lvlJc w:val="left"/>
-      <w:pPr>
-        <w:ind w:left="851" w:hanging="851"/>
-      </w:pPr>
-      <w:rPr>
-        <w:rFonts w:hint="default"/>
-      </w:rPr>
-    </w:lvl>
-    <w:lvl w:ilvl="7">
-      <w:start w:val="1"/>
-      <w:numFmt w:val="none"/>
-      <w:lvlText w:val=""/>
-      <w:lvlJc w:val="left"/>
-      <w:pPr>
-        <w:ind w:left="851" w:hanging="851"/>
-      </w:pPr>
-      <w:rPr>
-        <w:rFonts w:hint="default"/>
-      </w:rPr>
-    </w:lvl>
-    <w:lvl w:ilvl="8">
-      <w:start w:val="1"/>
-      <w:numFmt w:val="none"/>
-      <w:lvlText w:val=""/>
-      <w:lvlJc w:val="left"/>
-      <w:pPr>
-        <w:ind w:left="851" w:hanging="851"/>
-      </w:pPr>
-      <w:rPr>
-        <w:rFonts w:hint="default"/>
-      </w:rPr>
-    </w:lvl>
-  </w:abstractNum>
-  <w:abstractNum w:abstractNumId="31" w15:restartNumberingAfterBreak="0">
+  <w:abstractNum w:abstractNumId="14" w15:restartNumberingAfterBreak="0">
     <w:nsid w:val="7E0F6467"/>
     <w:multiLevelType w:val="hybridMultilevel"/>
     <w:tmpl w:val="28DCCFA6"/>
@@ -11541,84 +11198,34 @@
     </w:lvl>
   </w:abstractNum>
   <w:num w:numId="1" w16cid:durableId="125245523">
+    <w:abstractNumId w:val="5"/>
+  </w:num>
+  <w:num w:numId="2" w16cid:durableId="1537818382">
+    <w:abstractNumId w:val="9"/>
+  </w:num>
+  <w:num w:numId="3" w16cid:durableId="295793777">
+    <w:abstractNumId w:val="6"/>
+  </w:num>
+  <w:num w:numId="4" w16cid:durableId="1325204356">
+    <w:abstractNumId w:val="4"/>
+  </w:num>
+  <w:num w:numId="5" w16cid:durableId="71053037">
+    <w:abstractNumId w:val="3"/>
+  </w:num>
+  <w:num w:numId="6" w16cid:durableId="1293824745">
+    <w:abstractNumId w:val="2"/>
+  </w:num>
+  <w:num w:numId="7" w16cid:durableId="1185242950">
+    <w:abstractNumId w:val="1"/>
+  </w:num>
+  <w:num w:numId="8" w16cid:durableId="1606032260">
+    <w:abstractNumId w:val="0"/>
+  </w:num>
+  <w:num w:numId="9" w16cid:durableId="303580500">
     <w:abstractNumId w:val="12"/>
   </w:num>
-  <w:num w:numId="2" w16cid:durableId="401222200">
-    <w:abstractNumId w:val="21"/>
-    <w:lvlOverride w:ilvl="1">
-      <w:lvl w:ilvl="1">
-        <w:start w:val="1"/>
-        <w:numFmt w:val="decimal"/>
-        <w:lvlText w:val="%1.%2"/>
-        <w:lvlJc w:val="left"/>
-        <w:pPr>
-          <w:tabs>
-            <w:tab w:val="num" w:pos="851"/>
-          </w:tabs>
-          <w:ind w:left="851" w:hanging="851"/>
-        </w:pPr>
-        <w:rPr>
-          <w:rFonts w:hint="default"/>
-        </w:rPr>
-      </w:lvl>
-    </w:lvlOverride>
-  </w:num>
-  <w:num w:numId="3" w16cid:durableId="1537818382">
-    <w:abstractNumId w:val="21"/>
-  </w:num>
-  <w:num w:numId="4" w16cid:durableId="295793777">
-    <w:abstractNumId w:val="17"/>
-  </w:num>
-  <w:num w:numId="5" w16cid:durableId="1325204356">
-    <w:abstractNumId w:val="9"/>
-  </w:num>
-  <w:num w:numId="6" w16cid:durableId="71053037">
-    <w:abstractNumId w:val="7"/>
-  </w:num>
-  <w:num w:numId="7" w16cid:durableId="1293824745">
-    <w:abstractNumId w:val="6"/>
-  </w:num>
-  <w:num w:numId="8" w16cid:durableId="1185242950">
-    <w:abstractNumId w:val="5"/>
-  </w:num>
-  <w:num w:numId="9" w16cid:durableId="1606032260">
-    <w:abstractNumId w:val="4"/>
-  </w:num>
-  <w:num w:numId="10" w16cid:durableId="303580500">
-    <w:abstractNumId w:val="25"/>
-  </w:num>
-  <w:num w:numId="11" w16cid:durableId="2117407843">
-    <w:abstractNumId w:val="28"/>
-  </w:num>
-  <w:num w:numId="12" w16cid:durableId="211313003">
-    <w:abstractNumId w:val="16"/>
-  </w:num>
-  <w:num w:numId="13" w16cid:durableId="1847402926">
-    <w:abstractNumId w:val="14"/>
-  </w:num>
-  <w:num w:numId="14" w16cid:durableId="1219853395">
-    <w:abstractNumId w:val="11"/>
-  </w:num>
-  <w:num w:numId="15" w16cid:durableId="1597903488">
-    <w:abstractNumId w:val="20"/>
-  </w:num>
-  <w:num w:numId="16" w16cid:durableId="196161307">
-    <w:abstractNumId w:val="8"/>
-  </w:num>
-  <w:num w:numId="17" w16cid:durableId="1108887257">
-    <w:abstractNumId w:val="3"/>
-  </w:num>
-  <w:num w:numId="18" w16cid:durableId="168757894">
-    <w:abstractNumId w:val="2"/>
-  </w:num>
-  <w:num w:numId="19" w16cid:durableId="1675497150">
-    <w:abstractNumId w:val="1"/>
-  </w:num>
-  <w:num w:numId="20" w16cid:durableId="2074350334">
-    <w:abstractNumId w:val="0"/>
-  </w:num>
-  <w:num w:numId="21" w16cid:durableId="1971130226">
-    <w:abstractNumId w:val="26"/>
+  <w:num w:numId="10" w16cid:durableId="1971130226">
+    <w:abstractNumId w:val="13"/>
     <w:lvlOverride w:ilvl="0">
       <w:lvl w:ilvl="0">
         <w:start w:val="1"/>
@@ -11758,346 +11365,22 @@
       </w:lvl>
     </w:lvlOverride>
   </w:num>
-  <w:num w:numId="22" w16cid:durableId="931822061">
-    <w:abstractNumId w:val="18"/>
+  <w:num w:numId="11" w16cid:durableId="931822061">
+    <w:abstractNumId w:val="7"/>
   </w:num>
-  <w:num w:numId="23" w16cid:durableId="940800493">
-    <w:abstractNumId w:val="23"/>
+  <w:num w:numId="12" w16cid:durableId="940800493">
+    <w:abstractNumId w:val="11"/>
   </w:num>
-  <w:num w:numId="24" w16cid:durableId="166556846">
-    <w:abstractNumId w:val="22"/>
-  </w:num>
-  <w:num w:numId="25" w16cid:durableId="1663124491">
+  <w:num w:numId="13" w16cid:durableId="166556846">
     <w:abstractNumId w:val="10"/>
   </w:num>
-  <w:num w:numId="26" w16cid:durableId="434635826">
-    <w:abstractNumId w:val="15"/>
+  <w:num w:numId="14" w16cid:durableId="1565678887">
+    <w:abstractNumId w:val="14"/>
   </w:num>
-  <w:num w:numId="27" w16cid:durableId="1565678887">
-    <w:abstractNumId w:val="31"/>
+  <w:num w:numId="15" w16cid:durableId="1078018837">
+    <w:abstractNumId w:val="8"/>
   </w:num>
-  <w:num w:numId="28" w16cid:durableId="1252743165">
-    <w:abstractNumId w:val="30"/>
-  </w:num>
-  <w:num w:numId="29" w16cid:durableId="657459454">
-    <w:abstractNumId w:val="24"/>
-  </w:num>
-  <w:num w:numId="30" w16cid:durableId="232350749">
-    <w:abstractNumId w:val="21"/>
-    <w:lvlOverride w:ilvl="0">
-      <w:startOverride w:val="1"/>
-    </w:lvlOverride>
-    <w:lvlOverride w:ilvl="1">
-      <w:startOverride w:val="1"/>
-    </w:lvlOverride>
-    <w:lvlOverride w:ilvl="2">
-      <w:startOverride w:val="1"/>
-    </w:lvlOverride>
-    <w:lvlOverride w:ilvl="3">
-      <w:startOverride w:val="1"/>
-    </w:lvlOverride>
-    <w:lvlOverride w:ilvl="4">
-      <w:startOverride w:val="1"/>
-    </w:lvlOverride>
-    <w:lvlOverride w:ilvl="5">
-      <w:startOverride w:val="1"/>
-    </w:lvlOverride>
-    <w:lvlOverride w:ilvl="6">
-      <w:startOverride w:val="1"/>
-    </w:lvlOverride>
-    <w:lvlOverride w:ilvl="7">
-      <w:startOverride w:val="1"/>
-    </w:lvlOverride>
-    <w:lvlOverride w:ilvl="8">
-      <w:startOverride w:val="1"/>
-    </w:lvlOverride>
-  </w:num>
-  <w:num w:numId="31" w16cid:durableId="420681558">
-    <w:abstractNumId w:val="21"/>
-    <w:lvlOverride w:ilvl="0">
-      <w:startOverride w:val="1"/>
-    </w:lvlOverride>
-    <w:lvlOverride w:ilvl="1">
-      <w:startOverride w:val="1"/>
-    </w:lvlOverride>
-    <w:lvlOverride w:ilvl="2">
-      <w:startOverride w:val="1"/>
-    </w:lvlOverride>
-    <w:lvlOverride w:ilvl="3">
-      <w:startOverride w:val="1"/>
-    </w:lvlOverride>
-    <w:lvlOverride w:ilvl="4">
-      <w:startOverride w:val="1"/>
-    </w:lvlOverride>
-    <w:lvlOverride w:ilvl="5">
-      <w:startOverride w:val="1"/>
-    </w:lvlOverride>
-    <w:lvlOverride w:ilvl="6">
-      <w:startOverride w:val="1"/>
-    </w:lvlOverride>
-    <w:lvlOverride w:ilvl="7">
-      <w:startOverride w:val="1"/>
-    </w:lvlOverride>
-    <w:lvlOverride w:ilvl="8">
-      <w:startOverride w:val="1"/>
-    </w:lvlOverride>
-  </w:num>
-  <w:num w:numId="32" w16cid:durableId="657271470">
-    <w:abstractNumId w:val="21"/>
-    <w:lvlOverride w:ilvl="0">
-      <w:startOverride w:val="1"/>
-    </w:lvlOverride>
-    <w:lvlOverride w:ilvl="1">
-      <w:startOverride w:val="1"/>
-    </w:lvlOverride>
-    <w:lvlOverride w:ilvl="2">
-      <w:startOverride w:val="1"/>
-    </w:lvlOverride>
-    <w:lvlOverride w:ilvl="3">
-      <w:startOverride w:val="1"/>
-    </w:lvlOverride>
-    <w:lvlOverride w:ilvl="4">
-      <w:startOverride w:val="1"/>
-    </w:lvlOverride>
-    <w:lvlOverride w:ilvl="5">
-      <w:startOverride w:val="1"/>
-    </w:lvlOverride>
-    <w:lvlOverride w:ilvl="6">
-      <w:startOverride w:val="1"/>
-    </w:lvlOverride>
-    <w:lvlOverride w:ilvl="7">
-      <w:startOverride w:val="1"/>
-    </w:lvlOverride>
-    <w:lvlOverride w:ilvl="8">
-      <w:startOverride w:val="1"/>
-    </w:lvlOverride>
-  </w:num>
-  <w:num w:numId="33" w16cid:durableId="1290890365">
-    <w:abstractNumId w:val="21"/>
-    <w:lvlOverride w:ilvl="0">
-      <w:startOverride w:val="1"/>
-    </w:lvlOverride>
-    <w:lvlOverride w:ilvl="1">
-      <w:startOverride w:val="1"/>
-    </w:lvlOverride>
-    <w:lvlOverride w:ilvl="2">
-      <w:startOverride w:val="1"/>
-    </w:lvlOverride>
-    <w:lvlOverride w:ilvl="3">
-      <w:startOverride w:val="1"/>
-    </w:lvlOverride>
-    <w:lvlOverride w:ilvl="4">
-      <w:startOverride w:val="1"/>
-    </w:lvlOverride>
-    <w:lvlOverride w:ilvl="5">
-      <w:startOverride w:val="1"/>
-    </w:lvlOverride>
-    <w:lvlOverride w:ilvl="6">
-      <w:startOverride w:val="1"/>
-    </w:lvlOverride>
-    <w:lvlOverride w:ilvl="7">
-      <w:startOverride w:val="1"/>
-    </w:lvlOverride>
-    <w:lvlOverride w:ilvl="8">
-      <w:startOverride w:val="1"/>
-    </w:lvlOverride>
-  </w:num>
-  <w:num w:numId="34" w16cid:durableId="1282999218">
-    <w:abstractNumId w:val="21"/>
-    <w:lvlOverride w:ilvl="0">
-      <w:startOverride w:val="1"/>
-    </w:lvlOverride>
-    <w:lvlOverride w:ilvl="1">
-      <w:startOverride w:val="1"/>
-    </w:lvlOverride>
-    <w:lvlOverride w:ilvl="2">
-      <w:startOverride w:val="1"/>
-    </w:lvlOverride>
-    <w:lvlOverride w:ilvl="3">
-      <w:startOverride w:val="1"/>
-    </w:lvlOverride>
-    <w:lvlOverride w:ilvl="4">
-      <w:startOverride w:val="1"/>
-    </w:lvlOverride>
-    <w:lvlOverride w:ilvl="5">
-      <w:startOverride w:val="1"/>
-    </w:lvlOverride>
-    <w:lvlOverride w:ilvl="6">
-      <w:startOverride w:val="1"/>
-    </w:lvlOverride>
-    <w:lvlOverride w:ilvl="7">
-      <w:startOverride w:val="1"/>
-    </w:lvlOverride>
-    <w:lvlOverride w:ilvl="8">
-      <w:startOverride w:val="1"/>
-    </w:lvlOverride>
-  </w:num>
-  <w:num w:numId="35" w16cid:durableId="1882932256">
-    <w:abstractNumId w:val="21"/>
-    <w:lvlOverride w:ilvl="0">
-      <w:startOverride w:val="1"/>
-    </w:lvlOverride>
-    <w:lvlOverride w:ilvl="1">
-      <w:startOverride w:val="1"/>
-    </w:lvlOverride>
-    <w:lvlOverride w:ilvl="2">
-      <w:startOverride w:val="1"/>
-    </w:lvlOverride>
-    <w:lvlOverride w:ilvl="3">
-      <w:startOverride w:val="1"/>
-    </w:lvlOverride>
-    <w:lvlOverride w:ilvl="4">
-      <w:startOverride w:val="1"/>
-    </w:lvlOverride>
-    <w:lvlOverride w:ilvl="5">
-      <w:startOverride w:val="1"/>
-    </w:lvlOverride>
-    <w:lvlOverride w:ilvl="6">
-      <w:startOverride w:val="1"/>
-    </w:lvlOverride>
-    <w:lvlOverride w:ilvl="7">
-      <w:startOverride w:val="1"/>
-    </w:lvlOverride>
-    <w:lvlOverride w:ilvl="8">
-      <w:startOverride w:val="1"/>
-    </w:lvlOverride>
-  </w:num>
-  <w:num w:numId="36" w16cid:durableId="569998609">
-    <w:abstractNumId w:val="21"/>
-    <w:lvlOverride w:ilvl="0">
-      <w:startOverride w:val="1"/>
-    </w:lvlOverride>
-    <w:lvlOverride w:ilvl="1">
-      <w:startOverride w:val="1"/>
-    </w:lvlOverride>
-    <w:lvlOverride w:ilvl="2">
-      <w:startOverride w:val="1"/>
-    </w:lvlOverride>
-    <w:lvlOverride w:ilvl="3">
-      <w:startOverride w:val="1"/>
-    </w:lvlOverride>
-    <w:lvlOverride w:ilvl="4">
-      <w:startOverride w:val="1"/>
-    </w:lvlOverride>
-    <w:lvlOverride w:ilvl="5">
-      <w:startOverride w:val="1"/>
-    </w:lvlOverride>
-    <w:lvlOverride w:ilvl="6">
-      <w:startOverride w:val="1"/>
-    </w:lvlOverride>
-    <w:lvlOverride w:ilvl="7">
-      <w:startOverride w:val="1"/>
-    </w:lvlOverride>
-    <w:lvlOverride w:ilvl="8">
-      <w:startOverride w:val="1"/>
-    </w:lvlOverride>
-  </w:num>
-  <w:num w:numId="37" w16cid:durableId="895315854">
-    <w:abstractNumId w:val="21"/>
-    <w:lvlOverride w:ilvl="0">
-      <w:startOverride w:val="1"/>
-    </w:lvlOverride>
-    <w:lvlOverride w:ilvl="1">
-      <w:startOverride w:val="1"/>
-    </w:lvlOverride>
-    <w:lvlOverride w:ilvl="2">
-      <w:startOverride w:val="1"/>
-    </w:lvlOverride>
-    <w:lvlOverride w:ilvl="3">
-      <w:startOverride w:val="1"/>
-    </w:lvlOverride>
-    <w:lvlOverride w:ilvl="4">
-      <w:startOverride w:val="1"/>
-    </w:lvlOverride>
-    <w:lvlOverride w:ilvl="5">
-      <w:startOverride w:val="1"/>
-    </w:lvlOverride>
-    <w:lvlOverride w:ilvl="6">
-      <w:startOverride w:val="1"/>
-    </w:lvlOverride>
-    <w:lvlOverride w:ilvl="7">
-      <w:startOverride w:val="1"/>
-    </w:lvlOverride>
-    <w:lvlOverride w:ilvl="8">
-      <w:startOverride w:val="1"/>
-    </w:lvlOverride>
-  </w:num>
-  <w:num w:numId="38" w16cid:durableId="1527326013">
-    <w:abstractNumId w:val="21"/>
-    <w:lvlOverride w:ilvl="0">
-      <w:startOverride w:val="1"/>
-    </w:lvlOverride>
-    <w:lvlOverride w:ilvl="1">
-      <w:startOverride w:val="1"/>
-    </w:lvlOverride>
-    <w:lvlOverride w:ilvl="2">
-      <w:startOverride w:val="1"/>
-    </w:lvlOverride>
-    <w:lvlOverride w:ilvl="3">
-      <w:startOverride w:val="1"/>
-    </w:lvlOverride>
-    <w:lvlOverride w:ilvl="4">
-      <w:startOverride w:val="1"/>
-    </w:lvlOverride>
-    <w:lvlOverride w:ilvl="5">
-      <w:startOverride w:val="1"/>
-    </w:lvlOverride>
-    <w:lvlOverride w:ilvl="6">
-      <w:startOverride w:val="1"/>
-    </w:lvlOverride>
-    <w:lvlOverride w:ilvl="7">
-      <w:startOverride w:val="1"/>
-    </w:lvlOverride>
-    <w:lvlOverride w:ilvl="8">
-      <w:startOverride w:val="1"/>
-    </w:lvlOverride>
-  </w:num>
-  <w:num w:numId="39" w16cid:durableId="815186">
-    <w:abstractNumId w:val="27"/>
-  </w:num>
-  <w:num w:numId="40" w16cid:durableId="1078018837">
-    <w:abstractNumId w:val="19"/>
-  </w:num>
-  <w:num w:numId="41" w16cid:durableId="116412738">
-    <w:abstractNumId w:val="31"/>
-  </w:num>
-  <w:num w:numId="42" w16cid:durableId="242640974">
-    <w:abstractNumId w:val="31"/>
-  </w:num>
-  <w:num w:numId="43" w16cid:durableId="1291012868">
-    <w:abstractNumId w:val="13"/>
-  </w:num>
-  <w:num w:numId="44" w16cid:durableId="1516116185">
-    <w:abstractNumId w:val="31"/>
-  </w:num>
-  <w:num w:numId="45" w16cid:durableId="1132404361">
-    <w:abstractNumId w:val="31"/>
-  </w:num>
-  <w:num w:numId="46" w16cid:durableId="1673490112">
-    <w:abstractNumId w:val="31"/>
-  </w:num>
-  <w:num w:numId="47" w16cid:durableId="5328911">
-    <w:abstractNumId w:val="31"/>
-  </w:num>
-  <w:num w:numId="48" w16cid:durableId="819612127">
-    <w:abstractNumId w:val="31"/>
-  </w:num>
-  <w:num w:numId="49" w16cid:durableId="1626961621">
-    <w:abstractNumId w:val="31"/>
-  </w:num>
-  <w:num w:numId="50" w16cid:durableId="286930469">
-    <w:abstractNumId w:val="29"/>
-  </w:num>
-  <w:num w:numId="51" w16cid:durableId="1778868747">
-    <w:abstractNumId w:val="31"/>
-  </w:num>
-  <w:num w:numId="52" w16cid:durableId="994913866">
-    <w:abstractNumId w:val="31"/>
-  </w:num>
-  <w:num w:numId="53" w16cid:durableId="1577939067">
-    <w:abstractNumId w:val="31"/>
-  </w:num>
-  <w:numIdMacAtCleanup w:val="14"/>
+  <w:numIdMacAtCleanup w:val="15"/>
 </w:numbering>
 </file>
 
@@ -12568,7 +11851,7 @@
       <w:keepNext/>
       <w:keepLines/>
       <w:numPr>
-        <w:numId w:val="27"/>
+        <w:numId w:val="14"/>
       </w:numPr>
       <w:spacing w:before="240" w:after="120" w:line="360" w:lineRule="auto"/>
       <w:jc w:val="left"/>
@@ -12723,6 +12006,7 @@
   <w:style w:type="character" w:default="1" w:styleId="Standardnpsmoodstavce">
     <w:name w:val="Default Paragraph Font"/>
     <w:uiPriority w:val="1"/>
+    <w:semiHidden/>
     <w:unhideWhenUsed/>
   </w:style>
   <w:style w:type="table" w:default="1" w:styleId="Normlntabulka">
@@ -13252,7 +12536,7 @@
     <w:rsid w:val="00F96D91"/>
     <w:pPr>
       <w:numPr>
-        <w:numId w:val="3"/>
+        <w:numId w:val="2"/>
       </w:numPr>
     </w:pPr>
   </w:style>
@@ -13262,7 +12546,7 @@
     <w:rsid w:val="003C161E"/>
     <w:pPr>
       <w:numPr>
-        <w:numId w:val="4"/>
+        <w:numId w:val="3"/>
       </w:numPr>
     </w:pPr>
   </w:style>
@@ -13274,7 +12558,7 @@
     <w:rsid w:val="00F17E61"/>
     <w:pPr>
       <w:numPr>
-        <w:numId w:val="5"/>
+        <w:numId w:val="4"/>
       </w:numPr>
       <w:tabs>
         <w:tab w:val="clear" w:pos="360"/>
@@ -13293,7 +12577,7 @@
     <w:rsid w:val="00F17E61"/>
     <w:pPr>
       <w:numPr>
-        <w:numId w:val="6"/>
+        <w:numId w:val="5"/>
       </w:numPr>
       <w:tabs>
         <w:tab w:val="clear" w:pos="643"/>
@@ -13312,7 +12596,7 @@
     <w:rsid w:val="00F17E61"/>
     <w:pPr>
       <w:numPr>
-        <w:numId w:val="7"/>
+        <w:numId w:val="6"/>
       </w:numPr>
       <w:tabs>
         <w:tab w:val="clear" w:pos="926"/>
@@ -13331,7 +12615,7 @@
     <w:rsid w:val="00F17E61"/>
     <w:pPr>
       <w:numPr>
-        <w:numId w:val="8"/>
+        <w:numId w:val="7"/>
       </w:numPr>
       <w:tabs>
         <w:tab w:val="clear" w:pos="1209"/>
@@ -13349,7 +12633,7 @@
     <w:rsid w:val="00626A22"/>
     <w:pPr>
       <w:numPr>
-        <w:numId w:val="9"/>
+        <w:numId w:val="8"/>
       </w:numPr>
       <w:tabs>
         <w:tab w:val="clear" w:pos="1492"/>
@@ -13365,7 +12649,7 @@
     <w:rsid w:val="003C161E"/>
     <w:pPr>
       <w:numPr>
-        <w:numId w:val="10"/>
+        <w:numId w:val="9"/>
       </w:numPr>
     </w:pPr>
   </w:style>
@@ -13518,7 +12802,7 @@
   </w:font>
   <w:font w:name="Cambria">
     <w:panose1 w:val="02040503050406030204"/>
-    <w:charset w:val="00"/>
+    <w:charset w:val="EE"/>
     <w:family w:val="roman"/>
     <w:pitch w:val="variable"/>
     <w:sig w:usb0="E00006FF" w:usb1="420024FF" w:usb2="02000000" w:usb3="00000000" w:csb0="0000019F" w:csb1="00000000"/>
@@ -13582,6 +12866,7 @@
     <w:rsid w:val="002A0C64"/>
     <w:rsid w:val="004C4CEF"/>
     <w:rsid w:val="00523D30"/>
+    <w:rsid w:val="00641896"/>
     <w:rsid w:val="00683831"/>
     <w:rsid w:val="00712151"/>
     <w:rsid w:val="007D231B"/>
@@ -13600,6 +12885,7 @@
     <w:rsid w:val="00CF1F40"/>
     <w:rsid w:val="00D92286"/>
     <w:rsid w:val="00DE72B3"/>
+    <w:rsid w:val="00E6250F"/>
     <w:rsid w:val="00F43151"/>
   </w:rsids>
   <m:mathPr>
